--- a/Manual/TKGTestROMManual.docx
+++ b/Manual/TKGTestROMManual.docx
@@ -11,7 +11,11 @@
       </w:pPr>
       <w:r>
         <w:rPr/>
-        <w:t>TKG Test ROM</w:t>
+        <w:t xml:space="preserve">TKG Test ROM </w:t>
+      </w:r>
+      <w:r>
+        <w:rPr/>
+        <w:t>Manual</w:t>
       </w:r>
     </w:p>
     <w:p>
@@ -28,7 +32,21 @@
           <w:i/>
           <w:iCs/>
         </w:rPr>
-        <w:t>Last revised: 23 August 2026</w:t>
+        <w:t>Last revised: 2</w:t>
+      </w:r>
+      <w:r>
+        <w:rPr>
+          <w:i/>
+          <w:iCs/>
+        </w:rPr>
+        <w:t>7</w:t>
+      </w:r>
+      <w:r>
+        <w:rPr>
+          <w:i/>
+          <w:iCs/>
+        </w:rPr>
+        <w:t xml:space="preserve"> August 2026</w:t>
       </w:r>
     </w:p>
     <w:p>
@@ -80,6 +98,52 @@
           <w:i/>
           <w:iCs/>
         </w:rPr>
+        <w:drawing>
+          <wp:anchor distT="0" distB="0" distL="0" distR="0" simplePos="0" relativeHeight="3" behindDoc="0" locked="0" layoutInCell="0" allowOverlap="1">
+            <wp:simplePos x="0" y="0"/>
+            <wp:positionH relativeFrom="column">
+              <wp:align>center</wp:align>
+            </wp:positionH>
+            <wp:positionV relativeFrom="paragraph">
+              <wp:posOffset>635</wp:posOffset>
+            </wp:positionV>
+            <wp:extent cx="5880100" cy="6862445"/>
+            <wp:effectExtent l="0" t="0" r="0" b="0"/>
+            <wp:wrapSquare wrapText="largest"/>
+            <wp:docPr id="1" name="Image2"/>
+            <wp:cNvGraphicFramePr>
+              <a:graphicFrameLocks xmlns:a="http://schemas.openxmlformats.org/drawingml/2006/main" noChangeAspect="1"/>
+            </wp:cNvGraphicFramePr>
+            <a:graphic xmlns:a="http://schemas.openxmlformats.org/drawingml/2006/main">
+              <a:graphicData uri="http://schemas.openxmlformats.org/drawingml/2006/picture">
+                <pic:pic xmlns:pic="http://schemas.openxmlformats.org/drawingml/2006/picture">
+                  <pic:nvPicPr>
+                    <pic:cNvPr id="1" name="Image2"/>
+                    <pic:cNvPicPr>
+                      <a:picLocks noChangeAspect="1" noChangeArrowheads="1"/>
+                    </pic:cNvPicPr>
+                  </pic:nvPicPr>
+                  <pic:blipFill>
+                    <a:blip r:embed="rId2"/>
+                    <a:stretch>
+                      <a:fillRect/>
+                    </a:stretch>
+                  </pic:blipFill>
+                  <pic:spPr bwMode="auto">
+                    <a:xfrm>
+                      <a:off x="0" y="0"/>
+                      <a:ext cx="5880100" cy="6862445"/>
+                    </a:xfrm>
+                    <a:prstGeom prst="rect">
+                      <a:avLst/>
+                    </a:prstGeom>
+                    <a:noFill/>
+                  </pic:spPr>
+                </pic:pic>
+              </a:graphicData>
+            </a:graphic>
+          </wp:anchor>
+        </w:drawing>
       </w:r>
     </w:p>
     <w:sdt>
@@ -93,8 +157,6 @@
         <w:p>
           <w:pPr>
             <w:pStyle w:val="TOCHeading"/>
-            <w:bidi w:val="0"/>
-            <w:jc w:val="start"/>
             <w:rPr/>
           </w:pPr>
           <w:r>
@@ -112,8 +174,6 @@
               <w:tab w:val="clear" w:pos="9972"/>
               <w:tab w:val="right" w:pos="9971" w:leader="dot"/>
             </w:tabs>
-            <w:bidi w:val="0"/>
-            <w:jc w:val="start"/>
             <w:rPr/>
           </w:pPr>
           <w:r>
@@ -146,11 +206,29 @@
           <w:pPr>
             <w:pStyle w:val="TOC2"/>
             <w:tabs>
-              <w:tab w:val="clear" w:pos="9689"/>
+              <w:tab w:val="clear" w:pos="9972"/>
               <w:tab w:val="right" w:pos="9971" w:leader="dot"/>
             </w:tabs>
-            <w:bidi w:val="0"/>
-            <w:jc w:val="start"/>
+            <w:rPr/>
+          </w:pPr>
+          <w:hyperlink w:anchor="__RefHeading___Toc213_1351480008_Copy_1" w:tooltip="Requirements">
+            <w:r>
+              <w:rPr>
+                <w:rStyle w:val="IndexLink"/>
+              </w:rPr>
+              <w:t>Requirements</w:t>
+              <w:tab/>
+              <w:t>3</w:t>
+            </w:r>
+          </w:hyperlink>
+        </w:p>
+        <w:p>
+          <w:pPr>
+            <w:pStyle w:val="TOC2"/>
+            <w:tabs>
+              <w:tab w:val="clear" w:pos="9972"/>
+              <w:tab w:val="right" w:pos="9971" w:leader="dot"/>
+            </w:tabs>
             <w:rPr/>
           </w:pPr>
           <w:hyperlink w:anchor="__RefHeading___Toc806_1351480008" w:tooltip="Compatible Hardware">
@@ -168,11 +246,9 @@
           <w:pPr>
             <w:pStyle w:val="TOC2"/>
             <w:tabs>
-              <w:tab w:val="clear" w:pos="9689"/>
+              <w:tab w:val="clear" w:pos="9972"/>
               <w:tab w:val="right" w:pos="9971" w:leader="dot"/>
             </w:tabs>
-            <w:bidi w:val="0"/>
-            <w:jc w:val="start"/>
             <w:rPr/>
           </w:pPr>
           <w:hyperlink w:anchor="__RefHeading___Toc211_1351480008" w:tooltip="Using the Test ROM">
@@ -181,28 +257,6 @@
                 <w:rStyle w:val="IndexLink"/>
               </w:rPr>
               <w:t>Using the Test ROM</w:t>
-              <w:tab/>
-              <w:t>3</w:t>
-            </w:r>
-          </w:hyperlink>
-        </w:p>
-        <w:p>
-          <w:pPr>
-            <w:pStyle w:val="TOC2"/>
-            <w:tabs>
-              <w:tab w:val="clear" w:pos="9689"/>
-              <w:tab w:val="right" w:pos="9971" w:leader="dot"/>
-            </w:tabs>
-            <w:bidi w:val="0"/>
-            <w:jc w:val="start"/>
-            <w:rPr/>
-          </w:pPr>
-          <w:hyperlink w:anchor="__RefHeading___Toc213_1351480008" w:tooltip="Expectations">
-            <w:r>
-              <w:rPr>
-                <w:rStyle w:val="IndexLink"/>
-              </w:rPr>
-              <w:t>Expectations</w:t>
               <w:tab/>
               <w:t>3</w:t>
             </w:r>
@@ -215,8 +269,6 @@
               <w:tab w:val="clear" w:pos="9972"/>
               <w:tab w:val="right" w:pos="9971" w:leader="dot"/>
             </w:tabs>
-            <w:bidi w:val="0"/>
-            <w:jc w:val="start"/>
             <w:rPr/>
           </w:pPr>
           <w:hyperlink w:anchor="__RefHeading___Toc215_1351480008" w:tooltip="Chapter 2: Startup Tests">
@@ -226,7 +278,7 @@
               </w:rPr>
               <w:t>Chapter 2: Startup Tests</w:t>
               <w:tab/>
-              <w:t>3</w:t>
+              <w:t>5</w:t>
             </w:r>
           </w:hyperlink>
         </w:p>
@@ -234,11 +286,9 @@
           <w:pPr>
             <w:pStyle w:val="TOC2"/>
             <w:tabs>
-              <w:tab w:val="clear" w:pos="9689"/>
+              <w:tab w:val="clear" w:pos="9972"/>
               <w:tab w:val="right" w:pos="9971" w:leader="dot"/>
             </w:tabs>
-            <w:bidi w:val="0"/>
-            <w:jc w:val="start"/>
             <w:rPr/>
           </w:pPr>
           <w:hyperlink w:anchor="__RefHeading___Toc217_1351480008" w:tooltip="RAM Tests">
@@ -248,7 +298,7 @@
               </w:rPr>
               <w:t>RAM Tests</w:t>
               <w:tab/>
-              <w:t>3</w:t>
+              <w:t>5</w:t>
             </w:r>
           </w:hyperlink>
         </w:p>
@@ -256,11 +306,9 @@
           <w:pPr>
             <w:pStyle w:val="TOC3"/>
             <w:tabs>
-              <w:tab w:val="clear" w:pos="9405"/>
+              <w:tab w:val="clear" w:pos="9972"/>
               <w:tab w:val="right" w:pos="9971" w:leader="dot"/>
             </w:tabs>
-            <w:bidi w:val="0"/>
-            <w:jc w:val="start"/>
             <w:rPr/>
           </w:pPr>
           <w:hyperlink w:anchor="__RefHeading___Toc808_1351480008" w:tooltip="RAM Tests">
@@ -270,7 +318,7 @@
               </w:rPr>
               <w:t>RAM Tests</w:t>
               <w:tab/>
-              <w:t>3</w:t>
+              <w:t>5</w:t>
             </w:r>
           </w:hyperlink>
         </w:p>
@@ -278,11 +326,9 @@
           <w:pPr>
             <w:pStyle w:val="TOC3"/>
             <w:tabs>
-              <w:tab w:val="clear" w:pos="9405"/>
+              <w:tab w:val="clear" w:pos="9972"/>
               <w:tab w:val="right" w:pos="9971" w:leader="dot"/>
             </w:tabs>
-            <w:bidi w:val="0"/>
-            <w:jc w:val="start"/>
             <w:rPr/>
           </w:pPr>
           <w:hyperlink w:anchor="__RefHeading___Toc810_1351480008" w:tooltip="RAM Bank Test">
@@ -292,7 +338,7 @@
               </w:rPr>
               <w:t>RAM Bank Test</w:t>
               <w:tab/>
-              <w:t>3</w:t>
+              <w:t>5</w:t>
             </w:r>
           </w:hyperlink>
         </w:p>
@@ -300,11 +346,9 @@
           <w:pPr>
             <w:pStyle w:val="TOC3"/>
             <w:tabs>
-              <w:tab w:val="clear" w:pos="9405"/>
+              <w:tab w:val="clear" w:pos="9972"/>
               <w:tab w:val="right" w:pos="9971" w:leader="dot"/>
             </w:tabs>
-            <w:bidi w:val="0"/>
-            <w:jc w:val="start"/>
             <w:rPr/>
           </w:pPr>
           <w:hyperlink w:anchor="__RefHeading___Toc812_1351480008" w:tooltip="TRS2 and TKG2 RAM Locations">
@@ -314,7 +358,7 @@
               </w:rPr>
               <w:t>TRS2 and TKG2 RAM Locations</w:t>
               <w:tab/>
-              <w:t>3</w:t>
+              <w:t>5</w:t>
             </w:r>
           </w:hyperlink>
         </w:p>
@@ -322,11 +366,9 @@
           <w:pPr>
             <w:pStyle w:val="TOC3"/>
             <w:tabs>
-              <w:tab w:val="clear" w:pos="9405"/>
+              <w:tab w:val="clear" w:pos="9972"/>
               <w:tab w:val="right" w:pos="9971" w:leader="dot"/>
             </w:tabs>
-            <w:bidi w:val="0"/>
-            <w:jc w:val="start"/>
             <w:rPr/>
           </w:pPr>
           <w:hyperlink w:anchor="__RefHeading___Toc814_1351480008" w:tooltip="TKG3 RAM Locations">
@@ -336,7 +378,7 @@
               </w:rPr>
               <w:t>TKG3 RAM Locations</w:t>
               <w:tab/>
-              <w:t>3</w:t>
+              <w:t>5</w:t>
             </w:r>
           </w:hyperlink>
         </w:p>
@@ -344,11 +386,9 @@
           <w:pPr>
             <w:pStyle w:val="TOC3"/>
             <w:tabs>
-              <w:tab w:val="clear" w:pos="9405"/>
+              <w:tab w:val="clear" w:pos="9972"/>
               <w:tab w:val="right" w:pos="9971" w:leader="dot"/>
             </w:tabs>
-            <w:bidi w:val="0"/>
-            <w:jc w:val="start"/>
             <w:rPr/>
           </w:pPr>
           <w:hyperlink w:anchor="__RefHeading___Toc816_1351480008" w:tooltip="TKG4 RAM Locations">
@@ -358,7 +398,7 @@
               </w:rPr>
               <w:t>TKG4 RAM Locations</w:t>
               <w:tab/>
-              <w:t>4</w:t>
+              <w:t>5</w:t>
             </w:r>
           </w:hyperlink>
         </w:p>
@@ -366,11 +406,9 @@
           <w:pPr>
             <w:pStyle w:val="TOC2"/>
             <w:tabs>
-              <w:tab w:val="clear" w:pos="9689"/>
+              <w:tab w:val="clear" w:pos="9972"/>
               <w:tab w:val="right" w:pos="9971" w:leader="dot"/>
             </w:tabs>
-            <w:bidi w:val="0"/>
-            <w:jc w:val="start"/>
             <w:rPr/>
           </w:pPr>
           <w:hyperlink w:anchor="__RefHeading___Toc219_1351480008" w:tooltip="ROM Checksums">
@@ -380,7 +418,7 @@
               </w:rPr>
               <w:t>ROM Checksums</w:t>
               <w:tab/>
-              <w:t>4</w:t>
+              <w:t>5</w:t>
             </w:r>
           </w:hyperlink>
         </w:p>
@@ -388,11 +426,9 @@
           <w:pPr>
             <w:pStyle w:val="TOC3"/>
             <w:tabs>
-              <w:tab w:val="clear" w:pos="9405"/>
+              <w:tab w:val="clear" w:pos="9972"/>
               <w:tab w:val="right" w:pos="9971" w:leader="dot"/>
             </w:tabs>
-            <w:bidi w:val="0"/>
-            <w:jc w:val="start"/>
             <w:rPr/>
           </w:pPr>
           <w:hyperlink w:anchor="__RefHeading___Toc818_1351480008" w:tooltip="Test Overview">
@@ -402,7 +438,7 @@
               </w:rPr>
               <w:t>Test Overview</w:t>
               <w:tab/>
-              <w:t>4</w:t>
+              <w:t>5</w:t>
             </w:r>
           </w:hyperlink>
         </w:p>
@@ -410,11 +446,9 @@
           <w:pPr>
             <w:pStyle w:val="TOC3"/>
             <w:tabs>
-              <w:tab w:val="clear" w:pos="9405"/>
+              <w:tab w:val="clear" w:pos="9972"/>
               <w:tab w:val="right" w:pos="9971" w:leader="dot"/>
             </w:tabs>
-            <w:bidi w:val="0"/>
-            <w:jc w:val="start"/>
             <w:rPr/>
           </w:pPr>
           <w:hyperlink w:anchor="__RefHeading___Toc820_1351480008" w:tooltip="Test ROM Integrity Test">
@@ -424,7 +458,7 @@
               </w:rPr>
               <w:t>Test ROM Integrity Test</w:t>
               <w:tab/>
-              <w:t>4</w:t>
+              <w:t>6</w:t>
             </w:r>
           </w:hyperlink>
         </w:p>
@@ -432,21 +466,79 @@
           <w:pPr>
             <w:pStyle w:val="TOC3"/>
             <w:tabs>
-              <w:tab w:val="clear" w:pos="9405"/>
+              <w:tab w:val="clear" w:pos="9972"/>
               <w:tab w:val="right" w:pos="9971" w:leader="dot"/>
             </w:tabs>
-            <w:bidi w:val="0"/>
-            <w:jc w:val="start"/>
             <w:rPr/>
           </w:pPr>
-          <w:hyperlink w:anchor="__RefHeading___Toc1548_1351480008" w:tooltip="ROM Locations">
+          <w:hyperlink w:anchor="__RefHeading___Toc822_1351480008" w:tooltip="ROM Checksum Table">
             <w:r>
               <w:rPr>
                 <w:rStyle w:val="IndexLink"/>
               </w:rPr>
-              <w:t>ROM Locations</w:t>
+              <w:t>ROM Checksum Table</w:t>
               <w:tab/>
-              <w:t>4</w:t>
+              <w:t>6</w:t>
+            </w:r>
+          </w:hyperlink>
+        </w:p>
+        <w:p>
+          <w:pPr>
+            <w:pStyle w:val="TOC2"/>
+            <w:tabs>
+              <w:tab w:val="clear" w:pos="9972"/>
+              <w:tab w:val="right" w:pos="9971" w:leader="dot"/>
+            </w:tabs>
+            <w:rPr/>
+          </w:pPr>
+          <w:hyperlink w:anchor="__RefHeading___Toc221_1351480008" w:tooltip="DMA Test">
+            <w:r>
+              <w:rPr>
+                <w:rStyle w:val="IndexLink"/>
+              </w:rPr>
+              <w:t>DMA Test</w:t>
+              <w:tab/>
+              <w:t>7</w:t>
+            </w:r>
+          </w:hyperlink>
+        </w:p>
+        <w:p>
+          <w:pPr>
+            <w:pStyle w:val="TOC2"/>
+            <w:tabs>
+              <w:tab w:val="clear" w:pos="9972"/>
+              <w:tab w:val="right" w:pos="9971" w:leader="dot"/>
+            </w:tabs>
+            <w:rPr/>
+          </w:pPr>
+          <w:hyperlink w:anchor="__RefHeading___Toc223_1351480008" w:tooltip="NMI Test">
+            <w:r>
+              <w:rPr>
+                <w:rStyle w:val="IndexLink"/>
+              </w:rPr>
+              <w:t>NMI Test</w:t>
+              <w:tab/>
+              <w:t>7</w:t>
+            </w:r>
+          </w:hyperlink>
+        </w:p>
+        <w:p>
+          <w:pPr>
+            <w:pStyle w:val="TOC2"/>
+            <w:tabs>
+              <w:tab w:val="clear" w:pos="9972"/>
+              <w:tab w:val="right" w:pos="9971" w:leader="dot"/>
+            </w:tabs>
+            <w:rPr/>
+          </w:pPr>
+          <w:hyperlink w:anchor="__RefHeading___Toc225_1351480008" w:tooltip="Audio Tests">
+            <w:r>
+              <w:rPr>
+                <w:rStyle w:val="IndexLink"/>
+              </w:rPr>
+              <w:t>Audio Tests</w:t>
+              <w:tab/>
+              <w:t>7</w:t>
             </w:r>
           </w:hyperlink>
         </w:p>
@@ -454,21 +546,39 @@
           <w:pPr>
             <w:pStyle w:val="TOC3"/>
             <w:tabs>
-              <w:tab w:val="clear" w:pos="9405"/>
+              <w:tab w:val="clear" w:pos="9972"/>
               <w:tab w:val="right" w:pos="9971" w:leader="dot"/>
             </w:tabs>
-            <w:bidi w:val="0"/>
-            <w:jc w:val="start"/>
             <w:rPr/>
           </w:pPr>
-          <w:hyperlink w:anchor="__RefHeading___Toc822_1351480008" w:tooltip="ROM Checksum Table">
+          <w:hyperlink w:anchor="__RefHeading___Toc227_1351480008" w:tooltip="Sound Test">
             <w:r>
               <w:rPr>
                 <w:rStyle w:val="IndexLink"/>
               </w:rPr>
-              <w:t>ROM Checksum Table</w:t>
+              <w:t>Sound Test</w:t>
               <w:tab/>
-              <w:t>5</w:t>
+              <w:t>7</w:t>
+            </w:r>
+          </w:hyperlink>
+        </w:p>
+        <w:p>
+          <w:pPr>
+            <w:pStyle w:val="TOC3"/>
+            <w:tabs>
+              <w:tab w:val="clear" w:pos="9972"/>
+              <w:tab w:val="right" w:pos="9971" w:leader="dot"/>
+            </w:tabs>
+            <w:rPr/>
+          </w:pPr>
+          <w:hyperlink w:anchor="__RefHeading___Toc229_1351480008" w:tooltip="Music Test">
+            <w:r>
+              <w:rPr>
+                <w:rStyle w:val="IndexLink"/>
+              </w:rPr>
+              <w:t>Music Test</w:t>
+              <w:tab/>
+              <w:t>7</w:t>
             </w:r>
           </w:hyperlink>
         </w:p>
@@ -476,121 +586,9 @@
           <w:pPr>
             <w:pStyle w:val="TOC2"/>
             <w:tabs>
-              <w:tab w:val="clear" w:pos="9689"/>
+              <w:tab w:val="clear" w:pos="9972"/>
               <w:tab w:val="right" w:pos="9971" w:leader="dot"/>
             </w:tabs>
-            <w:bidi w:val="0"/>
-            <w:jc w:val="start"/>
-            <w:rPr/>
-          </w:pPr>
-          <w:hyperlink w:anchor="__RefHeading___Toc221_1351480008" w:tooltip="DMA Test">
-            <w:r>
-              <w:rPr>
-                <w:rStyle w:val="IndexLink"/>
-              </w:rPr>
-              <w:t>DMA Test</w:t>
-              <w:tab/>
-              <w:t>6</w:t>
-            </w:r>
-          </w:hyperlink>
-        </w:p>
-        <w:p>
-          <w:pPr>
-            <w:pStyle w:val="TOC2"/>
-            <w:tabs>
-              <w:tab w:val="clear" w:pos="9689"/>
-              <w:tab w:val="right" w:pos="9971" w:leader="dot"/>
-            </w:tabs>
-            <w:bidi w:val="0"/>
-            <w:jc w:val="start"/>
-            <w:rPr/>
-          </w:pPr>
-          <w:hyperlink w:anchor="__RefHeading___Toc223_1351480008" w:tooltip="NMI Test">
-            <w:r>
-              <w:rPr>
-                <w:rStyle w:val="IndexLink"/>
-              </w:rPr>
-              <w:t>NMI Test</w:t>
-              <w:tab/>
-              <w:t>6</w:t>
-            </w:r>
-          </w:hyperlink>
-        </w:p>
-        <w:p>
-          <w:pPr>
-            <w:pStyle w:val="TOC2"/>
-            <w:tabs>
-              <w:tab w:val="clear" w:pos="9689"/>
-              <w:tab w:val="right" w:pos="9971" w:leader="dot"/>
-            </w:tabs>
-            <w:bidi w:val="0"/>
-            <w:jc w:val="start"/>
-            <w:rPr/>
-          </w:pPr>
-          <w:hyperlink w:anchor="__RefHeading___Toc225_1351480008" w:tooltip="Audio Tests">
-            <w:r>
-              <w:rPr>
-                <w:rStyle w:val="IndexLink"/>
-              </w:rPr>
-              <w:t>Audio Tests</w:t>
-              <w:tab/>
-              <w:t>6</w:t>
-            </w:r>
-          </w:hyperlink>
-        </w:p>
-        <w:p>
-          <w:pPr>
-            <w:pStyle w:val="TOC3"/>
-            <w:tabs>
-              <w:tab w:val="clear" w:pos="9405"/>
-              <w:tab w:val="right" w:pos="9971" w:leader="dot"/>
-            </w:tabs>
-            <w:bidi w:val="0"/>
-            <w:jc w:val="start"/>
-            <w:rPr/>
-          </w:pPr>
-          <w:hyperlink w:anchor="__RefHeading___Toc227_1351480008" w:tooltip="Sound Test">
-            <w:r>
-              <w:rPr>
-                <w:rStyle w:val="IndexLink"/>
-              </w:rPr>
-              <w:t>Sound Test</w:t>
-              <w:tab/>
-              <w:t>6</w:t>
-            </w:r>
-          </w:hyperlink>
-        </w:p>
-        <w:p>
-          <w:pPr>
-            <w:pStyle w:val="TOC3"/>
-            <w:tabs>
-              <w:tab w:val="clear" w:pos="9405"/>
-              <w:tab w:val="right" w:pos="9971" w:leader="dot"/>
-            </w:tabs>
-            <w:bidi w:val="0"/>
-            <w:jc w:val="start"/>
-            <w:rPr/>
-          </w:pPr>
-          <w:hyperlink w:anchor="__RefHeading___Toc229_1351480008" w:tooltip="Music Test">
-            <w:r>
-              <w:rPr>
-                <w:rStyle w:val="IndexLink"/>
-              </w:rPr>
-              <w:t>Music Test</w:t>
-              <w:tab/>
-              <w:t>6</w:t>
-            </w:r>
-          </w:hyperlink>
-        </w:p>
-        <w:p>
-          <w:pPr>
-            <w:pStyle w:val="TOC2"/>
-            <w:tabs>
-              <w:tab w:val="clear" w:pos="9689"/>
-              <w:tab w:val="right" w:pos="9971" w:leader="dot"/>
-            </w:tabs>
-            <w:bidi w:val="0"/>
-            <w:jc w:val="start"/>
             <w:rPr/>
           </w:pPr>
           <w:hyperlink w:anchor="__RefHeading___Toc824_1351480008" w:tooltip="Transition to Runtime">
@@ -600,7 +598,7 @@
               </w:rPr>
               <w:t>Transition to Runtime</w:t>
               <w:tab/>
-              <w:t>6</w:t>
+              <w:t>7</w:t>
             </w:r>
           </w:hyperlink>
         </w:p>
@@ -611,8 +609,6 @@
               <w:tab w:val="clear" w:pos="9972"/>
               <w:tab w:val="right" w:pos="9971" w:leader="dot"/>
             </w:tabs>
-            <w:bidi w:val="0"/>
-            <w:jc w:val="start"/>
             <w:rPr/>
           </w:pPr>
           <w:hyperlink w:anchor="__RefHeading___Toc231_1351480008" w:tooltip="Chapter 3: Runtime Tests">
@@ -622,7 +618,7 @@
               </w:rPr>
               <w:t>Chapter 3: Runtime Tests</w:t>
               <w:tab/>
-              <w:t>6</w:t>
+              <w:t>8</w:t>
             </w:r>
           </w:hyperlink>
         </w:p>
@@ -630,11 +626,9 @@
           <w:pPr>
             <w:pStyle w:val="TOC2"/>
             <w:tabs>
-              <w:tab w:val="clear" w:pos="9689"/>
+              <w:tab w:val="clear" w:pos="9972"/>
               <w:tab w:val="right" w:pos="9971" w:leader="dot"/>
             </w:tabs>
-            <w:bidi w:val="0"/>
-            <w:jc w:val="start"/>
             <w:rPr/>
           </w:pPr>
           <w:hyperlink w:anchor="__RefHeading___Toc826_1351480008" w:tooltip="Controls Test">
@@ -644,7 +638,7 @@
               </w:rPr>
               <w:t>Controls Test</w:t>
               <w:tab/>
-              <w:t>6</w:t>
+              <w:t>8</w:t>
             </w:r>
           </w:hyperlink>
         </w:p>
@@ -652,11 +646,9 @@
           <w:pPr>
             <w:pStyle w:val="TOC2"/>
             <w:tabs>
-              <w:tab w:val="clear" w:pos="9689"/>
+              <w:tab w:val="clear" w:pos="9972"/>
               <w:tab w:val="right" w:pos="9971" w:leader="dot"/>
             </w:tabs>
-            <w:bidi w:val="0"/>
-            <w:jc w:val="start"/>
             <w:rPr/>
           </w:pPr>
           <w:hyperlink w:anchor="__RefHeading___Toc828_1351480008" w:tooltip="DIP Switch Test">
@@ -666,7 +658,7 @@
               </w:rPr>
               <w:t>DIP Switch Test</w:t>
               <w:tab/>
-              <w:t>6</w:t>
+              <w:t>8</w:t>
             </w:r>
           </w:hyperlink>
         </w:p>
@@ -674,11 +666,9 @@
           <w:pPr>
             <w:pStyle w:val="TOC2"/>
             <w:tabs>
-              <w:tab w:val="clear" w:pos="9689"/>
+              <w:tab w:val="clear" w:pos="9972"/>
               <w:tab w:val="right" w:pos="9971" w:leader="dot"/>
             </w:tabs>
-            <w:bidi w:val="0"/>
-            <w:jc w:val="start"/>
             <w:rPr/>
           </w:pPr>
           <w:hyperlink w:anchor="__RefHeading___Toc830_1351480008" w:tooltip="Palette Test">
@@ -688,7 +678,7 @@
               </w:rPr>
               <w:t>Palette Test</w:t>
               <w:tab/>
-              <w:t>6</w:t>
+              <w:t>8</w:t>
             </w:r>
           </w:hyperlink>
         </w:p>
@@ -696,11 +686,9 @@
           <w:pPr>
             <w:pStyle w:val="TOC2"/>
             <w:tabs>
-              <w:tab w:val="clear" w:pos="9689"/>
+              <w:tab w:val="clear" w:pos="9972"/>
               <w:tab w:val="right" w:pos="9971" w:leader="dot"/>
             </w:tabs>
-            <w:bidi w:val="0"/>
-            <w:jc w:val="start"/>
             <w:rPr/>
           </w:pPr>
           <w:hyperlink w:anchor="__RefHeading___Toc832_1351480008" w:tooltip="Screen Invert">
@@ -710,7 +698,7 @@
               </w:rPr>
               <w:t>Screen Invert</w:t>
               <w:tab/>
-              <w:t>6</w:t>
+              <w:t>8</w:t>
             </w:r>
           </w:hyperlink>
         </w:p>
@@ -718,11 +706,9 @@
           <w:pPr>
             <w:pStyle w:val="TOC2"/>
             <w:tabs>
-              <w:tab w:val="clear" w:pos="9689"/>
+              <w:tab w:val="clear" w:pos="9972"/>
               <w:tab w:val="right" w:pos="9971" w:leader="dot"/>
             </w:tabs>
-            <w:bidi w:val="0"/>
-            <w:jc w:val="start"/>
             <w:rPr/>
           </w:pPr>
           <w:hyperlink w:anchor="__RefHeading___Toc834_1351480008" w:tooltip="Monitor Test">
@@ -732,7 +718,7 @@
               </w:rPr>
               <w:t>Monitor Test</w:t>
               <w:tab/>
-              <w:t>6</w:t>
+              <w:t>8</w:t>
             </w:r>
           </w:hyperlink>
         </w:p>
@@ -740,11 +726,9 @@
           <w:pPr>
             <w:pStyle w:val="TOC2"/>
             <w:tabs>
-              <w:tab w:val="clear" w:pos="9689"/>
+              <w:tab w:val="clear" w:pos="9972"/>
               <w:tab w:val="right" w:pos="9971" w:leader="dot"/>
             </w:tabs>
-            <w:bidi w:val="0"/>
-            <w:jc w:val="start"/>
             <w:rPr/>
           </w:pPr>
           <w:hyperlink w:anchor="__RefHeading___Toc836_1351480008" w:tooltip="Sound Test">
@@ -754,7 +738,7 @@
               </w:rPr>
               <w:t>Sound Test</w:t>
               <w:tab/>
-              <w:t>6</w:t>
+              <w:t>8</w:t>
             </w:r>
           </w:hyperlink>
         </w:p>
@@ -762,11 +746,9 @@
           <w:pPr>
             <w:pStyle w:val="TOC2"/>
             <w:tabs>
-              <w:tab w:val="clear" w:pos="9689"/>
+              <w:tab w:val="clear" w:pos="9972"/>
               <w:tab w:val="right" w:pos="9971" w:leader="dot"/>
             </w:tabs>
-            <w:bidi w:val="0"/>
-            <w:jc w:val="start"/>
             <w:rPr/>
           </w:pPr>
           <w:hyperlink w:anchor="__RefHeading___Toc838_1351480008" w:tooltip="Music Test">
@@ -776,7 +758,7 @@
               </w:rPr>
               <w:t>Music Test</w:t>
               <w:tab/>
-              <w:t>6</w:t>
+              <w:t>8</w:t>
             </w:r>
           </w:hyperlink>
         </w:p>
@@ -784,11 +766,9 @@
           <w:pPr>
             <w:pStyle w:val="TOC2"/>
             <w:tabs>
-              <w:tab w:val="clear" w:pos="9689"/>
+              <w:tab w:val="clear" w:pos="9972"/>
               <w:tab w:val="right" w:pos="9971" w:leader="dot"/>
             </w:tabs>
-            <w:bidi w:val="0"/>
-            <w:jc w:val="start"/>
             <w:rPr/>
           </w:pPr>
           <w:hyperlink w:anchor="__RefHeading___Toc840_1351480008" w:tooltip="Background Test">
@@ -798,7 +778,7 @@
               </w:rPr>
               <w:t>Background Test</w:t>
               <w:tab/>
-              <w:t>6</w:t>
+              <w:t>8</w:t>
             </w:r>
           </w:hyperlink>
         </w:p>
@@ -806,11 +786,9 @@
           <w:pPr>
             <w:pStyle w:val="TOC2"/>
             <w:tabs>
-              <w:tab w:val="clear" w:pos="9689"/>
+              <w:tab w:val="clear" w:pos="9972"/>
               <w:tab w:val="right" w:pos="9971" w:leader="dot"/>
             </w:tabs>
-            <w:bidi w:val="0"/>
-            <w:jc w:val="start"/>
             <w:rPr/>
           </w:pPr>
           <w:hyperlink w:anchor="__RefHeading___Toc842_1351480008" w:tooltip="Sprite Test">
@@ -820,7 +798,7 @@
               </w:rPr>
               <w:t>Sprite Test</w:t>
               <w:tab/>
-              <w:t>6</w:t>
+              <w:t>8</w:t>
             </w:r>
           </w:hyperlink>
         </w:p>
@@ -828,11 +806,9 @@
           <w:pPr>
             <w:pStyle w:val="TOC2"/>
             <w:tabs>
-              <w:tab w:val="clear" w:pos="9689"/>
+              <w:tab w:val="clear" w:pos="9972"/>
               <w:tab w:val="right" w:pos="9971" w:leader="dot"/>
             </w:tabs>
-            <w:bidi w:val="0"/>
-            <w:jc w:val="start"/>
             <w:rPr/>
           </w:pPr>
           <w:hyperlink w:anchor="__RefHeading___Toc844_1351480008" w:tooltip="Reset">
@@ -842,7 +818,7 @@
               </w:rPr>
               <w:t>Reset</w:t>
               <w:tab/>
-              <w:t>6</w:t>
+              <w:t>8</w:t>
             </w:r>
           </w:hyperlink>
         </w:p>
@@ -853,8 +829,6 @@
               <w:tab w:val="clear" w:pos="9972"/>
               <w:tab w:val="right" w:pos="9971" w:leader="dot"/>
             </w:tabs>
-            <w:bidi w:val="0"/>
-            <w:jc w:val="start"/>
             <w:rPr/>
           </w:pPr>
           <w:hyperlink w:anchor="__RefHeading___Toc233_1351480008" w:tooltip="Chapter 4: Test Architectures">
@@ -864,7 +838,27 @@
               </w:rPr>
               <w:t>Chapter 4: Test Architectures</w:t>
               <w:tab/>
-              <w:t>6</w:t>
+              <w:t>9</w:t>
+            </w:r>
+          </w:hyperlink>
+        </w:p>
+        <w:p>
+          <w:pPr>
+            <w:pStyle w:val="TOC1"/>
+            <w:tabs>
+              <w:tab w:val="clear" w:pos="9972"/>
+              <w:tab w:val="right" w:pos="9971" w:leader="dot"/>
+            </w:tabs>
+            <w:rPr/>
+          </w:pPr>
+          <w:hyperlink w:anchor="__RefHeading___Toc915_2335499624" w:tooltip="Abbreviations">
+            <w:r>
+              <w:rPr>
+                <w:rStyle w:val="IndexLink"/>
+              </w:rPr>
+              <w:t>Abbreviations</w:t>
+              <w:tab/>
+              <w:t>10</w:t>
             </w:r>
           </w:hyperlink>
           <w:r>
@@ -916,88 +910,536 @@
     <w:p>
       <w:pPr>
         <w:pStyle w:val="Heading1"/>
+        <w:numPr>
+          <w:ilvl w:val="0"/>
+          <w:numId w:val="2"/>
+        </w:numPr>
+        <w:bidi w:val="0"/>
+        <w:spacing w:before="0" w:after="120"/>
+        <w:ind w:hanging="0" w:start="0"/>
+        <w:jc w:val="start"/>
+        <w:rPr/>
+      </w:pPr>
+      <w:bookmarkStart w:id="0" w:name="__RefHeading___Toc117_1351480008"/>
+      <w:bookmarkEnd w:id="0"/>
+      <w:r>
+        <w:rPr/>
+        <w:t>Chapter 1: Overview</w:t>
+      </w:r>
+    </w:p>
+    <w:p>
+      <w:pPr>
+        <w:pStyle w:val="Heading2"/>
+        <w:numPr>
+          <w:ilvl w:val="1"/>
+          <w:numId w:val="2"/>
+        </w:numPr>
         <w:bidi w:val="0"/>
         <w:ind w:hanging="0" w:start="0"/>
         <w:jc w:val="start"/>
         <w:rPr/>
       </w:pPr>
-      <w:bookmarkStart w:id="0" w:name="__RefHeading___Toc117_1351480008"/>
-      <w:bookmarkEnd w:id="0"/>
-      <w:r>
-        <w:rPr/>
-        <w:t>Chapter 1: Overview</w:t>
+      <w:bookmarkStart w:id="1" w:name="__RefHeading___Toc213_1351480008_Copy_1"/>
+      <w:bookmarkEnd w:id="1"/>
+      <w:r>
+        <w:rPr/>
+        <w:t>Requirements</w:t>
       </w:r>
     </w:p>
     <w:p>
       <w:pPr>
-        <w:pStyle w:val="Heading2"/>
+        <w:pStyle w:val="BodyText"/>
         <w:bidi w:val="0"/>
         <w:ind w:hanging="0" w:start="0"/>
         <w:jc w:val="start"/>
         <w:rPr/>
       </w:pPr>
-      <w:bookmarkStart w:id="1" w:name="__RefHeading___Toc806_1351480008"/>
-      <w:bookmarkEnd w:id="1"/>
-      <w:r>
-        <w:rPr/>
-        <w:t>Compatible Hardware</w:t>
+      <w:r>
+        <w:rPr/>
+        <w:t>This test ROM will not work under every condition. Some things need to be taken into consideration:</w:t>
       </w:r>
     </w:p>
     <w:p>
       <w:pPr>
+        <w:pStyle w:val="BodyText"/>
+        <w:numPr>
+          <w:ilvl w:val="0"/>
+          <w:numId w:val="4"/>
+        </w:numPr>
+        <w:bidi w:val="0"/>
+        <w:jc w:val="start"/>
+        <w:rPr/>
+      </w:pPr>
+      <w:r>
+        <w:rPr/>
+        <w:t>All boards involved must have power, in this case +5V, +12V, and -5V must all be present and within appropriate tolerance, usually within +/- 5%.</w:t>
+      </w:r>
+    </w:p>
+    <w:p>
+      <w:pPr>
+        <w:pStyle w:val="BodyText"/>
+        <w:numPr>
+          <w:ilvl w:val="0"/>
+          <w:numId w:val="4"/>
+        </w:numPr>
+        <w:bidi w:val="0"/>
+        <w:jc w:val="start"/>
+        <w:rPr/>
+      </w:pPr>
+      <w:r>
+        <w:rPr/>
+        <w:t xml:space="preserve">Clocks must be present </w:t>
+      </w:r>
+      <w:r>
+        <w:rPr/>
+        <w:t>enough to run</w:t>
+      </w:r>
+      <w:r>
+        <w:rPr/>
+        <w:t>. The CPU runs at approximately 3MHz.</w:t>
+      </w:r>
+    </w:p>
+    <w:p>
+      <w:pPr>
+        <w:pStyle w:val="BodyText"/>
+        <w:numPr>
+          <w:ilvl w:val="0"/>
+          <w:numId w:val="4"/>
+        </w:numPr>
+        <w:bidi w:val="0"/>
+        <w:jc w:val="start"/>
+        <w:rPr/>
+      </w:pPr>
+      <w:r>
+        <w:rPr/>
+        <w:t>The reset pin and NMI pins must not be held in active. If both are always active, then the ROM will not boot.</w:t>
+      </w:r>
+    </w:p>
+    <w:p>
+      <w:pPr>
+        <w:pStyle w:val="BodyText"/>
+        <w:numPr>
+          <w:ilvl w:val="0"/>
+          <w:numId w:val="4"/>
+        </w:numPr>
+        <w:bidi w:val="0"/>
+        <w:jc w:val="start"/>
+        <w:rPr/>
+      </w:pPr>
+      <w:r>
+        <w:rPr/>
+        <w:t>The CPU must be able to access address 0x0000 to 0x0FFF. If the game does not boot it cannot access these ROMs.</w:t>
+      </w:r>
+    </w:p>
+    <w:p>
+      <w:pPr>
+        <w:pStyle w:val="BodyText"/>
+        <w:numPr>
+          <w:ilvl w:val="0"/>
+          <w:numId w:val="4"/>
+        </w:numPr>
+        <w:bidi w:val="0"/>
+        <w:jc w:val="start"/>
+        <w:rPr/>
+      </w:pPr>
+      <w:r>
+        <w:rPr/>
+        <w:t>Address and data buffers must be working, if they are not it will not be possible for the program to run.</w:t>
+      </w:r>
+    </w:p>
+    <w:p>
+      <w:pPr>
+        <w:pStyle w:val="BodyText"/>
+        <w:numPr>
+          <w:ilvl w:val="0"/>
+          <w:numId w:val="4"/>
+        </w:numPr>
+        <w:bidi w:val="0"/>
+        <w:jc w:val="start"/>
+        <w:rPr/>
+      </w:pPr>
+      <w:r>
+        <w:rPr/>
+        <w:t xml:space="preserve">Audio OR video must be </w:t>
+      </w:r>
+      <w:r>
+        <w:rPr/>
+        <w:t>working. If neither are working, the test ROM will have no way to report failures</w:t>
+      </w:r>
+    </w:p>
+    <w:p>
+      <w:pPr>
+        <w:pStyle w:val="BodyText"/>
+        <w:numPr>
+          <w:ilvl w:val="0"/>
+          <w:numId w:val="4"/>
+        </w:numPr>
+        <w:bidi w:val="0"/>
+        <w:jc w:val="start"/>
+        <w:rPr/>
+      </w:pPr>
+      <w:r>
+        <w:rPr/>
+        <w:t>The ROM socket for 5F or 5E (depending on which hardware being tested) must be in good enough condition to make proper contact.</w:t>
+      </w:r>
+    </w:p>
+    <w:p>
+      <w:pPr>
         <w:pStyle w:val="Heading2"/>
+        <w:numPr>
+          <w:ilvl w:val="1"/>
+          <w:numId w:val="2"/>
+        </w:numPr>
         <w:bidi w:val="0"/>
         <w:ind w:hanging="0" w:start="0"/>
         <w:jc w:val="start"/>
         <w:rPr/>
       </w:pPr>
-      <w:bookmarkStart w:id="2" w:name="__RefHeading___Toc211_1351480008"/>
+      <w:bookmarkStart w:id="2" w:name="__RefHeading___Toc806_1351480008"/>
       <w:bookmarkEnd w:id="2"/>
       <w:r>
         <w:rPr/>
-        <w:t>Using the Test ROM</w:t>
+        <w:t>Compatible Hardware</w:t>
       </w:r>
     </w:p>
     <w:p>
       <w:pPr>
-        <w:pStyle w:val="Heading2"/>
+        <w:pStyle w:val="BodyText"/>
         <w:bidi w:val="0"/>
         <w:ind w:hanging="0" w:start="0"/>
         <w:jc w:val="start"/>
         <w:rPr/>
       </w:pPr>
-      <w:bookmarkStart w:id="3" w:name="__RefHeading___Toc213_1351480008"/>
-      <w:bookmarkEnd w:id="3"/>
-      <w:r>
-        <w:rPr/>
-        <w:t>Assumptions</w:t>
+      <w:r>
+        <w:rPr/>
+        <w:t>This test ROM is intended for original TKG hardware. It is compatible with the following hardware:</w:t>
       </w:r>
     </w:p>
     <w:p>
       <w:pPr>
-        <w:pStyle w:val="Heading1"/>
+        <w:pStyle w:val="BodyText"/>
+        <w:numPr>
+          <w:ilvl w:val="0"/>
+          <w:numId w:val="3"/>
+        </w:numPr>
+        <w:bidi w:val="0"/>
+        <w:jc w:val="start"/>
+        <w:rPr/>
+      </w:pPr>
+      <w:r>
+        <w:rPr/>
+        <w:t>Fully compatible</w:t>
+      </w:r>
+    </w:p>
+    <w:p>
+      <w:pPr>
+        <w:pStyle w:val="BodyText"/>
+        <w:numPr>
+          <w:ilvl w:val="1"/>
+          <w:numId w:val="3"/>
+        </w:numPr>
+        <w:bidi w:val="0"/>
+        <w:jc w:val="start"/>
+        <w:rPr/>
+      </w:pPr>
+      <w:r>
+        <w:rPr/>
+        <w:t>TKG2</w:t>
+      </w:r>
+    </w:p>
+    <w:p>
+      <w:pPr>
+        <w:pStyle w:val="BodyText"/>
+        <w:numPr>
+          <w:ilvl w:val="1"/>
+          <w:numId w:val="3"/>
+        </w:numPr>
+        <w:bidi w:val="0"/>
+        <w:jc w:val="start"/>
+        <w:rPr/>
+      </w:pPr>
+      <w:r>
+        <w:rPr/>
+        <w:t>TKG3</w:t>
+      </w:r>
+    </w:p>
+    <w:p>
+      <w:pPr>
+        <w:pStyle w:val="BodyText"/>
+        <w:numPr>
+          <w:ilvl w:val="1"/>
+          <w:numId w:val="3"/>
+        </w:numPr>
+        <w:bidi w:val="0"/>
+        <w:jc w:val="start"/>
+        <w:rPr/>
+      </w:pPr>
+      <w:r>
+        <w:rPr/>
+        <w:t>TKG4</w:t>
+      </w:r>
+    </w:p>
+    <w:p>
+      <w:pPr>
+        <w:pStyle w:val="BodyText"/>
+        <w:numPr>
+          <w:ilvl w:val="0"/>
+          <w:numId w:val="3"/>
+        </w:numPr>
+        <w:bidi w:val="0"/>
+        <w:jc w:val="start"/>
+        <w:rPr/>
+      </w:pPr>
+      <w:r>
+        <w:rPr/>
+        <w:t>Partially compatible</w:t>
+      </w:r>
+    </w:p>
+    <w:p>
+      <w:pPr>
+        <w:pStyle w:val="BodyText"/>
+        <w:numPr>
+          <w:ilvl w:val="1"/>
+          <w:numId w:val="3"/>
+        </w:numPr>
+        <w:bidi w:val="0"/>
+        <w:jc w:val="start"/>
+        <w:rPr/>
+      </w:pPr>
+      <w:r>
+        <w:rPr/>
+        <w:t>TRS2 – RAM, ROM, DMA, and NMI tests should all work. However, it is a different game so audio tests will not work. Monitor tests might also not work correctly.</w:t>
+      </w:r>
+    </w:p>
+    <w:p>
+      <w:pPr>
+        <w:pStyle w:val="BodyText"/>
+        <w:bidi w:val="0"/>
+        <w:jc w:val="start"/>
+        <w:rPr/>
+      </w:pPr>
+      <w:r>
+        <w:rPr/>
+        <w:t>This test ROM will work in the cocktail, cabaret, and upright models of the machine.</w:t>
+      </w:r>
+    </w:p>
+    <w:p>
+      <w:pPr>
+        <w:pStyle w:val="Heading2"/>
+        <w:numPr>
+          <w:ilvl w:val="0"/>
+          <w:numId w:val="0"/>
+        </w:numPr>
         <w:bidi w:val="0"/>
         <w:ind w:hanging="0" w:start="0"/>
         <w:jc w:val="start"/>
         <w:rPr/>
       </w:pPr>
-      <w:bookmarkStart w:id="4" w:name="__RefHeading___Toc215_1351480008"/>
-      <w:bookmarkEnd w:id="4"/>
-      <w:r>
-        <w:rPr/>
-        <w:t>Chapter 2: Startup Tests</w:t>
+      <w:bookmarkStart w:id="3" w:name="__RefHeading___Toc211_1351480008"/>
+      <w:bookmarkEnd w:id="3"/>
+      <w:r>
+        <w:rPr/>
+        <w:t>Using the Test ROM</w:t>
       </w:r>
     </w:p>
     <w:p>
       <w:pPr>
-        <w:pStyle w:val="Heading2"/>
+        <w:pStyle w:val="BodyText"/>
+        <w:numPr>
+          <w:ilvl w:val="0"/>
+          <w:numId w:val="0"/>
+        </w:numPr>
+        <w:ind w:hanging="0" w:start="0"/>
+        <w:rPr/>
+      </w:pPr>
+      <w:bookmarkStart w:id="4" w:name="__RefHeading___Toc213_1351480008"/>
+      <w:bookmarkEnd w:id="4"/>
+      <w:r>
+        <w:rPr/>
+        <w:t xml:space="preserve">Using the test ROM is very simple. </w:t>
+      </w:r>
+      <w:r>
+        <w:rPr/>
+        <w:t xml:space="preserve">The ROM is burnt onto a 2532 4k EPROM. In order to run the tests you place the EPROM into location 5F for TKG2/TKG3 hardware and 5E TKG4 hardware. Note the notch in the socket, EPROM, and pin 1 markers. After the ROM is inserted </w:t>
+      </w:r>
+      <w:r>
+        <w:rPr/>
+        <w:t>reconnect the board back to the cabinet or bench setup for testing.</w:t>
+      </w:r>
+    </w:p>
+    <w:p>
+      <w:pPr>
+        <w:pStyle w:val="BodyText"/>
+        <w:numPr>
+          <w:ilvl w:val="1"/>
+          <w:numId w:val="2"/>
+        </w:numPr>
+        <w:rPr/>
+      </w:pPr>
+      <w:r>
+        <w:rPr/>
+        <w:t xml:space="preserve">There are two groups of tests performed by the test ROM: Startup and Runtime. Startup tests are tests that are automatically run when the game boots. This tests RAM, ROM, DMA, NMI, and Audio tests. All tests with the exception of audio tests must pass in order to transition from startup to runtime. Runtime tests are additional tests used for diagnosing other issues with the machine in question. It contains things such as a monitor test and control printouts. </w:t>
+      </w:r>
+    </w:p>
+    <w:p>
+      <w:pPr>
+        <w:pStyle w:val="BodyText"/>
+        <w:numPr>
+          <w:ilvl w:val="1"/>
+          <w:numId w:val="2"/>
+        </w:numPr>
+        <w:rPr/>
+      </w:pPr>
+      <w:r>
+        <w:rPr/>
+        <w:drawing>
+          <wp:anchor distT="0" distB="0" distL="0" distR="0" simplePos="0" relativeHeight="4" behindDoc="0" locked="0" layoutInCell="0" allowOverlap="1">
+            <wp:simplePos x="0" y="0"/>
+            <wp:positionH relativeFrom="column">
+              <wp:posOffset>-79375</wp:posOffset>
+            </wp:positionH>
+            <wp:positionV relativeFrom="paragraph">
+              <wp:posOffset>-45720</wp:posOffset>
+            </wp:positionV>
+            <wp:extent cx="3264535" cy="4343400"/>
+            <wp:effectExtent l="0" t="0" r="0" b="0"/>
+            <wp:wrapTopAndBottom/>
+            <wp:docPr id="2" name="Image3"/>
+            <wp:cNvGraphicFramePr>
+              <a:graphicFrameLocks xmlns:a="http://schemas.openxmlformats.org/drawingml/2006/main" noChangeAspect="1"/>
+            </wp:cNvGraphicFramePr>
+            <a:graphic xmlns:a="http://schemas.openxmlformats.org/drawingml/2006/main">
+              <a:graphicData uri="http://schemas.openxmlformats.org/drawingml/2006/picture">
+                <pic:pic xmlns:pic="http://schemas.openxmlformats.org/drawingml/2006/picture">
+                  <pic:nvPicPr>
+                    <pic:cNvPr id="2" name="Image3"/>
+                    <pic:cNvPicPr>
+                      <a:picLocks noChangeAspect="1" noChangeArrowheads="1"/>
+                    </pic:cNvPicPr>
+                  </pic:nvPicPr>
+                  <pic:blipFill>
+                    <a:blip r:embed="rId3"/>
+                    <a:stretch>
+                      <a:fillRect/>
+                    </a:stretch>
+                  </pic:blipFill>
+                  <pic:spPr bwMode="auto">
+                    <a:xfrm>
+                      <a:off x="0" y="0"/>
+                      <a:ext cx="3264535" cy="4343400"/>
+                    </a:xfrm>
+                    <a:prstGeom prst="rect">
+                      <a:avLst/>
+                    </a:prstGeom>
+                    <a:noFill/>
+                  </pic:spPr>
+                </pic:pic>
+              </a:graphicData>
+            </a:graphic>
+          </wp:anchor>
+        </w:drawing>
+        <w:drawing>
+          <wp:anchor distT="0" distB="0" distL="0" distR="0" simplePos="0" relativeHeight="5" behindDoc="0" locked="0" layoutInCell="0" allowOverlap="1">
+            <wp:simplePos x="0" y="0"/>
+            <wp:positionH relativeFrom="column">
+              <wp:posOffset>3184525</wp:posOffset>
+            </wp:positionH>
+            <wp:positionV relativeFrom="paragraph">
+              <wp:posOffset>-45720</wp:posOffset>
+            </wp:positionV>
+            <wp:extent cx="3282950" cy="4343400"/>
+            <wp:effectExtent l="0" t="0" r="0" b="0"/>
+            <wp:wrapSquare wrapText="largest"/>
+            <wp:docPr id="3" name="Image4"/>
+            <wp:cNvGraphicFramePr>
+              <a:graphicFrameLocks xmlns:a="http://schemas.openxmlformats.org/drawingml/2006/main" noChangeAspect="1"/>
+            </wp:cNvGraphicFramePr>
+            <a:graphic xmlns:a="http://schemas.openxmlformats.org/drawingml/2006/main">
+              <a:graphicData uri="http://schemas.openxmlformats.org/drawingml/2006/picture">
+                <pic:pic xmlns:pic="http://schemas.openxmlformats.org/drawingml/2006/picture">
+                  <pic:nvPicPr>
+                    <pic:cNvPr id="3" name="Image4"/>
+                    <pic:cNvPicPr>
+                      <a:picLocks noChangeAspect="1" noChangeArrowheads="1"/>
+                    </pic:cNvPicPr>
+                  </pic:nvPicPr>
+                  <pic:blipFill>
+                    <a:blip r:embed="rId4"/>
+                    <a:stretch>
+                      <a:fillRect/>
+                    </a:stretch>
+                  </pic:blipFill>
+                  <pic:spPr bwMode="auto">
+                    <a:xfrm>
+                      <a:off x="0" y="0"/>
+                      <a:ext cx="3282950" cy="4343400"/>
+                    </a:xfrm>
+                    <a:prstGeom prst="rect">
+                      <a:avLst/>
+                    </a:prstGeom>
+                    <a:noFill/>
+                  </pic:spPr>
+                </pic:pic>
+              </a:graphicData>
+            </a:graphic>
+          </wp:anchor>
+        </w:drawing>
+      </w:r>
+    </w:p>
+    <w:p>
+      <w:pPr>
+        <w:pStyle w:val="Heading1"/>
+        <w:widowControl/>
+        <w:numPr>
+          <w:ilvl w:val="0"/>
+          <w:numId w:val="0"/>
+        </w:numPr>
+        <w:suppressAutoHyphens w:val="true"/>
         <w:bidi w:val="0"/>
         <w:ind w:hanging="0" w:start="0"/>
         <w:jc w:val="start"/>
         <w:rPr/>
       </w:pPr>
-      <w:bookmarkStart w:id="5" w:name="__RefHeading___Toc217_1351480008"/>
+      <w:r>
+        <w:rPr/>
+      </w:r>
+      <w:r>
+        <w:br w:type="page"/>
+      </w:r>
+    </w:p>
+    <w:p>
+      <w:pPr>
+        <w:pStyle w:val="Heading1"/>
+        <w:numPr>
+          <w:ilvl w:val="0"/>
+          <w:numId w:val="2"/>
+        </w:numPr>
+        <w:bidi w:val="0"/>
+        <w:ind w:hanging="0" w:start="0"/>
+        <w:jc w:val="start"/>
+        <w:rPr/>
+      </w:pPr>
+      <w:bookmarkStart w:id="5" w:name="__RefHeading___Toc215_1351480008"/>
       <w:bookmarkEnd w:id="5"/>
+      <w:r>
+        <w:rPr/>
+        <w:t>Chapter 2: Startup Tests</w:t>
+      </w:r>
+    </w:p>
+    <w:p>
+      <w:pPr>
+        <w:pStyle w:val="Heading2"/>
+        <w:numPr>
+          <w:ilvl w:val="1"/>
+          <w:numId w:val="2"/>
+        </w:numPr>
+        <w:bidi w:val="0"/>
+        <w:ind w:hanging="0" w:start="0"/>
+        <w:jc w:val="start"/>
+        <w:rPr/>
+      </w:pPr>
+      <w:bookmarkStart w:id="6" w:name="__RefHeading___Toc217_1351480008"/>
+      <w:bookmarkEnd w:id="6"/>
       <w:r>
         <w:rPr/>
         <w:t>RAM Tests</w:t>
@@ -1015,8 +1457,8 @@
         <w:jc w:val="start"/>
         <w:rPr/>
       </w:pPr>
-      <w:bookmarkStart w:id="6" w:name="__RefHeading___Toc808_1351480008"/>
-      <w:bookmarkEnd w:id="6"/>
+      <w:bookmarkStart w:id="7" w:name="__RefHeading___Toc808_1351480008"/>
+      <w:bookmarkEnd w:id="7"/>
       <w:r>
         <w:rPr/>
         <w:t>RAM Tests</w:t>
@@ -1025,13 +1467,17 @@
     <w:p>
       <w:pPr>
         <w:pStyle w:val="Heading3"/>
+        <w:numPr>
+          <w:ilvl w:val="2"/>
+          <w:numId w:val="2"/>
+        </w:numPr>
         <w:bidi w:val="0"/>
         <w:ind w:hanging="0" w:start="0"/>
         <w:jc w:val="start"/>
         <w:rPr/>
       </w:pPr>
-      <w:bookmarkStart w:id="7" w:name="__RefHeading___Toc810_1351480008"/>
-      <w:bookmarkEnd w:id="7"/>
+      <w:bookmarkStart w:id="8" w:name="__RefHeading___Toc810_1351480008"/>
+      <w:bookmarkEnd w:id="8"/>
       <w:r>
         <w:rPr/>
         <w:t>RAM Bank Test</w:t>
@@ -1040,27 +1486,20 @@
     <w:p>
       <w:pPr>
         <w:pStyle w:val="Heading3"/>
+        <w:numPr>
+          <w:ilvl w:val="2"/>
+          <w:numId w:val="2"/>
+        </w:numPr>
         <w:bidi w:val="0"/>
         <w:ind w:hanging="0" w:start="0"/>
         <w:jc w:val="start"/>
         <w:rPr/>
       </w:pPr>
-      <w:bookmarkStart w:id="8" w:name="__RefHeading___Toc812_1351480008"/>
-      <w:bookmarkEnd w:id="8"/>
+      <w:bookmarkStart w:id="9" w:name="__RefHeading___Toc812_1351480008"/>
+      <w:bookmarkEnd w:id="9"/>
       <w:r>
         <w:rPr/>
         <w:t>TRS2 and TKG2 RAM Locations</w:t>
-      </w:r>
-    </w:p>
-    <w:p>
-      <w:pPr>
-        <w:pStyle w:val="BodyText"/>
-        <w:bidi w:val="0"/>
-        <w:jc w:val="start"/>
-        <w:rPr/>
-      </w:pPr>
-      <w:r>
-        <w:rPr/>
       </w:r>
     </w:p>
     <w:tbl>
@@ -1078,12 +1517,12 @@
       </w:tblPr>
       <w:tblGrid>
         <w:gridCol w:w="787"/>
-        <w:gridCol w:w="1917"/>
-        <w:gridCol w:w="608"/>
+        <w:gridCol w:w="1915"/>
+        <w:gridCol w:w="610"/>
         <w:gridCol w:w="1520"/>
-        <w:gridCol w:w="706"/>
+        <w:gridCol w:w="704"/>
         <w:gridCol w:w="1944"/>
-        <w:gridCol w:w="1936"/>
+        <w:gridCol w:w="1938"/>
       </w:tblGrid>
       <w:tr>
         <w:trPr>
@@ -1119,7 +1558,7 @@
         </w:tc>
         <w:tc>
           <w:tcPr>
-            <w:tcW w:w="1917" w:type="dxa"/>
+            <w:tcW w:w="1915" w:type="dxa"/>
             <w:tcBorders>
               <w:top w:val="single" w:sz="18" w:space="0" w:color="000000"/>
               <w:start w:val="single" w:sz="2" w:space="0" w:color="000000"/>
@@ -1147,7 +1586,7 @@
         </w:tc>
         <w:tc>
           <w:tcPr>
-            <w:tcW w:w="608" w:type="dxa"/>
+            <w:tcW w:w="610" w:type="dxa"/>
             <w:tcBorders>
               <w:top w:val="single" w:sz="18" w:space="0" w:color="000000"/>
               <w:start w:val="single" w:sz="2" w:space="0" w:color="000000"/>
@@ -1203,7 +1642,7 @@
         </w:tc>
         <w:tc>
           <w:tcPr>
-            <w:tcW w:w="706" w:type="dxa"/>
+            <w:tcW w:w="704" w:type="dxa"/>
             <w:tcBorders>
               <w:top w:val="single" w:sz="18" w:space="0" w:color="000000"/>
               <w:start w:val="single" w:sz="2" w:space="0" w:color="000000"/>
@@ -1259,7 +1698,7 @@
         </w:tc>
         <w:tc>
           <w:tcPr>
-            <w:tcW w:w="1936" w:type="dxa"/>
+            <w:tcW w:w="1938" w:type="dxa"/>
             <w:tcBorders>
               <w:top w:val="single" w:sz="18" w:space="0" w:color="000000"/>
               <w:start w:val="single" w:sz="2" w:space="0" w:color="000000"/>
@@ -1314,7 +1753,7 @@
         </w:tc>
         <w:tc>
           <w:tcPr>
-            <w:tcW w:w="1917" w:type="dxa"/>
+            <w:tcW w:w="1915" w:type="dxa"/>
             <w:tcBorders>
               <w:start w:val="single" w:sz="2" w:space="0" w:color="000000"/>
               <w:bottom w:val="single" w:sz="2" w:space="0" w:color="000000"/>
@@ -1337,7 +1776,7 @@
         </w:tc>
         <w:tc>
           <w:tcPr>
-            <w:tcW w:w="608" w:type="dxa"/>
+            <w:tcW w:w="610" w:type="dxa"/>
             <w:tcBorders>
               <w:start w:val="single" w:sz="2" w:space="0" w:color="000000"/>
               <w:bottom w:val="single" w:sz="2" w:space="0" w:color="000000"/>
@@ -1383,7 +1822,7 @@
         </w:tc>
         <w:tc>
           <w:tcPr>
-            <w:tcW w:w="706" w:type="dxa"/>
+            <w:tcW w:w="704" w:type="dxa"/>
             <w:tcBorders>
               <w:start w:val="single" w:sz="2" w:space="0" w:color="000000"/>
               <w:bottom w:val="single" w:sz="2" w:space="0" w:color="000000"/>
@@ -1429,7 +1868,7 @@
         </w:tc>
         <w:tc>
           <w:tcPr>
-            <w:tcW w:w="1936" w:type="dxa"/>
+            <w:tcW w:w="1938" w:type="dxa"/>
             <w:tcBorders>
               <w:start w:val="single" w:sz="2" w:space="0" w:color="000000"/>
               <w:bottom w:val="single" w:sz="2" w:space="0" w:color="000000"/>
@@ -1479,7 +1918,7 @@
         </w:tc>
         <w:tc>
           <w:tcPr>
-            <w:tcW w:w="1917" w:type="dxa"/>
+            <w:tcW w:w="1915" w:type="dxa"/>
             <w:tcBorders>
               <w:start w:val="single" w:sz="2" w:space="0" w:color="000000"/>
               <w:bottom w:val="single" w:sz="2" w:space="0" w:color="000000"/>
@@ -1502,7 +1941,7 @@
         </w:tc>
         <w:tc>
           <w:tcPr>
-            <w:tcW w:w="608" w:type="dxa"/>
+            <w:tcW w:w="610" w:type="dxa"/>
             <w:tcBorders>
               <w:start w:val="single" w:sz="2" w:space="0" w:color="000000"/>
               <w:bottom w:val="single" w:sz="2" w:space="0" w:color="000000"/>
@@ -1548,7 +1987,7 @@
         </w:tc>
         <w:tc>
           <w:tcPr>
-            <w:tcW w:w="706" w:type="dxa"/>
+            <w:tcW w:w="704" w:type="dxa"/>
             <w:tcBorders>
               <w:start w:val="single" w:sz="2" w:space="0" w:color="000000"/>
               <w:bottom w:val="single" w:sz="2" w:space="0" w:color="000000"/>
@@ -1594,7 +2033,7 @@
         </w:tc>
         <w:tc>
           <w:tcPr>
-            <w:tcW w:w="1936" w:type="dxa"/>
+            <w:tcW w:w="1938" w:type="dxa"/>
             <w:tcBorders>
               <w:start w:val="single" w:sz="2" w:space="0" w:color="000000"/>
               <w:bottom w:val="single" w:sz="2" w:space="0" w:color="000000"/>
@@ -1644,7 +2083,7 @@
         </w:tc>
         <w:tc>
           <w:tcPr>
-            <w:tcW w:w="1917" w:type="dxa"/>
+            <w:tcW w:w="1915" w:type="dxa"/>
             <w:tcBorders>
               <w:start w:val="single" w:sz="2" w:space="0" w:color="000000"/>
               <w:bottom w:val="single" w:sz="2" w:space="0" w:color="000000"/>
@@ -1667,7 +2106,7 @@
         </w:tc>
         <w:tc>
           <w:tcPr>
-            <w:tcW w:w="608" w:type="dxa"/>
+            <w:tcW w:w="610" w:type="dxa"/>
             <w:tcBorders>
               <w:start w:val="single" w:sz="2" w:space="0" w:color="000000"/>
               <w:bottom w:val="single" w:sz="2" w:space="0" w:color="000000"/>
@@ -1713,7 +2152,7 @@
         </w:tc>
         <w:tc>
           <w:tcPr>
-            <w:tcW w:w="706" w:type="dxa"/>
+            <w:tcW w:w="704" w:type="dxa"/>
             <w:tcBorders>
               <w:start w:val="single" w:sz="2" w:space="0" w:color="000000"/>
               <w:bottom w:val="single" w:sz="2" w:space="0" w:color="000000"/>
@@ -1759,7 +2198,7 @@
         </w:tc>
         <w:tc>
           <w:tcPr>
-            <w:tcW w:w="1936" w:type="dxa"/>
+            <w:tcW w:w="1938" w:type="dxa"/>
             <w:tcBorders>
               <w:start w:val="single" w:sz="2" w:space="0" w:color="000000"/>
               <w:bottom w:val="single" w:sz="2" w:space="0" w:color="000000"/>
@@ -1809,7 +2248,7 @@
         </w:tc>
         <w:tc>
           <w:tcPr>
-            <w:tcW w:w="1917" w:type="dxa"/>
+            <w:tcW w:w="1915" w:type="dxa"/>
             <w:tcBorders>
               <w:start w:val="single" w:sz="2" w:space="0" w:color="000000"/>
               <w:bottom w:val="single" w:sz="2" w:space="0" w:color="000000"/>
@@ -1832,7 +2271,7 @@
         </w:tc>
         <w:tc>
           <w:tcPr>
-            <w:tcW w:w="608" w:type="dxa"/>
+            <w:tcW w:w="610" w:type="dxa"/>
             <w:tcBorders>
               <w:start w:val="single" w:sz="2" w:space="0" w:color="000000"/>
               <w:bottom w:val="single" w:sz="2" w:space="0" w:color="000000"/>
@@ -1878,7 +2317,7 @@
         </w:tc>
         <w:tc>
           <w:tcPr>
-            <w:tcW w:w="706" w:type="dxa"/>
+            <w:tcW w:w="704" w:type="dxa"/>
             <w:tcBorders>
               <w:start w:val="single" w:sz="2" w:space="0" w:color="000000"/>
               <w:bottom w:val="single" w:sz="2" w:space="0" w:color="000000"/>
@@ -1924,7 +2363,7 @@
         </w:tc>
         <w:tc>
           <w:tcPr>
-            <w:tcW w:w="1936" w:type="dxa"/>
+            <w:tcW w:w="1938" w:type="dxa"/>
             <w:tcBorders>
               <w:start w:val="single" w:sz="2" w:space="0" w:color="000000"/>
               <w:bottom w:val="single" w:sz="2" w:space="0" w:color="000000"/>
@@ -1974,7 +2413,7 @@
         </w:tc>
         <w:tc>
           <w:tcPr>
-            <w:tcW w:w="1917" w:type="dxa"/>
+            <w:tcW w:w="1915" w:type="dxa"/>
             <w:tcBorders>
               <w:start w:val="single" w:sz="2" w:space="0" w:color="000000"/>
               <w:bottom w:val="single" w:sz="18" w:space="0" w:color="000000"/>
@@ -1997,7 +2436,7 @@
         </w:tc>
         <w:tc>
           <w:tcPr>
-            <w:tcW w:w="608" w:type="dxa"/>
+            <w:tcW w:w="610" w:type="dxa"/>
             <w:tcBorders>
               <w:start w:val="single" w:sz="2" w:space="0" w:color="000000"/>
               <w:bottom w:val="single" w:sz="18" w:space="0" w:color="000000"/>
@@ -2043,7 +2482,7 @@
         </w:tc>
         <w:tc>
           <w:tcPr>
-            <w:tcW w:w="706" w:type="dxa"/>
+            <w:tcW w:w="704" w:type="dxa"/>
             <w:tcBorders>
               <w:start w:val="single" w:sz="2" w:space="0" w:color="000000"/>
               <w:bottom w:val="single" w:sz="18" w:space="0" w:color="000000"/>
@@ -2089,7 +2528,7 @@
         </w:tc>
         <w:tc>
           <w:tcPr>
-            <w:tcW w:w="1936" w:type="dxa"/>
+            <w:tcW w:w="1938" w:type="dxa"/>
             <w:tcBorders>
               <w:start w:val="single" w:sz="2" w:space="0" w:color="000000"/>
               <w:bottom w:val="single" w:sz="18" w:space="0" w:color="000000"/>
@@ -2126,13 +2565,17 @@
     <w:p>
       <w:pPr>
         <w:pStyle w:val="Heading3"/>
+        <w:numPr>
+          <w:ilvl w:val="2"/>
+          <w:numId w:val="2"/>
+        </w:numPr>
         <w:bidi w:val="0"/>
         <w:ind w:hanging="0" w:start="0"/>
         <w:jc w:val="start"/>
         <w:rPr/>
       </w:pPr>
-      <w:bookmarkStart w:id="9" w:name="__RefHeading___Toc814_1351480008"/>
-      <w:bookmarkEnd w:id="9"/>
+      <w:bookmarkStart w:id="10" w:name="__RefHeading___Toc814_1351480008"/>
+      <w:bookmarkEnd w:id="10"/>
       <w:r>
         <w:rPr/>
         <w:t>TKG3 RAM Locations</w:t>
@@ -2153,12 +2596,12 @@
       </w:tblPr>
       <w:tblGrid>
         <w:gridCol w:w="787"/>
-        <w:gridCol w:w="1917"/>
-        <w:gridCol w:w="608"/>
+        <w:gridCol w:w="1915"/>
+        <w:gridCol w:w="610"/>
         <w:gridCol w:w="1520"/>
-        <w:gridCol w:w="706"/>
+        <w:gridCol w:w="704"/>
         <w:gridCol w:w="1944"/>
-        <w:gridCol w:w="1936"/>
+        <w:gridCol w:w="1938"/>
       </w:tblGrid>
       <w:tr>
         <w:trPr>
@@ -2194,7 +2637,7 @@
         </w:tc>
         <w:tc>
           <w:tcPr>
-            <w:tcW w:w="1917" w:type="dxa"/>
+            <w:tcW w:w="1915" w:type="dxa"/>
             <w:tcBorders>
               <w:top w:val="single" w:sz="18" w:space="0" w:color="000000"/>
               <w:start w:val="single" w:sz="2" w:space="0" w:color="000000"/>
@@ -2222,7 +2665,7 @@
         </w:tc>
         <w:tc>
           <w:tcPr>
-            <w:tcW w:w="608" w:type="dxa"/>
+            <w:tcW w:w="610" w:type="dxa"/>
             <w:tcBorders>
               <w:top w:val="single" w:sz="18" w:space="0" w:color="000000"/>
               <w:start w:val="single" w:sz="2" w:space="0" w:color="000000"/>
@@ -2278,7 +2721,7 @@
         </w:tc>
         <w:tc>
           <w:tcPr>
-            <w:tcW w:w="706" w:type="dxa"/>
+            <w:tcW w:w="704" w:type="dxa"/>
             <w:tcBorders>
               <w:top w:val="single" w:sz="18" w:space="0" w:color="000000"/>
               <w:start w:val="single" w:sz="2" w:space="0" w:color="000000"/>
@@ -2334,7 +2777,7 @@
         </w:tc>
         <w:tc>
           <w:tcPr>
-            <w:tcW w:w="1936" w:type="dxa"/>
+            <w:tcW w:w="1938" w:type="dxa"/>
             <w:tcBorders>
               <w:top w:val="single" w:sz="18" w:space="0" w:color="000000"/>
               <w:start w:val="single" w:sz="2" w:space="0" w:color="000000"/>
@@ -2389,7 +2832,7 @@
         </w:tc>
         <w:tc>
           <w:tcPr>
-            <w:tcW w:w="1917" w:type="dxa"/>
+            <w:tcW w:w="1915" w:type="dxa"/>
             <w:tcBorders>
               <w:start w:val="single" w:sz="2" w:space="0" w:color="000000"/>
               <w:bottom w:val="single" w:sz="2" w:space="0" w:color="000000"/>
@@ -2412,7 +2855,7 @@
         </w:tc>
         <w:tc>
           <w:tcPr>
-            <w:tcW w:w="608" w:type="dxa"/>
+            <w:tcW w:w="610" w:type="dxa"/>
             <w:tcBorders>
               <w:start w:val="single" w:sz="2" w:space="0" w:color="000000"/>
               <w:bottom w:val="single" w:sz="2" w:space="0" w:color="000000"/>
@@ -2458,7 +2901,7 @@
         </w:tc>
         <w:tc>
           <w:tcPr>
-            <w:tcW w:w="706" w:type="dxa"/>
+            <w:tcW w:w="704" w:type="dxa"/>
             <w:tcBorders>
               <w:start w:val="single" w:sz="2" w:space="0" w:color="000000"/>
               <w:bottom w:val="single" w:sz="2" w:space="0" w:color="000000"/>
@@ -2504,7 +2947,7 @@
         </w:tc>
         <w:tc>
           <w:tcPr>
-            <w:tcW w:w="1936" w:type="dxa"/>
+            <w:tcW w:w="1938" w:type="dxa"/>
             <w:tcBorders>
               <w:start w:val="single" w:sz="2" w:space="0" w:color="000000"/>
               <w:bottom w:val="single" w:sz="2" w:space="0" w:color="000000"/>
@@ -2554,7 +2997,7 @@
         </w:tc>
         <w:tc>
           <w:tcPr>
-            <w:tcW w:w="1917" w:type="dxa"/>
+            <w:tcW w:w="1915" w:type="dxa"/>
             <w:tcBorders>
               <w:start w:val="single" w:sz="2" w:space="0" w:color="000000"/>
               <w:bottom w:val="single" w:sz="2" w:space="0" w:color="000000"/>
@@ -2577,7 +3020,7 @@
         </w:tc>
         <w:tc>
           <w:tcPr>
-            <w:tcW w:w="608" w:type="dxa"/>
+            <w:tcW w:w="610" w:type="dxa"/>
             <w:tcBorders>
               <w:start w:val="single" w:sz="2" w:space="0" w:color="000000"/>
               <w:bottom w:val="single" w:sz="2" w:space="0" w:color="000000"/>
@@ -2623,7 +3066,7 @@
         </w:tc>
         <w:tc>
           <w:tcPr>
-            <w:tcW w:w="706" w:type="dxa"/>
+            <w:tcW w:w="704" w:type="dxa"/>
             <w:tcBorders>
               <w:start w:val="single" w:sz="2" w:space="0" w:color="000000"/>
               <w:bottom w:val="single" w:sz="2" w:space="0" w:color="000000"/>
@@ -2669,7 +3112,7 @@
         </w:tc>
         <w:tc>
           <w:tcPr>
-            <w:tcW w:w="1936" w:type="dxa"/>
+            <w:tcW w:w="1938" w:type="dxa"/>
             <w:tcBorders>
               <w:start w:val="single" w:sz="2" w:space="0" w:color="000000"/>
               <w:bottom w:val="single" w:sz="2" w:space="0" w:color="000000"/>
@@ -2719,7 +3162,7 @@
         </w:tc>
         <w:tc>
           <w:tcPr>
-            <w:tcW w:w="1917" w:type="dxa"/>
+            <w:tcW w:w="1915" w:type="dxa"/>
             <w:tcBorders>
               <w:start w:val="single" w:sz="2" w:space="0" w:color="000000"/>
               <w:bottom w:val="single" w:sz="2" w:space="0" w:color="000000"/>
@@ -2742,7 +3185,7 @@
         </w:tc>
         <w:tc>
           <w:tcPr>
-            <w:tcW w:w="608" w:type="dxa"/>
+            <w:tcW w:w="610" w:type="dxa"/>
             <w:tcBorders>
               <w:start w:val="single" w:sz="2" w:space="0" w:color="000000"/>
               <w:bottom w:val="single" w:sz="2" w:space="0" w:color="000000"/>
@@ -2788,7 +3231,7 @@
         </w:tc>
         <w:tc>
           <w:tcPr>
-            <w:tcW w:w="706" w:type="dxa"/>
+            <w:tcW w:w="704" w:type="dxa"/>
             <w:tcBorders>
               <w:start w:val="single" w:sz="2" w:space="0" w:color="000000"/>
               <w:bottom w:val="single" w:sz="2" w:space="0" w:color="000000"/>
@@ -2834,7 +3277,7 @@
         </w:tc>
         <w:tc>
           <w:tcPr>
-            <w:tcW w:w="1936" w:type="dxa"/>
+            <w:tcW w:w="1938" w:type="dxa"/>
             <w:tcBorders>
               <w:start w:val="single" w:sz="2" w:space="0" w:color="000000"/>
               <w:bottom w:val="single" w:sz="2" w:space="0" w:color="000000"/>
@@ -2884,7 +3327,7 @@
         </w:tc>
         <w:tc>
           <w:tcPr>
-            <w:tcW w:w="1917" w:type="dxa"/>
+            <w:tcW w:w="1915" w:type="dxa"/>
             <w:tcBorders>
               <w:start w:val="single" w:sz="2" w:space="0" w:color="000000"/>
               <w:bottom w:val="single" w:sz="2" w:space="0" w:color="000000"/>
@@ -2907,7 +3350,7 @@
         </w:tc>
         <w:tc>
           <w:tcPr>
-            <w:tcW w:w="608" w:type="dxa"/>
+            <w:tcW w:w="610" w:type="dxa"/>
             <w:tcBorders>
               <w:start w:val="single" w:sz="2" w:space="0" w:color="000000"/>
               <w:bottom w:val="single" w:sz="2" w:space="0" w:color="000000"/>
@@ -2953,7 +3396,7 @@
         </w:tc>
         <w:tc>
           <w:tcPr>
-            <w:tcW w:w="706" w:type="dxa"/>
+            <w:tcW w:w="704" w:type="dxa"/>
             <w:tcBorders>
               <w:start w:val="single" w:sz="2" w:space="0" w:color="000000"/>
               <w:bottom w:val="single" w:sz="2" w:space="0" w:color="000000"/>
@@ -2999,7 +3442,7 @@
         </w:tc>
         <w:tc>
           <w:tcPr>
-            <w:tcW w:w="1936" w:type="dxa"/>
+            <w:tcW w:w="1938" w:type="dxa"/>
             <w:tcBorders>
               <w:start w:val="single" w:sz="2" w:space="0" w:color="000000"/>
               <w:bottom w:val="single" w:sz="2" w:space="0" w:color="000000"/>
@@ -3049,7 +3492,7 @@
         </w:tc>
         <w:tc>
           <w:tcPr>
-            <w:tcW w:w="1917" w:type="dxa"/>
+            <w:tcW w:w="1915" w:type="dxa"/>
             <w:tcBorders>
               <w:start w:val="single" w:sz="2" w:space="0" w:color="000000"/>
               <w:bottom w:val="single" w:sz="18" w:space="0" w:color="000000"/>
@@ -3072,7 +3515,7 @@
         </w:tc>
         <w:tc>
           <w:tcPr>
-            <w:tcW w:w="608" w:type="dxa"/>
+            <w:tcW w:w="610" w:type="dxa"/>
             <w:tcBorders>
               <w:start w:val="single" w:sz="2" w:space="0" w:color="000000"/>
               <w:bottom w:val="single" w:sz="18" w:space="0" w:color="000000"/>
@@ -3118,7 +3561,7 @@
         </w:tc>
         <w:tc>
           <w:tcPr>
-            <w:tcW w:w="706" w:type="dxa"/>
+            <w:tcW w:w="704" w:type="dxa"/>
             <w:tcBorders>
               <w:start w:val="single" w:sz="2" w:space="0" w:color="000000"/>
               <w:bottom w:val="single" w:sz="18" w:space="0" w:color="000000"/>
@@ -3164,7 +3607,7 @@
         </w:tc>
         <w:tc>
           <w:tcPr>
-            <w:tcW w:w="1936" w:type="dxa"/>
+            <w:tcW w:w="1938" w:type="dxa"/>
             <w:tcBorders>
               <w:start w:val="single" w:sz="2" w:space="0" w:color="000000"/>
               <w:bottom w:val="single" w:sz="18" w:space="0" w:color="000000"/>
@@ -3206,13 +3649,17 @@
     <w:p>
       <w:pPr>
         <w:pStyle w:val="Heading3"/>
+        <w:numPr>
+          <w:ilvl w:val="2"/>
+          <w:numId w:val="2"/>
+        </w:numPr>
         <w:bidi w:val="0"/>
         <w:ind w:hanging="0" w:start="0"/>
         <w:jc w:val="start"/>
         <w:rPr/>
       </w:pPr>
-      <w:bookmarkStart w:id="10" w:name="__RefHeading___Toc816_1351480008"/>
-      <w:bookmarkEnd w:id="10"/>
+      <w:bookmarkStart w:id="11" w:name="__RefHeading___Toc816_1351480008"/>
+      <w:bookmarkEnd w:id="11"/>
       <w:r>
         <w:rPr/>
         <w:t>TKG4 RAM Locations</w:t>
@@ -3233,12 +3680,12 @@
       </w:tblPr>
       <w:tblGrid>
         <w:gridCol w:w="787"/>
-        <w:gridCol w:w="1917"/>
-        <w:gridCol w:w="608"/>
+        <w:gridCol w:w="1915"/>
+        <w:gridCol w:w="610"/>
         <w:gridCol w:w="1520"/>
-        <w:gridCol w:w="706"/>
+        <w:gridCol w:w="704"/>
         <w:gridCol w:w="1944"/>
-        <w:gridCol w:w="1936"/>
+        <w:gridCol w:w="1938"/>
       </w:tblGrid>
       <w:tr>
         <w:trPr>
@@ -3274,7 +3721,7 @@
         </w:tc>
         <w:tc>
           <w:tcPr>
-            <w:tcW w:w="1917" w:type="dxa"/>
+            <w:tcW w:w="1915" w:type="dxa"/>
             <w:tcBorders>
               <w:top w:val="single" w:sz="18" w:space="0" w:color="000000"/>
               <w:start w:val="single" w:sz="2" w:space="0" w:color="000000"/>
@@ -3302,7 +3749,7 @@
         </w:tc>
         <w:tc>
           <w:tcPr>
-            <w:tcW w:w="608" w:type="dxa"/>
+            <w:tcW w:w="610" w:type="dxa"/>
             <w:tcBorders>
               <w:top w:val="single" w:sz="18" w:space="0" w:color="000000"/>
               <w:start w:val="single" w:sz="2" w:space="0" w:color="000000"/>
@@ -3358,7 +3805,7 @@
         </w:tc>
         <w:tc>
           <w:tcPr>
-            <w:tcW w:w="706" w:type="dxa"/>
+            <w:tcW w:w="704" w:type="dxa"/>
             <w:tcBorders>
               <w:top w:val="single" w:sz="18" w:space="0" w:color="000000"/>
               <w:start w:val="single" w:sz="2" w:space="0" w:color="000000"/>
@@ -3414,7 +3861,7 @@
         </w:tc>
         <w:tc>
           <w:tcPr>
-            <w:tcW w:w="1936" w:type="dxa"/>
+            <w:tcW w:w="1938" w:type="dxa"/>
             <w:tcBorders>
               <w:top w:val="single" w:sz="18" w:space="0" w:color="000000"/>
               <w:start w:val="single" w:sz="2" w:space="0" w:color="000000"/>
@@ -3469,7 +3916,7 @@
         </w:tc>
         <w:tc>
           <w:tcPr>
-            <w:tcW w:w="1917" w:type="dxa"/>
+            <w:tcW w:w="1915" w:type="dxa"/>
             <w:tcBorders>
               <w:start w:val="single" w:sz="2" w:space="0" w:color="000000"/>
               <w:bottom w:val="single" w:sz="2" w:space="0" w:color="000000"/>
@@ -3492,7 +3939,7 @@
         </w:tc>
         <w:tc>
           <w:tcPr>
-            <w:tcW w:w="608" w:type="dxa"/>
+            <w:tcW w:w="610" w:type="dxa"/>
             <w:tcBorders>
               <w:start w:val="single" w:sz="2" w:space="0" w:color="000000"/>
               <w:bottom w:val="single" w:sz="2" w:space="0" w:color="000000"/>
@@ -3538,7 +3985,7 @@
         </w:tc>
         <w:tc>
           <w:tcPr>
-            <w:tcW w:w="706" w:type="dxa"/>
+            <w:tcW w:w="704" w:type="dxa"/>
             <w:tcBorders>
               <w:start w:val="single" w:sz="2" w:space="0" w:color="000000"/>
               <w:bottom w:val="single" w:sz="2" w:space="0" w:color="000000"/>
@@ -3584,7 +4031,7 @@
         </w:tc>
         <w:tc>
           <w:tcPr>
-            <w:tcW w:w="1936" w:type="dxa"/>
+            <w:tcW w:w="1938" w:type="dxa"/>
             <w:tcBorders>
               <w:start w:val="single" w:sz="2" w:space="0" w:color="000000"/>
               <w:bottom w:val="single" w:sz="2" w:space="0" w:color="000000"/>
@@ -3634,7 +4081,7 @@
         </w:tc>
         <w:tc>
           <w:tcPr>
-            <w:tcW w:w="1917" w:type="dxa"/>
+            <w:tcW w:w="1915" w:type="dxa"/>
             <w:tcBorders>
               <w:start w:val="single" w:sz="2" w:space="0" w:color="000000"/>
               <w:bottom w:val="single" w:sz="2" w:space="0" w:color="000000"/>
@@ -3657,7 +4104,7 @@
         </w:tc>
         <w:tc>
           <w:tcPr>
-            <w:tcW w:w="608" w:type="dxa"/>
+            <w:tcW w:w="610" w:type="dxa"/>
             <w:tcBorders>
               <w:start w:val="single" w:sz="2" w:space="0" w:color="000000"/>
               <w:bottom w:val="single" w:sz="2" w:space="0" w:color="000000"/>
@@ -3703,7 +4150,7 @@
         </w:tc>
         <w:tc>
           <w:tcPr>
-            <w:tcW w:w="706" w:type="dxa"/>
+            <w:tcW w:w="704" w:type="dxa"/>
             <w:tcBorders>
               <w:start w:val="single" w:sz="2" w:space="0" w:color="000000"/>
               <w:bottom w:val="single" w:sz="2" w:space="0" w:color="000000"/>
@@ -3749,7 +4196,7 @@
         </w:tc>
         <w:tc>
           <w:tcPr>
-            <w:tcW w:w="1936" w:type="dxa"/>
+            <w:tcW w:w="1938" w:type="dxa"/>
             <w:tcBorders>
               <w:start w:val="single" w:sz="2" w:space="0" w:color="000000"/>
               <w:bottom w:val="single" w:sz="2" w:space="0" w:color="000000"/>
@@ -3799,7 +4246,7 @@
         </w:tc>
         <w:tc>
           <w:tcPr>
-            <w:tcW w:w="1917" w:type="dxa"/>
+            <w:tcW w:w="1915" w:type="dxa"/>
             <w:tcBorders>
               <w:start w:val="single" w:sz="2" w:space="0" w:color="000000"/>
               <w:bottom w:val="single" w:sz="2" w:space="0" w:color="000000"/>
@@ -3822,7 +4269,7 @@
         </w:tc>
         <w:tc>
           <w:tcPr>
-            <w:tcW w:w="608" w:type="dxa"/>
+            <w:tcW w:w="610" w:type="dxa"/>
             <w:tcBorders>
               <w:start w:val="single" w:sz="2" w:space="0" w:color="000000"/>
               <w:bottom w:val="single" w:sz="2" w:space="0" w:color="000000"/>
@@ -3868,7 +4315,7 @@
         </w:tc>
         <w:tc>
           <w:tcPr>
-            <w:tcW w:w="706" w:type="dxa"/>
+            <w:tcW w:w="704" w:type="dxa"/>
             <w:tcBorders>
               <w:start w:val="single" w:sz="2" w:space="0" w:color="000000"/>
               <w:bottom w:val="single" w:sz="2" w:space="0" w:color="000000"/>
@@ -3914,7 +4361,7 @@
         </w:tc>
         <w:tc>
           <w:tcPr>
-            <w:tcW w:w="1936" w:type="dxa"/>
+            <w:tcW w:w="1938" w:type="dxa"/>
             <w:tcBorders>
               <w:start w:val="single" w:sz="2" w:space="0" w:color="000000"/>
               <w:bottom w:val="single" w:sz="2" w:space="0" w:color="000000"/>
@@ -3964,7 +4411,7 @@
         </w:tc>
         <w:tc>
           <w:tcPr>
-            <w:tcW w:w="1917" w:type="dxa"/>
+            <w:tcW w:w="1915" w:type="dxa"/>
             <w:tcBorders>
               <w:start w:val="single" w:sz="2" w:space="0" w:color="000000"/>
               <w:bottom w:val="single" w:sz="2" w:space="0" w:color="000000"/>
@@ -3987,7 +4434,7 @@
         </w:tc>
         <w:tc>
           <w:tcPr>
-            <w:tcW w:w="608" w:type="dxa"/>
+            <w:tcW w:w="610" w:type="dxa"/>
             <w:tcBorders>
               <w:start w:val="single" w:sz="2" w:space="0" w:color="000000"/>
               <w:bottom w:val="single" w:sz="2" w:space="0" w:color="000000"/>
@@ -4033,7 +4480,7 @@
         </w:tc>
         <w:tc>
           <w:tcPr>
-            <w:tcW w:w="706" w:type="dxa"/>
+            <w:tcW w:w="704" w:type="dxa"/>
             <w:tcBorders>
               <w:start w:val="single" w:sz="2" w:space="0" w:color="000000"/>
               <w:bottom w:val="single" w:sz="2" w:space="0" w:color="000000"/>
@@ -4079,7 +4526,7 @@
         </w:tc>
         <w:tc>
           <w:tcPr>
-            <w:tcW w:w="1936" w:type="dxa"/>
+            <w:tcW w:w="1938" w:type="dxa"/>
             <w:tcBorders>
               <w:start w:val="single" w:sz="2" w:space="0" w:color="000000"/>
               <w:bottom w:val="single" w:sz="2" w:space="0" w:color="000000"/>
@@ -4129,7 +4576,7 @@
         </w:tc>
         <w:tc>
           <w:tcPr>
-            <w:tcW w:w="1917" w:type="dxa"/>
+            <w:tcW w:w="1915" w:type="dxa"/>
             <w:tcBorders>
               <w:start w:val="single" w:sz="2" w:space="0" w:color="000000"/>
               <w:bottom w:val="single" w:sz="18" w:space="0" w:color="000000"/>
@@ -4152,7 +4599,7 @@
         </w:tc>
         <w:tc>
           <w:tcPr>
-            <w:tcW w:w="608" w:type="dxa"/>
+            <w:tcW w:w="610" w:type="dxa"/>
             <w:tcBorders>
               <w:start w:val="single" w:sz="2" w:space="0" w:color="000000"/>
               <w:bottom w:val="single" w:sz="18" w:space="0" w:color="000000"/>
@@ -4198,7 +4645,7 @@
         </w:tc>
         <w:tc>
           <w:tcPr>
-            <w:tcW w:w="706" w:type="dxa"/>
+            <w:tcW w:w="704" w:type="dxa"/>
             <w:tcBorders>
               <w:start w:val="single" w:sz="2" w:space="0" w:color="000000"/>
               <w:bottom w:val="single" w:sz="18" w:space="0" w:color="000000"/>
@@ -4244,7 +4691,7 @@
         </w:tc>
         <w:tc>
           <w:tcPr>
-            <w:tcW w:w="1936" w:type="dxa"/>
+            <w:tcW w:w="1938" w:type="dxa"/>
             <w:tcBorders>
               <w:start w:val="single" w:sz="2" w:space="0" w:color="000000"/>
               <w:bottom w:val="single" w:sz="18" w:space="0" w:color="000000"/>
@@ -4281,13 +4728,17 @@
     <w:p>
       <w:pPr>
         <w:pStyle w:val="Heading2"/>
+        <w:numPr>
+          <w:ilvl w:val="1"/>
+          <w:numId w:val="2"/>
+        </w:numPr>
         <w:bidi w:val="0"/>
         <w:ind w:hanging="0" w:start="0"/>
         <w:jc w:val="start"/>
         <w:rPr/>
       </w:pPr>
-      <w:bookmarkStart w:id="11" w:name="__RefHeading___Toc219_1351480008"/>
-      <w:bookmarkEnd w:id="11"/>
+      <w:bookmarkStart w:id="12" w:name="__RefHeading___Toc219_1351480008"/>
+      <w:bookmarkEnd w:id="12"/>
       <w:r>
         <w:rPr/>
         <w:t>ROM Checksums</w:t>
@@ -4296,13 +4747,17 @@
     <w:p>
       <w:pPr>
         <w:pStyle w:val="Heading3"/>
+        <w:numPr>
+          <w:ilvl w:val="2"/>
+          <w:numId w:val="2"/>
+        </w:numPr>
         <w:bidi w:val="0"/>
         <w:ind w:hanging="0" w:start="0"/>
         <w:jc w:val="start"/>
         <w:rPr/>
       </w:pPr>
-      <w:bookmarkStart w:id="12" w:name="__RefHeading___Toc818_1351480008"/>
-      <w:bookmarkEnd w:id="12"/>
+      <w:bookmarkStart w:id="13" w:name="__RefHeading___Toc818_1351480008"/>
+      <w:bookmarkEnd w:id="13"/>
       <w:r>
         <w:rPr/>
         <w:t>Test Overview</w:t>
@@ -4323,13 +4778,17 @@
     <w:p>
       <w:pPr>
         <w:pStyle w:val="Heading3"/>
+        <w:numPr>
+          <w:ilvl w:val="2"/>
+          <w:numId w:val="2"/>
+        </w:numPr>
         <w:bidi w:val="0"/>
         <w:ind w:hanging="0" w:start="0"/>
         <w:jc w:val="start"/>
         <w:rPr/>
       </w:pPr>
-      <w:bookmarkStart w:id="13" w:name="__RefHeading___Toc820_1351480008"/>
-      <w:bookmarkEnd w:id="13"/>
+      <w:bookmarkStart w:id="14" w:name="__RefHeading___Toc820_1351480008"/>
+      <w:bookmarkEnd w:id="14"/>
       <w:r>
         <w:rPr/>
         <w:t>Test ROM Integrity Test</w:t>
@@ -4350,6 +4809,10 @@
     <w:p>
       <w:pPr>
         <w:pStyle w:val="Heading3"/>
+        <w:numPr>
+          <w:ilvl w:val="2"/>
+          <w:numId w:val="2"/>
+        </w:numPr>
         <w:bidi w:val="0"/>
         <w:ind w:hanging="0" w:start="0"/>
         <w:jc w:val="start"/>
@@ -4369,7 +4832,7 @@
             <wp:extent cx="6332220" cy="1929130"/>
             <wp:effectExtent l="0" t="0" r="0" b="0"/>
             <wp:wrapSquare wrapText="largest"/>
-            <wp:docPr id="1" name="Image1"/>
+            <wp:docPr id="4" name="Image1"/>
             <wp:cNvGraphicFramePr>
               <a:graphicFrameLocks xmlns:a="http://schemas.openxmlformats.org/drawingml/2006/main" noChangeAspect="1"/>
             </wp:cNvGraphicFramePr>
@@ -4377,13 +4840,13 @@
               <a:graphicData uri="http://schemas.openxmlformats.org/drawingml/2006/picture">
                 <pic:pic xmlns:pic="http://schemas.openxmlformats.org/drawingml/2006/picture">
                   <pic:nvPicPr>
-                    <pic:cNvPr id="1" name="Image1"/>
+                    <pic:cNvPr id="4" name="Image1"/>
                     <pic:cNvPicPr>
                       <a:picLocks noChangeAspect="1" noChangeArrowheads="1"/>
                     </pic:cNvPicPr>
                   </pic:nvPicPr>
                   <pic:blipFill>
-                    <a:blip r:embed="rId2"/>
+                    <a:blip r:embed="rId5"/>
                     <a:stretch>
                       <a:fillRect/>
                     </a:stretch>
@@ -4412,8 +4875,8 @@
         <w:jc w:val="start"/>
         <w:rPr/>
       </w:pPr>
-      <w:bookmarkStart w:id="14" w:name="__RefHeading___Toc1548_1351480008"/>
-      <w:bookmarkEnd w:id="14"/>
+      <w:bookmarkStart w:id="15" w:name="__RefHeading___Toc1548_1351480008"/>
+      <w:bookmarkEnd w:id="15"/>
       <w:r>
         <w:rPr/>
         <w:t>ROM Locations</w:t>
@@ -4433,18 +4896,18 @@
         </w:tblCellMar>
       </w:tblPr>
       <w:tblGrid>
+        <w:gridCol w:w="1422"/>
+        <w:gridCol w:w="1427"/>
         <w:gridCol w:w="1424"/>
-        <w:gridCol w:w="1425"/>
-        <w:gridCol w:w="1424"/>
-        <w:gridCol w:w="1425"/>
+        <w:gridCol w:w="1423"/>
         <w:gridCol w:w="2252"/>
-        <w:gridCol w:w="1985"/>
+        <w:gridCol w:w="1987"/>
       </w:tblGrid>
       <w:tr>
         <w:trPr/>
         <w:tc>
           <w:tcPr>
-            <w:tcW w:w="1424" w:type="dxa"/>
+            <w:tcW w:w="1422" w:type="dxa"/>
             <w:tcBorders>
               <w:top w:val="single" w:sz="18" w:space="0" w:color="000000"/>
               <w:start w:val="single" w:sz="18" w:space="0" w:color="000000"/>
@@ -4466,7 +4929,7 @@
         </w:tc>
         <w:tc>
           <w:tcPr>
-            <w:tcW w:w="1425" w:type="dxa"/>
+            <w:tcW w:w="1427" w:type="dxa"/>
             <w:tcBorders>
               <w:top w:val="single" w:sz="18" w:space="0" w:color="000000"/>
               <w:start w:val="single" w:sz="2" w:space="0" w:color="000000"/>
@@ -4510,7 +4973,7 @@
         </w:tc>
         <w:tc>
           <w:tcPr>
-            <w:tcW w:w="1425" w:type="dxa"/>
+            <w:tcW w:w="1423" w:type="dxa"/>
             <w:tcBorders>
               <w:top w:val="single" w:sz="18" w:space="0" w:color="000000"/>
               <w:start w:val="single" w:sz="2" w:space="0" w:color="000000"/>
@@ -4554,7 +5017,7 @@
         </w:tc>
         <w:tc>
           <w:tcPr>
-            <w:tcW w:w="1985" w:type="dxa"/>
+            <w:tcW w:w="1987" w:type="dxa"/>
             <w:tcBorders>
               <w:top w:val="single" w:sz="18" w:space="0" w:color="000000"/>
               <w:start w:val="single" w:sz="2" w:space="0" w:color="000000"/>
@@ -4580,9 +5043,51 @@
         <w:trPr/>
         <w:tc>
           <w:tcPr>
+            <w:tcW w:w="1422" w:type="dxa"/>
+            <w:tcBorders>
+              <w:start w:val="single" w:sz="18" w:space="0" w:color="000000"/>
+              <w:bottom w:val="single" w:sz="2" w:space="0" w:color="000000"/>
+            </w:tcBorders>
+          </w:tcPr>
+          <w:p>
+            <w:pPr>
+              <w:pStyle w:val="TableContents"/>
+              <w:bidi w:val="0"/>
+              <w:jc w:val="start"/>
+              <w:rPr/>
+            </w:pPr>
+            <w:r>
+              <w:rPr/>
+              <w:t>ROM 0</w:t>
+            </w:r>
+          </w:p>
+        </w:tc>
+        <w:tc>
+          <w:tcPr>
+            <w:tcW w:w="1427" w:type="dxa"/>
+            <w:tcBorders>
+              <w:start w:val="single" w:sz="2" w:space="0" w:color="000000"/>
+              <w:bottom w:val="single" w:sz="2" w:space="0" w:color="000000"/>
+            </w:tcBorders>
+          </w:tcPr>
+          <w:p>
+            <w:pPr>
+              <w:pStyle w:val="TableContents"/>
+              <w:bidi w:val="0"/>
+              <w:jc w:val="start"/>
+              <w:rPr/>
+            </w:pPr>
+            <w:r>
+              <w:rPr/>
+              <w:t>2532</w:t>
+            </w:r>
+          </w:p>
+        </w:tc>
+        <w:tc>
+          <w:tcPr>
             <w:tcW w:w="1424" w:type="dxa"/>
             <w:tcBorders>
-              <w:start w:val="single" w:sz="18" w:space="0" w:color="000000"/>
+              <w:start w:val="single" w:sz="2" w:space="0" w:color="000000"/>
               <w:bottom w:val="single" w:sz="2" w:space="0" w:color="000000"/>
             </w:tcBorders>
           </w:tcPr>
@@ -4595,13 +5100,13 @@
             </w:pPr>
             <w:r>
               <w:rPr/>
-              <w:t>ROM 0</w:t>
-            </w:r>
-          </w:p>
-        </w:tc>
-        <w:tc>
-          <w:tcPr>
-            <w:tcW w:w="1425" w:type="dxa"/>
+              <w:t>4k</w:t>
+            </w:r>
+          </w:p>
+        </w:tc>
+        <w:tc>
+          <w:tcPr>
+            <w:tcW w:w="1423" w:type="dxa"/>
             <w:tcBorders>
               <w:start w:val="single" w:sz="2" w:space="0" w:color="000000"/>
               <w:bottom w:val="single" w:sz="2" w:space="0" w:color="000000"/>
@@ -4616,13 +5121,13 @@
             </w:pPr>
             <w:r>
               <w:rPr/>
-              <w:t>2532</w:t>
-            </w:r>
-          </w:p>
-        </w:tc>
-        <w:tc>
-          <w:tcPr>
-            <w:tcW w:w="1424" w:type="dxa"/>
+              <w:t>0x0000</w:t>
+            </w:r>
+          </w:p>
+        </w:tc>
+        <w:tc>
+          <w:tcPr>
+            <w:tcW w:w="2252" w:type="dxa"/>
             <w:tcBorders>
               <w:start w:val="single" w:sz="2" w:space="0" w:color="000000"/>
               <w:bottom w:val="single" w:sz="2" w:space="0" w:color="000000"/>
@@ -4637,55 +5142,13 @@
             </w:pPr>
             <w:r>
               <w:rPr/>
-              <w:t>4k</w:t>
-            </w:r>
-          </w:p>
-        </w:tc>
-        <w:tc>
-          <w:tcPr>
-            <w:tcW w:w="1425" w:type="dxa"/>
-            <w:tcBorders>
-              <w:start w:val="single" w:sz="2" w:space="0" w:color="000000"/>
-              <w:bottom w:val="single" w:sz="2" w:space="0" w:color="000000"/>
-            </w:tcBorders>
-          </w:tcPr>
-          <w:p>
-            <w:pPr>
-              <w:pStyle w:val="TableContents"/>
-              <w:bidi w:val="0"/>
-              <w:jc w:val="start"/>
-              <w:rPr/>
-            </w:pPr>
-            <w:r>
-              <w:rPr/>
-              <w:t>0x0000</w:t>
-            </w:r>
-          </w:p>
-        </w:tc>
-        <w:tc>
-          <w:tcPr>
-            <w:tcW w:w="2252" w:type="dxa"/>
-            <w:tcBorders>
-              <w:start w:val="single" w:sz="2" w:space="0" w:color="000000"/>
-              <w:bottom w:val="single" w:sz="2" w:space="0" w:color="000000"/>
-            </w:tcBorders>
-          </w:tcPr>
-          <w:p>
-            <w:pPr>
-              <w:pStyle w:val="TableContents"/>
-              <w:bidi w:val="0"/>
-              <w:jc w:val="start"/>
-              <w:rPr/>
-            </w:pPr>
-            <w:r>
-              <w:rPr/>
               <w:t>5F</w:t>
             </w:r>
           </w:p>
         </w:tc>
         <w:tc>
           <w:tcPr>
-            <w:tcW w:w="1985" w:type="dxa"/>
+            <w:tcW w:w="1987" w:type="dxa"/>
             <w:tcBorders>
               <w:start w:val="single" w:sz="2" w:space="0" w:color="000000"/>
               <w:bottom w:val="single" w:sz="2" w:space="0" w:color="000000"/>
@@ -4710,9 +5173,51 @@
         <w:trPr/>
         <w:tc>
           <w:tcPr>
+            <w:tcW w:w="1422" w:type="dxa"/>
+            <w:tcBorders>
+              <w:start w:val="single" w:sz="18" w:space="0" w:color="000000"/>
+              <w:bottom w:val="single" w:sz="2" w:space="0" w:color="000000"/>
+            </w:tcBorders>
+          </w:tcPr>
+          <w:p>
+            <w:pPr>
+              <w:pStyle w:val="TableContents"/>
+              <w:bidi w:val="0"/>
+              <w:jc w:val="start"/>
+              <w:rPr/>
+            </w:pPr>
+            <w:r>
+              <w:rPr/>
+              <w:t>ROM 1</w:t>
+            </w:r>
+          </w:p>
+        </w:tc>
+        <w:tc>
+          <w:tcPr>
+            <w:tcW w:w="1427" w:type="dxa"/>
+            <w:tcBorders>
+              <w:start w:val="single" w:sz="2" w:space="0" w:color="000000"/>
+              <w:bottom w:val="single" w:sz="2" w:space="0" w:color="000000"/>
+            </w:tcBorders>
+          </w:tcPr>
+          <w:p>
+            <w:pPr>
+              <w:pStyle w:val="TableContents"/>
+              <w:bidi w:val="0"/>
+              <w:jc w:val="start"/>
+              <w:rPr/>
+            </w:pPr>
+            <w:r>
+              <w:rPr/>
+              <w:t>2532</w:t>
+            </w:r>
+          </w:p>
+        </w:tc>
+        <w:tc>
+          <w:tcPr>
             <w:tcW w:w="1424" w:type="dxa"/>
             <w:tcBorders>
-              <w:start w:val="single" w:sz="18" w:space="0" w:color="000000"/>
+              <w:start w:val="single" w:sz="2" w:space="0" w:color="000000"/>
               <w:bottom w:val="single" w:sz="2" w:space="0" w:color="000000"/>
             </w:tcBorders>
           </w:tcPr>
@@ -4725,13 +5230,13 @@
             </w:pPr>
             <w:r>
               <w:rPr/>
-              <w:t>ROM 1</w:t>
-            </w:r>
-          </w:p>
-        </w:tc>
-        <w:tc>
-          <w:tcPr>
-            <w:tcW w:w="1425" w:type="dxa"/>
+              <w:t>4k</w:t>
+            </w:r>
+          </w:p>
+        </w:tc>
+        <w:tc>
+          <w:tcPr>
+            <w:tcW w:w="1423" w:type="dxa"/>
             <w:tcBorders>
               <w:start w:val="single" w:sz="2" w:space="0" w:color="000000"/>
               <w:bottom w:val="single" w:sz="2" w:space="0" w:color="000000"/>
@@ -4746,13 +5251,13 @@
             </w:pPr>
             <w:r>
               <w:rPr/>
-              <w:t>2532</w:t>
-            </w:r>
-          </w:p>
-        </w:tc>
-        <w:tc>
-          <w:tcPr>
-            <w:tcW w:w="1424" w:type="dxa"/>
+              <w:t>0x1000</w:t>
+            </w:r>
+          </w:p>
+        </w:tc>
+        <w:tc>
+          <w:tcPr>
+            <w:tcW w:w="2252" w:type="dxa"/>
             <w:tcBorders>
               <w:start w:val="single" w:sz="2" w:space="0" w:color="000000"/>
               <w:bottom w:val="single" w:sz="2" w:space="0" w:color="000000"/>
@@ -4767,55 +5272,13 @@
             </w:pPr>
             <w:r>
               <w:rPr/>
-              <w:t>4k</w:t>
-            </w:r>
-          </w:p>
-        </w:tc>
-        <w:tc>
-          <w:tcPr>
-            <w:tcW w:w="1425" w:type="dxa"/>
-            <w:tcBorders>
-              <w:start w:val="single" w:sz="2" w:space="0" w:color="000000"/>
-              <w:bottom w:val="single" w:sz="2" w:space="0" w:color="000000"/>
-            </w:tcBorders>
-          </w:tcPr>
-          <w:p>
-            <w:pPr>
-              <w:pStyle w:val="TableContents"/>
-              <w:bidi w:val="0"/>
-              <w:jc w:val="start"/>
-              <w:rPr/>
-            </w:pPr>
-            <w:r>
-              <w:rPr/>
-              <w:t>0x1000</w:t>
-            </w:r>
-          </w:p>
-        </w:tc>
-        <w:tc>
-          <w:tcPr>
-            <w:tcW w:w="2252" w:type="dxa"/>
-            <w:tcBorders>
-              <w:start w:val="single" w:sz="2" w:space="0" w:color="000000"/>
-              <w:bottom w:val="single" w:sz="2" w:space="0" w:color="000000"/>
-            </w:tcBorders>
-          </w:tcPr>
-          <w:p>
-            <w:pPr>
-              <w:pStyle w:val="TableContents"/>
-              <w:bidi w:val="0"/>
-              <w:jc w:val="start"/>
-              <w:rPr/>
-            </w:pPr>
-            <w:r>
-              <w:rPr/>
               <w:t>5G</w:t>
             </w:r>
           </w:p>
         </w:tc>
         <w:tc>
           <w:tcPr>
-            <w:tcW w:w="1985" w:type="dxa"/>
+            <w:tcW w:w="1987" w:type="dxa"/>
             <w:tcBorders>
               <w:start w:val="single" w:sz="2" w:space="0" w:color="000000"/>
               <w:bottom w:val="single" w:sz="2" w:space="0" w:color="000000"/>
@@ -4840,9 +5303,51 @@
         <w:trPr/>
         <w:tc>
           <w:tcPr>
+            <w:tcW w:w="1422" w:type="dxa"/>
+            <w:tcBorders>
+              <w:start w:val="single" w:sz="18" w:space="0" w:color="000000"/>
+              <w:bottom w:val="single" w:sz="2" w:space="0" w:color="000000"/>
+            </w:tcBorders>
+          </w:tcPr>
+          <w:p>
+            <w:pPr>
+              <w:pStyle w:val="TableContents"/>
+              <w:bidi w:val="0"/>
+              <w:jc w:val="start"/>
+              <w:rPr/>
+            </w:pPr>
+            <w:r>
+              <w:rPr/>
+              <w:t>ROM 2</w:t>
+            </w:r>
+          </w:p>
+        </w:tc>
+        <w:tc>
+          <w:tcPr>
+            <w:tcW w:w="1427" w:type="dxa"/>
+            <w:tcBorders>
+              <w:start w:val="single" w:sz="2" w:space="0" w:color="000000"/>
+              <w:bottom w:val="single" w:sz="2" w:space="0" w:color="000000"/>
+            </w:tcBorders>
+          </w:tcPr>
+          <w:p>
+            <w:pPr>
+              <w:pStyle w:val="TableContents"/>
+              <w:bidi w:val="0"/>
+              <w:jc w:val="start"/>
+              <w:rPr/>
+            </w:pPr>
+            <w:r>
+              <w:rPr/>
+              <w:t>2532</w:t>
+            </w:r>
+          </w:p>
+        </w:tc>
+        <w:tc>
+          <w:tcPr>
             <w:tcW w:w="1424" w:type="dxa"/>
             <w:tcBorders>
-              <w:start w:val="single" w:sz="18" w:space="0" w:color="000000"/>
+              <w:start w:val="single" w:sz="2" w:space="0" w:color="000000"/>
               <w:bottom w:val="single" w:sz="2" w:space="0" w:color="000000"/>
             </w:tcBorders>
           </w:tcPr>
@@ -4855,13 +5360,13 @@
             </w:pPr>
             <w:r>
               <w:rPr/>
-              <w:t>ROM 2</w:t>
-            </w:r>
-          </w:p>
-        </w:tc>
-        <w:tc>
-          <w:tcPr>
-            <w:tcW w:w="1425" w:type="dxa"/>
+              <w:t>4k</w:t>
+            </w:r>
+          </w:p>
+        </w:tc>
+        <w:tc>
+          <w:tcPr>
+            <w:tcW w:w="1423" w:type="dxa"/>
             <w:tcBorders>
               <w:start w:val="single" w:sz="2" w:space="0" w:color="000000"/>
               <w:bottom w:val="single" w:sz="2" w:space="0" w:color="000000"/>
@@ -4876,13 +5381,13 @@
             </w:pPr>
             <w:r>
               <w:rPr/>
-              <w:t>2532</w:t>
-            </w:r>
-          </w:p>
-        </w:tc>
-        <w:tc>
-          <w:tcPr>
-            <w:tcW w:w="1424" w:type="dxa"/>
+              <w:t>0x2000</w:t>
+            </w:r>
+          </w:p>
+        </w:tc>
+        <w:tc>
+          <w:tcPr>
+            <w:tcW w:w="2252" w:type="dxa"/>
             <w:tcBorders>
               <w:start w:val="single" w:sz="2" w:space="0" w:color="000000"/>
               <w:bottom w:val="single" w:sz="2" w:space="0" w:color="000000"/>
@@ -4897,55 +5402,13 @@
             </w:pPr>
             <w:r>
               <w:rPr/>
-              <w:t>4k</w:t>
-            </w:r>
-          </w:p>
-        </w:tc>
-        <w:tc>
-          <w:tcPr>
-            <w:tcW w:w="1425" w:type="dxa"/>
-            <w:tcBorders>
-              <w:start w:val="single" w:sz="2" w:space="0" w:color="000000"/>
-              <w:bottom w:val="single" w:sz="2" w:space="0" w:color="000000"/>
-            </w:tcBorders>
-          </w:tcPr>
-          <w:p>
-            <w:pPr>
-              <w:pStyle w:val="TableContents"/>
-              <w:bidi w:val="0"/>
-              <w:jc w:val="start"/>
-              <w:rPr/>
-            </w:pPr>
-            <w:r>
-              <w:rPr/>
-              <w:t>0x2000</w:t>
-            </w:r>
-          </w:p>
-        </w:tc>
-        <w:tc>
-          <w:tcPr>
-            <w:tcW w:w="2252" w:type="dxa"/>
-            <w:tcBorders>
-              <w:start w:val="single" w:sz="2" w:space="0" w:color="000000"/>
-              <w:bottom w:val="single" w:sz="2" w:space="0" w:color="000000"/>
-            </w:tcBorders>
-          </w:tcPr>
-          <w:p>
-            <w:pPr>
-              <w:pStyle w:val="TableContents"/>
-              <w:bidi w:val="0"/>
-              <w:jc w:val="start"/>
-              <w:rPr/>
-            </w:pPr>
-            <w:r>
-              <w:rPr/>
               <w:t>5H</w:t>
             </w:r>
           </w:p>
         </w:tc>
         <w:tc>
           <w:tcPr>
-            <w:tcW w:w="1985" w:type="dxa"/>
+            <w:tcW w:w="1987" w:type="dxa"/>
             <w:tcBorders>
               <w:start w:val="single" w:sz="2" w:space="0" w:color="000000"/>
               <w:bottom w:val="single" w:sz="2" w:space="0" w:color="000000"/>
@@ -4970,7 +5433,7 @@
         <w:trPr/>
         <w:tc>
           <w:tcPr>
-            <w:tcW w:w="1424" w:type="dxa"/>
+            <w:tcW w:w="1422" w:type="dxa"/>
             <w:tcBorders>
               <w:start w:val="single" w:sz="18" w:space="0" w:color="000000"/>
               <w:bottom w:val="single" w:sz="18" w:space="0" w:color="000000"/>
@@ -4991,7 +5454,7 @@
         </w:tc>
         <w:tc>
           <w:tcPr>
-            <w:tcW w:w="1425" w:type="dxa"/>
+            <w:tcW w:w="1427" w:type="dxa"/>
             <w:tcBorders>
               <w:start w:val="single" w:sz="2" w:space="0" w:color="000000"/>
               <w:bottom w:val="single" w:sz="18" w:space="0" w:color="000000"/>
@@ -5033,7 +5496,7 @@
         </w:tc>
         <w:tc>
           <w:tcPr>
-            <w:tcW w:w="1425" w:type="dxa"/>
+            <w:tcW w:w="1423" w:type="dxa"/>
             <w:tcBorders>
               <w:start w:val="single" w:sz="2" w:space="0" w:color="000000"/>
               <w:bottom w:val="single" w:sz="18" w:space="0" w:color="000000"/>
@@ -5075,7 +5538,7 @@
         </w:tc>
         <w:tc>
           <w:tcPr>
-            <w:tcW w:w="1985" w:type="dxa"/>
+            <w:tcW w:w="1987" w:type="dxa"/>
             <w:tcBorders>
               <w:start w:val="single" w:sz="2" w:space="0" w:color="000000"/>
               <w:bottom w:val="single" w:sz="18" w:space="0" w:color="000000"/>
@@ -5111,13 +5574,17 @@
     <w:p>
       <w:pPr>
         <w:pStyle w:val="Heading3"/>
+        <w:numPr>
+          <w:ilvl w:val="2"/>
+          <w:numId w:val="2"/>
+        </w:numPr>
         <w:bidi w:val="0"/>
         <w:ind w:hanging="0" w:start="0"/>
         <w:jc w:val="start"/>
         <w:rPr/>
       </w:pPr>
-      <w:bookmarkStart w:id="15" w:name="__RefHeading___Toc822_1351480008"/>
-      <w:bookmarkEnd w:id="15"/>
+      <w:bookmarkStart w:id="16" w:name="__RefHeading___Toc822_1351480008"/>
+      <w:bookmarkEnd w:id="16"/>
       <w:r>
         <w:rPr/>
         <w:t>ROM Checksum Table</w:t>
@@ -5943,13 +6410,17 @@
     <w:p>
       <w:pPr>
         <w:pStyle w:val="Heading2"/>
+        <w:numPr>
+          <w:ilvl w:val="1"/>
+          <w:numId w:val="2"/>
+        </w:numPr>
         <w:bidi w:val="0"/>
         <w:ind w:hanging="0" w:start="0"/>
         <w:jc w:val="start"/>
         <w:rPr/>
       </w:pPr>
-      <w:bookmarkStart w:id="16" w:name="__RefHeading___Toc221_1351480008"/>
-      <w:bookmarkEnd w:id="16"/>
+      <w:bookmarkStart w:id="17" w:name="__RefHeading___Toc221_1351480008"/>
+      <w:bookmarkEnd w:id="17"/>
       <w:r>
         <w:rPr/>
         <w:t>DMA Test</w:t>
@@ -5958,13 +6429,17 @@
     <w:p>
       <w:pPr>
         <w:pStyle w:val="Heading2"/>
+        <w:numPr>
+          <w:ilvl w:val="1"/>
+          <w:numId w:val="2"/>
+        </w:numPr>
         <w:bidi w:val="0"/>
         <w:ind w:hanging="0" w:start="0"/>
         <w:jc w:val="start"/>
         <w:rPr/>
       </w:pPr>
-      <w:bookmarkStart w:id="17" w:name="__RefHeading___Toc223_1351480008"/>
-      <w:bookmarkEnd w:id="17"/>
+      <w:bookmarkStart w:id="18" w:name="__RefHeading___Toc223_1351480008"/>
+      <w:bookmarkEnd w:id="18"/>
       <w:r>
         <w:rPr/>
         <w:t>NMI Test</w:t>
@@ -5973,13 +6448,17 @@
     <w:p>
       <w:pPr>
         <w:pStyle w:val="Heading2"/>
+        <w:numPr>
+          <w:ilvl w:val="1"/>
+          <w:numId w:val="2"/>
+        </w:numPr>
         <w:bidi w:val="0"/>
         <w:ind w:hanging="0" w:start="0"/>
         <w:jc w:val="start"/>
         <w:rPr/>
       </w:pPr>
-      <w:bookmarkStart w:id="18" w:name="__RefHeading___Toc225_1351480008"/>
-      <w:bookmarkEnd w:id="18"/>
+      <w:bookmarkStart w:id="19" w:name="__RefHeading___Toc225_1351480008"/>
+      <w:bookmarkEnd w:id="19"/>
       <w:r>
         <w:rPr/>
         <w:t>Audio Tests</w:t>
@@ -5988,13 +6467,17 @@
     <w:p>
       <w:pPr>
         <w:pStyle w:val="Heading3"/>
+        <w:numPr>
+          <w:ilvl w:val="2"/>
+          <w:numId w:val="2"/>
+        </w:numPr>
         <w:bidi w:val="0"/>
         <w:ind w:hanging="0" w:start="0"/>
         <w:jc w:val="start"/>
         <w:rPr/>
       </w:pPr>
-      <w:bookmarkStart w:id="19" w:name="__RefHeading___Toc227_1351480008"/>
-      <w:bookmarkEnd w:id="19"/>
+      <w:bookmarkStart w:id="20" w:name="__RefHeading___Toc227_1351480008"/>
+      <w:bookmarkEnd w:id="20"/>
       <w:r>
         <w:rPr/>
         <w:t>Sound Test</w:t>
@@ -6003,13 +6486,17 @@
     <w:p>
       <w:pPr>
         <w:pStyle w:val="Heading3"/>
+        <w:numPr>
+          <w:ilvl w:val="2"/>
+          <w:numId w:val="2"/>
+        </w:numPr>
         <w:bidi w:val="0"/>
         <w:ind w:hanging="0" w:start="0"/>
         <w:jc w:val="start"/>
         <w:rPr/>
       </w:pPr>
-      <w:bookmarkStart w:id="20" w:name="__RefHeading___Toc229_1351480008"/>
-      <w:bookmarkEnd w:id="20"/>
+      <w:bookmarkStart w:id="21" w:name="__RefHeading___Toc229_1351480008"/>
+      <w:bookmarkEnd w:id="21"/>
       <w:r>
         <w:rPr/>
         <w:t>Music Test</w:t>
@@ -6018,13 +6505,17 @@
     <w:p>
       <w:pPr>
         <w:pStyle w:val="Heading2"/>
+        <w:numPr>
+          <w:ilvl w:val="1"/>
+          <w:numId w:val="2"/>
+        </w:numPr>
         <w:bidi w:val="0"/>
         <w:ind w:hanging="0" w:start="0"/>
         <w:jc w:val="start"/>
         <w:rPr/>
       </w:pPr>
-      <w:bookmarkStart w:id="21" w:name="__RefHeading___Toc824_1351480008"/>
-      <w:bookmarkEnd w:id="21"/>
+      <w:bookmarkStart w:id="22" w:name="__RefHeading___Toc824_1351480008"/>
+      <w:bookmarkEnd w:id="22"/>
       <w:r>
         <w:rPr/>
         <w:t>Transition to Runtime</w:t>
@@ -6033,205 +6524,457 @@
     <w:p>
       <w:pPr>
         <w:pStyle w:val="Heading1"/>
+        <w:widowControl/>
+        <w:numPr>
+          <w:ilvl w:val="0"/>
+          <w:numId w:val="0"/>
+        </w:numPr>
+        <w:suppressAutoHyphens w:val="true"/>
         <w:bidi w:val="0"/>
         <w:ind w:hanging="0" w:start="0"/>
         <w:jc w:val="start"/>
         <w:rPr/>
       </w:pPr>
-      <w:bookmarkStart w:id="22" w:name="__RefHeading___Toc231_1351480008"/>
-      <w:bookmarkEnd w:id="22"/>
-      <w:r>
-        <w:rPr/>
-        <w:t>Chapter 3: Runtime Tests</w:t>
+      <w:r>
+        <w:rPr/>
+      </w:r>
+      <w:r>
+        <w:br w:type="page"/>
       </w:r>
     </w:p>
     <w:p>
       <w:pPr>
-        <w:pStyle w:val="Heading2"/>
+        <w:pStyle w:val="Heading1"/>
+        <w:numPr>
+          <w:ilvl w:val="0"/>
+          <w:numId w:val="2"/>
+        </w:numPr>
         <w:bidi w:val="0"/>
         <w:ind w:hanging="0" w:start="0"/>
         <w:jc w:val="start"/>
         <w:rPr/>
       </w:pPr>
-      <w:bookmarkStart w:id="23" w:name="__RefHeading___Toc826_1351480008"/>
+      <w:bookmarkStart w:id="23" w:name="__RefHeading___Toc231_1351480008"/>
       <w:bookmarkEnd w:id="23"/>
       <w:r>
         <w:rPr/>
-        <w:t>Controls Test</w:t>
+        <w:t>Chapter 3: Runtime Tests</w:t>
       </w:r>
     </w:p>
     <w:p>
       <w:pPr>
         <w:pStyle w:val="Heading2"/>
+        <w:numPr>
+          <w:ilvl w:val="1"/>
+          <w:numId w:val="2"/>
+        </w:numPr>
         <w:bidi w:val="0"/>
         <w:ind w:hanging="0" w:start="0"/>
         <w:jc w:val="start"/>
         <w:rPr/>
       </w:pPr>
-      <w:bookmarkStart w:id="24" w:name="__RefHeading___Toc828_1351480008"/>
+      <w:bookmarkStart w:id="24" w:name="__RefHeading___Toc826_1351480008"/>
       <w:bookmarkEnd w:id="24"/>
       <w:r>
         <w:rPr/>
-        <w:t>DIP Switch Test</w:t>
+        <w:t>Controls Test</w:t>
       </w:r>
     </w:p>
     <w:p>
       <w:pPr>
         <w:pStyle w:val="Heading2"/>
+        <w:numPr>
+          <w:ilvl w:val="1"/>
+          <w:numId w:val="2"/>
+        </w:numPr>
         <w:bidi w:val="0"/>
         <w:ind w:hanging="0" w:start="0"/>
         <w:jc w:val="start"/>
         <w:rPr/>
       </w:pPr>
-      <w:bookmarkStart w:id="25" w:name="__RefHeading___Toc830_1351480008"/>
+      <w:bookmarkStart w:id="25" w:name="__RefHeading___Toc828_1351480008"/>
       <w:bookmarkEnd w:id="25"/>
       <w:r>
         <w:rPr/>
-        <w:t>Palette Test</w:t>
+        <w:t>DIP Switch Test</w:t>
       </w:r>
     </w:p>
     <w:p>
       <w:pPr>
         <w:pStyle w:val="Heading2"/>
+        <w:numPr>
+          <w:ilvl w:val="1"/>
+          <w:numId w:val="2"/>
+        </w:numPr>
         <w:bidi w:val="0"/>
         <w:ind w:hanging="0" w:start="0"/>
         <w:jc w:val="start"/>
         <w:rPr/>
       </w:pPr>
-      <w:bookmarkStart w:id="26" w:name="__RefHeading___Toc832_1351480008"/>
+      <w:bookmarkStart w:id="26" w:name="__RefHeading___Toc830_1351480008"/>
       <w:bookmarkEnd w:id="26"/>
       <w:r>
         <w:rPr/>
-        <w:t>Screen Invert</w:t>
+        <w:t>Palette Test</w:t>
       </w:r>
     </w:p>
     <w:p>
       <w:pPr>
         <w:pStyle w:val="Heading2"/>
+        <w:numPr>
+          <w:ilvl w:val="1"/>
+          <w:numId w:val="2"/>
+        </w:numPr>
         <w:bidi w:val="0"/>
         <w:ind w:hanging="0" w:start="0"/>
         <w:jc w:val="start"/>
         <w:rPr/>
       </w:pPr>
-      <w:bookmarkStart w:id="27" w:name="__RefHeading___Toc834_1351480008"/>
+      <w:bookmarkStart w:id="27" w:name="__RefHeading___Toc832_1351480008"/>
       <w:bookmarkEnd w:id="27"/>
       <w:r>
         <w:rPr/>
-        <w:t>Monitor Test</w:t>
+        <w:t>Screen Invert</w:t>
       </w:r>
     </w:p>
     <w:p>
       <w:pPr>
         <w:pStyle w:val="Heading2"/>
+        <w:numPr>
+          <w:ilvl w:val="1"/>
+          <w:numId w:val="2"/>
+        </w:numPr>
         <w:bidi w:val="0"/>
         <w:ind w:hanging="0" w:start="0"/>
         <w:jc w:val="start"/>
         <w:rPr/>
       </w:pPr>
-      <w:bookmarkStart w:id="28" w:name="__RefHeading___Toc836_1351480008"/>
+      <w:bookmarkStart w:id="28" w:name="__RefHeading___Toc834_1351480008"/>
       <w:bookmarkEnd w:id="28"/>
       <w:r>
         <w:rPr/>
-        <w:t>Sound Test</w:t>
+        <w:t>Monitor Test</w:t>
       </w:r>
     </w:p>
     <w:p>
       <w:pPr>
         <w:pStyle w:val="Heading2"/>
+        <w:numPr>
+          <w:ilvl w:val="1"/>
+          <w:numId w:val="2"/>
+        </w:numPr>
         <w:bidi w:val="0"/>
         <w:ind w:hanging="0" w:start="0"/>
         <w:jc w:val="start"/>
         <w:rPr/>
       </w:pPr>
-      <w:bookmarkStart w:id="29" w:name="__RefHeading___Toc838_1351480008"/>
+      <w:bookmarkStart w:id="29" w:name="__RefHeading___Toc836_1351480008"/>
       <w:bookmarkEnd w:id="29"/>
       <w:r>
         <w:rPr/>
-        <w:t>Music Test</w:t>
+        <w:t>Sound Test</w:t>
       </w:r>
     </w:p>
     <w:p>
       <w:pPr>
         <w:pStyle w:val="Heading2"/>
+        <w:numPr>
+          <w:ilvl w:val="1"/>
+          <w:numId w:val="2"/>
+        </w:numPr>
         <w:bidi w:val="0"/>
         <w:ind w:hanging="0" w:start="0"/>
         <w:jc w:val="start"/>
         <w:rPr/>
       </w:pPr>
-      <w:bookmarkStart w:id="30" w:name="__RefHeading___Toc840_1351480008"/>
+      <w:bookmarkStart w:id="30" w:name="__RefHeading___Toc838_1351480008"/>
       <w:bookmarkEnd w:id="30"/>
       <w:r>
         <w:rPr/>
-        <w:t>Background Test</w:t>
+        <w:t>Music Test</w:t>
       </w:r>
     </w:p>
     <w:p>
       <w:pPr>
         <w:pStyle w:val="Heading2"/>
+        <w:numPr>
+          <w:ilvl w:val="1"/>
+          <w:numId w:val="2"/>
+        </w:numPr>
         <w:bidi w:val="0"/>
         <w:ind w:hanging="0" w:start="0"/>
         <w:jc w:val="start"/>
         <w:rPr/>
       </w:pPr>
-      <w:bookmarkStart w:id="31" w:name="__RefHeading___Toc842_1351480008"/>
+      <w:bookmarkStart w:id="31" w:name="__RefHeading___Toc840_1351480008"/>
       <w:bookmarkEnd w:id="31"/>
       <w:r>
         <w:rPr/>
-        <w:t>Sprite Test</w:t>
+        <w:t>Background Test</w:t>
       </w:r>
     </w:p>
     <w:p>
       <w:pPr>
         <w:pStyle w:val="Heading2"/>
+        <w:numPr>
+          <w:ilvl w:val="1"/>
+          <w:numId w:val="2"/>
+        </w:numPr>
         <w:bidi w:val="0"/>
         <w:ind w:hanging="0" w:start="0"/>
         <w:jc w:val="start"/>
         <w:rPr/>
       </w:pPr>
-      <w:bookmarkStart w:id="32" w:name="__RefHeading___Toc844_1351480008"/>
+      <w:bookmarkStart w:id="32" w:name="__RefHeading___Toc842_1351480008"/>
       <w:bookmarkEnd w:id="32"/>
       <w:r>
         <w:rPr/>
-        <w:t>Reset</w:t>
+        <w:t>Sprite Test</w:t>
       </w:r>
     </w:p>
     <w:p>
       <w:pPr>
-        <w:pStyle w:val="Heading1"/>
+        <w:pStyle w:val="Heading2"/>
+        <w:numPr>
+          <w:ilvl w:val="1"/>
+          <w:numId w:val="2"/>
+        </w:numPr>
         <w:bidi w:val="0"/>
         <w:ind w:hanging="0" w:start="0"/>
         <w:jc w:val="start"/>
         <w:rPr/>
       </w:pPr>
-      <w:bookmarkStart w:id="33" w:name="__RefHeading___Toc233_1351480008"/>
+      <w:bookmarkStart w:id="33" w:name="__RefHeading___Toc844_1351480008"/>
       <w:bookmarkEnd w:id="33"/>
       <w:r>
         <w:rPr/>
-        <w:t>Chapter 4: Test Architectures</w:t>
+        <w:t>Reset</w:t>
       </w:r>
     </w:p>
     <w:p>
       <w:pPr>
+        <w:pStyle w:val="Heading1"/>
+        <w:widowControl/>
+        <w:numPr>
+          <w:ilvl w:val="0"/>
+          <w:numId w:val="0"/>
+        </w:numPr>
+        <w:suppressAutoHyphens w:val="true"/>
+        <w:bidi w:val="0"/>
+        <w:ind w:hanging="0" w:start="0"/>
+        <w:jc w:val="start"/>
+        <w:rPr/>
+      </w:pPr>
+      <w:r>
+        <w:rPr/>
+      </w:r>
+      <w:r>
+        <w:br w:type="page"/>
+      </w:r>
+    </w:p>
+    <w:p>
+      <w:pPr>
+        <w:pStyle w:val="Heading1"/>
+        <w:numPr>
+          <w:ilvl w:val="0"/>
+          <w:numId w:val="2"/>
+        </w:numPr>
+        <w:bidi w:val="0"/>
+        <w:ind w:hanging="0" w:start="0"/>
+        <w:jc w:val="start"/>
+        <w:rPr/>
+      </w:pPr>
+      <w:bookmarkStart w:id="34" w:name="__RefHeading___Toc233_1351480008"/>
+      <w:bookmarkEnd w:id="34"/>
+      <w:r>
+        <w:rPr/>
+        <w:t>Chapter 4: Test Architectures</w:t>
+      </w:r>
+    </w:p>
+    <w:p>
+      <w:pPr>
+        <w:pStyle w:val="Heading1"/>
+        <w:widowControl/>
+        <w:numPr>
+          <w:ilvl w:val="0"/>
+          <w:numId w:val="0"/>
+        </w:numPr>
+        <w:suppressAutoHyphens w:val="true"/>
+        <w:jc w:val="start"/>
+        <w:rPr/>
+      </w:pPr>
+      <w:r>
+        <w:rPr/>
+      </w:r>
+      <w:r>
+        <w:br w:type="page"/>
+      </w:r>
+    </w:p>
+    <w:p>
+      <w:pPr>
+        <w:pStyle w:val="Heading1"/>
+        <w:numPr>
+          <w:ilvl w:val="0"/>
+          <w:numId w:val="2"/>
+        </w:numPr>
+        <w:ind w:hanging="0" w:start="0"/>
+        <w:rPr/>
+      </w:pPr>
+      <w:bookmarkStart w:id="35" w:name="__RefHeading___Toc915_2335499624"/>
+      <w:bookmarkEnd w:id="35"/>
+      <w:r>
+        <w:rPr/>
+        <w:t>Abbreviations</w:t>
+      </w:r>
+    </w:p>
+    <w:p>
+      <w:pPr>
         <w:pStyle w:val="BodyText"/>
-        <w:bidi w:val="0"/>
+        <w:rPr>
+          <w:b/>
+          <w:bCs/>
+        </w:rPr>
+      </w:pPr>
+      <w:r>
+        <w:rPr>
+          <w:b/>
+          <w:bCs/>
+        </w:rPr>
+        <w:t xml:space="preserve">CPU: </w:t>
+      </w:r>
+      <w:r>
+        <w:rPr>
+          <w:b w:val="false"/>
+          <w:bCs w:val="false"/>
+        </w:rPr>
+        <w:t>Central Processing Unit</w:t>
+      </w:r>
+    </w:p>
+    <w:p>
+      <w:pPr>
+        <w:pStyle w:val="BodyText"/>
+        <w:rPr>
+          <w:b/>
+          <w:bCs/>
+        </w:rPr>
+      </w:pPr>
+      <w:r>
+        <w:rPr>
+          <w:b/>
+          <w:bCs/>
+        </w:rPr>
+        <w:t xml:space="preserve">NMI: </w:t>
+      </w:r>
+      <w:r>
+        <w:rPr>
+          <w:b w:val="false"/>
+          <w:bCs w:val="false"/>
+        </w:rPr>
+        <w:t>Non-Maskable Interrupt</w:t>
+      </w:r>
+    </w:p>
+    <w:p>
+      <w:pPr>
+        <w:pStyle w:val="BodyText"/>
+        <w:rPr>
+          <w:b/>
+          <w:bCs/>
+        </w:rPr>
+      </w:pPr>
+      <w:r>
+        <w:rPr>
+          <w:b/>
+          <w:bCs/>
+        </w:rPr>
+        <w:t xml:space="preserve">RAM: </w:t>
+      </w:r>
+      <w:r>
+        <w:rPr>
+          <w:b w:val="false"/>
+          <w:bCs w:val="false"/>
+        </w:rPr>
+        <w:t>Random Access Memory</w:t>
+      </w:r>
+    </w:p>
+    <w:p>
+      <w:pPr>
+        <w:pStyle w:val="BodyText"/>
         <w:spacing w:before="0" w:after="140"/>
-        <w:jc w:val="start"/>
-        <w:rPr/>
-      </w:pPr>
-      <w:r>
-        <w:rPr/>
+        <w:rPr>
+          <w:b/>
+          <w:bCs/>
+        </w:rPr>
+      </w:pPr>
+      <w:r>
+        <w:rPr>
+          <w:b/>
+          <w:bCs/>
+        </w:rPr>
+        <w:t>ROM:</w:t>
+      </w:r>
+      <w:r>
+        <w:rPr>
+          <w:b w:val="false"/>
+          <w:bCs w:val="false"/>
+        </w:rPr>
+        <w:t xml:space="preserve"> Read Only Memory</w:t>
       </w:r>
     </w:p>
     <w:sectPr>
+      <w:footerReference w:type="default" r:id="rId6"/>
       <w:type w:val="nextPage"/>
       <w:pgSz w:w="12240" w:h="15840"/>
-      <w:pgMar w:left="1134" w:right="1134" w:gutter="0" w:header="0" w:top="1134" w:footer="0" w:bottom="1134"/>
+      <w:pgMar w:left="1134" w:right="1134" w:gutter="0" w:header="0" w:top="1134" w:footer="756" w:bottom="1315"/>
       <w:pgNumType w:fmt="decimal"/>
       <w:formProt w:val="false"/>
       <w:textDirection w:val="lrTb"/>
+      <w:docGrid w:type="default" w:linePitch="100" w:charSpace="0"/>
     </w:sectPr>
   </w:body>
 </w:document>
+</file>
+
+<file path=word/footer1.xml><?xml version="1.0" encoding="utf-8"?>
+<w:ftr xmlns:o="urn:schemas-microsoft-com:office:office" xmlns:r="http://schemas.openxmlformats.org/officeDocument/2006/relationships" xmlns:v="urn:schemas-microsoft-com:vml" xmlns:w="http://schemas.openxmlformats.org/wordprocessingml/2006/main" xmlns:w10="urn:schemas-microsoft-com:office:word" xmlns:wp="http://schemas.openxmlformats.org/drawingml/2006/wordprocessingDrawing" xmlns:pic="http://schemas.openxmlformats.org/drawingml/2006/picture" xmlns:wps="http://schemas.microsoft.com/office/word/2010/wordprocessingShape" xmlns:wpg="http://schemas.microsoft.com/office/word/2010/wordprocessingGroup" xmlns:mc="http://schemas.openxmlformats.org/markup-compatibility/2006" xmlns:wp14="http://schemas.microsoft.com/office/word/2010/wordprocessingDrawing" xmlns:w14="http://schemas.microsoft.com/office/word/2010/wordml" xmlns:w15="http://schemas.microsoft.com/office/word/2012/wordml" mc:Ignorable="w14 wp14 w15">
+  <w:p>
+    <w:pPr>
+      <w:pStyle w:val="Footer"/>
+      <w:jc w:val="start"/>
+      <w:rPr/>
+    </w:pPr>
+    <w:r>
+      <w:rPr/>
+      <w:t>TKG Test ROM Manual</w:t>
+    </w:r>
+    <w:r>
+      <w:rPr/>
+      <w:tab/>
+      <w:tab/>
+    </w:r>
+    <w:bookmarkStart w:id="36" w:name="PageNumWizard_FOOTER_Default_Page_Style3"/>
+    <w:r>
+      <w:rPr/>
+      <w:fldChar w:fldCharType="begin"/>
+    </w:r>
+    <w:r>
+      <w:rPr/>
+      <w:instrText xml:space="preserve"> PAGE </w:instrText>
+    </w:r>
+    <w:r>
+      <w:rPr/>
+      <w:fldChar w:fldCharType="separate"/>
+    </w:r>
+    <w:r>
+      <w:rPr/>
+      <w:t>10</w:t>
+    </w:r>
+    <w:r>
+      <w:rPr/>
+      <w:fldChar w:fldCharType="end"/>
+    </w:r>
+    <w:bookmarkEnd w:id="36"/>
+  </w:p>
+</w:ftr>
 </file>
 
 <file path=word/numbering.xml><?xml version="1.0" encoding="utf-8"?>
@@ -6240,7 +6983,6 @@
     <w:lvl w:ilvl="0">
       <w:start w:val="1"/>
       <w:numFmt w:val="none"/>
-      <w:pStyle w:val="Heading1"/>
       <w:suff w:val="nothing"/>
       <w:lvlText w:val=""/>
       <w:lvlJc w:val="start"/>
@@ -6254,7 +6996,6 @@
     <w:lvl w:ilvl="1">
       <w:start w:val="1"/>
       <w:numFmt w:val="none"/>
-      <w:pStyle w:val="Heading2"/>
       <w:suff w:val="nothing"/>
       <w:lvlText w:val=""/>
       <w:lvlJc w:val="start"/>
@@ -6268,7 +7009,6 @@
     <w:lvl w:ilvl="2">
       <w:start w:val="1"/>
       <w:numFmt w:val="none"/>
-      <w:pStyle w:val="Heading3"/>
       <w:suff w:val="nothing"/>
       <w:lvlText w:val=""/>
       <w:lvlJc w:val="start"/>
@@ -6358,8 +7098,419 @@
       </w:pPr>
     </w:lvl>
   </w:abstractNum>
+  <w:abstractNum w:abstractNumId="2">
+    <w:lvl w:ilvl="0">
+      <w:start w:val="1"/>
+      <w:numFmt w:val="none"/>
+      <w:suff w:val="nothing"/>
+      <w:lvlText w:val=""/>
+      <w:lvlJc w:val="start"/>
+      <w:pPr>
+        <w:tabs>
+          <w:tab w:val="num" w:pos="0"/>
+        </w:tabs>
+        <w:ind w:start="0" w:hanging="0"/>
+      </w:pPr>
+      <w:rPr/>
+    </w:lvl>
+    <w:lvl w:ilvl="1">
+      <w:start w:val="1"/>
+      <w:numFmt w:val="none"/>
+      <w:suff w:val="nothing"/>
+      <w:lvlText w:val=""/>
+      <w:lvlJc w:val="start"/>
+      <w:pPr>
+        <w:tabs>
+          <w:tab w:val="num" w:pos="0"/>
+        </w:tabs>
+        <w:ind w:start="0" w:hanging="0"/>
+      </w:pPr>
+      <w:rPr/>
+    </w:lvl>
+    <w:lvl w:ilvl="2">
+      <w:start w:val="1"/>
+      <w:numFmt w:val="none"/>
+      <w:suff w:val="nothing"/>
+      <w:lvlText w:val=""/>
+      <w:lvlJc w:val="start"/>
+      <w:pPr>
+        <w:tabs>
+          <w:tab w:val="num" w:pos="0"/>
+        </w:tabs>
+        <w:ind w:start="0" w:hanging="0"/>
+      </w:pPr>
+      <w:rPr/>
+    </w:lvl>
+    <w:lvl w:ilvl="3">
+      <w:start w:val="1"/>
+      <w:numFmt w:val="none"/>
+      <w:suff w:val="nothing"/>
+      <w:lvlText w:val=""/>
+      <w:lvlJc w:val="start"/>
+      <w:pPr>
+        <w:tabs>
+          <w:tab w:val="num" w:pos="0"/>
+        </w:tabs>
+        <w:ind w:start="0" w:hanging="0"/>
+      </w:pPr>
+      <w:rPr/>
+    </w:lvl>
+    <w:lvl w:ilvl="4">
+      <w:start w:val="1"/>
+      <w:numFmt w:val="none"/>
+      <w:suff w:val="nothing"/>
+      <w:lvlText w:val=""/>
+      <w:lvlJc w:val="start"/>
+      <w:pPr>
+        <w:tabs>
+          <w:tab w:val="num" w:pos="0"/>
+        </w:tabs>
+        <w:ind w:start="0" w:hanging="0"/>
+      </w:pPr>
+      <w:rPr/>
+    </w:lvl>
+    <w:lvl w:ilvl="5">
+      <w:start w:val="1"/>
+      <w:numFmt w:val="none"/>
+      <w:suff w:val="nothing"/>
+      <w:lvlText w:val=""/>
+      <w:lvlJc w:val="start"/>
+      <w:pPr>
+        <w:tabs>
+          <w:tab w:val="num" w:pos="0"/>
+        </w:tabs>
+        <w:ind w:start="0" w:hanging="0"/>
+      </w:pPr>
+      <w:rPr/>
+    </w:lvl>
+    <w:lvl w:ilvl="6">
+      <w:start w:val="1"/>
+      <w:numFmt w:val="none"/>
+      <w:suff w:val="nothing"/>
+      <w:lvlText w:val=""/>
+      <w:lvlJc w:val="start"/>
+      <w:pPr>
+        <w:tabs>
+          <w:tab w:val="num" w:pos="0"/>
+        </w:tabs>
+        <w:ind w:start="0" w:hanging="0"/>
+      </w:pPr>
+      <w:rPr/>
+    </w:lvl>
+    <w:lvl w:ilvl="7">
+      <w:start w:val="1"/>
+      <w:numFmt w:val="none"/>
+      <w:suff w:val="nothing"/>
+      <w:lvlText w:val=""/>
+      <w:lvlJc w:val="start"/>
+      <w:pPr>
+        <w:tabs>
+          <w:tab w:val="num" w:pos="0"/>
+        </w:tabs>
+        <w:ind w:start="0" w:hanging="0"/>
+      </w:pPr>
+      <w:rPr/>
+    </w:lvl>
+    <w:lvl w:ilvl="8">
+      <w:start w:val="1"/>
+      <w:numFmt w:val="none"/>
+      <w:suff w:val="nothing"/>
+      <w:lvlText w:val=""/>
+      <w:lvlJc w:val="start"/>
+      <w:pPr>
+        <w:tabs>
+          <w:tab w:val="num" w:pos="0"/>
+        </w:tabs>
+        <w:ind w:start="0" w:hanging="0"/>
+      </w:pPr>
+      <w:rPr/>
+    </w:lvl>
+  </w:abstractNum>
+  <w:abstractNum w:abstractNumId="3">
+    <w:lvl w:ilvl="0">
+      <w:start w:val="1"/>
+      <w:numFmt w:val="bullet"/>
+      <w:lvlText w:val=""/>
+      <w:lvlJc w:val="start"/>
+      <w:pPr>
+        <w:tabs>
+          <w:tab w:val="num" w:pos="720"/>
+        </w:tabs>
+        <w:ind w:start="720" w:hanging="360"/>
+      </w:pPr>
+      <w:rPr>
+        <w:rFonts w:ascii="Symbol" w:hAnsi="Symbol" w:cs="Symbol" w:hint="default"/>
+      </w:rPr>
+    </w:lvl>
+    <w:lvl w:ilvl="1">
+      <w:start w:val="1"/>
+      <w:numFmt w:val="bullet"/>
+      <w:lvlText w:val="◦"/>
+      <w:lvlJc w:val="start"/>
+      <w:pPr>
+        <w:tabs>
+          <w:tab w:val="num" w:pos="1080"/>
+        </w:tabs>
+        <w:ind w:start="1080" w:hanging="360"/>
+      </w:pPr>
+      <w:rPr>
+        <w:rFonts w:ascii="OpenSymbol" w:hAnsi="OpenSymbol" w:cs="OpenSymbol" w:hint="default"/>
+      </w:rPr>
+    </w:lvl>
+    <w:lvl w:ilvl="2">
+      <w:start w:val="1"/>
+      <w:numFmt w:val="bullet"/>
+      <w:lvlText w:val="▪"/>
+      <w:lvlJc w:val="start"/>
+      <w:pPr>
+        <w:tabs>
+          <w:tab w:val="num" w:pos="1440"/>
+        </w:tabs>
+        <w:ind w:start="1440" w:hanging="360"/>
+      </w:pPr>
+      <w:rPr>
+        <w:rFonts w:ascii="OpenSymbol" w:hAnsi="OpenSymbol" w:cs="OpenSymbol" w:hint="default"/>
+      </w:rPr>
+    </w:lvl>
+    <w:lvl w:ilvl="3">
+      <w:start w:val="1"/>
+      <w:numFmt w:val="bullet"/>
+      <w:lvlText w:val=""/>
+      <w:lvlJc w:val="start"/>
+      <w:pPr>
+        <w:tabs>
+          <w:tab w:val="num" w:pos="1800"/>
+        </w:tabs>
+        <w:ind w:start="1800" w:hanging="360"/>
+      </w:pPr>
+      <w:rPr>
+        <w:rFonts w:ascii="Symbol" w:hAnsi="Symbol" w:cs="Symbol" w:hint="default"/>
+      </w:rPr>
+    </w:lvl>
+    <w:lvl w:ilvl="4">
+      <w:start w:val="1"/>
+      <w:numFmt w:val="bullet"/>
+      <w:lvlText w:val="◦"/>
+      <w:lvlJc w:val="start"/>
+      <w:pPr>
+        <w:tabs>
+          <w:tab w:val="num" w:pos="2160"/>
+        </w:tabs>
+        <w:ind w:start="2160" w:hanging="360"/>
+      </w:pPr>
+      <w:rPr>
+        <w:rFonts w:ascii="OpenSymbol" w:hAnsi="OpenSymbol" w:cs="OpenSymbol" w:hint="default"/>
+      </w:rPr>
+    </w:lvl>
+    <w:lvl w:ilvl="5">
+      <w:start w:val="1"/>
+      <w:numFmt w:val="bullet"/>
+      <w:lvlText w:val="▪"/>
+      <w:lvlJc w:val="start"/>
+      <w:pPr>
+        <w:tabs>
+          <w:tab w:val="num" w:pos="2520"/>
+        </w:tabs>
+        <w:ind w:start="2520" w:hanging="360"/>
+      </w:pPr>
+      <w:rPr>
+        <w:rFonts w:ascii="OpenSymbol" w:hAnsi="OpenSymbol" w:cs="OpenSymbol" w:hint="default"/>
+      </w:rPr>
+    </w:lvl>
+    <w:lvl w:ilvl="6">
+      <w:start w:val="1"/>
+      <w:numFmt w:val="bullet"/>
+      <w:lvlText w:val=""/>
+      <w:lvlJc w:val="start"/>
+      <w:pPr>
+        <w:tabs>
+          <w:tab w:val="num" w:pos="2880"/>
+        </w:tabs>
+        <w:ind w:start="2880" w:hanging="360"/>
+      </w:pPr>
+      <w:rPr>
+        <w:rFonts w:ascii="Symbol" w:hAnsi="Symbol" w:cs="Symbol" w:hint="default"/>
+      </w:rPr>
+    </w:lvl>
+    <w:lvl w:ilvl="7">
+      <w:start w:val="1"/>
+      <w:numFmt w:val="bullet"/>
+      <w:lvlText w:val="◦"/>
+      <w:lvlJc w:val="start"/>
+      <w:pPr>
+        <w:tabs>
+          <w:tab w:val="num" w:pos="3240"/>
+        </w:tabs>
+        <w:ind w:start="3240" w:hanging="360"/>
+      </w:pPr>
+      <w:rPr>
+        <w:rFonts w:ascii="OpenSymbol" w:hAnsi="OpenSymbol" w:cs="OpenSymbol" w:hint="default"/>
+      </w:rPr>
+    </w:lvl>
+    <w:lvl w:ilvl="8">
+      <w:start w:val="1"/>
+      <w:numFmt w:val="bullet"/>
+      <w:lvlText w:val="▪"/>
+      <w:lvlJc w:val="start"/>
+      <w:pPr>
+        <w:tabs>
+          <w:tab w:val="num" w:pos="3600"/>
+        </w:tabs>
+        <w:ind w:start="3600" w:hanging="360"/>
+      </w:pPr>
+      <w:rPr>
+        <w:rFonts w:ascii="OpenSymbol" w:hAnsi="OpenSymbol" w:cs="OpenSymbol" w:hint="default"/>
+      </w:rPr>
+    </w:lvl>
+  </w:abstractNum>
+  <w:abstractNum w:abstractNumId="4">
+    <w:lvl w:ilvl="0">
+      <w:start w:val="1"/>
+      <w:numFmt w:val="bullet"/>
+      <w:lvlText w:val=""/>
+      <w:lvlJc w:val="start"/>
+      <w:pPr>
+        <w:tabs>
+          <w:tab w:val="num" w:pos="720"/>
+        </w:tabs>
+        <w:ind w:start="720" w:hanging="360"/>
+      </w:pPr>
+      <w:rPr>
+        <w:rFonts w:ascii="Symbol" w:hAnsi="Symbol" w:cs="Symbol" w:hint="default"/>
+      </w:rPr>
+    </w:lvl>
+    <w:lvl w:ilvl="1">
+      <w:start w:val="1"/>
+      <w:numFmt w:val="bullet"/>
+      <w:lvlText w:val="◦"/>
+      <w:lvlJc w:val="start"/>
+      <w:pPr>
+        <w:tabs>
+          <w:tab w:val="num" w:pos="1080"/>
+        </w:tabs>
+        <w:ind w:start="1080" w:hanging="360"/>
+      </w:pPr>
+      <w:rPr>
+        <w:rFonts w:ascii="OpenSymbol" w:hAnsi="OpenSymbol" w:cs="OpenSymbol" w:hint="default"/>
+      </w:rPr>
+    </w:lvl>
+    <w:lvl w:ilvl="2">
+      <w:start w:val="1"/>
+      <w:numFmt w:val="bullet"/>
+      <w:lvlText w:val="▪"/>
+      <w:lvlJc w:val="start"/>
+      <w:pPr>
+        <w:tabs>
+          <w:tab w:val="num" w:pos="1440"/>
+        </w:tabs>
+        <w:ind w:start="1440" w:hanging="360"/>
+      </w:pPr>
+      <w:rPr>
+        <w:rFonts w:ascii="OpenSymbol" w:hAnsi="OpenSymbol" w:cs="OpenSymbol" w:hint="default"/>
+      </w:rPr>
+    </w:lvl>
+    <w:lvl w:ilvl="3">
+      <w:start w:val="1"/>
+      <w:numFmt w:val="bullet"/>
+      <w:lvlText w:val=""/>
+      <w:lvlJc w:val="start"/>
+      <w:pPr>
+        <w:tabs>
+          <w:tab w:val="num" w:pos="1800"/>
+        </w:tabs>
+        <w:ind w:start="1800" w:hanging="360"/>
+      </w:pPr>
+      <w:rPr>
+        <w:rFonts w:ascii="Symbol" w:hAnsi="Symbol" w:cs="Symbol" w:hint="default"/>
+      </w:rPr>
+    </w:lvl>
+    <w:lvl w:ilvl="4">
+      <w:start w:val="1"/>
+      <w:numFmt w:val="bullet"/>
+      <w:lvlText w:val="◦"/>
+      <w:lvlJc w:val="start"/>
+      <w:pPr>
+        <w:tabs>
+          <w:tab w:val="num" w:pos="2160"/>
+        </w:tabs>
+        <w:ind w:start="2160" w:hanging="360"/>
+      </w:pPr>
+      <w:rPr>
+        <w:rFonts w:ascii="OpenSymbol" w:hAnsi="OpenSymbol" w:cs="OpenSymbol" w:hint="default"/>
+      </w:rPr>
+    </w:lvl>
+    <w:lvl w:ilvl="5">
+      <w:start w:val="1"/>
+      <w:numFmt w:val="bullet"/>
+      <w:lvlText w:val="▪"/>
+      <w:lvlJc w:val="start"/>
+      <w:pPr>
+        <w:tabs>
+          <w:tab w:val="num" w:pos="2520"/>
+        </w:tabs>
+        <w:ind w:start="2520" w:hanging="360"/>
+      </w:pPr>
+      <w:rPr>
+        <w:rFonts w:ascii="OpenSymbol" w:hAnsi="OpenSymbol" w:cs="OpenSymbol" w:hint="default"/>
+      </w:rPr>
+    </w:lvl>
+    <w:lvl w:ilvl="6">
+      <w:start w:val="1"/>
+      <w:numFmt w:val="bullet"/>
+      <w:lvlText w:val=""/>
+      <w:lvlJc w:val="start"/>
+      <w:pPr>
+        <w:tabs>
+          <w:tab w:val="num" w:pos="2880"/>
+        </w:tabs>
+        <w:ind w:start="2880" w:hanging="360"/>
+      </w:pPr>
+      <w:rPr>
+        <w:rFonts w:ascii="Symbol" w:hAnsi="Symbol" w:cs="Symbol" w:hint="default"/>
+      </w:rPr>
+    </w:lvl>
+    <w:lvl w:ilvl="7">
+      <w:start w:val="1"/>
+      <w:numFmt w:val="bullet"/>
+      <w:lvlText w:val="◦"/>
+      <w:lvlJc w:val="start"/>
+      <w:pPr>
+        <w:tabs>
+          <w:tab w:val="num" w:pos="3240"/>
+        </w:tabs>
+        <w:ind w:start="3240" w:hanging="360"/>
+      </w:pPr>
+      <w:rPr>
+        <w:rFonts w:ascii="OpenSymbol" w:hAnsi="OpenSymbol" w:cs="OpenSymbol" w:hint="default"/>
+      </w:rPr>
+    </w:lvl>
+    <w:lvl w:ilvl="8">
+      <w:start w:val="1"/>
+      <w:numFmt w:val="bullet"/>
+      <w:lvlText w:val="▪"/>
+      <w:lvlJc w:val="start"/>
+      <w:pPr>
+        <w:tabs>
+          <w:tab w:val="num" w:pos="3600"/>
+        </w:tabs>
+        <w:ind w:start="3600" w:hanging="360"/>
+      </w:pPr>
+      <w:rPr>
+        <w:rFonts w:ascii="OpenSymbol" w:hAnsi="OpenSymbol" w:cs="OpenSymbol" w:hint="default"/>
+      </w:rPr>
+    </w:lvl>
+  </w:abstractNum>
   <w:num w:numId="1">
     <w:abstractNumId w:val="1"/>
+  </w:num>
+  <w:num w:numId="2">
+    <w:abstractNumId w:val="2"/>
+  </w:num>
+  <w:num w:numId="3">
+    <w:abstractNumId w:val="3"/>
+  </w:num>
+  <w:num w:numId="4">
+    <w:abstractNumId w:val="4"/>
   </w:num>
 </w:numbering>
 </file>
@@ -6378,7 +7529,6 @@
     </w:rPrDefault>
     <w:pPrDefault>
       <w:pPr>
-        <w:widowControl/>
         <w:suppressAutoHyphens w:val="true"/>
       </w:pPr>
     </w:pPrDefault>
@@ -6388,7 +7538,10 @@
     <w:qFormat/>
     <w:pPr>
       <w:widowControl/>
+      <w:suppressAutoHyphens w:val="true"/>
       <w:bidi w:val="0"/>
+      <w:spacing w:before="0" w:after="0"/>
+      <w:jc w:val="start"/>
     </w:pPr>
     <w:rPr>
       <w:rFonts w:ascii="Liberation Serif" w:hAnsi="Liberation Serif" w:eastAsia="NSimSun" w:cs="Arial"/>
@@ -6407,7 +7560,7 @@
     <w:pPr>
       <w:numPr>
         <w:ilvl w:val="0"/>
-        <w:numId w:val="1"/>
+        <w:numId w:val="2"/>
       </w:numPr>
       <w:spacing w:before="240" w:after="120"/>
       <w:outlineLvl w:val="0"/>
@@ -6427,7 +7580,7 @@
     <w:pPr>
       <w:numPr>
         <w:ilvl w:val="1"/>
-        <w:numId w:val="1"/>
+        <w:numId w:val="2"/>
       </w:numPr>
       <w:spacing w:before="200" w:after="120"/>
       <w:outlineLvl w:val="1"/>
@@ -6447,7 +7600,7 @@
     <w:pPr>
       <w:numPr>
         <w:ilvl w:val="2"/>
-        <w:numId w:val="1"/>
+        <w:numId w:val="2"/>
       </w:numPr>
       <w:spacing w:before="140" w:after="120"/>
       <w:outlineLvl w:val="2"/>
@@ -6477,6 +7630,13 @@
     <w:rPr>
       <w:b/>
       <w:bCs/>
+    </w:rPr>
+  </w:style>
+  <w:style w:type="character" w:styleId="Bullets">
+    <w:name w:val="Bullets"/>
+    <w:qFormat/>
+    <w:rPr>
+      <w:rFonts w:ascii="OpenSymbol" w:hAnsi="OpenSymbol" w:eastAsia="OpenSymbol" w:cs="OpenSymbol"/>
     </w:rPr>
   </w:style>
   <w:style w:type="paragraph" w:styleId="Heading">
@@ -6654,6 +7814,28 @@
       <w:bCs/>
     </w:rPr>
   </w:style>
+  <w:style w:type="paragraph" w:styleId="HeaderandFooter">
+    <w:name w:val="Header and Footer"/>
+    <w:basedOn w:val="Normal"/>
+    <w:qFormat/>
+    <w:pPr>
+      <w:suppressLineNumbers/>
+      <w:tabs>
+        <w:tab w:val="clear" w:pos="709"/>
+        <w:tab w:val="center" w:pos="4986" w:leader="none"/>
+        <w:tab w:val="right" w:pos="9972" w:leader="none"/>
+      </w:tabs>
+    </w:pPr>
+    <w:rPr/>
+  </w:style>
+  <w:style w:type="paragraph" w:styleId="Footer">
+    <w:name w:val="footer"/>
+    <w:basedOn w:val="HeaderandFooter"/>
+    <w:pPr>
+      <w:suppressLineNumbers/>
+    </w:pPr>
+    <w:rPr/>
+  </w:style>
 </w:styles>
 </file>
 

--- a/Manual/TKGTestROMManual.docx
+++ b/Manual/TKGTestROMManual.docx
@@ -39,7 +39,7 @@
           <w:i/>
           <w:iCs/>
         </w:rPr>
-        <w:t>7</w:t>
+        <w:t>9</w:t>
       </w:r>
       <w:r>
         <w:rPr>
@@ -498,7 +498,7 @@
               </w:rPr>
               <w:t>DMA Test</w:t>
               <w:tab/>
-              <w:t>7</w:t>
+              <w:t>6</w:t>
             </w:r>
           </w:hyperlink>
         </w:p>
@@ -1770,7 +1770,7 @@
             </w:pPr>
             <w:r>
               <w:rPr/>
-              <w:t>Work RAM</w:t>
+              <w:t>Work</w:t>
             </w:r>
           </w:p>
         </w:tc>
@@ -1935,7 +1935,7 @@
             </w:pPr>
             <w:r>
               <w:rPr/>
-              <w:t>Work RAM</w:t>
+              <w:t>Work</w:t>
             </w:r>
           </w:p>
         </w:tc>
@@ -2100,7 +2100,7 @@
             </w:pPr>
             <w:r>
               <w:rPr/>
-              <w:t>Work RAM</w:t>
+              <w:t>Work</w:t>
             </w:r>
           </w:p>
         </w:tc>
@@ -2849,7 +2849,7 @@
             </w:pPr>
             <w:r>
               <w:rPr/>
-              <w:t>Work RAM</w:t>
+              <w:t>Work</w:t>
             </w:r>
           </w:p>
         </w:tc>
@@ -3014,7 +3014,7 @@
             </w:pPr>
             <w:r>
               <w:rPr/>
-              <w:t>Work RAM</w:t>
+              <w:t>Work</w:t>
             </w:r>
           </w:p>
         </w:tc>
@@ -3179,7 +3179,7 @@
             </w:pPr>
             <w:r>
               <w:rPr/>
-              <w:t>Work RAM</w:t>
+              <w:t>Work</w:t>
             </w:r>
           </w:p>
         </w:tc>
@@ -3933,7 +3933,7 @@
             </w:pPr>
             <w:r>
               <w:rPr/>
-              <w:t>Work RAM</w:t>
+              <w:t>Work</w:t>
             </w:r>
           </w:p>
         </w:tc>
@@ -4098,7 +4098,7 @@
             </w:pPr>
             <w:r>
               <w:rPr/>
-              <w:t>Work RAM</w:t>
+              <w:t>Work</w:t>
             </w:r>
           </w:p>
         </w:tc>
@@ -4263,7 +4263,7 @@
             </w:pPr>
             <w:r>
               <w:rPr/>
-              <w:t>Work RAM</w:t>
+              <w:t>Work</w:t>
             </w:r>
           </w:p>
         </w:tc>
@@ -5022,7 +5022,7 @@
               <w:top w:val="single" w:sz="18" w:space="0" w:color="000000"/>
               <w:start w:val="single" w:sz="2" w:space="0" w:color="000000"/>
               <w:bottom w:val="single" w:sz="2" w:space="0" w:color="000000"/>
-              <w:end w:val="single" w:sz="2" w:space="0" w:color="000000"/>
+              <w:end w:val="single" w:sz="18" w:space="0" w:color="000000"/>
             </w:tcBorders>
           </w:tcPr>
           <w:p>
@@ -5152,7 +5152,7 @@
             <w:tcBorders>
               <w:start w:val="single" w:sz="2" w:space="0" w:color="000000"/>
               <w:bottom w:val="single" w:sz="2" w:space="0" w:color="000000"/>
-              <w:end w:val="single" w:sz="2" w:space="0" w:color="000000"/>
+              <w:end w:val="single" w:sz="18" w:space="0" w:color="000000"/>
             </w:tcBorders>
           </w:tcPr>
           <w:p>
@@ -5282,7 +5282,7 @@
             <w:tcBorders>
               <w:start w:val="single" w:sz="2" w:space="0" w:color="000000"/>
               <w:bottom w:val="single" w:sz="2" w:space="0" w:color="000000"/>
-              <w:end w:val="single" w:sz="2" w:space="0" w:color="000000"/>
+              <w:end w:val="single" w:sz="18" w:space="0" w:color="000000"/>
             </w:tcBorders>
           </w:tcPr>
           <w:p>
@@ -5412,7 +5412,7 @@
             <w:tcBorders>
               <w:start w:val="single" w:sz="2" w:space="0" w:color="000000"/>
               <w:bottom w:val="single" w:sz="2" w:space="0" w:color="000000"/>
-              <w:end w:val="single" w:sz="2" w:space="0" w:color="000000"/>
+              <w:end w:val="single" w:sz="18" w:space="0" w:color="000000"/>
             </w:tcBorders>
           </w:tcPr>
           <w:p>
@@ -5542,7 +5542,7 @@
             <w:tcBorders>
               <w:start w:val="single" w:sz="2" w:space="0" w:color="000000"/>
               <w:bottom w:val="single" w:sz="18" w:space="0" w:color="000000"/>
-              <w:end w:val="single" w:sz="2" w:space="0" w:color="000000"/>
+              <w:end w:val="single" w:sz="18" w:space="0" w:color="000000"/>
             </w:tcBorders>
           </w:tcPr>
           <w:p>
@@ -6428,6 +6428,69 @@
     </w:p>
     <w:p>
       <w:pPr>
+        <w:pStyle w:val="BodyText"/>
+        <w:bidi w:val="0"/>
+        <w:ind w:hanging="0" w:start="0"/>
+        <w:jc w:val="start"/>
+        <w:rPr/>
+      </w:pPr>
+      <w:r>
+        <w:rPr/>
+        <w:t xml:space="preserve">TKG hardware relies heavily on DMA to transfer data from work RAM to sprite RAM. During gameplay it is  triggered during the NMI routine. The reason for this is because this is when vertical blanking (also known as VBlank) is occuring, meaning that nothing is being drawn on screen. VBlank occurs sixty times per second. On TKG hardware, an 8257 DMA controller is used to perform these operations as well as some supporting circuitry. </w:t>
+      </w:r>
+      <w:r>
+        <w:rPr/>
+        <w:t>On TKG4 hardware, that circuitry includes the 74LS373 octal latch at 6B, the 74ls08 quad and-gate at 5F, and the 74LS125 buffer at 6E. The 8257 derives its clock from the 1H signal (~3MHz). Unlike the CPU clock however, it goes through an inverter (74LS04 at 6D). Chip select circuitry is also involved. Refer to the schematics to find out more.</w:t>
+      </w:r>
+    </w:p>
+    <w:p>
+      <w:pPr>
+        <w:pStyle w:val="BodyText"/>
+        <w:bidi w:val="0"/>
+        <w:ind w:hanging="0" w:start="0"/>
+        <w:jc w:val="start"/>
+        <w:rPr/>
+      </w:pPr>
+      <w:r>
+        <w:rPr/>
+        <w:t xml:space="preserve">The DMA test works by initiating a transfer from </w:t>
+      </w:r>
+      <w:r>
+        <w:rPr/>
+        <w:t>the ranges $6900-$6A80 to $7000-$7180. This test mimics what would be observed in real game conditions. This test is run three times with different byte values. After the DMA transfer is kicked off, the CPU reads back the data that should have been copied over and compares it to what is in the work RAM mirror. If all bytes do not match, then the test is marked as “fail”</w:t>
+      </w:r>
+      <w:r>
+        <w:rPr/>
+        <w:t xml:space="preserve"> The DMA test can only occur if RAM2 and RAM3 are functional. If either of these RAM banks failed its RAM test, the DMA test will not process the results and instead print N.A.</w:t>
+      </w:r>
+    </w:p>
+    <w:p>
+      <w:pPr>
+        <w:pStyle w:val="BodyText"/>
+        <w:bidi w:val="0"/>
+        <w:ind w:hanging="0" w:start="0"/>
+        <w:jc w:val="start"/>
+        <w:rPr/>
+      </w:pPr>
+      <w:r>
+        <w:rPr/>
+        <w:t xml:space="preserve">A severely failing 8257 DMA controller can cause the board to be unable to boot </w:t>
+      </w:r>
+      <w:r>
+        <w:rPr/>
+        <w:t>in rare cases</w:t>
+      </w:r>
+      <w:r>
+        <w:rPr/>
+        <w:t xml:space="preserve">. The DMA controller has direct access to the databus shared with the CPU. </w:t>
+      </w:r>
+      <w:r>
+        <w:rPr/>
+        <w:t>For the purposes of the test ROM, you should be able to remove the DMA controller to be able to perform startup tests. However, it will not proceed past the startup tests due to the DMA failure. Be aware that the DMA controller is not always in an IC socket.</w:t>
+      </w:r>
+    </w:p>
+    <w:p>
+      <w:pPr>
         <w:pStyle w:val="Heading2"/>
         <w:numPr>
           <w:ilvl w:val="1"/>
@@ -6848,6 +6911,75 @@
           <w:bCs w:val="false"/>
         </w:rPr>
         <w:t>Central Processing Unit</w:t>
+      </w:r>
+    </w:p>
+    <w:p>
+      <w:pPr>
+        <w:pStyle w:val="BodyText"/>
+        <w:rPr>
+          <w:b/>
+          <w:bCs/>
+        </w:rPr>
+      </w:pPr>
+      <w:r>
+        <w:rPr>
+          <w:b/>
+          <w:bCs/>
+        </w:rPr>
+        <w:t xml:space="preserve">EPROM: </w:t>
+      </w:r>
+      <w:r>
+        <w:rPr>
+          <w:b w:val="false"/>
+          <w:bCs w:val="false"/>
+        </w:rPr>
+        <w:t>Erasable Programable Read Only Memory</w:t>
+      </w:r>
+    </w:p>
+    <w:p>
+      <w:pPr>
+        <w:pStyle w:val="BodyText"/>
+        <w:rPr>
+          <w:b w:val="false"/>
+          <w:bCs w:val="false"/>
+        </w:rPr>
+      </w:pPr>
+      <w:r>
+        <w:rPr>
+          <w:b/>
+          <w:bCs/>
+        </w:rPr>
+        <w:t>IC:</w:t>
+      </w:r>
+      <w:r>
+        <w:rPr>
+          <w:b w:val="false"/>
+          <w:bCs w:val="false"/>
+        </w:rPr>
+        <w:t xml:space="preserve"> Integrated Circuit</w:t>
+      </w:r>
+    </w:p>
+    <w:p>
+      <w:pPr>
+        <w:pStyle w:val="BodyText"/>
+        <w:rPr>
+          <w:b/>
+          <w:bCs/>
+        </w:rPr>
+      </w:pPr>
+      <w:r>
+        <w:rPr>
+          <w:b/>
+          <w:bCs/>
+        </w:rPr>
+        <w:t xml:space="preserve">N.A.: </w:t>
+      </w:r>
+      <w:r>
+        <w:rPr>
+          <w:b w:val="false"/>
+          <w:bCs w:val="false"/>
+        </w:rPr>
+        <w:t xml:space="preserve">Not Applicable </w:t>
       </w:r>
     </w:p>
     <w:p>

--- a/Manual/TKGTestROMManual.docx
+++ b/Manual/TKGTestROMManual.docx
@@ -11,11 +11,7 @@
       </w:pPr>
       <w:r>
         <w:rPr/>
-        <w:t xml:space="preserve">TKG Test ROM </w:t>
-      </w:r>
-      <w:r>
-        <w:rPr/>
-        <w:t>Manual</w:t>
+        <w:t>TKG Test ROM Manual</w:t>
       </w:r>
     </w:p>
     <w:p>
@@ -32,21 +28,7 @@
           <w:i/>
           <w:iCs/>
         </w:rPr>
-        <w:t>Last revised: 2</w:t>
-      </w:r>
-      <w:r>
-        <w:rPr>
-          <w:i/>
-          <w:iCs/>
-        </w:rPr>
-        <w:t>9</w:t>
-      </w:r>
-      <w:r>
-        <w:rPr>
-          <w:i/>
-          <w:iCs/>
-        </w:rPr>
-        <w:t xml:space="preserve"> August 2026</w:t>
+        <w:t>Last revised: 29 August 2026</w:t>
       </w:r>
     </w:p>
     <w:p>
@@ -157,6 +139,7 @@
         <w:p>
           <w:pPr>
             <w:pStyle w:val="TOCHeading"/>
+            <w:spacing w:before="0" w:after="120"/>
             <w:rPr/>
           </w:pPr>
           <w:r>
@@ -191,16 +174,17 @@
             </w:rPr>
             <w:fldChar w:fldCharType="separate"/>
           </w:r>
-          <w:hyperlink w:anchor="__RefHeading___Toc117_1351480008" w:tooltip="Chapter 1: Overview">
-            <w:r>
-              <w:rPr>
-                <w:rStyle w:val="IndexLink"/>
-              </w:rPr>
-              <w:t>Chapter 1: Overview</w:t>
-              <w:tab/>
-              <w:t>3</w:t>
-            </w:r>
-          </w:hyperlink>
+          <w:r>
+            <w:rPr>
+              <w:rStyle w:val="IndexLink"/>
+            </w:rPr>
+            <w:t>Chapter 1: Overview</w:t>
+          </w:r>
+          <w:r>
+            <w:rPr/>
+            <w:tab/>
+            <w:t>3</w:t>
+          </w:r>
         </w:p>
         <w:p>
           <w:pPr>
@@ -211,16 +195,12 @@
             </w:tabs>
             <w:rPr/>
           </w:pPr>
-          <w:hyperlink w:anchor="__RefHeading___Toc213_1351480008_Copy_1" w:tooltip="Requirements">
-            <w:r>
-              <w:rPr>
-                <w:rStyle w:val="IndexLink"/>
-              </w:rPr>
-              <w:t>Requirements</w:t>
-              <w:tab/>
-              <w:t>3</w:t>
-            </w:r>
-          </w:hyperlink>
+          <w:r>
+            <w:rPr/>
+            <w:t>Requirements</w:t>
+            <w:tab/>
+            <w:t>3</w:t>
+          </w:r>
         </w:p>
         <w:p>
           <w:pPr>
@@ -231,16 +211,12 @@
             </w:tabs>
             <w:rPr/>
           </w:pPr>
-          <w:hyperlink w:anchor="__RefHeading___Toc806_1351480008" w:tooltip="Compatible Hardware">
-            <w:r>
-              <w:rPr>
-                <w:rStyle w:val="IndexLink"/>
-              </w:rPr>
-              <w:t>Compatible Hardware</w:t>
-              <w:tab/>
-              <w:t>3</w:t>
-            </w:r>
-          </w:hyperlink>
+          <w:r>
+            <w:rPr/>
+            <w:t>Compatible Hardware</w:t>
+            <w:tab/>
+            <w:t>3</w:t>
+          </w:r>
         </w:p>
         <w:p>
           <w:pPr>
@@ -251,16 +227,12 @@
             </w:tabs>
             <w:rPr/>
           </w:pPr>
-          <w:hyperlink w:anchor="__RefHeading___Toc211_1351480008" w:tooltip="Using the Test ROM">
-            <w:r>
-              <w:rPr>
-                <w:rStyle w:val="IndexLink"/>
-              </w:rPr>
-              <w:t>Using the Test ROM</w:t>
-              <w:tab/>
-              <w:t>3</w:t>
-            </w:r>
-          </w:hyperlink>
+          <w:r>
+            <w:rPr/>
+            <w:t>Using the Test ROM</w:t>
+            <w:tab/>
+            <w:t>3</w:t>
+          </w:r>
         </w:p>
         <w:p>
           <w:pPr>
@@ -271,16 +243,12 @@
             </w:tabs>
             <w:rPr/>
           </w:pPr>
-          <w:hyperlink w:anchor="__RefHeading___Toc215_1351480008" w:tooltip="Chapter 2: Startup Tests">
-            <w:r>
-              <w:rPr>
-                <w:rStyle w:val="IndexLink"/>
-              </w:rPr>
-              <w:t>Chapter 2: Startup Tests</w:t>
-              <w:tab/>
-              <w:t>5</w:t>
-            </w:r>
-          </w:hyperlink>
+          <w:r>
+            <w:rPr/>
+            <w:t>Chapter 2: Startup Tests</w:t>
+            <w:tab/>
+            <w:t>5</w:t>
+          </w:r>
         </w:p>
         <w:p>
           <w:pPr>
@@ -291,16 +259,12 @@
             </w:tabs>
             <w:rPr/>
           </w:pPr>
-          <w:hyperlink w:anchor="__RefHeading___Toc217_1351480008" w:tooltip="RAM Tests">
-            <w:r>
-              <w:rPr>
-                <w:rStyle w:val="IndexLink"/>
-              </w:rPr>
-              <w:t>RAM Tests</w:t>
-              <w:tab/>
-              <w:t>5</w:t>
-            </w:r>
-          </w:hyperlink>
+          <w:r>
+            <w:rPr/>
+            <w:t>RAM Tests</w:t>
+            <w:tab/>
+            <w:t>5</w:t>
+          </w:r>
         </w:p>
         <w:p>
           <w:pPr>
@@ -311,16 +275,12 @@
             </w:tabs>
             <w:rPr/>
           </w:pPr>
-          <w:hyperlink w:anchor="__RefHeading___Toc808_1351480008" w:tooltip="RAM Tests">
-            <w:r>
-              <w:rPr>
-                <w:rStyle w:val="IndexLink"/>
-              </w:rPr>
-              <w:t>RAM Tests</w:t>
-              <w:tab/>
-              <w:t>5</w:t>
-            </w:r>
-          </w:hyperlink>
+          <w:r>
+            <w:rPr/>
+            <w:t>RAM Tests</w:t>
+            <w:tab/>
+            <w:t>5</w:t>
+          </w:r>
         </w:p>
         <w:p>
           <w:pPr>
@@ -331,16 +291,12 @@
             </w:tabs>
             <w:rPr/>
           </w:pPr>
-          <w:hyperlink w:anchor="__RefHeading___Toc810_1351480008" w:tooltip="RAM Bank Test">
-            <w:r>
-              <w:rPr>
-                <w:rStyle w:val="IndexLink"/>
-              </w:rPr>
-              <w:t>RAM Bank Test</w:t>
-              <w:tab/>
-              <w:t>5</w:t>
-            </w:r>
-          </w:hyperlink>
+          <w:r>
+            <w:rPr/>
+            <w:t>RAM Bank Test</w:t>
+            <w:tab/>
+            <w:t>5</w:t>
+          </w:r>
         </w:p>
         <w:p>
           <w:pPr>
@@ -351,16 +307,12 @@
             </w:tabs>
             <w:rPr/>
           </w:pPr>
-          <w:hyperlink w:anchor="__RefHeading___Toc812_1351480008" w:tooltip="TRS2 and TKG2 RAM Locations">
-            <w:r>
-              <w:rPr>
-                <w:rStyle w:val="IndexLink"/>
-              </w:rPr>
-              <w:t>TRS2 and TKG2 RAM Locations</w:t>
-              <w:tab/>
-              <w:t>5</w:t>
-            </w:r>
-          </w:hyperlink>
+          <w:r>
+            <w:rPr/>
+            <w:t>TRS2 and TKG2 RAM Locations</w:t>
+            <w:tab/>
+            <w:t>5</w:t>
+          </w:r>
         </w:p>
         <w:p>
           <w:pPr>
@@ -371,16 +323,12 @@
             </w:tabs>
             <w:rPr/>
           </w:pPr>
-          <w:hyperlink w:anchor="__RefHeading___Toc814_1351480008" w:tooltip="TKG3 RAM Locations">
-            <w:r>
-              <w:rPr>
-                <w:rStyle w:val="IndexLink"/>
-              </w:rPr>
-              <w:t>TKG3 RAM Locations</w:t>
-              <w:tab/>
-              <w:t>5</w:t>
-            </w:r>
-          </w:hyperlink>
+          <w:r>
+            <w:rPr/>
+            <w:t>TKG3 RAM Locations</w:t>
+            <w:tab/>
+            <w:t>5</w:t>
+          </w:r>
         </w:p>
         <w:p>
           <w:pPr>
@@ -391,16 +339,12 @@
             </w:tabs>
             <w:rPr/>
           </w:pPr>
-          <w:hyperlink w:anchor="__RefHeading___Toc816_1351480008" w:tooltip="TKG4 RAM Locations">
-            <w:r>
-              <w:rPr>
-                <w:rStyle w:val="IndexLink"/>
-              </w:rPr>
-              <w:t>TKG4 RAM Locations</w:t>
-              <w:tab/>
-              <w:t>5</w:t>
-            </w:r>
-          </w:hyperlink>
+          <w:r>
+            <w:rPr/>
+            <w:t>TKG4 RAM Locations</w:t>
+            <w:tab/>
+            <w:t>5</w:t>
+          </w:r>
         </w:p>
         <w:p>
           <w:pPr>
@@ -411,16 +355,12 @@
             </w:tabs>
             <w:rPr/>
           </w:pPr>
-          <w:hyperlink w:anchor="__RefHeading___Toc219_1351480008" w:tooltip="ROM Checksums">
-            <w:r>
-              <w:rPr>
-                <w:rStyle w:val="IndexLink"/>
-              </w:rPr>
-              <w:t>ROM Checksums</w:t>
-              <w:tab/>
-              <w:t>5</w:t>
-            </w:r>
-          </w:hyperlink>
+          <w:r>
+            <w:rPr/>
+            <w:t>ROM Checksums</w:t>
+            <w:tab/>
+            <w:t>5</w:t>
+          </w:r>
         </w:p>
         <w:p>
           <w:pPr>
@@ -431,16 +371,12 @@
             </w:tabs>
             <w:rPr/>
           </w:pPr>
-          <w:hyperlink w:anchor="__RefHeading___Toc818_1351480008" w:tooltip="Test Overview">
-            <w:r>
-              <w:rPr>
-                <w:rStyle w:val="IndexLink"/>
-              </w:rPr>
-              <w:t>Test Overview</w:t>
-              <w:tab/>
-              <w:t>5</w:t>
-            </w:r>
-          </w:hyperlink>
+          <w:r>
+            <w:rPr/>
+            <w:t>Test Overview</w:t>
+            <w:tab/>
+            <w:t>5</w:t>
+          </w:r>
         </w:p>
         <w:p>
           <w:pPr>
@@ -451,16 +387,12 @@
             </w:tabs>
             <w:rPr/>
           </w:pPr>
-          <w:hyperlink w:anchor="__RefHeading___Toc820_1351480008" w:tooltip="Test ROM Integrity Test">
-            <w:r>
-              <w:rPr>
-                <w:rStyle w:val="IndexLink"/>
-              </w:rPr>
-              <w:t>Test ROM Integrity Test</w:t>
-              <w:tab/>
-              <w:t>6</w:t>
-            </w:r>
-          </w:hyperlink>
+          <w:r>
+            <w:rPr/>
+            <w:t>Test ROM Integrity Test</w:t>
+            <w:tab/>
+            <w:t>6</w:t>
+          </w:r>
         </w:p>
         <w:p>
           <w:pPr>
@@ -471,16 +403,12 @@
             </w:tabs>
             <w:rPr/>
           </w:pPr>
-          <w:hyperlink w:anchor="__RefHeading___Toc822_1351480008" w:tooltip="ROM Checksum Table">
-            <w:r>
-              <w:rPr>
-                <w:rStyle w:val="IndexLink"/>
-              </w:rPr>
-              <w:t>ROM Checksum Table</w:t>
-              <w:tab/>
-              <w:t>6</w:t>
-            </w:r>
-          </w:hyperlink>
+          <w:r>
+            <w:rPr/>
+            <w:t>ROM Checksum Table</w:t>
+            <w:tab/>
+            <w:t>6</w:t>
+          </w:r>
         </w:p>
         <w:p>
           <w:pPr>
@@ -491,16 +419,12 @@
             </w:tabs>
             <w:rPr/>
           </w:pPr>
-          <w:hyperlink w:anchor="__RefHeading___Toc221_1351480008" w:tooltip="DMA Test">
-            <w:r>
-              <w:rPr>
-                <w:rStyle w:val="IndexLink"/>
-              </w:rPr>
-              <w:t>DMA Test</w:t>
-              <w:tab/>
-              <w:t>6</w:t>
-            </w:r>
-          </w:hyperlink>
+          <w:r>
+            <w:rPr/>
+            <w:t>DMA Test</w:t>
+            <w:tab/>
+            <w:t>6</w:t>
+          </w:r>
         </w:p>
         <w:p>
           <w:pPr>
@@ -511,16 +435,12 @@
             </w:tabs>
             <w:rPr/>
           </w:pPr>
-          <w:hyperlink w:anchor="__RefHeading___Toc223_1351480008" w:tooltip="NMI Test">
-            <w:r>
-              <w:rPr>
-                <w:rStyle w:val="IndexLink"/>
-              </w:rPr>
-              <w:t>NMI Test</w:t>
-              <w:tab/>
-              <w:t>7</w:t>
-            </w:r>
-          </w:hyperlink>
+          <w:r>
+            <w:rPr/>
+            <w:t>NMI Test</w:t>
+            <w:tab/>
+            <w:t>7</w:t>
+          </w:r>
         </w:p>
         <w:p>
           <w:pPr>
@@ -531,16 +451,12 @@
             </w:tabs>
             <w:rPr/>
           </w:pPr>
-          <w:hyperlink w:anchor="__RefHeading___Toc225_1351480008" w:tooltip="Audio Tests">
-            <w:r>
-              <w:rPr>
-                <w:rStyle w:val="IndexLink"/>
-              </w:rPr>
-              <w:t>Audio Tests</w:t>
-              <w:tab/>
-              <w:t>7</w:t>
-            </w:r>
-          </w:hyperlink>
+          <w:r>
+            <w:rPr/>
+            <w:t>Audio Tests</w:t>
+            <w:tab/>
+            <w:t>7</w:t>
+          </w:r>
         </w:p>
         <w:p>
           <w:pPr>
@@ -551,16 +467,12 @@
             </w:tabs>
             <w:rPr/>
           </w:pPr>
-          <w:hyperlink w:anchor="__RefHeading___Toc227_1351480008" w:tooltip="Sound Test">
-            <w:r>
-              <w:rPr>
-                <w:rStyle w:val="IndexLink"/>
-              </w:rPr>
-              <w:t>Sound Test</w:t>
-              <w:tab/>
-              <w:t>7</w:t>
-            </w:r>
-          </w:hyperlink>
+          <w:r>
+            <w:rPr/>
+            <w:t>Sound Test</w:t>
+            <w:tab/>
+            <w:t>7</w:t>
+          </w:r>
         </w:p>
         <w:p>
           <w:pPr>
@@ -571,16 +483,12 @@
             </w:tabs>
             <w:rPr/>
           </w:pPr>
-          <w:hyperlink w:anchor="__RefHeading___Toc229_1351480008" w:tooltip="Music Test">
-            <w:r>
-              <w:rPr>
-                <w:rStyle w:val="IndexLink"/>
-              </w:rPr>
-              <w:t>Music Test</w:t>
-              <w:tab/>
-              <w:t>7</w:t>
-            </w:r>
-          </w:hyperlink>
+          <w:r>
+            <w:rPr/>
+            <w:t>Music Test</w:t>
+            <w:tab/>
+            <w:t>7</w:t>
+          </w:r>
         </w:p>
         <w:p>
           <w:pPr>
@@ -591,16 +499,12 @@
             </w:tabs>
             <w:rPr/>
           </w:pPr>
-          <w:hyperlink w:anchor="__RefHeading___Toc824_1351480008" w:tooltip="Transition to Runtime">
-            <w:r>
-              <w:rPr>
-                <w:rStyle w:val="IndexLink"/>
-              </w:rPr>
-              <w:t>Transition to Runtime</w:t>
-              <w:tab/>
-              <w:t>7</w:t>
-            </w:r>
-          </w:hyperlink>
+          <w:r>
+            <w:rPr/>
+            <w:t>Transition to Runtime</w:t>
+            <w:tab/>
+            <w:t>7</w:t>
+          </w:r>
         </w:p>
         <w:p>
           <w:pPr>
@@ -611,16 +515,12 @@
             </w:tabs>
             <w:rPr/>
           </w:pPr>
-          <w:hyperlink w:anchor="__RefHeading___Toc231_1351480008" w:tooltip="Chapter 3: Runtime Tests">
-            <w:r>
-              <w:rPr>
-                <w:rStyle w:val="IndexLink"/>
-              </w:rPr>
-              <w:t>Chapter 3: Runtime Tests</w:t>
-              <w:tab/>
-              <w:t>8</w:t>
-            </w:r>
-          </w:hyperlink>
+          <w:r>
+            <w:rPr/>
+            <w:t>Chapter 3: Runtime Tests</w:t>
+            <w:tab/>
+            <w:t>8</w:t>
+          </w:r>
         </w:p>
         <w:p>
           <w:pPr>
@@ -631,16 +531,12 @@
             </w:tabs>
             <w:rPr/>
           </w:pPr>
-          <w:hyperlink w:anchor="__RefHeading___Toc826_1351480008" w:tooltip="Controls Test">
-            <w:r>
-              <w:rPr>
-                <w:rStyle w:val="IndexLink"/>
-              </w:rPr>
-              <w:t>Controls Test</w:t>
-              <w:tab/>
-              <w:t>8</w:t>
-            </w:r>
-          </w:hyperlink>
+          <w:r>
+            <w:rPr/>
+            <w:t>Controls Test</w:t>
+            <w:tab/>
+            <w:t>8</w:t>
+          </w:r>
         </w:p>
         <w:p>
           <w:pPr>
@@ -651,16 +547,12 @@
             </w:tabs>
             <w:rPr/>
           </w:pPr>
-          <w:hyperlink w:anchor="__RefHeading___Toc828_1351480008" w:tooltip="DIP Switch Test">
-            <w:r>
-              <w:rPr>
-                <w:rStyle w:val="IndexLink"/>
-              </w:rPr>
-              <w:t>DIP Switch Test</w:t>
-              <w:tab/>
-              <w:t>8</w:t>
-            </w:r>
-          </w:hyperlink>
+          <w:r>
+            <w:rPr/>
+            <w:t>DIP Switch Test</w:t>
+            <w:tab/>
+            <w:t>8</w:t>
+          </w:r>
         </w:p>
         <w:p>
           <w:pPr>
@@ -671,16 +563,12 @@
             </w:tabs>
             <w:rPr/>
           </w:pPr>
-          <w:hyperlink w:anchor="__RefHeading___Toc830_1351480008" w:tooltip="Palette Test">
-            <w:r>
-              <w:rPr>
-                <w:rStyle w:val="IndexLink"/>
-              </w:rPr>
-              <w:t>Palette Test</w:t>
-              <w:tab/>
-              <w:t>8</w:t>
-            </w:r>
-          </w:hyperlink>
+          <w:r>
+            <w:rPr/>
+            <w:t>Palette Test</w:t>
+            <w:tab/>
+            <w:t>8</w:t>
+          </w:r>
         </w:p>
         <w:p>
           <w:pPr>
@@ -691,16 +579,12 @@
             </w:tabs>
             <w:rPr/>
           </w:pPr>
-          <w:hyperlink w:anchor="__RefHeading___Toc832_1351480008" w:tooltip="Screen Invert">
-            <w:r>
-              <w:rPr>
-                <w:rStyle w:val="IndexLink"/>
-              </w:rPr>
-              <w:t>Screen Invert</w:t>
-              <w:tab/>
-              <w:t>8</w:t>
-            </w:r>
-          </w:hyperlink>
+          <w:r>
+            <w:rPr/>
+            <w:t>Screen Invert</w:t>
+            <w:tab/>
+            <w:t>8</w:t>
+          </w:r>
         </w:p>
         <w:p>
           <w:pPr>
@@ -711,16 +595,12 @@
             </w:tabs>
             <w:rPr/>
           </w:pPr>
-          <w:hyperlink w:anchor="__RefHeading___Toc834_1351480008" w:tooltip="Monitor Test">
-            <w:r>
-              <w:rPr>
-                <w:rStyle w:val="IndexLink"/>
-              </w:rPr>
-              <w:t>Monitor Test</w:t>
-              <w:tab/>
-              <w:t>8</w:t>
-            </w:r>
-          </w:hyperlink>
+          <w:r>
+            <w:rPr/>
+            <w:t>Monitor Test</w:t>
+            <w:tab/>
+            <w:t>8</w:t>
+          </w:r>
         </w:p>
         <w:p>
           <w:pPr>
@@ -731,16 +611,12 @@
             </w:tabs>
             <w:rPr/>
           </w:pPr>
-          <w:hyperlink w:anchor="__RefHeading___Toc836_1351480008" w:tooltip="Sound Test">
-            <w:r>
-              <w:rPr>
-                <w:rStyle w:val="IndexLink"/>
-              </w:rPr>
-              <w:t>Sound Test</w:t>
-              <w:tab/>
-              <w:t>8</w:t>
-            </w:r>
-          </w:hyperlink>
+          <w:r>
+            <w:rPr/>
+            <w:t>Sound Test</w:t>
+            <w:tab/>
+            <w:t>8</w:t>
+          </w:r>
         </w:p>
         <w:p>
           <w:pPr>
@@ -751,16 +627,12 @@
             </w:tabs>
             <w:rPr/>
           </w:pPr>
-          <w:hyperlink w:anchor="__RefHeading___Toc838_1351480008" w:tooltip="Music Test">
-            <w:r>
-              <w:rPr>
-                <w:rStyle w:val="IndexLink"/>
-              </w:rPr>
-              <w:t>Music Test</w:t>
-              <w:tab/>
-              <w:t>8</w:t>
-            </w:r>
-          </w:hyperlink>
+          <w:r>
+            <w:rPr/>
+            <w:t>Music Test</w:t>
+            <w:tab/>
+            <w:t>8</w:t>
+          </w:r>
         </w:p>
         <w:p>
           <w:pPr>
@@ -771,16 +643,12 @@
             </w:tabs>
             <w:rPr/>
           </w:pPr>
-          <w:hyperlink w:anchor="__RefHeading___Toc840_1351480008" w:tooltip="Background Test">
-            <w:r>
-              <w:rPr>
-                <w:rStyle w:val="IndexLink"/>
-              </w:rPr>
-              <w:t>Background Test</w:t>
-              <w:tab/>
-              <w:t>8</w:t>
-            </w:r>
-          </w:hyperlink>
+          <w:r>
+            <w:rPr/>
+            <w:t>Background Test</w:t>
+            <w:tab/>
+            <w:t>8</w:t>
+          </w:r>
         </w:p>
         <w:p>
           <w:pPr>
@@ -791,16 +659,12 @@
             </w:tabs>
             <w:rPr/>
           </w:pPr>
-          <w:hyperlink w:anchor="__RefHeading___Toc842_1351480008" w:tooltip="Sprite Test">
-            <w:r>
-              <w:rPr>
-                <w:rStyle w:val="IndexLink"/>
-              </w:rPr>
-              <w:t>Sprite Test</w:t>
-              <w:tab/>
-              <w:t>8</w:t>
-            </w:r>
-          </w:hyperlink>
+          <w:r>
+            <w:rPr/>
+            <w:t>Sprite Test</w:t>
+            <w:tab/>
+            <w:t>8</w:t>
+          </w:r>
         </w:p>
         <w:p>
           <w:pPr>
@@ -811,16 +675,12 @@
             </w:tabs>
             <w:rPr/>
           </w:pPr>
-          <w:hyperlink w:anchor="__RefHeading___Toc844_1351480008" w:tooltip="Reset">
-            <w:r>
-              <w:rPr>
-                <w:rStyle w:val="IndexLink"/>
-              </w:rPr>
-              <w:t>Reset</w:t>
-              <w:tab/>
-              <w:t>8</w:t>
-            </w:r>
-          </w:hyperlink>
+          <w:r>
+            <w:rPr/>
+            <w:t>Reset</w:t>
+            <w:tab/>
+            <w:t>8</w:t>
+          </w:r>
         </w:p>
         <w:p>
           <w:pPr>
@@ -831,16 +691,12 @@
             </w:tabs>
             <w:rPr/>
           </w:pPr>
-          <w:hyperlink w:anchor="__RefHeading___Toc233_1351480008" w:tooltip="Chapter 4: Test Architectures">
-            <w:r>
-              <w:rPr>
-                <w:rStyle w:val="IndexLink"/>
-              </w:rPr>
-              <w:t>Chapter 4: Test Architectures</w:t>
-              <w:tab/>
-              <w:t>9</w:t>
-            </w:r>
-          </w:hyperlink>
+          <w:r>
+            <w:rPr/>
+            <w:t>Chapter 4: Test Architectures</w:t>
+            <w:tab/>
+            <w:t>9</w:t>
+          </w:r>
         </w:p>
         <w:p>
           <w:pPr>
@@ -851,20 +707,14 @@
             </w:tabs>
             <w:rPr/>
           </w:pPr>
-          <w:hyperlink w:anchor="__RefHeading___Toc915_2335499624" w:tooltip="Abbreviations">
-            <w:r>
-              <w:rPr>
-                <w:rStyle w:val="IndexLink"/>
-              </w:rPr>
-              <w:t>Abbreviations</w:t>
-              <w:tab/>
-              <w:t>10</w:t>
-            </w:r>
-          </w:hyperlink>
           <w:r>
-            <w:rPr>
-              <w:rStyle w:val="IndexLink"/>
-            </w:rPr>
+            <w:rPr/>
+            <w:t>Abbreviations</w:t>
+            <w:tab/>
+            <w:t>10</w:t>
+          </w:r>
+          <w:r>
+            <w:rPr/>
             <w:fldChar w:fldCharType="end"/>
           </w:r>
         </w:p>
@@ -912,7 +762,7 @@
         <w:pStyle w:val="Heading1"/>
         <w:numPr>
           <w:ilvl w:val="0"/>
-          <w:numId w:val="2"/>
+          <w:numId w:val="1"/>
         </w:numPr>
         <w:bidi w:val="0"/>
         <w:spacing w:before="0" w:after="120"/>
@@ -932,7 +782,7 @@
         <w:pStyle w:val="Heading2"/>
         <w:numPr>
           <w:ilvl w:val="1"/>
-          <w:numId w:val="2"/>
+          <w:numId w:val="1"/>
         </w:numPr>
         <w:bidi w:val="0"/>
         <w:ind w:hanging="0" w:start="0"/>
@@ -957,162 +807,6 @@
       <w:r>
         <w:rPr/>
         <w:t>This test ROM will not work under every condition. Some things need to be taken into consideration:</w:t>
-      </w:r>
-    </w:p>
-    <w:p>
-      <w:pPr>
-        <w:pStyle w:val="BodyText"/>
-        <w:numPr>
-          <w:ilvl w:val="0"/>
-          <w:numId w:val="4"/>
-        </w:numPr>
-        <w:bidi w:val="0"/>
-        <w:jc w:val="start"/>
-        <w:rPr/>
-      </w:pPr>
-      <w:r>
-        <w:rPr/>
-        <w:t>All boards involved must have power, in this case +5V, +12V, and -5V must all be present and within appropriate tolerance, usually within +/- 5%.</w:t>
-      </w:r>
-    </w:p>
-    <w:p>
-      <w:pPr>
-        <w:pStyle w:val="BodyText"/>
-        <w:numPr>
-          <w:ilvl w:val="0"/>
-          <w:numId w:val="4"/>
-        </w:numPr>
-        <w:bidi w:val="0"/>
-        <w:jc w:val="start"/>
-        <w:rPr/>
-      </w:pPr>
-      <w:r>
-        <w:rPr/>
-        <w:t xml:space="preserve">Clocks must be present </w:t>
-      </w:r>
-      <w:r>
-        <w:rPr/>
-        <w:t>enough to run</w:t>
-      </w:r>
-      <w:r>
-        <w:rPr/>
-        <w:t>. The CPU runs at approximately 3MHz.</w:t>
-      </w:r>
-    </w:p>
-    <w:p>
-      <w:pPr>
-        <w:pStyle w:val="BodyText"/>
-        <w:numPr>
-          <w:ilvl w:val="0"/>
-          <w:numId w:val="4"/>
-        </w:numPr>
-        <w:bidi w:val="0"/>
-        <w:jc w:val="start"/>
-        <w:rPr/>
-      </w:pPr>
-      <w:r>
-        <w:rPr/>
-        <w:t>The reset pin and NMI pins must not be held in active. If both are always active, then the ROM will not boot.</w:t>
-      </w:r>
-    </w:p>
-    <w:p>
-      <w:pPr>
-        <w:pStyle w:val="BodyText"/>
-        <w:numPr>
-          <w:ilvl w:val="0"/>
-          <w:numId w:val="4"/>
-        </w:numPr>
-        <w:bidi w:val="0"/>
-        <w:jc w:val="start"/>
-        <w:rPr/>
-      </w:pPr>
-      <w:r>
-        <w:rPr/>
-        <w:t>The CPU must be able to access address 0x0000 to 0x0FFF. If the game does not boot it cannot access these ROMs.</w:t>
-      </w:r>
-    </w:p>
-    <w:p>
-      <w:pPr>
-        <w:pStyle w:val="BodyText"/>
-        <w:numPr>
-          <w:ilvl w:val="0"/>
-          <w:numId w:val="4"/>
-        </w:numPr>
-        <w:bidi w:val="0"/>
-        <w:jc w:val="start"/>
-        <w:rPr/>
-      </w:pPr>
-      <w:r>
-        <w:rPr/>
-        <w:t>Address and data buffers must be working, if they are not it will not be possible for the program to run.</w:t>
-      </w:r>
-    </w:p>
-    <w:p>
-      <w:pPr>
-        <w:pStyle w:val="BodyText"/>
-        <w:numPr>
-          <w:ilvl w:val="0"/>
-          <w:numId w:val="4"/>
-        </w:numPr>
-        <w:bidi w:val="0"/>
-        <w:jc w:val="start"/>
-        <w:rPr/>
-      </w:pPr>
-      <w:r>
-        <w:rPr/>
-        <w:t xml:space="preserve">Audio OR video must be </w:t>
-      </w:r>
-      <w:r>
-        <w:rPr/>
-        <w:t>working. If neither are working, the test ROM will have no way to report failures</w:t>
-      </w:r>
-    </w:p>
-    <w:p>
-      <w:pPr>
-        <w:pStyle w:val="BodyText"/>
-        <w:numPr>
-          <w:ilvl w:val="0"/>
-          <w:numId w:val="4"/>
-        </w:numPr>
-        <w:bidi w:val="0"/>
-        <w:jc w:val="start"/>
-        <w:rPr/>
-      </w:pPr>
-      <w:r>
-        <w:rPr/>
-        <w:t>The ROM socket for 5F or 5E (depending on which hardware being tested) must be in good enough condition to make proper contact.</w:t>
-      </w:r>
-    </w:p>
-    <w:p>
-      <w:pPr>
-        <w:pStyle w:val="Heading2"/>
-        <w:numPr>
-          <w:ilvl w:val="1"/>
-          <w:numId w:val="2"/>
-        </w:numPr>
-        <w:bidi w:val="0"/>
-        <w:ind w:hanging="0" w:start="0"/>
-        <w:jc w:val="start"/>
-        <w:rPr/>
-      </w:pPr>
-      <w:bookmarkStart w:id="2" w:name="__RefHeading___Toc806_1351480008"/>
-      <w:bookmarkEnd w:id="2"/>
-      <w:r>
-        <w:rPr/>
-        <w:t>Compatible Hardware</w:t>
-      </w:r>
-    </w:p>
-    <w:p>
-      <w:pPr>
-        <w:pStyle w:val="BodyText"/>
-        <w:bidi w:val="0"/>
-        <w:ind w:hanging="0" w:start="0"/>
-        <w:jc w:val="start"/>
-        <w:rPr/>
-      </w:pPr>
-      <w:r>
-        <w:rPr/>
-        <w:t>This test ROM is intended for original TKG hardware. It is compatible with the following hardware:</w:t>
       </w:r>
     </w:p>
     <w:p>
@@ -1128,55 +822,7 @@
       </w:pPr>
       <w:r>
         <w:rPr/>
-        <w:t>Fully compatible</w:t>
-      </w:r>
-    </w:p>
-    <w:p>
-      <w:pPr>
-        <w:pStyle w:val="BodyText"/>
-        <w:numPr>
-          <w:ilvl w:val="1"/>
-          <w:numId w:val="3"/>
-        </w:numPr>
-        <w:bidi w:val="0"/>
-        <w:jc w:val="start"/>
-        <w:rPr/>
-      </w:pPr>
-      <w:r>
-        <w:rPr/>
-        <w:t>TKG2</w:t>
-      </w:r>
-    </w:p>
-    <w:p>
-      <w:pPr>
-        <w:pStyle w:val="BodyText"/>
-        <w:numPr>
-          <w:ilvl w:val="1"/>
-          <w:numId w:val="3"/>
-        </w:numPr>
-        <w:bidi w:val="0"/>
-        <w:jc w:val="start"/>
-        <w:rPr/>
-      </w:pPr>
-      <w:r>
-        <w:rPr/>
-        <w:t>TKG3</w:t>
-      </w:r>
-    </w:p>
-    <w:p>
-      <w:pPr>
-        <w:pStyle w:val="BodyText"/>
-        <w:numPr>
-          <w:ilvl w:val="1"/>
-          <w:numId w:val="3"/>
-        </w:numPr>
-        <w:bidi w:val="0"/>
-        <w:jc w:val="start"/>
-        <w:rPr/>
-      </w:pPr>
-      <w:r>
-        <w:rPr/>
-        <w:t>TKG4</w:t>
+        <w:t>All boards involved must have power, in this case +5V, +12V, and -5V must all be present and within appropriate tolerance, usually within +/- 5%.</w:t>
       </w:r>
     </w:p>
     <w:p>
@@ -1192,7 +838,135 @@
       </w:pPr>
       <w:r>
         <w:rPr/>
-        <w:t>Partially compatible</w:t>
+        <w:t>Clocks must be present enough to run. The CPU runs at approximately 3MHz.</w:t>
+      </w:r>
+    </w:p>
+    <w:p>
+      <w:pPr>
+        <w:pStyle w:val="BodyText"/>
+        <w:numPr>
+          <w:ilvl w:val="0"/>
+          <w:numId w:val="3"/>
+        </w:numPr>
+        <w:bidi w:val="0"/>
+        <w:jc w:val="start"/>
+        <w:rPr/>
+      </w:pPr>
+      <w:r>
+        <w:rPr/>
+        <w:t>The reset pin and NMI pins must not be held in active. If both are always active, then the ROM will not boot.</w:t>
+      </w:r>
+    </w:p>
+    <w:p>
+      <w:pPr>
+        <w:pStyle w:val="BodyText"/>
+        <w:numPr>
+          <w:ilvl w:val="0"/>
+          <w:numId w:val="3"/>
+        </w:numPr>
+        <w:bidi w:val="0"/>
+        <w:jc w:val="start"/>
+        <w:rPr/>
+      </w:pPr>
+      <w:r>
+        <w:rPr/>
+        <w:t>The CPU must be able to access address 0x0000 to 0x0FFF. If the game does not boot it cannot access these ROMs.</w:t>
+      </w:r>
+    </w:p>
+    <w:p>
+      <w:pPr>
+        <w:pStyle w:val="BodyText"/>
+        <w:numPr>
+          <w:ilvl w:val="0"/>
+          <w:numId w:val="3"/>
+        </w:numPr>
+        <w:bidi w:val="0"/>
+        <w:jc w:val="start"/>
+        <w:rPr/>
+      </w:pPr>
+      <w:r>
+        <w:rPr/>
+        <w:t>Address and data buffers must be working, if they are not it will not be possible for the program to run.</w:t>
+      </w:r>
+    </w:p>
+    <w:p>
+      <w:pPr>
+        <w:pStyle w:val="BodyText"/>
+        <w:numPr>
+          <w:ilvl w:val="0"/>
+          <w:numId w:val="3"/>
+        </w:numPr>
+        <w:bidi w:val="0"/>
+        <w:jc w:val="start"/>
+        <w:rPr/>
+      </w:pPr>
+      <w:r>
+        <w:rPr/>
+        <w:t>Audio OR video must be working. If neither are working, the test ROM will have no way to report failures</w:t>
+      </w:r>
+    </w:p>
+    <w:p>
+      <w:pPr>
+        <w:pStyle w:val="BodyText"/>
+        <w:numPr>
+          <w:ilvl w:val="0"/>
+          <w:numId w:val="3"/>
+        </w:numPr>
+        <w:bidi w:val="0"/>
+        <w:jc w:val="start"/>
+        <w:rPr/>
+      </w:pPr>
+      <w:r>
+        <w:rPr/>
+        <w:t>The ROM socket for 5F or 5E (depending on which hardware being tested) must be in good enough condition to make proper contact.</w:t>
+      </w:r>
+    </w:p>
+    <w:p>
+      <w:pPr>
+        <w:pStyle w:val="Heading2"/>
+        <w:numPr>
+          <w:ilvl w:val="1"/>
+          <w:numId w:val="1"/>
+        </w:numPr>
+        <w:bidi w:val="0"/>
+        <w:ind w:hanging="0" w:start="0"/>
+        <w:jc w:val="start"/>
+        <w:rPr/>
+      </w:pPr>
+      <w:bookmarkStart w:id="2" w:name="__RefHeading___Toc806_1351480008"/>
+      <w:bookmarkEnd w:id="2"/>
+      <w:r>
+        <w:rPr/>
+        <w:t>Compatible Hardware</w:t>
+      </w:r>
+    </w:p>
+    <w:p>
+      <w:pPr>
+        <w:pStyle w:val="BodyText"/>
+        <w:bidi w:val="0"/>
+        <w:ind w:hanging="0" w:start="0"/>
+        <w:jc w:val="start"/>
+        <w:rPr/>
+      </w:pPr>
+      <w:r>
+        <w:rPr/>
+        <w:t>This test ROM is intended for original TKG hardware. It is compatible with the following hardware:</w:t>
+      </w:r>
+    </w:p>
+    <w:p>
+      <w:pPr>
+        <w:pStyle w:val="BodyText"/>
+        <w:numPr>
+          <w:ilvl w:val="0"/>
+          <w:numId w:val="2"/>
+        </w:numPr>
+        <w:bidi w:val="0"/>
+        <w:jc w:val="start"/>
+        <w:rPr/>
+      </w:pPr>
+      <w:r>
+        <w:rPr/>
+        <w:t>Fully compatible</w:t>
       </w:r>
     </w:p>
     <w:p>
@@ -1200,7 +974,71 @@
         <w:pStyle w:val="BodyText"/>
         <w:numPr>
           <w:ilvl w:val="1"/>
-          <w:numId w:val="3"/>
+          <w:numId w:val="2"/>
+        </w:numPr>
+        <w:bidi w:val="0"/>
+        <w:jc w:val="start"/>
+        <w:rPr/>
+      </w:pPr>
+      <w:r>
+        <w:rPr/>
+        <w:t>TKG2</w:t>
+      </w:r>
+    </w:p>
+    <w:p>
+      <w:pPr>
+        <w:pStyle w:val="BodyText"/>
+        <w:numPr>
+          <w:ilvl w:val="1"/>
+          <w:numId w:val="2"/>
+        </w:numPr>
+        <w:bidi w:val="0"/>
+        <w:jc w:val="start"/>
+        <w:rPr/>
+      </w:pPr>
+      <w:r>
+        <w:rPr/>
+        <w:t>TKG3</w:t>
+      </w:r>
+    </w:p>
+    <w:p>
+      <w:pPr>
+        <w:pStyle w:val="BodyText"/>
+        <w:numPr>
+          <w:ilvl w:val="1"/>
+          <w:numId w:val="2"/>
+        </w:numPr>
+        <w:bidi w:val="0"/>
+        <w:jc w:val="start"/>
+        <w:rPr/>
+      </w:pPr>
+      <w:r>
+        <w:rPr/>
+        <w:t>TKG4</w:t>
+      </w:r>
+    </w:p>
+    <w:p>
+      <w:pPr>
+        <w:pStyle w:val="BodyText"/>
+        <w:numPr>
+          <w:ilvl w:val="0"/>
+          <w:numId w:val="2"/>
+        </w:numPr>
+        <w:bidi w:val="0"/>
+        <w:jc w:val="start"/>
+        <w:rPr/>
+      </w:pPr>
+      <w:r>
+        <w:rPr/>
+        <w:t>Partially compatible</w:t>
+      </w:r>
+    </w:p>
+    <w:p>
+      <w:pPr>
+        <w:pStyle w:val="BodyText"/>
+        <w:numPr>
+          <w:ilvl w:val="1"/>
+          <w:numId w:val="2"/>
         </w:numPr>
         <w:bidi w:val="0"/>
         <w:jc w:val="start"/>
@@ -1256,15 +1094,7 @@
       <w:bookmarkEnd w:id="4"/>
       <w:r>
         <w:rPr/>
-        <w:t xml:space="preserve">Using the test ROM is very simple. </w:t>
-      </w:r>
-      <w:r>
-        <w:rPr/>
-        <w:t xml:space="preserve">The ROM is burnt onto a 2532 4k EPROM. In order to run the tests you place the EPROM into location 5F for TKG2/TKG3 hardware and 5E TKG4 hardware. Note the notch in the socket, EPROM, and pin 1 markers. After the ROM is inserted </w:t>
-      </w:r>
-      <w:r>
-        <w:rPr/>
-        <w:t>reconnect the board back to the cabinet or bench setup for testing.</w:t>
+        <w:t>Using the test ROM is very simple. The ROM is burnt onto a 2532 4k EPROM. In order to run the tests you place the EPROM into location 5F for TKG2/TKG3 hardware and 5E TKG4 hardware. Note the notch in the socket, EPROM, and pin 1 markers. After the ROM is inserted reconnect the board back to the cabinet or bench setup for testing.</w:t>
       </w:r>
     </w:p>
     <w:p>
@@ -1272,7 +1102,7 @@
         <w:pStyle w:val="BodyText"/>
         <w:numPr>
           <w:ilvl w:val="1"/>
-          <w:numId w:val="2"/>
+          <w:numId w:val="1"/>
         </w:numPr>
         <w:rPr/>
       </w:pPr>
@@ -1286,7 +1116,7 @@
         <w:pStyle w:val="BodyText"/>
         <w:numPr>
           <w:ilvl w:val="1"/>
-          <w:numId w:val="2"/>
+          <w:numId w:val="1"/>
         </w:numPr>
         <w:rPr/>
       </w:pPr>
@@ -1412,9 +1242,10 @@
         <w:pStyle w:val="Heading1"/>
         <w:numPr>
           <w:ilvl w:val="0"/>
-          <w:numId w:val="2"/>
+          <w:numId w:val="1"/>
         </w:numPr>
         <w:bidi w:val="0"/>
+        <w:spacing w:before="0" w:after="120"/>
         <w:ind w:hanging="0" w:start="0"/>
         <w:jc w:val="start"/>
         <w:rPr/>
@@ -1431,7 +1262,7 @@
         <w:pStyle w:val="Heading2"/>
         <w:numPr>
           <w:ilvl w:val="1"/>
-          <w:numId w:val="2"/>
+          <w:numId w:val="1"/>
         </w:numPr>
         <w:bidi w:val="0"/>
         <w:ind w:hanging="0" w:start="0"/>
@@ -1469,7 +1300,7 @@
         <w:pStyle w:val="Heading3"/>
         <w:numPr>
           <w:ilvl w:val="2"/>
-          <w:numId w:val="2"/>
+          <w:numId w:val="1"/>
         </w:numPr>
         <w:bidi w:val="0"/>
         <w:ind w:hanging="0" w:start="0"/>
@@ -1488,7 +1319,7 @@
         <w:pStyle w:val="Heading3"/>
         <w:numPr>
           <w:ilvl w:val="2"/>
-          <w:numId w:val="2"/>
+          <w:numId w:val="1"/>
         </w:numPr>
         <w:bidi w:val="0"/>
         <w:ind w:hanging="0" w:start="0"/>
@@ -1520,9 +1351,9 @@
         <w:gridCol w:w="1915"/>
         <w:gridCol w:w="610"/>
         <w:gridCol w:w="1520"/>
-        <w:gridCol w:w="704"/>
+        <w:gridCol w:w="703"/>
         <w:gridCol w:w="1944"/>
-        <w:gridCol w:w="1938"/>
+        <w:gridCol w:w="1939"/>
       </w:tblGrid>
       <w:tr>
         <w:trPr>
@@ -1642,7 +1473,7 @@
         </w:tc>
         <w:tc>
           <w:tcPr>
-            <w:tcW w:w="704" w:type="dxa"/>
+            <w:tcW w:w="703" w:type="dxa"/>
             <w:tcBorders>
               <w:top w:val="single" w:sz="18" w:space="0" w:color="000000"/>
               <w:start w:val="single" w:sz="2" w:space="0" w:color="000000"/>
@@ -1698,7 +1529,7 @@
         </w:tc>
         <w:tc>
           <w:tcPr>
-            <w:tcW w:w="1938" w:type="dxa"/>
+            <w:tcW w:w="1939" w:type="dxa"/>
             <w:tcBorders>
               <w:top w:val="single" w:sz="18" w:space="0" w:color="000000"/>
               <w:start w:val="single" w:sz="2" w:space="0" w:color="000000"/>
@@ -1822,7 +1653,7 @@
         </w:tc>
         <w:tc>
           <w:tcPr>
-            <w:tcW w:w="704" w:type="dxa"/>
+            <w:tcW w:w="703" w:type="dxa"/>
             <w:tcBorders>
               <w:start w:val="single" w:sz="2" w:space="0" w:color="000000"/>
               <w:bottom w:val="single" w:sz="2" w:space="0" w:color="000000"/>
@@ -1868,7 +1699,7 @@
         </w:tc>
         <w:tc>
           <w:tcPr>
-            <w:tcW w:w="1938" w:type="dxa"/>
+            <w:tcW w:w="1939" w:type="dxa"/>
             <w:tcBorders>
               <w:start w:val="single" w:sz="2" w:space="0" w:color="000000"/>
               <w:bottom w:val="single" w:sz="2" w:space="0" w:color="000000"/>
@@ -1987,7 +1818,7 @@
         </w:tc>
         <w:tc>
           <w:tcPr>
-            <w:tcW w:w="704" w:type="dxa"/>
+            <w:tcW w:w="703" w:type="dxa"/>
             <w:tcBorders>
               <w:start w:val="single" w:sz="2" w:space="0" w:color="000000"/>
               <w:bottom w:val="single" w:sz="2" w:space="0" w:color="000000"/>
@@ -2033,7 +1864,7 @@
         </w:tc>
         <w:tc>
           <w:tcPr>
-            <w:tcW w:w="1938" w:type="dxa"/>
+            <w:tcW w:w="1939" w:type="dxa"/>
             <w:tcBorders>
               <w:start w:val="single" w:sz="2" w:space="0" w:color="000000"/>
               <w:bottom w:val="single" w:sz="2" w:space="0" w:color="000000"/>
@@ -2152,7 +1983,7 @@
         </w:tc>
         <w:tc>
           <w:tcPr>
-            <w:tcW w:w="704" w:type="dxa"/>
+            <w:tcW w:w="703" w:type="dxa"/>
             <w:tcBorders>
               <w:start w:val="single" w:sz="2" w:space="0" w:color="000000"/>
               <w:bottom w:val="single" w:sz="2" w:space="0" w:color="000000"/>
@@ -2198,7 +2029,7 @@
         </w:tc>
         <w:tc>
           <w:tcPr>
-            <w:tcW w:w="1938" w:type="dxa"/>
+            <w:tcW w:w="1939" w:type="dxa"/>
             <w:tcBorders>
               <w:start w:val="single" w:sz="2" w:space="0" w:color="000000"/>
               <w:bottom w:val="single" w:sz="2" w:space="0" w:color="000000"/>
@@ -2317,7 +2148,7 @@
         </w:tc>
         <w:tc>
           <w:tcPr>
-            <w:tcW w:w="704" w:type="dxa"/>
+            <w:tcW w:w="703" w:type="dxa"/>
             <w:tcBorders>
               <w:start w:val="single" w:sz="2" w:space="0" w:color="000000"/>
               <w:bottom w:val="single" w:sz="2" w:space="0" w:color="000000"/>
@@ -2363,7 +2194,7 @@
         </w:tc>
         <w:tc>
           <w:tcPr>
-            <w:tcW w:w="1938" w:type="dxa"/>
+            <w:tcW w:w="1939" w:type="dxa"/>
             <w:tcBorders>
               <w:start w:val="single" w:sz="2" w:space="0" w:color="000000"/>
               <w:bottom w:val="single" w:sz="2" w:space="0" w:color="000000"/>
@@ -2482,7 +2313,7 @@
         </w:tc>
         <w:tc>
           <w:tcPr>
-            <w:tcW w:w="704" w:type="dxa"/>
+            <w:tcW w:w="703" w:type="dxa"/>
             <w:tcBorders>
               <w:start w:val="single" w:sz="2" w:space="0" w:color="000000"/>
               <w:bottom w:val="single" w:sz="18" w:space="0" w:color="000000"/>
@@ -2528,7 +2359,7 @@
         </w:tc>
         <w:tc>
           <w:tcPr>
-            <w:tcW w:w="1938" w:type="dxa"/>
+            <w:tcW w:w="1939" w:type="dxa"/>
             <w:tcBorders>
               <w:start w:val="single" w:sz="2" w:space="0" w:color="000000"/>
               <w:bottom w:val="single" w:sz="18" w:space="0" w:color="000000"/>
@@ -2567,7 +2398,7 @@
         <w:pStyle w:val="Heading3"/>
         <w:numPr>
           <w:ilvl w:val="2"/>
-          <w:numId w:val="2"/>
+          <w:numId w:val="1"/>
         </w:numPr>
         <w:bidi w:val="0"/>
         <w:ind w:hanging="0" w:start="0"/>
@@ -2599,9 +2430,9 @@
         <w:gridCol w:w="1915"/>
         <w:gridCol w:w="610"/>
         <w:gridCol w:w="1520"/>
-        <w:gridCol w:w="704"/>
+        <w:gridCol w:w="703"/>
         <w:gridCol w:w="1944"/>
-        <w:gridCol w:w="1938"/>
+        <w:gridCol w:w="1939"/>
       </w:tblGrid>
       <w:tr>
         <w:trPr>
@@ -2721,7 +2552,7 @@
         </w:tc>
         <w:tc>
           <w:tcPr>
-            <w:tcW w:w="704" w:type="dxa"/>
+            <w:tcW w:w="703" w:type="dxa"/>
             <w:tcBorders>
               <w:top w:val="single" w:sz="18" w:space="0" w:color="000000"/>
               <w:start w:val="single" w:sz="2" w:space="0" w:color="000000"/>
@@ -2777,7 +2608,7 @@
         </w:tc>
         <w:tc>
           <w:tcPr>
-            <w:tcW w:w="1938" w:type="dxa"/>
+            <w:tcW w:w="1939" w:type="dxa"/>
             <w:tcBorders>
               <w:top w:val="single" w:sz="18" w:space="0" w:color="000000"/>
               <w:start w:val="single" w:sz="2" w:space="0" w:color="000000"/>
@@ -2901,7 +2732,7 @@
         </w:tc>
         <w:tc>
           <w:tcPr>
-            <w:tcW w:w="704" w:type="dxa"/>
+            <w:tcW w:w="703" w:type="dxa"/>
             <w:tcBorders>
               <w:start w:val="single" w:sz="2" w:space="0" w:color="000000"/>
               <w:bottom w:val="single" w:sz="2" w:space="0" w:color="000000"/>
@@ -2947,7 +2778,7 @@
         </w:tc>
         <w:tc>
           <w:tcPr>
-            <w:tcW w:w="1938" w:type="dxa"/>
+            <w:tcW w:w="1939" w:type="dxa"/>
             <w:tcBorders>
               <w:start w:val="single" w:sz="2" w:space="0" w:color="000000"/>
               <w:bottom w:val="single" w:sz="2" w:space="0" w:color="000000"/>
@@ -3066,7 +2897,7 @@
         </w:tc>
         <w:tc>
           <w:tcPr>
-            <w:tcW w:w="704" w:type="dxa"/>
+            <w:tcW w:w="703" w:type="dxa"/>
             <w:tcBorders>
               <w:start w:val="single" w:sz="2" w:space="0" w:color="000000"/>
               <w:bottom w:val="single" w:sz="2" w:space="0" w:color="000000"/>
@@ -3112,7 +2943,7 @@
         </w:tc>
         <w:tc>
           <w:tcPr>
-            <w:tcW w:w="1938" w:type="dxa"/>
+            <w:tcW w:w="1939" w:type="dxa"/>
             <w:tcBorders>
               <w:start w:val="single" w:sz="2" w:space="0" w:color="000000"/>
               <w:bottom w:val="single" w:sz="2" w:space="0" w:color="000000"/>
@@ -3231,7 +3062,7 @@
         </w:tc>
         <w:tc>
           <w:tcPr>
-            <w:tcW w:w="704" w:type="dxa"/>
+            <w:tcW w:w="703" w:type="dxa"/>
             <w:tcBorders>
               <w:start w:val="single" w:sz="2" w:space="0" w:color="000000"/>
               <w:bottom w:val="single" w:sz="2" w:space="0" w:color="000000"/>
@@ -3277,7 +3108,7 @@
         </w:tc>
         <w:tc>
           <w:tcPr>
-            <w:tcW w:w="1938" w:type="dxa"/>
+            <w:tcW w:w="1939" w:type="dxa"/>
             <w:tcBorders>
               <w:start w:val="single" w:sz="2" w:space="0" w:color="000000"/>
               <w:bottom w:val="single" w:sz="2" w:space="0" w:color="000000"/>
@@ -3396,7 +3227,7 @@
         </w:tc>
         <w:tc>
           <w:tcPr>
-            <w:tcW w:w="704" w:type="dxa"/>
+            <w:tcW w:w="703" w:type="dxa"/>
             <w:tcBorders>
               <w:start w:val="single" w:sz="2" w:space="0" w:color="000000"/>
               <w:bottom w:val="single" w:sz="2" w:space="0" w:color="000000"/>
@@ -3442,7 +3273,7 @@
         </w:tc>
         <w:tc>
           <w:tcPr>
-            <w:tcW w:w="1938" w:type="dxa"/>
+            <w:tcW w:w="1939" w:type="dxa"/>
             <w:tcBorders>
               <w:start w:val="single" w:sz="2" w:space="0" w:color="000000"/>
               <w:bottom w:val="single" w:sz="2" w:space="0" w:color="000000"/>
@@ -3561,7 +3392,7 @@
         </w:tc>
         <w:tc>
           <w:tcPr>
-            <w:tcW w:w="704" w:type="dxa"/>
+            <w:tcW w:w="703" w:type="dxa"/>
             <w:tcBorders>
               <w:start w:val="single" w:sz="2" w:space="0" w:color="000000"/>
               <w:bottom w:val="single" w:sz="18" w:space="0" w:color="000000"/>
@@ -3607,7 +3438,7 @@
         </w:tc>
         <w:tc>
           <w:tcPr>
-            <w:tcW w:w="1938" w:type="dxa"/>
+            <w:tcW w:w="1939" w:type="dxa"/>
             <w:tcBorders>
               <w:start w:val="single" w:sz="2" w:space="0" w:color="000000"/>
               <w:bottom w:val="single" w:sz="18" w:space="0" w:color="000000"/>
@@ -3651,7 +3482,7 @@
         <w:pStyle w:val="Heading3"/>
         <w:numPr>
           <w:ilvl w:val="2"/>
-          <w:numId w:val="2"/>
+          <w:numId w:val="1"/>
         </w:numPr>
         <w:bidi w:val="0"/>
         <w:ind w:hanging="0" w:start="0"/>
@@ -3683,9 +3514,9 @@
         <w:gridCol w:w="1915"/>
         <w:gridCol w:w="610"/>
         <w:gridCol w:w="1520"/>
-        <w:gridCol w:w="704"/>
+        <w:gridCol w:w="703"/>
         <w:gridCol w:w="1944"/>
-        <w:gridCol w:w="1938"/>
+        <w:gridCol w:w="1939"/>
       </w:tblGrid>
       <w:tr>
         <w:trPr>
@@ -3805,7 +3636,7 @@
         </w:tc>
         <w:tc>
           <w:tcPr>
-            <w:tcW w:w="704" w:type="dxa"/>
+            <w:tcW w:w="703" w:type="dxa"/>
             <w:tcBorders>
               <w:top w:val="single" w:sz="18" w:space="0" w:color="000000"/>
               <w:start w:val="single" w:sz="2" w:space="0" w:color="000000"/>
@@ -3861,7 +3692,7 @@
         </w:tc>
         <w:tc>
           <w:tcPr>
-            <w:tcW w:w="1938" w:type="dxa"/>
+            <w:tcW w:w="1939" w:type="dxa"/>
             <w:tcBorders>
               <w:top w:val="single" w:sz="18" w:space="0" w:color="000000"/>
               <w:start w:val="single" w:sz="2" w:space="0" w:color="000000"/>
@@ -3985,7 +3816,7 @@
         </w:tc>
         <w:tc>
           <w:tcPr>
-            <w:tcW w:w="704" w:type="dxa"/>
+            <w:tcW w:w="703" w:type="dxa"/>
             <w:tcBorders>
               <w:start w:val="single" w:sz="2" w:space="0" w:color="000000"/>
               <w:bottom w:val="single" w:sz="2" w:space="0" w:color="000000"/>
@@ -4031,7 +3862,7 @@
         </w:tc>
         <w:tc>
           <w:tcPr>
-            <w:tcW w:w="1938" w:type="dxa"/>
+            <w:tcW w:w="1939" w:type="dxa"/>
             <w:tcBorders>
               <w:start w:val="single" w:sz="2" w:space="0" w:color="000000"/>
               <w:bottom w:val="single" w:sz="2" w:space="0" w:color="000000"/>
@@ -4150,7 +3981,7 @@
         </w:tc>
         <w:tc>
           <w:tcPr>
-            <w:tcW w:w="704" w:type="dxa"/>
+            <w:tcW w:w="703" w:type="dxa"/>
             <w:tcBorders>
               <w:start w:val="single" w:sz="2" w:space="0" w:color="000000"/>
               <w:bottom w:val="single" w:sz="2" w:space="0" w:color="000000"/>
@@ -4196,7 +4027,7 @@
         </w:tc>
         <w:tc>
           <w:tcPr>
-            <w:tcW w:w="1938" w:type="dxa"/>
+            <w:tcW w:w="1939" w:type="dxa"/>
             <w:tcBorders>
               <w:start w:val="single" w:sz="2" w:space="0" w:color="000000"/>
               <w:bottom w:val="single" w:sz="2" w:space="0" w:color="000000"/>
@@ -4315,7 +4146,7 @@
         </w:tc>
         <w:tc>
           <w:tcPr>
-            <w:tcW w:w="704" w:type="dxa"/>
+            <w:tcW w:w="703" w:type="dxa"/>
             <w:tcBorders>
               <w:start w:val="single" w:sz="2" w:space="0" w:color="000000"/>
               <w:bottom w:val="single" w:sz="2" w:space="0" w:color="000000"/>
@@ -4361,7 +4192,7 @@
         </w:tc>
         <w:tc>
           <w:tcPr>
-            <w:tcW w:w="1938" w:type="dxa"/>
+            <w:tcW w:w="1939" w:type="dxa"/>
             <w:tcBorders>
               <w:start w:val="single" w:sz="2" w:space="0" w:color="000000"/>
               <w:bottom w:val="single" w:sz="2" w:space="0" w:color="000000"/>
@@ -4480,7 +4311,7 @@
         </w:tc>
         <w:tc>
           <w:tcPr>
-            <w:tcW w:w="704" w:type="dxa"/>
+            <w:tcW w:w="703" w:type="dxa"/>
             <w:tcBorders>
               <w:start w:val="single" w:sz="2" w:space="0" w:color="000000"/>
               <w:bottom w:val="single" w:sz="2" w:space="0" w:color="000000"/>
@@ -4526,7 +4357,7 @@
         </w:tc>
         <w:tc>
           <w:tcPr>
-            <w:tcW w:w="1938" w:type="dxa"/>
+            <w:tcW w:w="1939" w:type="dxa"/>
             <w:tcBorders>
               <w:start w:val="single" w:sz="2" w:space="0" w:color="000000"/>
               <w:bottom w:val="single" w:sz="2" w:space="0" w:color="000000"/>
@@ -4645,7 +4476,7 @@
         </w:tc>
         <w:tc>
           <w:tcPr>
-            <w:tcW w:w="704" w:type="dxa"/>
+            <w:tcW w:w="703" w:type="dxa"/>
             <w:tcBorders>
               <w:start w:val="single" w:sz="2" w:space="0" w:color="000000"/>
               <w:bottom w:val="single" w:sz="18" w:space="0" w:color="000000"/>
@@ -4691,7 +4522,7 @@
         </w:tc>
         <w:tc>
           <w:tcPr>
-            <w:tcW w:w="1938" w:type="dxa"/>
+            <w:tcW w:w="1939" w:type="dxa"/>
             <w:tcBorders>
               <w:start w:val="single" w:sz="2" w:space="0" w:color="000000"/>
               <w:bottom w:val="single" w:sz="18" w:space="0" w:color="000000"/>
@@ -4730,7 +4561,7 @@
         <w:pStyle w:val="Heading2"/>
         <w:numPr>
           <w:ilvl w:val="1"/>
-          <w:numId w:val="2"/>
+          <w:numId w:val="1"/>
         </w:numPr>
         <w:bidi w:val="0"/>
         <w:ind w:hanging="0" w:start="0"/>
@@ -4749,7 +4580,7 @@
         <w:pStyle w:val="Heading3"/>
         <w:numPr>
           <w:ilvl w:val="2"/>
-          <w:numId w:val="2"/>
+          <w:numId w:val="1"/>
         </w:numPr>
         <w:bidi w:val="0"/>
         <w:ind w:hanging="0" w:start="0"/>
@@ -4780,7 +4611,7 @@
         <w:pStyle w:val="Heading3"/>
         <w:numPr>
           <w:ilvl w:val="2"/>
-          <w:numId w:val="2"/>
+          <w:numId w:val="1"/>
         </w:numPr>
         <w:bidi w:val="0"/>
         <w:ind w:hanging="0" w:start="0"/>
@@ -4811,7 +4642,7 @@
         <w:pStyle w:val="Heading3"/>
         <w:numPr>
           <w:ilvl w:val="2"/>
-          <w:numId w:val="2"/>
+          <w:numId w:val="1"/>
         </w:numPr>
         <w:bidi w:val="0"/>
         <w:ind w:hanging="0" w:start="0"/>
@@ -4896,18 +4727,18 @@
         </w:tblCellMar>
       </w:tblPr>
       <w:tblGrid>
+        <w:gridCol w:w="1421"/>
+        <w:gridCol w:w="1428"/>
+        <w:gridCol w:w="1424"/>
         <w:gridCol w:w="1422"/>
-        <w:gridCol w:w="1427"/>
-        <w:gridCol w:w="1424"/>
-        <w:gridCol w:w="1423"/>
-        <w:gridCol w:w="2252"/>
+        <w:gridCol w:w="2253"/>
         <w:gridCol w:w="1987"/>
       </w:tblGrid>
       <w:tr>
         <w:trPr/>
         <w:tc>
           <w:tcPr>
-            <w:tcW w:w="1422" w:type="dxa"/>
+            <w:tcW w:w="1421" w:type="dxa"/>
             <w:tcBorders>
               <w:top w:val="single" w:sz="18" w:space="0" w:color="000000"/>
               <w:start w:val="single" w:sz="18" w:space="0" w:color="000000"/>
@@ -4929,7 +4760,7 @@
         </w:tc>
         <w:tc>
           <w:tcPr>
-            <w:tcW w:w="1427" w:type="dxa"/>
+            <w:tcW w:w="1428" w:type="dxa"/>
             <w:tcBorders>
               <w:top w:val="single" w:sz="18" w:space="0" w:color="000000"/>
               <w:start w:val="single" w:sz="2" w:space="0" w:color="000000"/>
@@ -4973,7 +4804,7 @@
         </w:tc>
         <w:tc>
           <w:tcPr>
-            <w:tcW w:w="1423" w:type="dxa"/>
+            <w:tcW w:w="1422" w:type="dxa"/>
             <w:tcBorders>
               <w:top w:val="single" w:sz="18" w:space="0" w:color="000000"/>
               <w:start w:val="single" w:sz="2" w:space="0" w:color="000000"/>
@@ -4995,7 +4826,7 @@
         </w:tc>
         <w:tc>
           <w:tcPr>
-            <w:tcW w:w="2252" w:type="dxa"/>
+            <w:tcW w:w="2253" w:type="dxa"/>
             <w:tcBorders>
               <w:top w:val="single" w:sz="18" w:space="0" w:color="000000"/>
               <w:start w:val="single" w:sz="2" w:space="0" w:color="000000"/>
@@ -5043,9 +4874,72 @@
         <w:trPr/>
         <w:tc>
           <w:tcPr>
+            <w:tcW w:w="1421" w:type="dxa"/>
+            <w:tcBorders>
+              <w:start w:val="single" w:sz="18" w:space="0" w:color="000000"/>
+              <w:bottom w:val="single" w:sz="2" w:space="0" w:color="000000"/>
+            </w:tcBorders>
+          </w:tcPr>
+          <w:p>
+            <w:pPr>
+              <w:pStyle w:val="TableContents"/>
+              <w:bidi w:val="0"/>
+              <w:jc w:val="start"/>
+              <w:rPr/>
+            </w:pPr>
+            <w:r>
+              <w:rPr/>
+              <w:t>ROM 0</w:t>
+            </w:r>
+          </w:p>
+        </w:tc>
+        <w:tc>
+          <w:tcPr>
+            <w:tcW w:w="1428" w:type="dxa"/>
+            <w:tcBorders>
+              <w:start w:val="single" w:sz="2" w:space="0" w:color="000000"/>
+              <w:bottom w:val="single" w:sz="2" w:space="0" w:color="000000"/>
+            </w:tcBorders>
+          </w:tcPr>
+          <w:p>
+            <w:pPr>
+              <w:pStyle w:val="TableContents"/>
+              <w:bidi w:val="0"/>
+              <w:jc w:val="start"/>
+              <w:rPr/>
+            </w:pPr>
+            <w:r>
+              <w:rPr/>
+              <w:t>2532</w:t>
+            </w:r>
+          </w:p>
+        </w:tc>
+        <w:tc>
+          <w:tcPr>
+            <w:tcW w:w="1424" w:type="dxa"/>
+            <w:tcBorders>
+              <w:start w:val="single" w:sz="2" w:space="0" w:color="000000"/>
+              <w:bottom w:val="single" w:sz="2" w:space="0" w:color="000000"/>
+            </w:tcBorders>
+          </w:tcPr>
+          <w:p>
+            <w:pPr>
+              <w:pStyle w:val="TableContents"/>
+              <w:bidi w:val="0"/>
+              <w:jc w:val="start"/>
+              <w:rPr/>
+            </w:pPr>
+            <w:r>
+              <w:rPr/>
+              <w:t>4k</w:t>
+            </w:r>
+          </w:p>
+        </w:tc>
+        <w:tc>
+          <w:tcPr>
             <w:tcW w:w="1422" w:type="dxa"/>
             <w:tcBorders>
-              <w:start w:val="single" w:sz="18" w:space="0" w:color="000000"/>
+              <w:start w:val="single" w:sz="2" w:space="0" w:color="000000"/>
               <w:bottom w:val="single" w:sz="2" w:space="0" w:color="000000"/>
             </w:tcBorders>
           </w:tcPr>
@@ -5058,76 +4952,13 @@
             </w:pPr>
             <w:r>
               <w:rPr/>
-              <w:t>ROM 0</w:t>
-            </w:r>
-          </w:p>
-        </w:tc>
-        <w:tc>
-          <w:tcPr>
-            <w:tcW w:w="1427" w:type="dxa"/>
-            <w:tcBorders>
-              <w:start w:val="single" w:sz="2" w:space="0" w:color="000000"/>
-              <w:bottom w:val="single" w:sz="2" w:space="0" w:color="000000"/>
-            </w:tcBorders>
-          </w:tcPr>
-          <w:p>
-            <w:pPr>
-              <w:pStyle w:val="TableContents"/>
-              <w:bidi w:val="0"/>
-              <w:jc w:val="start"/>
-              <w:rPr/>
-            </w:pPr>
-            <w:r>
-              <w:rPr/>
-              <w:t>2532</w:t>
-            </w:r>
-          </w:p>
-        </w:tc>
-        <w:tc>
-          <w:tcPr>
-            <w:tcW w:w="1424" w:type="dxa"/>
-            <w:tcBorders>
-              <w:start w:val="single" w:sz="2" w:space="0" w:color="000000"/>
-              <w:bottom w:val="single" w:sz="2" w:space="0" w:color="000000"/>
-            </w:tcBorders>
-          </w:tcPr>
-          <w:p>
-            <w:pPr>
-              <w:pStyle w:val="TableContents"/>
-              <w:bidi w:val="0"/>
-              <w:jc w:val="start"/>
-              <w:rPr/>
-            </w:pPr>
-            <w:r>
-              <w:rPr/>
-              <w:t>4k</w:t>
-            </w:r>
-          </w:p>
-        </w:tc>
-        <w:tc>
-          <w:tcPr>
-            <w:tcW w:w="1423" w:type="dxa"/>
-            <w:tcBorders>
-              <w:start w:val="single" w:sz="2" w:space="0" w:color="000000"/>
-              <w:bottom w:val="single" w:sz="2" w:space="0" w:color="000000"/>
-            </w:tcBorders>
-          </w:tcPr>
-          <w:p>
-            <w:pPr>
-              <w:pStyle w:val="TableContents"/>
-              <w:bidi w:val="0"/>
-              <w:jc w:val="start"/>
-              <w:rPr/>
-            </w:pPr>
-            <w:r>
-              <w:rPr/>
               <w:t>0x0000</w:t>
             </w:r>
           </w:p>
         </w:tc>
         <w:tc>
           <w:tcPr>
-            <w:tcW w:w="2252" w:type="dxa"/>
+            <w:tcW w:w="2253" w:type="dxa"/>
             <w:tcBorders>
               <w:start w:val="single" w:sz="2" w:space="0" w:color="000000"/>
               <w:bottom w:val="single" w:sz="2" w:space="0" w:color="000000"/>
@@ -5173,9 +5004,72 @@
         <w:trPr/>
         <w:tc>
           <w:tcPr>
+            <w:tcW w:w="1421" w:type="dxa"/>
+            <w:tcBorders>
+              <w:start w:val="single" w:sz="18" w:space="0" w:color="000000"/>
+              <w:bottom w:val="single" w:sz="2" w:space="0" w:color="000000"/>
+            </w:tcBorders>
+          </w:tcPr>
+          <w:p>
+            <w:pPr>
+              <w:pStyle w:val="TableContents"/>
+              <w:bidi w:val="0"/>
+              <w:jc w:val="start"/>
+              <w:rPr/>
+            </w:pPr>
+            <w:r>
+              <w:rPr/>
+              <w:t>ROM 1</w:t>
+            </w:r>
+          </w:p>
+        </w:tc>
+        <w:tc>
+          <w:tcPr>
+            <w:tcW w:w="1428" w:type="dxa"/>
+            <w:tcBorders>
+              <w:start w:val="single" w:sz="2" w:space="0" w:color="000000"/>
+              <w:bottom w:val="single" w:sz="2" w:space="0" w:color="000000"/>
+            </w:tcBorders>
+          </w:tcPr>
+          <w:p>
+            <w:pPr>
+              <w:pStyle w:val="TableContents"/>
+              <w:bidi w:val="0"/>
+              <w:jc w:val="start"/>
+              <w:rPr/>
+            </w:pPr>
+            <w:r>
+              <w:rPr/>
+              <w:t>2532</w:t>
+            </w:r>
+          </w:p>
+        </w:tc>
+        <w:tc>
+          <w:tcPr>
+            <w:tcW w:w="1424" w:type="dxa"/>
+            <w:tcBorders>
+              <w:start w:val="single" w:sz="2" w:space="0" w:color="000000"/>
+              <w:bottom w:val="single" w:sz="2" w:space="0" w:color="000000"/>
+            </w:tcBorders>
+          </w:tcPr>
+          <w:p>
+            <w:pPr>
+              <w:pStyle w:val="TableContents"/>
+              <w:bidi w:val="0"/>
+              <w:jc w:val="start"/>
+              <w:rPr/>
+            </w:pPr>
+            <w:r>
+              <w:rPr/>
+              <w:t>4k</w:t>
+            </w:r>
+          </w:p>
+        </w:tc>
+        <w:tc>
+          <w:tcPr>
             <w:tcW w:w="1422" w:type="dxa"/>
             <w:tcBorders>
-              <w:start w:val="single" w:sz="18" w:space="0" w:color="000000"/>
+              <w:start w:val="single" w:sz="2" w:space="0" w:color="000000"/>
               <w:bottom w:val="single" w:sz="2" w:space="0" w:color="000000"/>
             </w:tcBorders>
           </w:tcPr>
@@ -5188,76 +5082,13 @@
             </w:pPr>
             <w:r>
               <w:rPr/>
-              <w:t>ROM 1</w:t>
-            </w:r>
-          </w:p>
-        </w:tc>
-        <w:tc>
-          <w:tcPr>
-            <w:tcW w:w="1427" w:type="dxa"/>
-            <w:tcBorders>
-              <w:start w:val="single" w:sz="2" w:space="0" w:color="000000"/>
-              <w:bottom w:val="single" w:sz="2" w:space="0" w:color="000000"/>
-            </w:tcBorders>
-          </w:tcPr>
-          <w:p>
-            <w:pPr>
-              <w:pStyle w:val="TableContents"/>
-              <w:bidi w:val="0"/>
-              <w:jc w:val="start"/>
-              <w:rPr/>
-            </w:pPr>
-            <w:r>
-              <w:rPr/>
-              <w:t>2532</w:t>
-            </w:r>
-          </w:p>
-        </w:tc>
-        <w:tc>
-          <w:tcPr>
-            <w:tcW w:w="1424" w:type="dxa"/>
-            <w:tcBorders>
-              <w:start w:val="single" w:sz="2" w:space="0" w:color="000000"/>
-              <w:bottom w:val="single" w:sz="2" w:space="0" w:color="000000"/>
-            </w:tcBorders>
-          </w:tcPr>
-          <w:p>
-            <w:pPr>
-              <w:pStyle w:val="TableContents"/>
-              <w:bidi w:val="0"/>
-              <w:jc w:val="start"/>
-              <w:rPr/>
-            </w:pPr>
-            <w:r>
-              <w:rPr/>
-              <w:t>4k</w:t>
-            </w:r>
-          </w:p>
-        </w:tc>
-        <w:tc>
-          <w:tcPr>
-            <w:tcW w:w="1423" w:type="dxa"/>
-            <w:tcBorders>
-              <w:start w:val="single" w:sz="2" w:space="0" w:color="000000"/>
-              <w:bottom w:val="single" w:sz="2" w:space="0" w:color="000000"/>
-            </w:tcBorders>
-          </w:tcPr>
-          <w:p>
-            <w:pPr>
-              <w:pStyle w:val="TableContents"/>
-              <w:bidi w:val="0"/>
-              <w:jc w:val="start"/>
-              <w:rPr/>
-            </w:pPr>
-            <w:r>
-              <w:rPr/>
               <w:t>0x1000</w:t>
             </w:r>
           </w:p>
         </w:tc>
         <w:tc>
           <w:tcPr>
-            <w:tcW w:w="2252" w:type="dxa"/>
+            <w:tcW w:w="2253" w:type="dxa"/>
             <w:tcBorders>
               <w:start w:val="single" w:sz="2" w:space="0" w:color="000000"/>
               <w:bottom w:val="single" w:sz="2" w:space="0" w:color="000000"/>
@@ -5303,9 +5134,72 @@
         <w:trPr/>
         <w:tc>
           <w:tcPr>
+            <w:tcW w:w="1421" w:type="dxa"/>
+            <w:tcBorders>
+              <w:start w:val="single" w:sz="18" w:space="0" w:color="000000"/>
+              <w:bottom w:val="single" w:sz="2" w:space="0" w:color="000000"/>
+            </w:tcBorders>
+          </w:tcPr>
+          <w:p>
+            <w:pPr>
+              <w:pStyle w:val="TableContents"/>
+              <w:bidi w:val="0"/>
+              <w:jc w:val="start"/>
+              <w:rPr/>
+            </w:pPr>
+            <w:r>
+              <w:rPr/>
+              <w:t>ROM 2</w:t>
+            </w:r>
+          </w:p>
+        </w:tc>
+        <w:tc>
+          <w:tcPr>
+            <w:tcW w:w="1428" w:type="dxa"/>
+            <w:tcBorders>
+              <w:start w:val="single" w:sz="2" w:space="0" w:color="000000"/>
+              <w:bottom w:val="single" w:sz="2" w:space="0" w:color="000000"/>
+            </w:tcBorders>
+          </w:tcPr>
+          <w:p>
+            <w:pPr>
+              <w:pStyle w:val="TableContents"/>
+              <w:bidi w:val="0"/>
+              <w:jc w:val="start"/>
+              <w:rPr/>
+            </w:pPr>
+            <w:r>
+              <w:rPr/>
+              <w:t>2532</w:t>
+            </w:r>
+          </w:p>
+        </w:tc>
+        <w:tc>
+          <w:tcPr>
+            <w:tcW w:w="1424" w:type="dxa"/>
+            <w:tcBorders>
+              <w:start w:val="single" w:sz="2" w:space="0" w:color="000000"/>
+              <w:bottom w:val="single" w:sz="2" w:space="0" w:color="000000"/>
+            </w:tcBorders>
+          </w:tcPr>
+          <w:p>
+            <w:pPr>
+              <w:pStyle w:val="TableContents"/>
+              <w:bidi w:val="0"/>
+              <w:jc w:val="start"/>
+              <w:rPr/>
+            </w:pPr>
+            <w:r>
+              <w:rPr/>
+              <w:t>4k</w:t>
+            </w:r>
+          </w:p>
+        </w:tc>
+        <w:tc>
+          <w:tcPr>
             <w:tcW w:w="1422" w:type="dxa"/>
             <w:tcBorders>
-              <w:start w:val="single" w:sz="18" w:space="0" w:color="000000"/>
+              <w:start w:val="single" w:sz="2" w:space="0" w:color="000000"/>
               <w:bottom w:val="single" w:sz="2" w:space="0" w:color="000000"/>
             </w:tcBorders>
           </w:tcPr>
@@ -5318,76 +5212,13 @@
             </w:pPr>
             <w:r>
               <w:rPr/>
-              <w:t>ROM 2</w:t>
-            </w:r>
-          </w:p>
-        </w:tc>
-        <w:tc>
-          <w:tcPr>
-            <w:tcW w:w="1427" w:type="dxa"/>
-            <w:tcBorders>
-              <w:start w:val="single" w:sz="2" w:space="0" w:color="000000"/>
-              <w:bottom w:val="single" w:sz="2" w:space="0" w:color="000000"/>
-            </w:tcBorders>
-          </w:tcPr>
-          <w:p>
-            <w:pPr>
-              <w:pStyle w:val="TableContents"/>
-              <w:bidi w:val="0"/>
-              <w:jc w:val="start"/>
-              <w:rPr/>
-            </w:pPr>
-            <w:r>
-              <w:rPr/>
-              <w:t>2532</w:t>
-            </w:r>
-          </w:p>
-        </w:tc>
-        <w:tc>
-          <w:tcPr>
-            <w:tcW w:w="1424" w:type="dxa"/>
-            <w:tcBorders>
-              <w:start w:val="single" w:sz="2" w:space="0" w:color="000000"/>
-              <w:bottom w:val="single" w:sz="2" w:space="0" w:color="000000"/>
-            </w:tcBorders>
-          </w:tcPr>
-          <w:p>
-            <w:pPr>
-              <w:pStyle w:val="TableContents"/>
-              <w:bidi w:val="0"/>
-              <w:jc w:val="start"/>
-              <w:rPr/>
-            </w:pPr>
-            <w:r>
-              <w:rPr/>
-              <w:t>4k</w:t>
-            </w:r>
-          </w:p>
-        </w:tc>
-        <w:tc>
-          <w:tcPr>
-            <w:tcW w:w="1423" w:type="dxa"/>
-            <w:tcBorders>
-              <w:start w:val="single" w:sz="2" w:space="0" w:color="000000"/>
-              <w:bottom w:val="single" w:sz="2" w:space="0" w:color="000000"/>
-            </w:tcBorders>
-          </w:tcPr>
-          <w:p>
-            <w:pPr>
-              <w:pStyle w:val="TableContents"/>
-              <w:bidi w:val="0"/>
-              <w:jc w:val="start"/>
-              <w:rPr/>
-            </w:pPr>
-            <w:r>
-              <w:rPr/>
               <w:t>0x2000</w:t>
             </w:r>
           </w:p>
         </w:tc>
         <w:tc>
           <w:tcPr>
-            <w:tcW w:w="2252" w:type="dxa"/>
+            <w:tcW w:w="2253" w:type="dxa"/>
             <w:tcBorders>
               <w:start w:val="single" w:sz="2" w:space="0" w:color="000000"/>
               <w:bottom w:val="single" w:sz="2" w:space="0" w:color="000000"/>
@@ -5433,7 +5264,7 @@
         <w:trPr/>
         <w:tc>
           <w:tcPr>
-            <w:tcW w:w="1422" w:type="dxa"/>
+            <w:tcW w:w="1421" w:type="dxa"/>
             <w:tcBorders>
               <w:start w:val="single" w:sz="18" w:space="0" w:color="000000"/>
               <w:bottom w:val="single" w:sz="18" w:space="0" w:color="000000"/>
@@ -5454,7 +5285,7 @@
         </w:tc>
         <w:tc>
           <w:tcPr>
-            <w:tcW w:w="1427" w:type="dxa"/>
+            <w:tcW w:w="1428" w:type="dxa"/>
             <w:tcBorders>
               <w:start w:val="single" w:sz="2" w:space="0" w:color="000000"/>
               <w:bottom w:val="single" w:sz="18" w:space="0" w:color="000000"/>
@@ -5496,7 +5327,7 @@
         </w:tc>
         <w:tc>
           <w:tcPr>
-            <w:tcW w:w="1423" w:type="dxa"/>
+            <w:tcW w:w="1422" w:type="dxa"/>
             <w:tcBorders>
               <w:start w:val="single" w:sz="2" w:space="0" w:color="000000"/>
               <w:bottom w:val="single" w:sz="18" w:space="0" w:color="000000"/>
@@ -5517,7 +5348,7 @@
         </w:tc>
         <w:tc>
           <w:tcPr>
-            <w:tcW w:w="2252" w:type="dxa"/>
+            <w:tcW w:w="2253" w:type="dxa"/>
             <w:tcBorders>
               <w:start w:val="single" w:sz="2" w:space="0" w:color="000000"/>
               <w:bottom w:val="single" w:sz="18" w:space="0" w:color="000000"/>
@@ -5576,7 +5407,7 @@
         <w:pStyle w:val="Heading3"/>
         <w:numPr>
           <w:ilvl w:val="2"/>
-          <w:numId w:val="2"/>
+          <w:numId w:val="1"/>
         </w:numPr>
         <w:bidi w:val="0"/>
         <w:ind w:hanging="0" w:start="0"/>
@@ -6412,7 +6243,7 @@
         <w:pStyle w:val="Heading2"/>
         <w:numPr>
           <w:ilvl w:val="1"/>
-          <w:numId w:val="2"/>
+          <w:numId w:val="1"/>
         </w:numPr>
         <w:bidi w:val="0"/>
         <w:ind w:hanging="0" w:start="0"/>
@@ -6436,11 +6267,7 @@
       </w:pPr>
       <w:r>
         <w:rPr/>
-        <w:t xml:space="preserve">TKG hardware relies heavily on DMA to transfer data from work RAM to sprite RAM. During gameplay it is  triggered during the NMI routine. The reason for this is because this is when vertical blanking (also known as VBlank) is occuring, meaning that nothing is being drawn on screen. VBlank occurs sixty times per second. On TKG hardware, an 8257 DMA controller is used to perform these operations as well as some supporting circuitry. </w:t>
-      </w:r>
-      <w:r>
-        <w:rPr/>
-        <w:t>On TKG4 hardware, that circuitry includes the 74LS373 octal latch at 6B, the 74ls08 quad and-gate at 5F, and the 74LS125 buffer at 6E. The 8257 derives its clock from the 1H signal (~3MHz). Unlike the CPU clock however, it goes through an inverter (74LS04 at 6D). Chip select circuitry is also involved. Refer to the schematics to find out more.</w:t>
+        <w:t>TKG hardware relies heavily on DMA to transfer data from work RAM to sprite RAM. During gameplay it is  triggered during the NMI routine. The reason for this is because this is when vertical blanking (also known as VBlank) is occuring, meaning that nothing is being drawn on screen. VBlank occurs sixty times per second. On TKG hardware, an 8257 DMA controller is used to perform these operations as well as some supporting circuitry. On TKG4 hardware, that circuitry includes the 74LS373 octal latch at 6B, the 74ls08 quad and-gate at 5F, and the 74LS125 buffer at 6E. The 8257 derives its clock from the 1H signal (~3MHz). Unlike the CPU clock however, it goes through an inverter (74LS04 at 6D). Chip select circuitry is also involved. Refer to the schematics to find out more.</w:t>
       </w:r>
     </w:p>
     <w:p>
@@ -6453,15 +6280,7 @@
       </w:pPr>
       <w:r>
         <w:rPr/>
-        <w:t xml:space="preserve">The DMA test works by initiating a transfer from </w:t>
-      </w:r>
-      <w:r>
-        <w:rPr/>
-        <w:t>the ranges $6900-$6A80 to $7000-$7180. This test mimics what would be observed in real game conditions. This test is run three times with different byte values. After the DMA transfer is kicked off, the CPU reads back the data that should have been copied over and compares it to what is in the work RAM mirror. If all bytes do not match, then the test is marked as “fail”</w:t>
-      </w:r>
-      <w:r>
-        <w:rPr/>
-        <w:t xml:space="preserve"> The DMA test can only occur if RAM2 and RAM3 are functional. If either of these RAM banks failed its RAM test, the DMA test will not process the results and instead print N.A.</w:t>
+        <w:t>The DMA test works by initiating a transfer from the ranges $6900-$6A80 to $7000-$7180. This test mimics what would be observed in real game conditions. This test is run three times with different byte values. After the DMA transfer is kicked off, the CPU reads back the data that should have been copied over and compares it to what is in the work RAM mirror. If all bytes do not match, then the test is marked as “fail” The DMA test can only occur if RAM2 and RAM3 are functional. If either of these RAM banks failed its RAM test, the DMA test will not process the results and instead print N.A.</w:t>
       </w:r>
     </w:p>
     <w:p>
@@ -6474,19 +6293,7 @@
       </w:pPr>
       <w:r>
         <w:rPr/>
-        <w:t xml:space="preserve">A severely failing 8257 DMA controller can cause the board to be unable to boot </w:t>
-      </w:r>
-      <w:r>
-        <w:rPr/>
-        <w:t>in rare cases</w:t>
-      </w:r>
-      <w:r>
-        <w:rPr/>
-        <w:t xml:space="preserve">. The DMA controller has direct access to the databus shared with the CPU. </w:t>
-      </w:r>
-      <w:r>
-        <w:rPr/>
-        <w:t>For the purposes of the test ROM, you should be able to remove the DMA controller to be able to perform startup tests. However, it will not proceed past the startup tests due to the DMA failure. Be aware that the DMA controller is not always in an IC socket.</w:t>
+        <w:t>A severely failing 8257 DMA controller can cause the board to be unable to boot in rare cases. The DMA controller has direct access to the databus shared with the CPU. For the purposes of the test ROM, you should be able to remove the DMA controller to be able to perform startup tests. However, it will not proceed past the startup tests due to the DMA failure. Be aware that the DMA controller is not always in an IC socket.</w:t>
       </w:r>
     </w:p>
     <w:p>
@@ -6494,7 +6301,7 @@
         <w:pStyle w:val="Heading2"/>
         <w:numPr>
           <w:ilvl w:val="1"/>
-          <w:numId w:val="2"/>
+          <w:numId w:val="1"/>
         </w:numPr>
         <w:bidi w:val="0"/>
         <w:ind w:hanging="0" w:start="0"/>
@@ -6510,10 +6317,48 @@
     </w:p>
     <w:p>
       <w:pPr>
+        <w:pStyle w:val="BodyText"/>
+        <w:bidi w:val="0"/>
+        <w:ind w:hanging="0" w:start="0"/>
+        <w:jc w:val="start"/>
+        <w:rPr/>
+      </w:pPr>
+      <w:r>
+        <w:rPr/>
+        <w:t xml:space="preserve">TKG hardware uses a hardware controlled </w:t>
+      </w:r>
+      <w:r>
+        <w:rPr/>
+        <w:t>NMI. NMI is derived from the VBlank signal which pulses at approximately 60Hz. It goes through a 74ls74 flip flop (8F on TKG4 hardware) before ultimately toggling the NMI pin on the CPU. The flip flop acts as an NMI enable. To enable NMI, a non-zero value in the lower 4 bits must be written to $7D84. To disable the interrupt, write zero to $7D84. Every time NMI triggers it must it must be re-enabled. In original TKG software, it gets re-enabled towards the end of the NMI routine.</w:t>
+      </w:r>
+    </w:p>
+    <w:p>
+      <w:pPr>
+        <w:pStyle w:val="BodyText"/>
+        <w:bidi w:val="0"/>
+        <w:ind w:hanging="0" w:start="0"/>
+        <w:jc w:val="start"/>
+        <w:rPr/>
+      </w:pPr>
+      <w:r>
+        <w:rPr/>
+        <w:t xml:space="preserve">The test ROM </w:t>
+      </w:r>
+      <w:r>
+        <w:rPr/>
+        <w:t xml:space="preserve">validates that the NMI functionality works. NMI is enabled and when it jumps to the NMI routine it sets a bit in the results register. Immediately after </w:t>
+      </w:r>
+      <w:r>
+        <w:rPr/>
+        <w:t>enabling NMI, it enters a wait loop. If the NMI routine does not trigger during wait loop it “times out” and from there it will register it as a failure. It is required for the NMI test to pass in order to progress to the runtime tests.</w:t>
+      </w:r>
+    </w:p>
+    <w:p>
+      <w:pPr>
         <w:pStyle w:val="Heading2"/>
         <w:numPr>
           <w:ilvl w:val="1"/>
-          <w:numId w:val="2"/>
+          <w:numId w:val="1"/>
         </w:numPr>
         <w:bidi w:val="0"/>
         <w:ind w:hanging="0" w:start="0"/>
@@ -6532,7 +6377,7 @@
         <w:pStyle w:val="Heading3"/>
         <w:numPr>
           <w:ilvl w:val="2"/>
-          <w:numId w:val="2"/>
+          <w:numId w:val="1"/>
         </w:numPr>
         <w:bidi w:val="0"/>
         <w:ind w:hanging="0" w:start="0"/>
@@ -6551,7 +6396,7 @@
         <w:pStyle w:val="Heading3"/>
         <w:numPr>
           <w:ilvl w:val="2"/>
-          <w:numId w:val="2"/>
+          <w:numId w:val="1"/>
         </w:numPr>
         <w:bidi w:val="0"/>
         <w:ind w:hanging="0" w:start="0"/>
@@ -6570,7 +6415,7 @@
         <w:pStyle w:val="Heading2"/>
         <w:numPr>
           <w:ilvl w:val="1"/>
-          <w:numId w:val="2"/>
+          <w:numId w:val="1"/>
         </w:numPr>
         <w:bidi w:val="0"/>
         <w:ind w:hanging="0" w:start="0"/>
@@ -6610,18 +6455,38 @@
         <w:pStyle w:val="Heading1"/>
         <w:numPr>
           <w:ilvl w:val="0"/>
-          <w:numId w:val="2"/>
+          <w:numId w:val="1"/>
+        </w:numPr>
+        <w:bidi w:val="0"/>
+        <w:spacing w:before="0" w:after="120"/>
+        <w:ind w:hanging="0" w:start="0"/>
+        <w:jc w:val="start"/>
+        <w:rPr/>
+      </w:pPr>
+      <w:bookmarkStart w:id="23" w:name="__RefHeading___Toc231_1351480008"/>
+      <w:bookmarkEnd w:id="23"/>
+      <w:r>
+        <w:rPr/>
+        <w:t>Chapter 3: Runtime Tests</w:t>
+      </w:r>
+    </w:p>
+    <w:p>
+      <w:pPr>
+        <w:pStyle w:val="Heading2"/>
+        <w:numPr>
+          <w:ilvl w:val="1"/>
+          <w:numId w:val="1"/>
         </w:numPr>
         <w:bidi w:val="0"/>
         <w:ind w:hanging="0" w:start="0"/>
         <w:jc w:val="start"/>
         <w:rPr/>
       </w:pPr>
-      <w:bookmarkStart w:id="23" w:name="__RefHeading___Toc231_1351480008"/>
-      <w:bookmarkEnd w:id="23"/>
-      <w:r>
-        <w:rPr/>
-        <w:t>Chapter 3: Runtime Tests</w:t>
+      <w:bookmarkStart w:id="24" w:name="__RefHeading___Toc826_1351480008"/>
+      <w:bookmarkEnd w:id="24"/>
+      <w:r>
+        <w:rPr/>
+        <w:t>Controls Test</w:t>
       </w:r>
     </w:p>
     <w:p>
@@ -6629,18 +6494,18 @@
         <w:pStyle w:val="Heading2"/>
         <w:numPr>
           <w:ilvl w:val="1"/>
-          <w:numId w:val="2"/>
+          <w:numId w:val="1"/>
         </w:numPr>
         <w:bidi w:val="0"/>
         <w:ind w:hanging="0" w:start="0"/>
         <w:jc w:val="start"/>
         <w:rPr/>
       </w:pPr>
-      <w:bookmarkStart w:id="24" w:name="__RefHeading___Toc826_1351480008"/>
-      <w:bookmarkEnd w:id="24"/>
-      <w:r>
-        <w:rPr/>
-        <w:t>Controls Test</w:t>
+      <w:bookmarkStart w:id="25" w:name="__RefHeading___Toc828_1351480008"/>
+      <w:bookmarkEnd w:id="25"/>
+      <w:r>
+        <w:rPr/>
+        <w:t>DIP Switch Test</w:t>
       </w:r>
     </w:p>
     <w:p>
@@ -6648,18 +6513,18 @@
         <w:pStyle w:val="Heading2"/>
         <w:numPr>
           <w:ilvl w:val="1"/>
-          <w:numId w:val="2"/>
+          <w:numId w:val="1"/>
         </w:numPr>
         <w:bidi w:val="0"/>
         <w:ind w:hanging="0" w:start="0"/>
         <w:jc w:val="start"/>
         <w:rPr/>
       </w:pPr>
-      <w:bookmarkStart w:id="25" w:name="__RefHeading___Toc828_1351480008"/>
-      <w:bookmarkEnd w:id="25"/>
-      <w:r>
-        <w:rPr/>
-        <w:t>DIP Switch Test</w:t>
+      <w:bookmarkStart w:id="26" w:name="__RefHeading___Toc830_1351480008"/>
+      <w:bookmarkEnd w:id="26"/>
+      <w:r>
+        <w:rPr/>
+        <w:t>Palette Test</w:t>
       </w:r>
     </w:p>
     <w:p>
@@ -6667,18 +6532,18 @@
         <w:pStyle w:val="Heading2"/>
         <w:numPr>
           <w:ilvl w:val="1"/>
-          <w:numId w:val="2"/>
+          <w:numId w:val="1"/>
         </w:numPr>
         <w:bidi w:val="0"/>
         <w:ind w:hanging="0" w:start="0"/>
         <w:jc w:val="start"/>
         <w:rPr/>
       </w:pPr>
-      <w:bookmarkStart w:id="26" w:name="__RefHeading___Toc830_1351480008"/>
-      <w:bookmarkEnd w:id="26"/>
-      <w:r>
-        <w:rPr/>
-        <w:t>Palette Test</w:t>
+      <w:bookmarkStart w:id="27" w:name="__RefHeading___Toc832_1351480008"/>
+      <w:bookmarkEnd w:id="27"/>
+      <w:r>
+        <w:rPr/>
+        <w:t>Screen Invert</w:t>
       </w:r>
     </w:p>
     <w:p>
@@ -6686,18 +6551,18 @@
         <w:pStyle w:val="Heading2"/>
         <w:numPr>
           <w:ilvl w:val="1"/>
-          <w:numId w:val="2"/>
+          <w:numId w:val="1"/>
         </w:numPr>
         <w:bidi w:val="0"/>
         <w:ind w:hanging="0" w:start="0"/>
         <w:jc w:val="start"/>
         <w:rPr/>
       </w:pPr>
-      <w:bookmarkStart w:id="27" w:name="__RefHeading___Toc832_1351480008"/>
-      <w:bookmarkEnd w:id="27"/>
-      <w:r>
-        <w:rPr/>
-        <w:t>Screen Invert</w:t>
+      <w:bookmarkStart w:id="28" w:name="__RefHeading___Toc834_1351480008"/>
+      <w:bookmarkEnd w:id="28"/>
+      <w:r>
+        <w:rPr/>
+        <w:t>Monitor Test</w:t>
       </w:r>
     </w:p>
     <w:p>
@@ -6705,18 +6570,18 @@
         <w:pStyle w:val="Heading2"/>
         <w:numPr>
           <w:ilvl w:val="1"/>
-          <w:numId w:val="2"/>
+          <w:numId w:val="1"/>
         </w:numPr>
         <w:bidi w:val="0"/>
         <w:ind w:hanging="0" w:start="0"/>
         <w:jc w:val="start"/>
         <w:rPr/>
       </w:pPr>
-      <w:bookmarkStart w:id="28" w:name="__RefHeading___Toc834_1351480008"/>
-      <w:bookmarkEnd w:id="28"/>
-      <w:r>
-        <w:rPr/>
-        <w:t>Monitor Test</w:t>
+      <w:bookmarkStart w:id="29" w:name="__RefHeading___Toc836_1351480008"/>
+      <w:bookmarkEnd w:id="29"/>
+      <w:r>
+        <w:rPr/>
+        <w:t>Sound Test</w:t>
       </w:r>
     </w:p>
     <w:p>
@@ -6724,18 +6589,18 @@
         <w:pStyle w:val="Heading2"/>
         <w:numPr>
           <w:ilvl w:val="1"/>
-          <w:numId w:val="2"/>
+          <w:numId w:val="1"/>
         </w:numPr>
         <w:bidi w:val="0"/>
         <w:ind w:hanging="0" w:start="0"/>
         <w:jc w:val="start"/>
         <w:rPr/>
       </w:pPr>
-      <w:bookmarkStart w:id="29" w:name="__RefHeading___Toc836_1351480008"/>
-      <w:bookmarkEnd w:id="29"/>
-      <w:r>
-        <w:rPr/>
-        <w:t>Sound Test</w:t>
+      <w:bookmarkStart w:id="30" w:name="__RefHeading___Toc838_1351480008"/>
+      <w:bookmarkEnd w:id="30"/>
+      <w:r>
+        <w:rPr/>
+        <w:t>Music Test</w:t>
       </w:r>
     </w:p>
     <w:p>
@@ -6743,18 +6608,18 @@
         <w:pStyle w:val="Heading2"/>
         <w:numPr>
           <w:ilvl w:val="1"/>
-          <w:numId w:val="2"/>
+          <w:numId w:val="1"/>
         </w:numPr>
         <w:bidi w:val="0"/>
         <w:ind w:hanging="0" w:start="0"/>
         <w:jc w:val="start"/>
         <w:rPr/>
       </w:pPr>
-      <w:bookmarkStart w:id="30" w:name="__RefHeading___Toc838_1351480008"/>
-      <w:bookmarkEnd w:id="30"/>
-      <w:r>
-        <w:rPr/>
-        <w:t>Music Test</w:t>
+      <w:bookmarkStart w:id="31" w:name="__RefHeading___Toc840_1351480008"/>
+      <w:bookmarkEnd w:id="31"/>
+      <w:r>
+        <w:rPr/>
+        <w:t>Background Test</w:t>
       </w:r>
     </w:p>
     <w:p>
@@ -6762,18 +6627,18 @@
         <w:pStyle w:val="Heading2"/>
         <w:numPr>
           <w:ilvl w:val="1"/>
-          <w:numId w:val="2"/>
+          <w:numId w:val="1"/>
         </w:numPr>
         <w:bidi w:val="0"/>
         <w:ind w:hanging="0" w:start="0"/>
         <w:jc w:val="start"/>
         <w:rPr/>
       </w:pPr>
-      <w:bookmarkStart w:id="31" w:name="__RefHeading___Toc840_1351480008"/>
-      <w:bookmarkEnd w:id="31"/>
-      <w:r>
-        <w:rPr/>
-        <w:t>Background Test</w:t>
+      <w:bookmarkStart w:id="32" w:name="__RefHeading___Toc842_1351480008"/>
+      <w:bookmarkEnd w:id="32"/>
+      <w:r>
+        <w:rPr/>
+        <w:t>Sprite Test</w:t>
       </w:r>
     </w:p>
     <w:p>
@@ -6781,26 +6646,7 @@
         <w:pStyle w:val="Heading2"/>
         <w:numPr>
           <w:ilvl w:val="1"/>
-          <w:numId w:val="2"/>
-        </w:numPr>
-        <w:bidi w:val="0"/>
-        <w:ind w:hanging="0" w:start="0"/>
-        <w:jc w:val="start"/>
-        <w:rPr/>
-      </w:pPr>
-      <w:bookmarkStart w:id="32" w:name="__RefHeading___Toc842_1351480008"/>
-      <w:bookmarkEnd w:id="32"/>
-      <w:r>
-        <w:rPr/>
-        <w:t>Sprite Test</w:t>
-      </w:r>
-    </w:p>
-    <w:p>
-      <w:pPr>
-        <w:pStyle w:val="Heading2"/>
-        <w:numPr>
-          <w:ilvl w:val="1"/>
-          <w:numId w:val="2"/>
+          <w:numId w:val="1"/>
         </w:numPr>
         <w:bidi w:val="0"/>
         <w:ind w:hanging="0" w:start="0"/>
@@ -6840,9 +6686,10 @@
         <w:pStyle w:val="Heading1"/>
         <w:numPr>
           <w:ilvl w:val="0"/>
-          <w:numId w:val="2"/>
+          <w:numId w:val="1"/>
         </w:numPr>
         <w:bidi w:val="0"/>
+        <w:spacing w:before="0" w:after="120"/>
         <w:ind w:hanging="0" w:start="0"/>
         <w:jc w:val="start"/>
         <w:rPr/>
@@ -6863,6 +6710,7 @@
           <w:numId w:val="0"/>
         </w:numPr>
         <w:suppressAutoHyphens w:val="true"/>
+        <w:ind w:hanging="0" w:start="0"/>
         <w:jc w:val="start"/>
         <w:rPr/>
       </w:pPr>
@@ -6878,8 +6726,9 @@
         <w:pStyle w:val="Heading1"/>
         <w:numPr>
           <w:ilvl w:val="0"/>
-          <w:numId w:val="2"/>
+          <w:numId w:val="1"/>
         </w:numPr>
+        <w:spacing w:before="0" w:after="120"/>
         <w:ind w:hanging="0" w:start="0"/>
         <w:rPr/>
       </w:pPr>
@@ -7053,7 +6902,9 @@
       </w:r>
     </w:p>
     <w:sectPr>
-      <w:footerReference w:type="default" r:id="rId6"/>
+      <w:footerReference w:type="even" r:id="rId6"/>
+      <w:footerReference w:type="default" r:id="rId7"/>
+      <w:footerReference w:type="first" r:id="rId8"/>
       <w:type w:val="nextPage"/>
       <w:pgSz w:w="12240" w:h="15840"/>
       <w:pgMar w:left="1134" w:right="1134" w:gutter="0" w:header="0" w:top="1134" w:footer="756" w:bottom="1315"/>
@@ -7071,15 +6922,26 @@
   <w:p>
     <w:pPr>
       <w:pStyle w:val="Footer"/>
+      <w:rPr/>
+    </w:pPr>
+    <w:r>
+      <w:rPr/>
+    </w:r>
+  </w:p>
+</w:ftr>
+</file>
+
+<file path=word/footer2.xml><?xml version="1.0" encoding="utf-8"?>
+<w:ftr xmlns:o="urn:schemas-microsoft-com:office:office" xmlns:r="http://schemas.openxmlformats.org/officeDocument/2006/relationships" xmlns:v="urn:schemas-microsoft-com:vml" xmlns:w="http://schemas.openxmlformats.org/wordprocessingml/2006/main" xmlns:w10="urn:schemas-microsoft-com:office:word" xmlns:wp="http://schemas.openxmlformats.org/drawingml/2006/wordprocessingDrawing" xmlns:pic="http://schemas.openxmlformats.org/drawingml/2006/picture" xmlns:wps="http://schemas.microsoft.com/office/word/2010/wordprocessingShape" xmlns:wpg="http://schemas.microsoft.com/office/word/2010/wordprocessingGroup" xmlns:mc="http://schemas.openxmlformats.org/markup-compatibility/2006" xmlns:wp14="http://schemas.microsoft.com/office/word/2010/wordprocessingDrawing" xmlns:w14="http://schemas.microsoft.com/office/word/2010/wordml" xmlns:w15="http://schemas.microsoft.com/office/word/2012/wordml" mc:Ignorable="w14 wp14 w15">
+  <w:p>
+    <w:pPr>
+      <w:pStyle w:val="Footer"/>
       <w:jc w:val="start"/>
       <w:rPr/>
     </w:pPr>
     <w:r>
       <w:rPr/>
       <w:t>TKG Test ROM Manual</w:t>
-    </w:r>
-    <w:r>
-      <w:rPr/>
       <w:tab/>
       <w:tab/>
     </w:r>
@@ -7109,6 +6971,46 @@
 </w:ftr>
 </file>
 
+<file path=word/footer3.xml><?xml version="1.0" encoding="utf-8"?>
+<w:ftr xmlns:o="urn:schemas-microsoft-com:office:office" xmlns:r="http://schemas.openxmlformats.org/officeDocument/2006/relationships" xmlns:v="urn:schemas-microsoft-com:vml" xmlns:w="http://schemas.openxmlformats.org/wordprocessingml/2006/main" xmlns:w10="urn:schemas-microsoft-com:office:word" xmlns:wp="http://schemas.openxmlformats.org/drawingml/2006/wordprocessingDrawing" xmlns:pic="http://schemas.openxmlformats.org/drawingml/2006/picture" xmlns:wps="http://schemas.microsoft.com/office/word/2010/wordprocessingShape" xmlns:wpg="http://schemas.microsoft.com/office/word/2010/wordprocessingGroup" xmlns:mc="http://schemas.openxmlformats.org/markup-compatibility/2006" xmlns:wp14="http://schemas.microsoft.com/office/word/2010/wordprocessingDrawing" xmlns:w14="http://schemas.microsoft.com/office/word/2010/wordml" xmlns:w15="http://schemas.microsoft.com/office/word/2012/wordml" mc:Ignorable="w14 wp14 w15">
+  <w:p>
+    <w:pPr>
+      <w:pStyle w:val="Footer"/>
+      <w:jc w:val="start"/>
+      <w:rPr/>
+    </w:pPr>
+    <w:r>
+      <w:rPr/>
+      <w:t>TKG Test ROM Manual</w:t>
+      <w:tab/>
+      <w:tab/>
+    </w:r>
+    <w:bookmarkStart w:id="37" w:name="PageNumWizard_FOOTER_Default_Page_Style3"/>
+    <w:r>
+      <w:rPr/>
+      <w:fldChar w:fldCharType="begin"/>
+    </w:r>
+    <w:r>
+      <w:rPr/>
+      <w:instrText xml:space="preserve"> PAGE </w:instrText>
+    </w:r>
+    <w:r>
+      <w:rPr/>
+      <w:fldChar w:fldCharType="separate"/>
+    </w:r>
+    <w:r>
+      <w:rPr/>
+      <w:t>10</w:t>
+    </w:r>
+    <w:r>
+      <w:rPr/>
+      <w:fldChar w:fldCharType="end"/>
+    </w:r>
+    <w:bookmarkEnd w:id="37"/>
+  </w:p>
+</w:ftr>
+</file>
+
 <file path=word/numbering.xml><?xml version="1.0" encoding="utf-8"?>
 <w:numbering xmlns:w="http://schemas.openxmlformats.org/wordprocessingml/2006/main" xmlns:o="urn:schemas-microsoft-com:office:office" xmlns:r="http://schemas.openxmlformats.org/officeDocument/2006/relationships" xmlns:v="urn:schemas-microsoft-com:vml" xmlns:mc="http://schemas.openxmlformats.org/markup-compatibility/2006" xmlns:w14="http://schemas.microsoft.com/office/word/2010/wordml" mc:Ignorable="w14">
   <w:abstractNum w:abstractNumId="1">
@@ -7124,125 +7026,6 @@
         </w:tabs>
         <w:ind w:start="0" w:hanging="0"/>
       </w:pPr>
-    </w:lvl>
-    <w:lvl w:ilvl="1">
-      <w:start w:val="1"/>
-      <w:numFmt w:val="none"/>
-      <w:suff w:val="nothing"/>
-      <w:lvlText w:val=""/>
-      <w:lvlJc w:val="start"/>
-      <w:pPr>
-        <w:tabs>
-          <w:tab w:val="num" w:pos="0"/>
-        </w:tabs>
-        <w:ind w:start="0" w:hanging="0"/>
-      </w:pPr>
-    </w:lvl>
-    <w:lvl w:ilvl="2">
-      <w:start w:val="1"/>
-      <w:numFmt w:val="none"/>
-      <w:suff w:val="nothing"/>
-      <w:lvlText w:val=""/>
-      <w:lvlJc w:val="start"/>
-      <w:pPr>
-        <w:tabs>
-          <w:tab w:val="num" w:pos="0"/>
-        </w:tabs>
-        <w:ind w:start="0" w:hanging="0"/>
-      </w:pPr>
-    </w:lvl>
-    <w:lvl w:ilvl="3">
-      <w:start w:val="1"/>
-      <w:numFmt w:val="none"/>
-      <w:suff w:val="nothing"/>
-      <w:lvlText w:val=""/>
-      <w:lvlJc w:val="start"/>
-      <w:pPr>
-        <w:tabs>
-          <w:tab w:val="num" w:pos="0"/>
-        </w:tabs>
-        <w:ind w:start="0" w:hanging="0"/>
-      </w:pPr>
-    </w:lvl>
-    <w:lvl w:ilvl="4">
-      <w:start w:val="1"/>
-      <w:numFmt w:val="none"/>
-      <w:suff w:val="nothing"/>
-      <w:lvlText w:val=""/>
-      <w:lvlJc w:val="start"/>
-      <w:pPr>
-        <w:tabs>
-          <w:tab w:val="num" w:pos="0"/>
-        </w:tabs>
-        <w:ind w:start="0" w:hanging="0"/>
-      </w:pPr>
-    </w:lvl>
-    <w:lvl w:ilvl="5">
-      <w:start w:val="1"/>
-      <w:numFmt w:val="none"/>
-      <w:suff w:val="nothing"/>
-      <w:lvlText w:val=""/>
-      <w:lvlJc w:val="start"/>
-      <w:pPr>
-        <w:tabs>
-          <w:tab w:val="num" w:pos="0"/>
-        </w:tabs>
-        <w:ind w:start="0" w:hanging="0"/>
-      </w:pPr>
-    </w:lvl>
-    <w:lvl w:ilvl="6">
-      <w:start w:val="1"/>
-      <w:numFmt w:val="none"/>
-      <w:suff w:val="nothing"/>
-      <w:lvlText w:val=""/>
-      <w:lvlJc w:val="start"/>
-      <w:pPr>
-        <w:tabs>
-          <w:tab w:val="num" w:pos="0"/>
-        </w:tabs>
-        <w:ind w:start="0" w:hanging="0"/>
-      </w:pPr>
-    </w:lvl>
-    <w:lvl w:ilvl="7">
-      <w:start w:val="1"/>
-      <w:numFmt w:val="none"/>
-      <w:suff w:val="nothing"/>
-      <w:lvlText w:val=""/>
-      <w:lvlJc w:val="start"/>
-      <w:pPr>
-        <w:tabs>
-          <w:tab w:val="num" w:pos="0"/>
-        </w:tabs>
-        <w:ind w:start="0" w:hanging="0"/>
-      </w:pPr>
-    </w:lvl>
-    <w:lvl w:ilvl="8">
-      <w:start w:val="1"/>
-      <w:numFmt w:val="none"/>
-      <w:suff w:val="nothing"/>
-      <w:lvlText w:val=""/>
-      <w:lvlJc w:val="start"/>
-      <w:pPr>
-        <w:tabs>
-          <w:tab w:val="num" w:pos="0"/>
-        </w:tabs>
-        <w:ind w:start="0" w:hanging="0"/>
-      </w:pPr>
-    </w:lvl>
-  </w:abstractNum>
-  <w:abstractNum w:abstractNumId="2">
-    <w:lvl w:ilvl="0">
-      <w:start w:val="1"/>
-      <w:numFmt w:val="none"/>
-      <w:suff w:val="nothing"/>
-      <w:lvlText w:val=""/>
-      <w:lvlJc w:val="start"/>
-      <w:pPr>
-        <w:tabs>
-          <w:tab w:val="num" w:pos="0"/>
-        </w:tabs>
-        <w:ind w:start="0" w:hanging="0"/>
-      </w:pPr>
       <w:rPr/>
     </w:lvl>
     <w:lvl w:ilvl="1">
@@ -7358,7 +7141,7 @@
       <w:rPr/>
     </w:lvl>
   </w:abstractNum>
-  <w:abstractNum w:abstractNumId="3">
+  <w:abstractNum w:abstractNumId="2">
     <w:lvl w:ilvl="0">
       <w:start w:val="1"/>
       <w:numFmt w:val="bullet"/>
@@ -7495,7 +7278,7 @@
       </w:rPr>
     </w:lvl>
   </w:abstractNum>
-  <w:abstractNum w:abstractNumId="4">
+  <w:abstractNum w:abstractNumId="3">
     <w:lvl w:ilvl="0">
       <w:start w:val="1"/>
       <w:numFmt w:val="bullet"/>
@@ -7630,6 +7413,125 @@
       <w:rPr>
         <w:rFonts w:ascii="OpenSymbol" w:hAnsi="OpenSymbol" w:cs="OpenSymbol" w:hint="default"/>
       </w:rPr>
+    </w:lvl>
+  </w:abstractNum>
+  <w:abstractNum w:abstractNumId="4">
+    <w:lvl w:ilvl="0">
+      <w:start w:val="1"/>
+      <w:numFmt w:val="none"/>
+      <w:suff w:val="nothing"/>
+      <w:lvlText w:val=""/>
+      <w:lvlJc w:val="start"/>
+      <w:pPr>
+        <w:tabs>
+          <w:tab w:val="num" w:pos="0"/>
+        </w:tabs>
+        <w:ind w:start="0" w:hanging="0"/>
+      </w:pPr>
+    </w:lvl>
+    <w:lvl w:ilvl="1">
+      <w:start w:val="1"/>
+      <w:numFmt w:val="none"/>
+      <w:suff w:val="nothing"/>
+      <w:lvlText w:val=""/>
+      <w:lvlJc w:val="start"/>
+      <w:pPr>
+        <w:tabs>
+          <w:tab w:val="num" w:pos="0"/>
+        </w:tabs>
+        <w:ind w:start="0" w:hanging="0"/>
+      </w:pPr>
+    </w:lvl>
+    <w:lvl w:ilvl="2">
+      <w:start w:val="1"/>
+      <w:numFmt w:val="none"/>
+      <w:suff w:val="nothing"/>
+      <w:lvlText w:val=""/>
+      <w:lvlJc w:val="start"/>
+      <w:pPr>
+        <w:tabs>
+          <w:tab w:val="num" w:pos="0"/>
+        </w:tabs>
+        <w:ind w:start="0" w:hanging="0"/>
+      </w:pPr>
+    </w:lvl>
+    <w:lvl w:ilvl="3">
+      <w:start w:val="1"/>
+      <w:numFmt w:val="none"/>
+      <w:suff w:val="nothing"/>
+      <w:lvlText w:val=""/>
+      <w:lvlJc w:val="start"/>
+      <w:pPr>
+        <w:tabs>
+          <w:tab w:val="num" w:pos="0"/>
+        </w:tabs>
+        <w:ind w:start="0" w:hanging="0"/>
+      </w:pPr>
+    </w:lvl>
+    <w:lvl w:ilvl="4">
+      <w:start w:val="1"/>
+      <w:numFmt w:val="none"/>
+      <w:suff w:val="nothing"/>
+      <w:lvlText w:val=""/>
+      <w:lvlJc w:val="start"/>
+      <w:pPr>
+        <w:tabs>
+          <w:tab w:val="num" w:pos="0"/>
+        </w:tabs>
+        <w:ind w:start="0" w:hanging="0"/>
+      </w:pPr>
+    </w:lvl>
+    <w:lvl w:ilvl="5">
+      <w:start w:val="1"/>
+      <w:numFmt w:val="none"/>
+      <w:suff w:val="nothing"/>
+      <w:lvlText w:val=""/>
+      <w:lvlJc w:val="start"/>
+      <w:pPr>
+        <w:tabs>
+          <w:tab w:val="num" w:pos="0"/>
+        </w:tabs>
+        <w:ind w:start="0" w:hanging="0"/>
+      </w:pPr>
+    </w:lvl>
+    <w:lvl w:ilvl="6">
+      <w:start w:val="1"/>
+      <w:numFmt w:val="none"/>
+      <w:suff w:val="nothing"/>
+      <w:lvlText w:val=""/>
+      <w:lvlJc w:val="start"/>
+      <w:pPr>
+        <w:tabs>
+          <w:tab w:val="num" w:pos="0"/>
+        </w:tabs>
+        <w:ind w:start="0" w:hanging="0"/>
+      </w:pPr>
+    </w:lvl>
+    <w:lvl w:ilvl="7">
+      <w:start w:val="1"/>
+      <w:numFmt w:val="none"/>
+      <w:suff w:val="nothing"/>
+      <w:lvlText w:val=""/>
+      <w:lvlJc w:val="start"/>
+      <w:pPr>
+        <w:tabs>
+          <w:tab w:val="num" w:pos="0"/>
+        </w:tabs>
+        <w:ind w:start="0" w:hanging="0"/>
+      </w:pPr>
+    </w:lvl>
+    <w:lvl w:ilvl="8">
+      <w:start w:val="1"/>
+      <w:numFmt w:val="none"/>
+      <w:suff w:val="nothing"/>
+      <w:lvlText w:val=""/>
+      <w:lvlJc w:val="start"/>
+      <w:pPr>
+        <w:tabs>
+          <w:tab w:val="num" w:pos="0"/>
+        </w:tabs>
+        <w:ind w:start="0" w:hanging="0"/>
+      </w:pPr>
     </w:lvl>
   </w:abstractNum>
   <w:num w:numId="1">
@@ -7692,7 +7594,7 @@
     <w:pPr>
       <w:numPr>
         <w:ilvl w:val="0"/>
-        <w:numId w:val="2"/>
+        <w:numId w:val="1"/>
       </w:numPr>
       <w:spacing w:before="240" w:after="120"/>
       <w:outlineLvl w:val="0"/>
@@ -7712,7 +7614,7 @@
     <w:pPr>
       <w:numPr>
         <w:ilvl w:val="1"/>
-        <w:numId w:val="2"/>
+        <w:numId w:val="1"/>
       </w:numPr>
       <w:spacing w:before="200" w:after="120"/>
       <w:outlineLvl w:val="1"/>
@@ -7732,7 +7634,7 @@
     <w:pPr>
       <w:numPr>
         <w:ilvl w:val="2"/>
-        <w:numId w:val="2"/>
+        <w:numId w:val="1"/>
       </w:numPr>
       <w:spacing w:before="140" w:after="120"/>
       <w:outlineLvl w:val="2"/>
@@ -7764,8 +7666,8 @@
       <w:bCs/>
     </w:rPr>
   </w:style>
-  <w:style w:type="character" w:styleId="Bullets">
-    <w:name w:val="Bullets"/>
+  <w:style w:type="character" w:styleId="Bulletsuser">
+    <w:name w:val="Bullets (user)"/>
     <w:qFormat/>
     <w:rPr>
       <w:rFonts w:ascii="OpenSymbol" w:hAnsi="OpenSymbol" w:eastAsia="OpenSymbol" w:cs="OpenSymbol"/>

--- a/Manual/TKGTestROMManual.docx
+++ b/Manual/TKGTestROMManual.docx
@@ -139,7 +139,6 @@
         <w:p>
           <w:pPr>
             <w:pStyle w:val="TOCHeading"/>
-            <w:spacing w:before="0" w:after="120"/>
             <w:rPr/>
           </w:pPr>
           <w:r>
@@ -174,17 +173,16 @@
             </w:rPr>
             <w:fldChar w:fldCharType="separate"/>
           </w:r>
-          <w:r>
-            <w:rPr>
-              <w:rStyle w:val="IndexLink"/>
-            </w:rPr>
-            <w:t>Chapter 1: Overview</w:t>
-          </w:r>
-          <w:r>
-            <w:rPr/>
-            <w:tab/>
-            <w:t>3</w:t>
-          </w:r>
+          <w:hyperlink w:anchor="__RefHeading___Toc117_1351480008" w:tooltip="Chapter 1: Overview">
+            <w:r>
+              <w:rPr>
+                <w:rStyle w:val="IndexLink"/>
+              </w:rPr>
+              <w:t>Chapter 1: Overview</w:t>
+              <w:tab/>
+              <w:t>3</w:t>
+            </w:r>
+          </w:hyperlink>
         </w:p>
         <w:p>
           <w:pPr>
@@ -195,12 +193,16 @@
             </w:tabs>
             <w:rPr/>
           </w:pPr>
-          <w:r>
-            <w:rPr/>
-            <w:t>Requirements</w:t>
-            <w:tab/>
-            <w:t>3</w:t>
-          </w:r>
+          <w:hyperlink w:anchor="__RefHeading___Toc213_1351480008_Copy_1" w:tooltip="Requirements">
+            <w:r>
+              <w:rPr>
+                <w:rStyle w:val="IndexLink"/>
+              </w:rPr>
+              <w:t>Requirements</w:t>
+              <w:tab/>
+              <w:t>3</w:t>
+            </w:r>
+          </w:hyperlink>
         </w:p>
         <w:p>
           <w:pPr>
@@ -211,12 +213,16 @@
             </w:tabs>
             <w:rPr/>
           </w:pPr>
-          <w:r>
-            <w:rPr/>
-            <w:t>Compatible Hardware</w:t>
-            <w:tab/>
-            <w:t>3</w:t>
-          </w:r>
+          <w:hyperlink w:anchor="__RefHeading___Toc806_1351480008" w:tooltip="Compatible Hardware">
+            <w:r>
+              <w:rPr>
+                <w:rStyle w:val="IndexLink"/>
+              </w:rPr>
+              <w:t>Compatible Hardware</w:t>
+              <w:tab/>
+              <w:t>3</w:t>
+            </w:r>
+          </w:hyperlink>
         </w:p>
         <w:p>
           <w:pPr>
@@ -227,12 +233,16 @@
             </w:tabs>
             <w:rPr/>
           </w:pPr>
-          <w:r>
-            <w:rPr/>
-            <w:t>Using the Test ROM</w:t>
-            <w:tab/>
-            <w:t>3</w:t>
-          </w:r>
+          <w:hyperlink w:anchor="__RefHeading___Toc211_1351480008" w:tooltip="Using the Test ROM">
+            <w:r>
+              <w:rPr>
+                <w:rStyle w:val="IndexLink"/>
+              </w:rPr>
+              <w:t>Using the Test ROM</w:t>
+              <w:tab/>
+              <w:t>3</w:t>
+            </w:r>
+          </w:hyperlink>
         </w:p>
         <w:p>
           <w:pPr>
@@ -243,12 +253,16 @@
             </w:tabs>
             <w:rPr/>
           </w:pPr>
-          <w:r>
-            <w:rPr/>
-            <w:t>Chapter 2: Startup Tests</w:t>
-            <w:tab/>
-            <w:t>5</w:t>
-          </w:r>
+          <w:hyperlink w:anchor="__RefHeading___Toc215_1351480008" w:tooltip="Chapter 2: Startup Tests">
+            <w:r>
+              <w:rPr>
+                <w:rStyle w:val="IndexLink"/>
+              </w:rPr>
+              <w:t>Chapter 2: Startup Tests</w:t>
+              <w:tab/>
+              <w:t>5</w:t>
+            </w:r>
+          </w:hyperlink>
         </w:p>
         <w:p>
           <w:pPr>
@@ -259,12 +273,16 @@
             </w:tabs>
             <w:rPr/>
           </w:pPr>
-          <w:r>
-            <w:rPr/>
-            <w:t>RAM Tests</w:t>
-            <w:tab/>
-            <w:t>5</w:t>
-          </w:r>
+          <w:hyperlink w:anchor="__RefHeading___Toc217_1351480008" w:tooltip="RAM Tests">
+            <w:r>
+              <w:rPr>
+                <w:rStyle w:val="IndexLink"/>
+              </w:rPr>
+              <w:t>RAM Tests</w:t>
+              <w:tab/>
+              <w:t>5</w:t>
+            </w:r>
+          </w:hyperlink>
         </w:p>
         <w:p>
           <w:pPr>
@@ -275,12 +293,16 @@
             </w:tabs>
             <w:rPr/>
           </w:pPr>
-          <w:r>
-            <w:rPr/>
-            <w:t>RAM Tests</w:t>
-            <w:tab/>
-            <w:t>5</w:t>
-          </w:r>
+          <w:hyperlink w:anchor="__RefHeading___Toc808_1351480008" w:tooltip="RAM Tests">
+            <w:r>
+              <w:rPr>
+                <w:rStyle w:val="IndexLink"/>
+              </w:rPr>
+              <w:t>RAM Tests</w:t>
+              <w:tab/>
+              <w:t>5</w:t>
+            </w:r>
+          </w:hyperlink>
         </w:p>
         <w:p>
           <w:pPr>
@@ -291,12 +313,16 @@
             </w:tabs>
             <w:rPr/>
           </w:pPr>
-          <w:r>
-            <w:rPr/>
-            <w:t>RAM Bank Test</w:t>
-            <w:tab/>
-            <w:t>5</w:t>
-          </w:r>
+          <w:hyperlink w:anchor="__RefHeading___Toc810_1351480008" w:tooltip="RAM Bank Test">
+            <w:r>
+              <w:rPr>
+                <w:rStyle w:val="IndexLink"/>
+              </w:rPr>
+              <w:t>RAM Bank Test</w:t>
+              <w:tab/>
+              <w:t>5</w:t>
+            </w:r>
+          </w:hyperlink>
         </w:p>
         <w:p>
           <w:pPr>
@@ -307,12 +333,16 @@
             </w:tabs>
             <w:rPr/>
           </w:pPr>
-          <w:r>
-            <w:rPr/>
-            <w:t>TRS2 and TKG2 RAM Locations</w:t>
-            <w:tab/>
-            <w:t>5</w:t>
-          </w:r>
+          <w:hyperlink w:anchor="__RefHeading___Toc812_1351480008" w:tooltip="TRS2 and TKG2 RAM Locations">
+            <w:r>
+              <w:rPr>
+                <w:rStyle w:val="IndexLink"/>
+              </w:rPr>
+              <w:t>TRS2 and TKG2 RAM Locations</w:t>
+              <w:tab/>
+              <w:t>5</w:t>
+            </w:r>
+          </w:hyperlink>
         </w:p>
         <w:p>
           <w:pPr>
@@ -323,12 +353,16 @@
             </w:tabs>
             <w:rPr/>
           </w:pPr>
-          <w:r>
-            <w:rPr/>
-            <w:t>TKG3 RAM Locations</w:t>
-            <w:tab/>
-            <w:t>5</w:t>
-          </w:r>
+          <w:hyperlink w:anchor="__RefHeading___Toc814_1351480008" w:tooltip="TKG3 RAM Locations">
+            <w:r>
+              <w:rPr>
+                <w:rStyle w:val="IndexLink"/>
+              </w:rPr>
+              <w:t>TKG3 RAM Locations</w:t>
+              <w:tab/>
+              <w:t>5</w:t>
+            </w:r>
+          </w:hyperlink>
         </w:p>
         <w:p>
           <w:pPr>
@@ -339,12 +373,16 @@
             </w:tabs>
             <w:rPr/>
           </w:pPr>
-          <w:r>
-            <w:rPr/>
-            <w:t>TKG4 RAM Locations</w:t>
-            <w:tab/>
-            <w:t>5</w:t>
-          </w:r>
+          <w:hyperlink w:anchor="__RefHeading___Toc816_1351480008" w:tooltip="TKG4 RAM Locations">
+            <w:r>
+              <w:rPr>
+                <w:rStyle w:val="IndexLink"/>
+              </w:rPr>
+              <w:t>TKG4 RAM Locations</w:t>
+              <w:tab/>
+              <w:t>5</w:t>
+            </w:r>
+          </w:hyperlink>
         </w:p>
         <w:p>
           <w:pPr>
@@ -355,12 +393,16 @@
             </w:tabs>
             <w:rPr/>
           </w:pPr>
-          <w:r>
-            <w:rPr/>
-            <w:t>ROM Checksums</w:t>
-            <w:tab/>
-            <w:t>5</w:t>
-          </w:r>
+          <w:hyperlink w:anchor="__RefHeading___Toc219_1351480008" w:tooltip="ROM Checksums">
+            <w:r>
+              <w:rPr>
+                <w:rStyle w:val="IndexLink"/>
+              </w:rPr>
+              <w:t>ROM Checksums</w:t>
+              <w:tab/>
+              <w:t>5</w:t>
+            </w:r>
+          </w:hyperlink>
         </w:p>
         <w:p>
           <w:pPr>
@@ -371,12 +413,16 @@
             </w:tabs>
             <w:rPr/>
           </w:pPr>
-          <w:r>
-            <w:rPr/>
-            <w:t>Test Overview</w:t>
-            <w:tab/>
-            <w:t>5</w:t>
-          </w:r>
+          <w:hyperlink w:anchor="__RefHeading___Toc818_1351480008" w:tooltip="Test Overview">
+            <w:r>
+              <w:rPr>
+                <w:rStyle w:val="IndexLink"/>
+              </w:rPr>
+              <w:t>Test Overview</w:t>
+              <w:tab/>
+              <w:t>5</w:t>
+            </w:r>
+          </w:hyperlink>
         </w:p>
         <w:p>
           <w:pPr>
@@ -387,12 +433,16 @@
             </w:tabs>
             <w:rPr/>
           </w:pPr>
-          <w:r>
-            <w:rPr/>
-            <w:t>Test ROM Integrity Test</w:t>
-            <w:tab/>
-            <w:t>6</w:t>
-          </w:r>
+          <w:hyperlink w:anchor="__RefHeading___Toc820_1351480008" w:tooltip="Test ROM Integrity Test">
+            <w:r>
+              <w:rPr>
+                <w:rStyle w:val="IndexLink"/>
+              </w:rPr>
+              <w:t>Test ROM Integrity Test</w:t>
+              <w:tab/>
+              <w:t>6</w:t>
+            </w:r>
+          </w:hyperlink>
         </w:p>
         <w:p>
           <w:pPr>
@@ -403,12 +453,16 @@
             </w:tabs>
             <w:rPr/>
           </w:pPr>
-          <w:r>
-            <w:rPr/>
-            <w:t>ROM Checksum Table</w:t>
-            <w:tab/>
-            <w:t>6</w:t>
-          </w:r>
+          <w:hyperlink w:anchor="__RefHeading___Toc822_1351480008" w:tooltip="ROM Checksum Table">
+            <w:r>
+              <w:rPr>
+                <w:rStyle w:val="IndexLink"/>
+              </w:rPr>
+              <w:t>ROM Checksum Table</w:t>
+              <w:tab/>
+              <w:t>6</w:t>
+            </w:r>
+          </w:hyperlink>
         </w:p>
         <w:p>
           <w:pPr>
@@ -419,12 +473,16 @@
             </w:tabs>
             <w:rPr/>
           </w:pPr>
-          <w:r>
-            <w:rPr/>
-            <w:t>DMA Test</w:t>
-            <w:tab/>
-            <w:t>6</w:t>
-          </w:r>
+          <w:hyperlink w:anchor="__RefHeading___Toc221_1351480008" w:tooltip="DMA Test">
+            <w:r>
+              <w:rPr>
+                <w:rStyle w:val="IndexLink"/>
+              </w:rPr>
+              <w:t>DMA Test</w:t>
+              <w:tab/>
+              <w:t>6</w:t>
+            </w:r>
+          </w:hyperlink>
         </w:p>
         <w:p>
           <w:pPr>
@@ -435,12 +493,16 @@
             </w:tabs>
             <w:rPr/>
           </w:pPr>
-          <w:r>
-            <w:rPr/>
-            <w:t>NMI Test</w:t>
-            <w:tab/>
-            <w:t>7</w:t>
-          </w:r>
+          <w:hyperlink w:anchor="__RefHeading___Toc223_1351480008" w:tooltip="NMI Test">
+            <w:r>
+              <w:rPr>
+                <w:rStyle w:val="IndexLink"/>
+              </w:rPr>
+              <w:t>NMI Test</w:t>
+              <w:tab/>
+              <w:t>7</w:t>
+            </w:r>
+          </w:hyperlink>
         </w:p>
         <w:p>
           <w:pPr>
@@ -451,44 +513,16 @@
             </w:tabs>
             <w:rPr/>
           </w:pPr>
-          <w:r>
-            <w:rPr/>
-            <w:t>Audio Tests</w:t>
-            <w:tab/>
-            <w:t>7</w:t>
-          </w:r>
-        </w:p>
-        <w:p>
-          <w:pPr>
-            <w:pStyle w:val="TOC3"/>
-            <w:tabs>
-              <w:tab w:val="clear" w:pos="9972"/>
-              <w:tab w:val="right" w:pos="9971" w:leader="dot"/>
-            </w:tabs>
-            <w:rPr/>
-          </w:pPr>
-          <w:r>
-            <w:rPr/>
-            <w:t>Sound Test</w:t>
-            <w:tab/>
-            <w:t>7</w:t>
-          </w:r>
-        </w:p>
-        <w:p>
-          <w:pPr>
-            <w:pStyle w:val="TOC3"/>
-            <w:tabs>
-              <w:tab w:val="clear" w:pos="9972"/>
-              <w:tab w:val="right" w:pos="9971" w:leader="dot"/>
-            </w:tabs>
-            <w:rPr/>
-          </w:pPr>
-          <w:r>
-            <w:rPr/>
-            <w:t>Music Test</w:t>
-            <w:tab/>
-            <w:t>7</w:t>
-          </w:r>
+          <w:hyperlink w:anchor="__RefHeading___Toc225_1351480008" w:tooltip="Audio Tests">
+            <w:r>
+              <w:rPr>
+                <w:rStyle w:val="IndexLink"/>
+              </w:rPr>
+              <w:t>Audio Tests</w:t>
+              <w:tab/>
+              <w:t>7</w:t>
+            </w:r>
+          </w:hyperlink>
         </w:p>
         <w:p>
           <w:pPr>
@@ -499,12 +533,16 @@
             </w:tabs>
             <w:rPr/>
           </w:pPr>
-          <w:r>
-            <w:rPr/>
-            <w:t>Transition to Runtime</w:t>
-            <w:tab/>
-            <w:t>7</w:t>
-          </w:r>
+          <w:hyperlink w:anchor="__RefHeading___Toc824_1351480008" w:tooltip="Transition to Runtime">
+            <w:r>
+              <w:rPr>
+                <w:rStyle w:val="IndexLink"/>
+              </w:rPr>
+              <w:t>Transition to Runtime</w:t>
+              <w:tab/>
+              <w:t>8</w:t>
+            </w:r>
+          </w:hyperlink>
         </w:p>
         <w:p>
           <w:pPr>
@@ -515,12 +553,16 @@
             </w:tabs>
             <w:rPr/>
           </w:pPr>
-          <w:r>
-            <w:rPr/>
-            <w:t>Chapter 3: Runtime Tests</w:t>
-            <w:tab/>
-            <w:t>8</w:t>
-          </w:r>
+          <w:hyperlink w:anchor="__RefHeading___Toc231_1351480008" w:tooltip="Chapter 3: Runtime Tests">
+            <w:r>
+              <w:rPr>
+                <w:rStyle w:val="IndexLink"/>
+              </w:rPr>
+              <w:t>Chapter 3: Runtime Tests</w:t>
+              <w:tab/>
+              <w:t>9</w:t>
+            </w:r>
+          </w:hyperlink>
         </w:p>
         <w:p>
           <w:pPr>
@@ -531,12 +573,16 @@
             </w:tabs>
             <w:rPr/>
           </w:pPr>
-          <w:r>
-            <w:rPr/>
-            <w:t>Controls Test</w:t>
-            <w:tab/>
-            <w:t>8</w:t>
-          </w:r>
+          <w:hyperlink w:anchor="__RefHeading___Toc826_1351480008" w:tooltip="Controls Test">
+            <w:r>
+              <w:rPr>
+                <w:rStyle w:val="IndexLink"/>
+              </w:rPr>
+              <w:t>Controls Test</w:t>
+              <w:tab/>
+              <w:t>9</w:t>
+            </w:r>
+          </w:hyperlink>
         </w:p>
         <w:p>
           <w:pPr>
@@ -547,12 +593,16 @@
             </w:tabs>
             <w:rPr/>
           </w:pPr>
-          <w:r>
-            <w:rPr/>
-            <w:t>DIP Switch Test</w:t>
-            <w:tab/>
-            <w:t>8</w:t>
-          </w:r>
+          <w:hyperlink w:anchor="__RefHeading___Toc828_1351480008" w:tooltip="DIP Switch Test">
+            <w:r>
+              <w:rPr>
+                <w:rStyle w:val="IndexLink"/>
+              </w:rPr>
+              <w:t>DIP Switch Test</w:t>
+              <w:tab/>
+              <w:t>9</w:t>
+            </w:r>
+          </w:hyperlink>
         </w:p>
         <w:p>
           <w:pPr>
@@ -563,12 +613,16 @@
             </w:tabs>
             <w:rPr/>
           </w:pPr>
-          <w:r>
-            <w:rPr/>
-            <w:t>Palette Test</w:t>
-            <w:tab/>
-            <w:t>8</w:t>
-          </w:r>
+          <w:hyperlink w:anchor="__RefHeading___Toc830_1351480008" w:tooltip="Palette Test">
+            <w:r>
+              <w:rPr>
+                <w:rStyle w:val="IndexLink"/>
+              </w:rPr>
+              <w:t>Palette Test</w:t>
+              <w:tab/>
+              <w:t>10</w:t>
+            </w:r>
+          </w:hyperlink>
         </w:p>
         <w:p>
           <w:pPr>
@@ -579,12 +633,16 @@
             </w:tabs>
             <w:rPr/>
           </w:pPr>
-          <w:r>
-            <w:rPr/>
-            <w:t>Screen Invert</w:t>
-            <w:tab/>
-            <w:t>8</w:t>
-          </w:r>
+          <w:hyperlink w:anchor="__RefHeading___Toc832_1351480008" w:tooltip="Screen Invert">
+            <w:r>
+              <w:rPr>
+                <w:rStyle w:val="IndexLink"/>
+              </w:rPr>
+              <w:t>Screen Invert</w:t>
+              <w:tab/>
+              <w:t>10</w:t>
+            </w:r>
+          </w:hyperlink>
         </w:p>
         <w:p>
           <w:pPr>
@@ -595,12 +653,16 @@
             </w:tabs>
             <w:rPr/>
           </w:pPr>
-          <w:r>
-            <w:rPr/>
-            <w:t>Monitor Test</w:t>
-            <w:tab/>
-            <w:t>8</w:t>
-          </w:r>
+          <w:hyperlink w:anchor="__RefHeading___Toc834_1351480008" w:tooltip="Monitor Test">
+            <w:r>
+              <w:rPr>
+                <w:rStyle w:val="IndexLink"/>
+              </w:rPr>
+              <w:t>Monitor Test</w:t>
+              <w:tab/>
+              <w:t>11</w:t>
+            </w:r>
+          </w:hyperlink>
         </w:p>
         <w:p>
           <w:pPr>
@@ -611,12 +673,16 @@
             </w:tabs>
             <w:rPr/>
           </w:pPr>
-          <w:r>
-            <w:rPr/>
-            <w:t>Sound Test</w:t>
-            <w:tab/>
-            <w:t>8</w:t>
-          </w:r>
+          <w:hyperlink w:anchor="__RefHeading___Toc836_1351480008" w:tooltip="Sound Test">
+            <w:r>
+              <w:rPr>
+                <w:rStyle w:val="IndexLink"/>
+              </w:rPr>
+              <w:t>Sound Test</w:t>
+              <w:tab/>
+              <w:t>11</w:t>
+            </w:r>
+          </w:hyperlink>
         </w:p>
         <w:p>
           <w:pPr>
@@ -627,12 +693,16 @@
             </w:tabs>
             <w:rPr/>
           </w:pPr>
-          <w:r>
-            <w:rPr/>
-            <w:t>Music Test</w:t>
-            <w:tab/>
-            <w:t>8</w:t>
-          </w:r>
+          <w:hyperlink w:anchor="__RefHeading___Toc838_1351480008" w:tooltip="Music Test">
+            <w:r>
+              <w:rPr>
+                <w:rStyle w:val="IndexLink"/>
+              </w:rPr>
+              <w:t>Music Test</w:t>
+              <w:tab/>
+              <w:t>11</w:t>
+            </w:r>
+          </w:hyperlink>
         </w:p>
         <w:p>
           <w:pPr>
@@ -643,12 +713,16 @@
             </w:tabs>
             <w:rPr/>
           </w:pPr>
-          <w:r>
-            <w:rPr/>
-            <w:t>Background Test</w:t>
-            <w:tab/>
-            <w:t>8</w:t>
-          </w:r>
+          <w:hyperlink w:anchor="__RefHeading___Toc840_1351480008" w:tooltip="Background Test">
+            <w:r>
+              <w:rPr>
+                <w:rStyle w:val="IndexLink"/>
+              </w:rPr>
+              <w:t>Background Test</w:t>
+              <w:tab/>
+              <w:t>11</w:t>
+            </w:r>
+          </w:hyperlink>
         </w:p>
         <w:p>
           <w:pPr>
@@ -659,12 +733,16 @@
             </w:tabs>
             <w:rPr/>
           </w:pPr>
-          <w:r>
-            <w:rPr/>
-            <w:t>Sprite Test</w:t>
-            <w:tab/>
-            <w:t>8</w:t>
-          </w:r>
+          <w:hyperlink w:anchor="__RefHeading___Toc842_1351480008" w:tooltip="Sprite Test">
+            <w:r>
+              <w:rPr>
+                <w:rStyle w:val="IndexLink"/>
+              </w:rPr>
+              <w:t>Sprite Test</w:t>
+              <w:tab/>
+              <w:t>11</w:t>
+            </w:r>
+          </w:hyperlink>
         </w:p>
         <w:p>
           <w:pPr>
@@ -675,12 +753,16 @@
             </w:tabs>
             <w:rPr/>
           </w:pPr>
-          <w:r>
-            <w:rPr/>
-            <w:t>Reset</w:t>
-            <w:tab/>
-            <w:t>8</w:t>
-          </w:r>
+          <w:hyperlink w:anchor="__RefHeading___Toc844_1351480008" w:tooltip="Reset">
+            <w:r>
+              <w:rPr>
+                <w:rStyle w:val="IndexLink"/>
+              </w:rPr>
+              <w:t>Reset</w:t>
+              <w:tab/>
+              <w:t>11</w:t>
+            </w:r>
+          </w:hyperlink>
         </w:p>
         <w:p>
           <w:pPr>
@@ -691,12 +773,16 @@
             </w:tabs>
             <w:rPr/>
           </w:pPr>
-          <w:r>
-            <w:rPr/>
-            <w:t>Chapter 4: Test Architectures</w:t>
-            <w:tab/>
-            <w:t>9</w:t>
-          </w:r>
+          <w:hyperlink w:anchor="__RefHeading___Toc233_1351480008" w:tooltip="Chapter 4: Test Architectures">
+            <w:r>
+              <w:rPr>
+                <w:rStyle w:val="IndexLink"/>
+              </w:rPr>
+              <w:t>Chapter 4: Test Architectures</w:t>
+              <w:tab/>
+              <w:t>12</w:t>
+            </w:r>
+          </w:hyperlink>
         </w:p>
         <w:p>
           <w:pPr>
@@ -707,14 +793,20 @@
             </w:tabs>
             <w:rPr/>
           </w:pPr>
+          <w:hyperlink w:anchor="__RefHeading___Toc915_2335499624" w:tooltip="Abbreviations">
+            <w:r>
+              <w:rPr>
+                <w:rStyle w:val="IndexLink"/>
+              </w:rPr>
+              <w:t>Abbreviations</w:t>
+              <w:tab/>
+              <w:t>13</w:t>
+            </w:r>
+          </w:hyperlink>
           <w:r>
-            <w:rPr/>
-            <w:t>Abbreviations</w:t>
-            <w:tab/>
-            <w:t>10</w:t>
-          </w:r>
-          <w:r>
-            <w:rPr/>
+            <w:rPr>
+              <w:rStyle w:val="IndexLink"/>
+            </w:rPr>
             <w:fldChar w:fldCharType="end"/>
           </w:r>
         </w:p>
@@ -762,7 +854,7 @@
         <w:pStyle w:val="Heading1"/>
         <w:numPr>
           <w:ilvl w:val="0"/>
-          <w:numId w:val="1"/>
+          <w:numId w:val="2"/>
         </w:numPr>
         <w:bidi w:val="0"/>
         <w:spacing w:before="0" w:after="120"/>
@@ -782,7 +874,7 @@
         <w:pStyle w:val="Heading2"/>
         <w:numPr>
           <w:ilvl w:val="1"/>
-          <w:numId w:val="1"/>
+          <w:numId w:val="2"/>
         </w:numPr>
         <w:bidi w:val="0"/>
         <w:ind w:hanging="0" w:start="0"/>
@@ -807,6 +899,150 @@
       <w:r>
         <w:rPr/>
         <w:t>This test ROM will not work under every condition. Some things need to be taken into consideration:</w:t>
+      </w:r>
+    </w:p>
+    <w:p>
+      <w:pPr>
+        <w:pStyle w:val="BodyText"/>
+        <w:numPr>
+          <w:ilvl w:val="0"/>
+          <w:numId w:val="4"/>
+        </w:numPr>
+        <w:bidi w:val="0"/>
+        <w:jc w:val="start"/>
+        <w:rPr/>
+      </w:pPr>
+      <w:r>
+        <w:rPr/>
+        <w:t>All boards involved must have power, in this case +5V, +12V, and -5V must all be present and within appropriate tolerance, usually within +/- 5%.</w:t>
+      </w:r>
+    </w:p>
+    <w:p>
+      <w:pPr>
+        <w:pStyle w:val="BodyText"/>
+        <w:numPr>
+          <w:ilvl w:val="0"/>
+          <w:numId w:val="4"/>
+        </w:numPr>
+        <w:bidi w:val="0"/>
+        <w:jc w:val="start"/>
+        <w:rPr/>
+      </w:pPr>
+      <w:r>
+        <w:rPr/>
+        <w:t>Clocks must be present enough to run. The CPU runs at approximately 3MHz.</w:t>
+      </w:r>
+    </w:p>
+    <w:p>
+      <w:pPr>
+        <w:pStyle w:val="BodyText"/>
+        <w:numPr>
+          <w:ilvl w:val="0"/>
+          <w:numId w:val="4"/>
+        </w:numPr>
+        <w:bidi w:val="0"/>
+        <w:jc w:val="start"/>
+        <w:rPr/>
+      </w:pPr>
+      <w:r>
+        <w:rPr/>
+        <w:t>The reset pin and NMI pins must not be held in active. If both are always active, then the ROM will not boot.</w:t>
+      </w:r>
+    </w:p>
+    <w:p>
+      <w:pPr>
+        <w:pStyle w:val="BodyText"/>
+        <w:numPr>
+          <w:ilvl w:val="0"/>
+          <w:numId w:val="4"/>
+        </w:numPr>
+        <w:bidi w:val="0"/>
+        <w:jc w:val="start"/>
+        <w:rPr/>
+      </w:pPr>
+      <w:r>
+        <w:rPr/>
+        <w:t>The CPU must be able to access address 0x0000 to 0x0FFF. If the game does not boot it cannot access these ROMs.</w:t>
+      </w:r>
+    </w:p>
+    <w:p>
+      <w:pPr>
+        <w:pStyle w:val="BodyText"/>
+        <w:numPr>
+          <w:ilvl w:val="0"/>
+          <w:numId w:val="4"/>
+        </w:numPr>
+        <w:bidi w:val="0"/>
+        <w:jc w:val="start"/>
+        <w:rPr/>
+      </w:pPr>
+      <w:r>
+        <w:rPr/>
+        <w:t>Address and data buffers must be working, if they are not it will not be possible for the program to run.</w:t>
+      </w:r>
+    </w:p>
+    <w:p>
+      <w:pPr>
+        <w:pStyle w:val="BodyText"/>
+        <w:numPr>
+          <w:ilvl w:val="0"/>
+          <w:numId w:val="4"/>
+        </w:numPr>
+        <w:bidi w:val="0"/>
+        <w:jc w:val="start"/>
+        <w:rPr/>
+      </w:pPr>
+      <w:r>
+        <w:rPr/>
+        <w:t>Audio OR video must be working. If neither are working, the test ROM will have no way to report failures</w:t>
+      </w:r>
+    </w:p>
+    <w:p>
+      <w:pPr>
+        <w:pStyle w:val="BodyText"/>
+        <w:numPr>
+          <w:ilvl w:val="0"/>
+          <w:numId w:val="4"/>
+        </w:numPr>
+        <w:bidi w:val="0"/>
+        <w:jc w:val="start"/>
+        <w:rPr/>
+      </w:pPr>
+      <w:r>
+        <w:rPr/>
+        <w:t>The ROM socket for 5F or 5E (depending on which hardware being tested) must be in good enough condition to make proper contact.</w:t>
+      </w:r>
+    </w:p>
+    <w:p>
+      <w:pPr>
+        <w:pStyle w:val="Heading2"/>
+        <w:numPr>
+          <w:ilvl w:val="1"/>
+          <w:numId w:val="2"/>
+        </w:numPr>
+        <w:bidi w:val="0"/>
+        <w:ind w:hanging="0" w:start="0"/>
+        <w:jc w:val="start"/>
+        <w:rPr/>
+      </w:pPr>
+      <w:bookmarkStart w:id="2" w:name="__RefHeading___Toc806_1351480008"/>
+      <w:bookmarkEnd w:id="2"/>
+      <w:r>
+        <w:rPr/>
+        <w:t>Compatible Hardware</w:t>
+      </w:r>
+    </w:p>
+    <w:p>
+      <w:pPr>
+        <w:pStyle w:val="BodyText"/>
+        <w:bidi w:val="0"/>
+        <w:ind w:hanging="0" w:start="0"/>
+        <w:jc w:val="start"/>
+        <w:rPr/>
+      </w:pPr>
+      <w:r>
+        <w:rPr/>
+        <w:t>This test ROM is intended for original TKG hardware. It is compatible with the following hardware:</w:t>
       </w:r>
     </w:p>
     <w:p>
@@ -822,7 +1058,55 @@
       </w:pPr>
       <w:r>
         <w:rPr/>
-        <w:t>All boards involved must have power, in this case +5V, +12V, and -5V must all be present and within appropriate tolerance, usually within +/- 5%.</w:t>
+        <w:t>Fully compatible</w:t>
+      </w:r>
+    </w:p>
+    <w:p>
+      <w:pPr>
+        <w:pStyle w:val="BodyText"/>
+        <w:numPr>
+          <w:ilvl w:val="1"/>
+          <w:numId w:val="3"/>
+        </w:numPr>
+        <w:bidi w:val="0"/>
+        <w:jc w:val="start"/>
+        <w:rPr/>
+      </w:pPr>
+      <w:r>
+        <w:rPr/>
+        <w:t>TKG2</w:t>
+      </w:r>
+    </w:p>
+    <w:p>
+      <w:pPr>
+        <w:pStyle w:val="BodyText"/>
+        <w:numPr>
+          <w:ilvl w:val="1"/>
+          <w:numId w:val="3"/>
+        </w:numPr>
+        <w:bidi w:val="0"/>
+        <w:jc w:val="start"/>
+        <w:rPr/>
+      </w:pPr>
+      <w:r>
+        <w:rPr/>
+        <w:t>TKG3</w:t>
+      </w:r>
+    </w:p>
+    <w:p>
+      <w:pPr>
+        <w:pStyle w:val="BodyText"/>
+        <w:numPr>
+          <w:ilvl w:val="1"/>
+          <w:numId w:val="3"/>
+        </w:numPr>
+        <w:bidi w:val="0"/>
+        <w:jc w:val="start"/>
+        <w:rPr/>
+      </w:pPr>
+      <w:r>
+        <w:rPr/>
+        <w:t>TKG4</w:t>
       </w:r>
     </w:p>
     <w:p>
@@ -838,135 +1122,7 @@
       </w:pPr>
       <w:r>
         <w:rPr/>
-        <w:t>Clocks must be present enough to run. The CPU runs at approximately 3MHz.</w:t>
-      </w:r>
-    </w:p>
-    <w:p>
-      <w:pPr>
-        <w:pStyle w:val="BodyText"/>
-        <w:numPr>
-          <w:ilvl w:val="0"/>
-          <w:numId w:val="3"/>
-        </w:numPr>
-        <w:bidi w:val="0"/>
-        <w:jc w:val="start"/>
-        <w:rPr/>
-      </w:pPr>
-      <w:r>
-        <w:rPr/>
-        <w:t>The reset pin and NMI pins must not be held in active. If both are always active, then the ROM will not boot.</w:t>
-      </w:r>
-    </w:p>
-    <w:p>
-      <w:pPr>
-        <w:pStyle w:val="BodyText"/>
-        <w:numPr>
-          <w:ilvl w:val="0"/>
-          <w:numId w:val="3"/>
-        </w:numPr>
-        <w:bidi w:val="0"/>
-        <w:jc w:val="start"/>
-        <w:rPr/>
-      </w:pPr>
-      <w:r>
-        <w:rPr/>
-        <w:t>The CPU must be able to access address 0x0000 to 0x0FFF. If the game does not boot it cannot access these ROMs.</w:t>
-      </w:r>
-    </w:p>
-    <w:p>
-      <w:pPr>
-        <w:pStyle w:val="BodyText"/>
-        <w:numPr>
-          <w:ilvl w:val="0"/>
-          <w:numId w:val="3"/>
-        </w:numPr>
-        <w:bidi w:val="0"/>
-        <w:jc w:val="start"/>
-        <w:rPr/>
-      </w:pPr>
-      <w:r>
-        <w:rPr/>
-        <w:t>Address and data buffers must be working, if they are not it will not be possible for the program to run.</w:t>
-      </w:r>
-    </w:p>
-    <w:p>
-      <w:pPr>
-        <w:pStyle w:val="BodyText"/>
-        <w:numPr>
-          <w:ilvl w:val="0"/>
-          <w:numId w:val="3"/>
-        </w:numPr>
-        <w:bidi w:val="0"/>
-        <w:jc w:val="start"/>
-        <w:rPr/>
-      </w:pPr>
-      <w:r>
-        <w:rPr/>
-        <w:t>Audio OR video must be working. If neither are working, the test ROM will have no way to report failures</w:t>
-      </w:r>
-    </w:p>
-    <w:p>
-      <w:pPr>
-        <w:pStyle w:val="BodyText"/>
-        <w:numPr>
-          <w:ilvl w:val="0"/>
-          <w:numId w:val="3"/>
-        </w:numPr>
-        <w:bidi w:val="0"/>
-        <w:jc w:val="start"/>
-        <w:rPr/>
-      </w:pPr>
-      <w:r>
-        <w:rPr/>
-        <w:t>The ROM socket for 5F or 5E (depending on which hardware being tested) must be in good enough condition to make proper contact.</w:t>
-      </w:r>
-    </w:p>
-    <w:p>
-      <w:pPr>
-        <w:pStyle w:val="Heading2"/>
-        <w:numPr>
-          <w:ilvl w:val="1"/>
-          <w:numId w:val="1"/>
-        </w:numPr>
-        <w:bidi w:val="0"/>
-        <w:ind w:hanging="0" w:start="0"/>
-        <w:jc w:val="start"/>
-        <w:rPr/>
-      </w:pPr>
-      <w:bookmarkStart w:id="2" w:name="__RefHeading___Toc806_1351480008"/>
-      <w:bookmarkEnd w:id="2"/>
-      <w:r>
-        <w:rPr/>
-        <w:t>Compatible Hardware</w:t>
-      </w:r>
-    </w:p>
-    <w:p>
-      <w:pPr>
-        <w:pStyle w:val="BodyText"/>
-        <w:bidi w:val="0"/>
-        <w:ind w:hanging="0" w:start="0"/>
-        <w:jc w:val="start"/>
-        <w:rPr/>
-      </w:pPr>
-      <w:r>
-        <w:rPr/>
-        <w:t>This test ROM is intended for original TKG hardware. It is compatible with the following hardware:</w:t>
-      </w:r>
-    </w:p>
-    <w:p>
-      <w:pPr>
-        <w:pStyle w:val="BodyText"/>
-        <w:numPr>
-          <w:ilvl w:val="0"/>
-          <w:numId w:val="2"/>
-        </w:numPr>
-        <w:bidi w:val="0"/>
-        <w:jc w:val="start"/>
-        <w:rPr/>
-      </w:pPr>
-      <w:r>
-        <w:rPr/>
-        <w:t>Fully compatible</w:t>
+        <w:t>Partially compatible</w:t>
       </w:r>
     </w:p>
     <w:p>
@@ -974,71 +1130,7 @@
         <w:pStyle w:val="BodyText"/>
         <w:numPr>
           <w:ilvl w:val="1"/>
-          <w:numId w:val="2"/>
-        </w:numPr>
-        <w:bidi w:val="0"/>
-        <w:jc w:val="start"/>
-        <w:rPr/>
-      </w:pPr>
-      <w:r>
-        <w:rPr/>
-        <w:t>TKG2</w:t>
-      </w:r>
-    </w:p>
-    <w:p>
-      <w:pPr>
-        <w:pStyle w:val="BodyText"/>
-        <w:numPr>
-          <w:ilvl w:val="1"/>
-          <w:numId w:val="2"/>
-        </w:numPr>
-        <w:bidi w:val="0"/>
-        <w:jc w:val="start"/>
-        <w:rPr/>
-      </w:pPr>
-      <w:r>
-        <w:rPr/>
-        <w:t>TKG3</w:t>
-      </w:r>
-    </w:p>
-    <w:p>
-      <w:pPr>
-        <w:pStyle w:val="BodyText"/>
-        <w:numPr>
-          <w:ilvl w:val="1"/>
-          <w:numId w:val="2"/>
-        </w:numPr>
-        <w:bidi w:val="0"/>
-        <w:jc w:val="start"/>
-        <w:rPr/>
-      </w:pPr>
-      <w:r>
-        <w:rPr/>
-        <w:t>TKG4</w:t>
-      </w:r>
-    </w:p>
-    <w:p>
-      <w:pPr>
-        <w:pStyle w:val="BodyText"/>
-        <w:numPr>
-          <w:ilvl w:val="0"/>
-          <w:numId w:val="2"/>
-        </w:numPr>
-        <w:bidi w:val="0"/>
-        <w:jc w:val="start"/>
-        <w:rPr/>
-      </w:pPr>
-      <w:r>
-        <w:rPr/>
-        <w:t>Partially compatible</w:t>
-      </w:r>
-    </w:p>
-    <w:p>
-      <w:pPr>
-        <w:pStyle w:val="BodyText"/>
-        <w:numPr>
-          <w:ilvl w:val="1"/>
-          <w:numId w:val="2"/>
+          <w:numId w:val="3"/>
         </w:numPr>
         <w:bidi w:val="0"/>
         <w:jc w:val="start"/>
@@ -1102,7 +1194,7 @@
         <w:pStyle w:val="BodyText"/>
         <w:numPr>
           <w:ilvl w:val="1"/>
-          <w:numId w:val="1"/>
+          <w:numId w:val="2"/>
         </w:numPr>
         <w:rPr/>
       </w:pPr>
@@ -1116,7 +1208,7 @@
         <w:pStyle w:val="BodyText"/>
         <w:numPr>
           <w:ilvl w:val="1"/>
-          <w:numId w:val="1"/>
+          <w:numId w:val="2"/>
         </w:numPr>
         <w:rPr/>
       </w:pPr>
@@ -1242,7 +1334,7 @@
         <w:pStyle w:val="Heading1"/>
         <w:numPr>
           <w:ilvl w:val="0"/>
-          <w:numId w:val="1"/>
+          <w:numId w:val="2"/>
         </w:numPr>
         <w:bidi w:val="0"/>
         <w:spacing w:before="0" w:after="120"/>
@@ -1262,7 +1354,7 @@
         <w:pStyle w:val="Heading2"/>
         <w:numPr>
           <w:ilvl w:val="1"/>
-          <w:numId w:val="1"/>
+          <w:numId w:val="2"/>
         </w:numPr>
         <w:bidi w:val="0"/>
         <w:ind w:hanging="0" w:start="0"/>
@@ -1300,7 +1392,7 @@
         <w:pStyle w:val="Heading3"/>
         <w:numPr>
           <w:ilvl w:val="2"/>
-          <w:numId w:val="1"/>
+          <w:numId w:val="2"/>
         </w:numPr>
         <w:bidi w:val="0"/>
         <w:ind w:hanging="0" w:start="0"/>
@@ -1319,7 +1411,7 @@
         <w:pStyle w:val="Heading3"/>
         <w:numPr>
           <w:ilvl w:val="2"/>
-          <w:numId w:val="1"/>
+          <w:numId w:val="2"/>
         </w:numPr>
         <w:bidi w:val="0"/>
         <w:ind w:hanging="0" w:start="0"/>
@@ -2398,7 +2490,7 @@
         <w:pStyle w:val="Heading3"/>
         <w:numPr>
           <w:ilvl w:val="2"/>
-          <w:numId w:val="1"/>
+          <w:numId w:val="2"/>
         </w:numPr>
         <w:bidi w:val="0"/>
         <w:ind w:hanging="0" w:start="0"/>
@@ -3482,7 +3574,7 @@
         <w:pStyle w:val="Heading3"/>
         <w:numPr>
           <w:ilvl w:val="2"/>
-          <w:numId w:val="1"/>
+          <w:numId w:val="2"/>
         </w:numPr>
         <w:bidi w:val="0"/>
         <w:ind w:hanging="0" w:start="0"/>
@@ -4561,7 +4653,7 @@
         <w:pStyle w:val="Heading2"/>
         <w:numPr>
           <w:ilvl w:val="1"/>
-          <w:numId w:val="1"/>
+          <w:numId w:val="2"/>
         </w:numPr>
         <w:bidi w:val="0"/>
         <w:ind w:hanging="0" w:start="0"/>
@@ -4580,7 +4672,7 @@
         <w:pStyle w:val="Heading3"/>
         <w:numPr>
           <w:ilvl w:val="2"/>
-          <w:numId w:val="1"/>
+          <w:numId w:val="2"/>
         </w:numPr>
         <w:bidi w:val="0"/>
         <w:ind w:hanging="0" w:start="0"/>
@@ -4611,7 +4703,7 @@
         <w:pStyle w:val="Heading3"/>
         <w:numPr>
           <w:ilvl w:val="2"/>
-          <w:numId w:val="1"/>
+          <w:numId w:val="2"/>
         </w:numPr>
         <w:bidi w:val="0"/>
         <w:ind w:hanging="0" w:start="0"/>
@@ -4642,7 +4734,7 @@
         <w:pStyle w:val="Heading3"/>
         <w:numPr>
           <w:ilvl w:val="2"/>
-          <w:numId w:val="1"/>
+          <w:numId w:val="2"/>
         </w:numPr>
         <w:bidi w:val="0"/>
         <w:ind w:hanging="0" w:start="0"/>
@@ -5407,7 +5499,7 @@
         <w:pStyle w:val="Heading3"/>
         <w:numPr>
           <w:ilvl w:val="2"/>
-          <w:numId w:val="1"/>
+          <w:numId w:val="2"/>
         </w:numPr>
         <w:bidi w:val="0"/>
         <w:ind w:hanging="0" w:start="0"/>
@@ -6243,7 +6335,7 @@
         <w:pStyle w:val="Heading2"/>
         <w:numPr>
           <w:ilvl w:val="1"/>
-          <w:numId w:val="1"/>
+          <w:numId w:val="2"/>
         </w:numPr>
         <w:bidi w:val="0"/>
         <w:ind w:hanging="0" w:start="0"/>
@@ -6301,7 +6393,7 @@
         <w:pStyle w:val="Heading2"/>
         <w:numPr>
           <w:ilvl w:val="1"/>
-          <w:numId w:val="1"/>
+          <w:numId w:val="2"/>
         </w:numPr>
         <w:bidi w:val="0"/>
         <w:ind w:hanging="0" w:start="0"/>
@@ -6358,7 +6450,7 @@
         <w:pStyle w:val="Heading2"/>
         <w:numPr>
           <w:ilvl w:val="1"/>
-          <w:numId w:val="1"/>
+          <w:numId w:val="2"/>
         </w:numPr>
         <w:bidi w:val="0"/>
         <w:ind w:hanging="0" w:start="0"/>
@@ -6374,56 +6466,89 @@
     </w:p>
     <w:p>
       <w:pPr>
-        <w:pStyle w:val="Heading3"/>
+        <w:pStyle w:val="BodyText"/>
+        <w:bidi w:val="0"/>
+        <w:ind w:hanging="0" w:start="0"/>
+        <w:jc w:val="start"/>
+        <w:rPr/>
+      </w:pPr>
+      <w:r>
+        <w:rPr/>
+        <w:t>The audio tests automatically play all available sounds on standard TKG hardware. These do not have any pass/fail criteria. It is up to the operator to determine whether or not it is correct. Refer to the tables in the sound and music sections of the runtime chapter to understand what is supposed to be played. There are 7 sounds (0 to 6) and 15 music tracks (1 to 15).</w:t>
+      </w:r>
+    </w:p>
+    <w:p>
+      <w:pPr>
+        <w:pStyle w:val="BodyText"/>
+        <w:bidi w:val="0"/>
+        <w:ind w:hanging="0" w:start="0"/>
+        <w:jc w:val="start"/>
+        <w:rPr/>
+      </w:pPr>
+      <w:r>
+        <w:rPr/>
+        <w:drawing>
+          <wp:anchor distT="0" distB="0" distL="0" distR="0" simplePos="0" relativeHeight="13" behindDoc="0" locked="0" layoutInCell="0" allowOverlap="1">
+            <wp:simplePos x="0" y="0"/>
+            <wp:positionH relativeFrom="column">
+              <wp:posOffset>635</wp:posOffset>
+            </wp:positionH>
+            <wp:positionV relativeFrom="paragraph">
+              <wp:posOffset>-12700</wp:posOffset>
+            </wp:positionV>
+            <wp:extent cx="2626360" cy="945515"/>
+            <wp:effectExtent l="0" t="0" r="0" b="0"/>
+            <wp:wrapTopAndBottom/>
+            <wp:docPr id="5" name="Image10"/>
+            <wp:cNvGraphicFramePr>
+              <a:graphicFrameLocks xmlns:a="http://schemas.openxmlformats.org/drawingml/2006/main" noChangeAspect="1"/>
+            </wp:cNvGraphicFramePr>
+            <a:graphic xmlns:a="http://schemas.openxmlformats.org/drawingml/2006/main">
+              <a:graphicData uri="http://schemas.openxmlformats.org/drawingml/2006/picture">
+                <pic:pic xmlns:pic="http://schemas.openxmlformats.org/drawingml/2006/picture">
+                  <pic:nvPicPr>
+                    <pic:cNvPr id="5" name="Image10"/>
+                    <pic:cNvPicPr>
+                      <a:picLocks noChangeAspect="1" noChangeArrowheads="1"/>
+                    </pic:cNvPicPr>
+                  </pic:nvPicPr>
+                  <pic:blipFill>
+                    <a:blip r:embed="rId6"/>
+                    <a:stretch>
+                      <a:fillRect/>
+                    </a:stretch>
+                  </pic:blipFill>
+                  <pic:spPr bwMode="auto">
+                    <a:xfrm>
+                      <a:off x="0" y="0"/>
+                      <a:ext cx="2626360" cy="945515"/>
+                    </a:xfrm>
+                    <a:prstGeom prst="rect">
+                      <a:avLst/>
+                    </a:prstGeom>
+                    <a:noFill/>
+                  </pic:spPr>
+                </pic:pic>
+              </a:graphicData>
+            </a:graphic>
+          </wp:anchor>
+        </w:drawing>
+      </w:r>
+    </w:p>
+    <w:p>
+      <w:pPr>
+        <w:pStyle w:val="Heading2"/>
         <w:numPr>
-          <w:ilvl w:val="2"/>
-          <w:numId w:val="1"/>
+          <w:ilvl w:val="1"/>
+          <w:numId w:val="2"/>
         </w:numPr>
         <w:bidi w:val="0"/>
         <w:ind w:hanging="0" w:start="0"/>
         <w:jc w:val="start"/>
         <w:rPr/>
       </w:pPr>
-      <w:bookmarkStart w:id="20" w:name="__RefHeading___Toc227_1351480008"/>
+      <w:bookmarkStart w:id="20" w:name="__RefHeading___Toc824_1351480008"/>
       <w:bookmarkEnd w:id="20"/>
-      <w:r>
-        <w:rPr/>
-        <w:t>Sound Test</w:t>
-      </w:r>
-    </w:p>
-    <w:p>
-      <w:pPr>
-        <w:pStyle w:val="Heading3"/>
-        <w:numPr>
-          <w:ilvl w:val="2"/>
-          <w:numId w:val="1"/>
-        </w:numPr>
-        <w:bidi w:val="0"/>
-        <w:ind w:hanging="0" w:start="0"/>
-        <w:jc w:val="start"/>
-        <w:rPr/>
-      </w:pPr>
-      <w:bookmarkStart w:id="21" w:name="__RefHeading___Toc229_1351480008"/>
-      <w:bookmarkEnd w:id="21"/>
-      <w:r>
-        <w:rPr/>
-        <w:t>Music Test</w:t>
-      </w:r>
-    </w:p>
-    <w:p>
-      <w:pPr>
-        <w:pStyle w:val="Heading2"/>
-        <w:numPr>
-          <w:ilvl w:val="1"/>
-          <w:numId w:val="1"/>
-        </w:numPr>
-        <w:bidi w:val="0"/>
-        <w:ind w:hanging="0" w:start="0"/>
-        <w:jc w:val="start"/>
-        <w:rPr/>
-      </w:pPr>
-      <w:bookmarkStart w:id="22" w:name="__RefHeading___Toc824_1351480008"/>
-      <w:bookmarkEnd w:id="22"/>
       <w:r>
         <w:rPr/>
         <w:t>Transition to Runtime</w:t>
@@ -6455,7 +6580,7 @@
         <w:pStyle w:val="Heading1"/>
         <w:numPr>
           <w:ilvl w:val="0"/>
-          <w:numId w:val="1"/>
+          <w:numId w:val="2"/>
         </w:numPr>
         <w:bidi w:val="0"/>
         <w:spacing w:before="0" w:after="120"/>
@@ -6463,8 +6588,8 @@
         <w:jc w:val="start"/>
         <w:rPr/>
       </w:pPr>
-      <w:bookmarkStart w:id="23" w:name="__RefHeading___Toc231_1351480008"/>
-      <w:bookmarkEnd w:id="23"/>
+      <w:bookmarkStart w:id="21" w:name="__RefHeading___Toc231_1351480008"/>
+      <w:bookmarkEnd w:id="21"/>
       <w:r>
         <w:rPr/>
         <w:t>Chapter 3: Runtime Tests</w:t>
@@ -6475,18 +6600,97 @@
         <w:pStyle w:val="Heading2"/>
         <w:numPr>
           <w:ilvl w:val="1"/>
-          <w:numId w:val="1"/>
+          <w:numId w:val="2"/>
         </w:numPr>
         <w:bidi w:val="0"/>
         <w:ind w:hanging="0" w:start="0"/>
         <w:jc w:val="start"/>
         <w:rPr/>
       </w:pPr>
-      <w:bookmarkStart w:id="24" w:name="__RefHeading___Toc826_1351480008"/>
-      <w:bookmarkEnd w:id="24"/>
+      <w:bookmarkStart w:id="22" w:name="__RefHeading___Toc826_1351480008"/>
+      <w:bookmarkEnd w:id="22"/>
       <w:r>
         <w:rPr/>
         <w:t>Controls Test</w:t>
+      </w:r>
+    </w:p>
+    <w:p>
+      <w:pPr>
+        <w:pStyle w:val="BodyText"/>
+        <w:bidi w:val="0"/>
+        <w:ind w:hanging="0" w:start="0"/>
+        <w:jc w:val="start"/>
+        <w:rPr/>
+      </w:pPr>
+      <w:r>
+        <w:rPr/>
+        <w:t xml:space="preserve">This is a very simple test that just prints the state of the buttons. This does not have its own screen, it just prints the button state as part of the menu. P1 controls are all the controls on the upright and all available controls on player 1 side of the cocktail table. P2 controls are only available on the cocktail table P2 side. The coin switch is a bit unique. TKG hardware has no way to differentiate between the coin switch and the service switch using software. So if either switch is toggled </w:t>
+      </w:r>
+      <w:r>
+        <w:rPr/>
+        <w:t xml:space="preserve">it will register as “coin”. </w:t>
+      </w:r>
+      <w:r>
+        <w:rPr/>
+        <w:t>When a button is pushed, it will be represented by value of the button transitioning to “on”. If any of the values are “stuck” then the first place to check would be the pullup resistor arrays and the buffer ICs. There could also be some failures in the addressing circuitry that is enabling the read of the switches.</w:t>
+      </w:r>
+    </w:p>
+    <w:p>
+      <w:pPr>
+        <w:pStyle w:val="BodyText"/>
+        <w:bidi w:val="0"/>
+        <w:ind w:hanging="0" w:start="0"/>
+        <w:jc w:val="start"/>
+        <w:rPr/>
+      </w:pPr>
+      <w:r>
+        <w:rPr/>
+        <w:drawing>
+          <wp:anchor distT="0" distB="0" distL="0" distR="0" simplePos="0" relativeHeight="6" behindDoc="0" locked="0" layoutInCell="0" allowOverlap="1">
+            <wp:simplePos x="0" y="0"/>
+            <wp:positionH relativeFrom="column">
+              <wp:align>center</wp:align>
+            </wp:positionH>
+            <wp:positionV relativeFrom="paragraph">
+              <wp:posOffset>635</wp:posOffset>
+            </wp:positionV>
+            <wp:extent cx="6332220" cy="2642235"/>
+            <wp:effectExtent l="0" t="0" r="0" b="0"/>
+            <wp:wrapSquare wrapText="largest"/>
+            <wp:docPr id="6" name="Image5"/>
+            <wp:cNvGraphicFramePr>
+              <a:graphicFrameLocks xmlns:a="http://schemas.openxmlformats.org/drawingml/2006/main" noChangeAspect="1"/>
+            </wp:cNvGraphicFramePr>
+            <a:graphic xmlns:a="http://schemas.openxmlformats.org/drawingml/2006/main">
+              <a:graphicData uri="http://schemas.openxmlformats.org/drawingml/2006/picture">
+                <pic:pic xmlns:pic="http://schemas.openxmlformats.org/drawingml/2006/picture">
+                  <pic:nvPicPr>
+                    <pic:cNvPr id="6" name="Image5"/>
+                    <pic:cNvPicPr>
+                      <a:picLocks noChangeAspect="1" noChangeArrowheads="1"/>
+                    </pic:cNvPicPr>
+                  </pic:nvPicPr>
+                  <pic:blipFill>
+                    <a:blip r:embed="rId7"/>
+                    <a:stretch>
+                      <a:fillRect/>
+                    </a:stretch>
+                  </pic:blipFill>
+                  <pic:spPr bwMode="auto">
+                    <a:xfrm>
+                      <a:off x="0" y="0"/>
+                      <a:ext cx="6332220" cy="2642235"/>
+                    </a:xfrm>
+                    <a:prstGeom prst="rect">
+                      <a:avLst/>
+                    </a:prstGeom>
+                    <a:noFill/>
+                  </pic:spPr>
+                </pic:pic>
+              </a:graphicData>
+            </a:graphic>
+          </wp:anchor>
+        </w:drawing>
       </w:r>
     </w:p>
     <w:p>
@@ -6494,18 +6698,139 @@
         <w:pStyle w:val="Heading2"/>
         <w:numPr>
           <w:ilvl w:val="1"/>
-          <w:numId w:val="1"/>
+          <w:numId w:val="2"/>
         </w:numPr>
         <w:bidi w:val="0"/>
         <w:ind w:hanging="0" w:start="0"/>
         <w:jc w:val="start"/>
         <w:rPr/>
       </w:pPr>
-      <w:bookmarkStart w:id="25" w:name="__RefHeading___Toc828_1351480008"/>
-      <w:bookmarkEnd w:id="25"/>
+      <w:bookmarkStart w:id="23" w:name="__RefHeading___Toc828_1351480008"/>
+      <w:bookmarkEnd w:id="23"/>
       <w:r>
         <w:rPr/>
         <w:t>DIP Switch Test</w:t>
+      </w:r>
+    </w:p>
+    <w:p>
+      <w:pPr>
+        <w:pStyle w:val="BodyText"/>
+        <w:bidi w:val="0"/>
+        <w:ind w:hanging="0" w:start="0"/>
+        <w:jc w:val="start"/>
+        <w:rPr/>
+      </w:pPr>
+      <w:r>
+        <w:rPr/>
+        <w:t xml:space="preserve">The DIP switches are a set of eight switches found on the CPU PCB. They are labeled both ‘1’ through ‘8’ and ‘A’ through ‘H’. The test will print the current state of the dip switches. “On ”is represented by a ‘1’. “Off” is represented by a ‘0’. To find out what the actual dip switches represent, refer to the game manual. If they are stuck on, like the controls, the first place to check would be the pullup resistors and </w:t>
+      </w:r>
+      <w:r>
+        <w:rPr/>
+        <w:t>buffer IC for the dip switches. For more details refer to the schematics on the CPU board.</w:t>
+      </w:r>
+    </w:p>
+    <w:p>
+      <w:pPr>
+        <w:pStyle w:val="BodyText"/>
+        <w:bidi w:val="0"/>
+        <w:ind w:hanging="0" w:start="0"/>
+        <w:jc w:val="start"/>
+        <w:rPr/>
+      </w:pPr>
+      <w:r>
+        <w:rPr/>
+        <w:drawing>
+          <wp:anchor distT="0" distB="0" distL="0" distR="0" simplePos="0" relativeHeight="7" behindDoc="0" locked="0" layoutInCell="0" allowOverlap="1">
+            <wp:simplePos x="0" y="0"/>
+            <wp:positionH relativeFrom="column">
+              <wp:posOffset>2593975</wp:posOffset>
+            </wp:positionH>
+            <wp:positionV relativeFrom="paragraph">
+              <wp:posOffset>149225</wp:posOffset>
+            </wp:positionV>
+            <wp:extent cx="3639185" cy="1514475"/>
+            <wp:effectExtent l="0" t="0" r="0" b="0"/>
+            <wp:wrapSquare wrapText="largest"/>
+            <wp:docPr id="7" name="Image6"/>
+            <wp:cNvGraphicFramePr>
+              <a:graphicFrameLocks xmlns:a="http://schemas.openxmlformats.org/drawingml/2006/main" noChangeAspect="1"/>
+            </wp:cNvGraphicFramePr>
+            <a:graphic xmlns:a="http://schemas.openxmlformats.org/drawingml/2006/main">
+              <a:graphicData uri="http://schemas.openxmlformats.org/drawingml/2006/picture">
+                <pic:pic xmlns:pic="http://schemas.openxmlformats.org/drawingml/2006/picture">
+                  <pic:nvPicPr>
+                    <pic:cNvPr id="7" name="Image6"/>
+                    <pic:cNvPicPr>
+                      <a:picLocks noChangeAspect="1" noChangeArrowheads="1"/>
+                    </pic:cNvPicPr>
+                  </pic:nvPicPr>
+                  <pic:blipFill>
+                    <a:blip r:embed="rId8"/>
+                    <a:stretch>
+                      <a:fillRect/>
+                    </a:stretch>
+                  </pic:blipFill>
+                  <pic:spPr bwMode="auto">
+                    <a:xfrm>
+                      <a:off x="0" y="0"/>
+                      <a:ext cx="3639185" cy="1514475"/>
+                    </a:xfrm>
+                    <a:prstGeom prst="rect">
+                      <a:avLst/>
+                    </a:prstGeom>
+                    <a:noFill/>
+                  </pic:spPr>
+                </pic:pic>
+              </a:graphicData>
+            </a:graphic>
+          </wp:anchor>
+        </w:drawing>
+        <w:drawing>
+          <wp:anchor distT="0" distB="0" distL="0" distR="0" simplePos="0" relativeHeight="8" behindDoc="0" locked="0" layoutInCell="0" allowOverlap="1">
+            <wp:simplePos x="0" y="0"/>
+            <wp:positionH relativeFrom="column">
+              <wp:posOffset>153035</wp:posOffset>
+            </wp:positionH>
+            <wp:positionV relativeFrom="paragraph">
+              <wp:posOffset>156845</wp:posOffset>
+            </wp:positionV>
+            <wp:extent cx="2227580" cy="1513205"/>
+            <wp:effectExtent l="0" t="0" r="0" b="0"/>
+            <wp:wrapSquare wrapText="largest"/>
+            <wp:docPr id="8" name="Image7"/>
+            <wp:cNvGraphicFramePr>
+              <a:graphicFrameLocks xmlns:a="http://schemas.openxmlformats.org/drawingml/2006/main" noChangeAspect="1"/>
+            </wp:cNvGraphicFramePr>
+            <a:graphic xmlns:a="http://schemas.openxmlformats.org/drawingml/2006/main">
+              <a:graphicData uri="http://schemas.openxmlformats.org/drawingml/2006/picture">
+                <pic:pic xmlns:pic="http://schemas.openxmlformats.org/drawingml/2006/picture">
+                  <pic:nvPicPr>
+                    <pic:cNvPr id="8" name="Image7"/>
+                    <pic:cNvPicPr>
+                      <a:picLocks noChangeAspect="1" noChangeArrowheads="1"/>
+                    </pic:cNvPicPr>
+                  </pic:nvPicPr>
+                  <pic:blipFill>
+                    <a:blip r:embed="rId9"/>
+                    <a:stretch>
+                      <a:fillRect/>
+                    </a:stretch>
+                  </pic:blipFill>
+                  <pic:spPr bwMode="auto">
+                    <a:xfrm>
+                      <a:off x="0" y="0"/>
+                      <a:ext cx="2227580" cy="1513205"/>
+                    </a:xfrm>
+                    <a:prstGeom prst="rect">
+                      <a:avLst/>
+                    </a:prstGeom>
+                    <a:noFill/>
+                  </pic:spPr>
+                </pic:pic>
+              </a:graphicData>
+            </a:graphic>
+          </wp:anchor>
+        </w:drawing>
       </w:r>
     </w:p>
     <w:p>
@@ -6513,18 +6838,31 @@
         <w:pStyle w:val="Heading2"/>
         <w:numPr>
           <w:ilvl w:val="1"/>
-          <w:numId w:val="1"/>
+          <w:numId w:val="2"/>
         </w:numPr>
         <w:bidi w:val="0"/>
         <w:ind w:hanging="0" w:start="0"/>
         <w:jc w:val="start"/>
         <w:rPr/>
       </w:pPr>
-      <w:bookmarkStart w:id="26" w:name="__RefHeading___Toc830_1351480008"/>
-      <w:bookmarkEnd w:id="26"/>
+      <w:bookmarkStart w:id="24" w:name="__RefHeading___Toc830_1351480008"/>
+      <w:bookmarkEnd w:id="24"/>
       <w:r>
         <w:rPr/>
         <w:t>Palette Test</w:t>
+      </w:r>
+    </w:p>
+    <w:p>
+      <w:pPr>
+        <w:pStyle w:val="BodyText"/>
+        <w:bidi w:val="0"/>
+        <w:ind w:hanging="0" w:start="0"/>
+        <w:jc w:val="start"/>
+        <w:rPr/>
+      </w:pPr>
+      <w:r>
+        <w:rPr/>
+        <w:t>This is a very simple test that changes the color palette of the background characters. This will be noticable by the text changing color. The full color palette can be observed using monitor test pattern two. There are four possible color palettes for the background. They can be changed in software by writing to to the least significant bit of addresses $7D86 and $7D87.</w:t>
       </w:r>
     </w:p>
     <w:p>
@@ -6532,18 +6870,325 @@
         <w:pStyle w:val="Heading2"/>
         <w:numPr>
           <w:ilvl w:val="1"/>
-          <w:numId w:val="1"/>
+          <w:numId w:val="2"/>
         </w:numPr>
         <w:bidi w:val="0"/>
         <w:ind w:hanging="0" w:start="0"/>
         <w:jc w:val="start"/>
         <w:rPr/>
       </w:pPr>
-      <w:bookmarkStart w:id="27" w:name="__RefHeading___Toc832_1351480008"/>
-      <w:bookmarkEnd w:id="27"/>
+      <w:bookmarkStart w:id="25" w:name="__RefHeading___Toc832_1351480008"/>
+      <w:bookmarkEnd w:id="25"/>
       <w:r>
         <w:rPr/>
         <w:t>Screen Invert</w:t>
+      </w:r>
+    </w:p>
+    <w:p>
+      <w:pPr>
+        <w:pStyle w:val="BodyText"/>
+        <w:bidi w:val="0"/>
+        <w:ind w:hanging="0" w:start="0"/>
+        <w:jc w:val="start"/>
+        <w:rPr/>
+      </w:pPr>
+      <w:r>
+        <w:rPr/>
+        <w:t xml:space="preserve">This is yet another very simple test that just changes the screen inversion status, </w:t>
+      </w:r>
+      <w:r>
+        <w:rPr/>
+        <w:t>called flip in the schematics</w:t>
+      </w:r>
+      <w:r>
+        <w:rPr/>
+        <w:t>. By default, TKG prints to the screen “upside down”. The actual inversion process is handled through hardware and is enabled by software. To uninvert the screen, write ‘</w:t>
+      </w:r>
+      <w:r>
+        <w:rPr/>
+        <w:t>1’</w:t>
+      </w:r>
+      <w:r>
+        <w:rPr/>
+        <w:t xml:space="preserve"> to address $</w:t>
+      </w:r>
+      <w:r>
+        <w:rPr/>
+        <w:t xml:space="preserve">7D82. To invert the screen, write ‘0’ to $7D82. </w:t>
+      </w:r>
+      <w:r>
+        <w:rPr/>
+        <w:t>On TKG4, it is controlled by the 74LS259 at 5H and goes through an inverter at 5J. From there the flip signal is consumed by several chips on the video board to handle the flipping of individual video sections.</w:t>
+      </w:r>
+    </w:p>
+    <w:p>
+      <w:pPr>
+        <w:pStyle w:val="BodyText"/>
+        <w:bidi w:val="0"/>
+        <w:ind w:hanging="0" w:start="0"/>
+        <w:jc w:val="start"/>
+        <w:rPr/>
+      </w:pPr>
+      <w:r>
+        <w:rPr/>
+        <mc:AlternateContent>
+          <mc:Choice Requires="wps">
+            <w:drawing>
+              <wp:anchor distT="0" distB="0" distL="0" distR="0" simplePos="0" relativeHeight="11" behindDoc="0" locked="0" layoutInCell="0" allowOverlap="1">
+                <wp:simplePos x="0" y="0"/>
+                <wp:positionH relativeFrom="column">
+                  <wp:posOffset>927735</wp:posOffset>
+                </wp:positionH>
+                <wp:positionV relativeFrom="paragraph">
+                  <wp:posOffset>4147820</wp:posOffset>
+                </wp:positionV>
+                <wp:extent cx="958850" cy="208915"/>
+                <wp:effectExtent l="0" t="0" r="0" b="0"/>
+                <wp:wrapTopAndBottom/>
+                <wp:docPr id="9" name="Text Frame 1"/>
+                <a:graphic xmlns:a="http://schemas.openxmlformats.org/drawingml/2006/main">
+                  <a:graphicData uri="http://schemas.microsoft.com/office/word/2010/wordprocessingShape">
+                    <wps:wsp>
+                      <wps:cNvSpPr txBox="1"/>
+                      <wps:spPr>
+                        <a:xfrm>
+                          <a:off x="0" y="0"/>
+                          <a:ext cx="958680" cy="208800"/>
+                        </a:xfrm>
+                        <a:prstGeom prst="rect">
+                          <a:avLst/>
+                        </a:prstGeom>
+                        <a:noFill/>
+                        <a:ln w="0">
+                          <a:noFill/>
+                        </a:ln>
+                      </wps:spPr>
+                      <wps:txbx>
+                        <w:txbxContent>
+                          <w:p>
+                            <w:pPr>
+                              <w:overflowPunct w:val="false"/>
+                              <w:rPr/>
+                            </w:pPr>
+                            <w:r>
+                              <w:rPr/>
+                              <w:t>Normal Screen</w:t>
+                            </w:r>
+                          </w:p>
+                        </w:txbxContent>
+                      </wps:txbx>
+                      <wps:bodyPr wrap="square" lIns="0" tIns="0" rIns="0" bIns="0" anchor="t">
+                        <a:noAutofit/>
+                      </wps:bodyPr>
+                    </wps:wsp>
+                  </a:graphicData>
+                </a:graphic>
+              </wp:anchor>
+            </w:drawing>
+          </mc:Choice>
+          <mc:Fallback>
+            <w:pict>
+              <v:shapetype id="_x0000_t202" coordsize="21600,21600" o:spt="202" path="m,l,21600l21600,21600l21600,xe">
+                <v:stroke joinstyle="miter"/>
+                <v:path gradientshapeok="t" o:connecttype="rect"/>
+              </v:shapetype>
+              <v:shape id="shape_0" stroked="f" o:allowincell="f" style="position:absolute;margin-left:73.05pt;margin-top:326.6pt;width:75.45pt;height:16.4pt;mso-wrap-style:square;v-text-anchor:top" type="_x0000_t202">
+                <v:textbox>
+                  <w:txbxContent>
+                    <w:p>
+                      <w:pPr>
+                        <w:overflowPunct w:val="false"/>
+                        <w:rPr/>
+                      </w:pPr>
+                      <w:r>
+                        <w:rPr/>
+                        <w:t>Normal Screen</w:t>
+                      </w:r>
+                    </w:p>
+                  </w:txbxContent>
+                </v:textbox>
+                <v:fill o:detectmouseclick="t" on="false"/>
+                <v:stroke color="black" joinstyle="round" endcap="flat"/>
+                <w10:wrap type="topAndBottom"/>
+              </v:shape>
+            </w:pict>
+          </mc:Fallback>
+        </mc:AlternateContent>
+        <mc:AlternateContent>
+          <mc:Choice Requires="wps">
+            <w:drawing>
+              <wp:anchor distT="0" distB="0" distL="0" distR="0" simplePos="0" relativeHeight="12" behindDoc="0" locked="0" layoutInCell="1" allowOverlap="1">
+                <wp:simplePos x="0" y="0"/>
+                <wp:positionH relativeFrom="column">
+                  <wp:posOffset>4398010</wp:posOffset>
+                </wp:positionH>
+                <wp:positionV relativeFrom="paragraph">
+                  <wp:posOffset>4141470</wp:posOffset>
+                </wp:positionV>
+                <wp:extent cx="996950" cy="196215"/>
+                <wp:effectExtent l="0" t="0" r="0" b="0"/>
+                <wp:wrapNone/>
+                <wp:docPr id="10" name="Text Frame 2"/>
+                <a:graphic xmlns:a="http://schemas.openxmlformats.org/drawingml/2006/main">
+                  <a:graphicData uri="http://schemas.microsoft.com/office/word/2010/wordprocessingShape">
+                    <wps:wsp>
+                      <wps:cNvSpPr txBox="1"/>
+                      <wps:spPr>
+                        <a:xfrm>
+                          <a:off x="0" y="0"/>
+                          <a:ext cx="996840" cy="196200"/>
+                        </a:xfrm>
+                        <a:prstGeom prst="rect">
+                          <a:avLst/>
+                        </a:prstGeom>
+                        <a:noFill/>
+                        <a:ln w="0">
+                          <a:noFill/>
+                        </a:ln>
+                      </wps:spPr>
+                      <wps:txbx>
+                        <w:txbxContent>
+                          <w:p>
+                            <w:pPr>
+                              <w:overflowPunct w:val="false"/>
+                              <w:rPr/>
+                            </w:pPr>
+                            <w:r>
+                              <w:rPr>
+                                <w:sz w:val="24"/>
+                              </w:rPr>
+                              <w:t>Inverted Screen</w:t>
+                            </w:r>
+                          </w:p>
+                        </w:txbxContent>
+                      </wps:txbx>
+                      <wps:bodyPr wrap="square" lIns="0" tIns="0" rIns="0" bIns="0" anchor="t">
+                        <a:noAutofit/>
+                      </wps:bodyPr>
+                    </wps:wsp>
+                  </a:graphicData>
+                </a:graphic>
+              </wp:anchor>
+            </w:drawing>
+          </mc:Choice>
+          <mc:Fallback>
+            <w:pict>
+              <v:shape id="shape_0" stroked="f" o:allowincell="f" style="position:absolute;margin-left:346.3pt;margin-top:326.1pt;width:78.45pt;height:15.4pt;mso-wrap-style:square;v-text-anchor:top" type="_x0000_t202">
+                <v:textbox>
+                  <w:txbxContent>
+                    <w:p>
+                      <w:pPr>
+                        <w:overflowPunct w:val="false"/>
+                        <w:rPr/>
+                      </w:pPr>
+                      <w:r>
+                        <w:rPr>
+                          <w:sz w:val="24"/>
+                        </w:rPr>
+                        <w:t>Inverted Screen</w:t>
+                      </w:r>
+                    </w:p>
+                  </w:txbxContent>
+                </v:textbox>
+                <v:fill o:detectmouseclick="t" on="false"/>
+                <v:stroke color="black" joinstyle="round" endcap="flat"/>
+                <w10:wrap type="none"/>
+              </v:shape>
+            </w:pict>
+          </mc:Fallback>
+        </mc:AlternateContent>
+        <w:drawing>
+          <wp:anchor distT="0" distB="0" distL="0" distR="0" simplePos="0" relativeHeight="9" behindDoc="0" locked="0" layoutInCell="0" allowOverlap="1">
+            <wp:simplePos x="0" y="0"/>
+            <wp:positionH relativeFrom="column">
+              <wp:posOffset>-114300</wp:posOffset>
+            </wp:positionH>
+            <wp:positionV relativeFrom="paragraph">
+              <wp:posOffset>635</wp:posOffset>
+            </wp:positionV>
+            <wp:extent cx="3163570" cy="4114800"/>
+            <wp:effectExtent l="0" t="0" r="0" b="0"/>
+            <wp:wrapTopAndBottom/>
+            <wp:docPr id="11" name="Image8"/>
+            <wp:cNvGraphicFramePr>
+              <a:graphicFrameLocks xmlns:a="http://schemas.openxmlformats.org/drawingml/2006/main" noChangeAspect="1"/>
+            </wp:cNvGraphicFramePr>
+            <a:graphic xmlns:a="http://schemas.openxmlformats.org/drawingml/2006/main">
+              <a:graphicData uri="http://schemas.openxmlformats.org/drawingml/2006/picture">
+                <pic:pic xmlns:pic="http://schemas.openxmlformats.org/drawingml/2006/picture">
+                  <pic:nvPicPr>
+                    <pic:cNvPr id="11" name="Image8"/>
+                    <pic:cNvPicPr>
+                      <a:picLocks noChangeAspect="1" noChangeArrowheads="1"/>
+                    </pic:cNvPicPr>
+                  </pic:nvPicPr>
+                  <pic:blipFill>
+                    <a:blip r:embed="rId10"/>
+                    <a:stretch>
+                      <a:fillRect/>
+                    </a:stretch>
+                  </pic:blipFill>
+                  <pic:spPr bwMode="auto">
+                    <a:xfrm>
+                      <a:off x="0" y="0"/>
+                      <a:ext cx="3163570" cy="4114800"/>
+                    </a:xfrm>
+                    <a:prstGeom prst="rect">
+                      <a:avLst/>
+                    </a:prstGeom>
+                    <a:noFill/>
+                  </pic:spPr>
+                </pic:pic>
+              </a:graphicData>
+            </a:graphic>
+          </wp:anchor>
+        </w:drawing>
+        <w:drawing>
+          <wp:anchor distT="0" distB="0" distL="0" distR="0" simplePos="0" relativeHeight="10" behindDoc="0" locked="0" layoutInCell="0" allowOverlap="1">
+            <wp:simplePos x="0" y="0"/>
+            <wp:positionH relativeFrom="column">
+              <wp:posOffset>3300730</wp:posOffset>
+            </wp:positionH>
+            <wp:positionV relativeFrom="paragraph">
+              <wp:posOffset>635</wp:posOffset>
+            </wp:positionV>
+            <wp:extent cx="3163570" cy="4114800"/>
+            <wp:effectExtent l="0" t="0" r="0" b="0"/>
+            <wp:wrapTopAndBottom/>
+            <wp:docPr id="12" name="Image9"/>
+            <wp:cNvGraphicFramePr>
+              <a:graphicFrameLocks xmlns:a="http://schemas.openxmlformats.org/drawingml/2006/main" noChangeAspect="1"/>
+            </wp:cNvGraphicFramePr>
+            <a:graphic xmlns:a="http://schemas.openxmlformats.org/drawingml/2006/main">
+              <a:graphicData uri="http://schemas.openxmlformats.org/drawingml/2006/picture">
+                <pic:pic xmlns:pic="http://schemas.openxmlformats.org/drawingml/2006/picture">
+                  <pic:nvPicPr>
+                    <pic:cNvPr id="12" name="Image9"/>
+                    <pic:cNvPicPr>
+                      <a:picLocks noChangeAspect="1" noChangeArrowheads="1"/>
+                    </pic:cNvPicPr>
+                  </pic:nvPicPr>
+                  <pic:blipFill>
+                    <a:blip r:embed="rId11"/>
+                    <a:stretch>
+                      <a:fillRect/>
+                    </a:stretch>
+                  </pic:blipFill>
+                  <pic:spPr bwMode="auto">
+                    <a:xfrm>
+                      <a:off x="0" y="0"/>
+                      <a:ext cx="3163570" cy="4114800"/>
+                    </a:xfrm>
+                    <a:prstGeom prst="rect">
+                      <a:avLst/>
+                    </a:prstGeom>
+                    <a:noFill/>
+                  </pic:spPr>
+                </pic:pic>
+              </a:graphicData>
+            </a:graphic>
+          </wp:anchor>
+        </w:drawing>
       </w:r>
     </w:p>
     <w:p>
@@ -6551,15 +7196,15 @@
         <w:pStyle w:val="Heading2"/>
         <w:numPr>
           <w:ilvl w:val="1"/>
-          <w:numId w:val="1"/>
+          <w:numId w:val="2"/>
         </w:numPr>
         <w:bidi w:val="0"/>
         <w:ind w:hanging="0" w:start="0"/>
         <w:jc w:val="start"/>
         <w:rPr/>
       </w:pPr>
-      <w:bookmarkStart w:id="28" w:name="__RefHeading___Toc834_1351480008"/>
-      <w:bookmarkEnd w:id="28"/>
+      <w:bookmarkStart w:id="26" w:name="__RefHeading___Toc834_1351480008"/>
+      <w:bookmarkEnd w:id="26"/>
       <w:r>
         <w:rPr/>
         <w:t>Monitor Test</w:t>
@@ -6570,15 +7215,15 @@
         <w:pStyle w:val="Heading2"/>
         <w:numPr>
           <w:ilvl w:val="1"/>
-          <w:numId w:val="1"/>
+          <w:numId w:val="2"/>
         </w:numPr>
         <w:bidi w:val="0"/>
         <w:ind w:hanging="0" w:start="0"/>
         <w:jc w:val="start"/>
         <w:rPr/>
       </w:pPr>
-      <w:bookmarkStart w:id="29" w:name="__RefHeading___Toc836_1351480008"/>
-      <w:bookmarkEnd w:id="29"/>
+      <w:bookmarkStart w:id="27" w:name="__RefHeading___Toc836_1351480008"/>
+      <w:bookmarkEnd w:id="27"/>
       <w:r>
         <w:rPr/>
         <w:t>Sound Test</w:t>
@@ -6589,15 +7234,15 @@
         <w:pStyle w:val="Heading2"/>
         <w:numPr>
           <w:ilvl w:val="1"/>
-          <w:numId w:val="1"/>
+          <w:numId w:val="2"/>
         </w:numPr>
         <w:bidi w:val="0"/>
         <w:ind w:hanging="0" w:start="0"/>
         <w:jc w:val="start"/>
         <w:rPr/>
       </w:pPr>
-      <w:bookmarkStart w:id="30" w:name="__RefHeading___Toc838_1351480008"/>
-      <w:bookmarkEnd w:id="30"/>
+      <w:bookmarkStart w:id="28" w:name="__RefHeading___Toc838_1351480008"/>
+      <w:bookmarkEnd w:id="28"/>
       <w:r>
         <w:rPr/>
         <w:t>Music Test</w:t>
@@ -6608,15 +7253,15 @@
         <w:pStyle w:val="Heading2"/>
         <w:numPr>
           <w:ilvl w:val="1"/>
-          <w:numId w:val="1"/>
+          <w:numId w:val="2"/>
         </w:numPr>
         <w:bidi w:val="0"/>
         <w:ind w:hanging="0" w:start="0"/>
         <w:jc w:val="start"/>
         <w:rPr/>
       </w:pPr>
-      <w:bookmarkStart w:id="31" w:name="__RefHeading___Toc840_1351480008"/>
-      <w:bookmarkEnd w:id="31"/>
+      <w:bookmarkStart w:id="29" w:name="__RefHeading___Toc840_1351480008"/>
+      <w:bookmarkEnd w:id="29"/>
       <w:r>
         <w:rPr/>
         <w:t>Background Test</w:t>
@@ -6627,15 +7272,15 @@
         <w:pStyle w:val="Heading2"/>
         <w:numPr>
           <w:ilvl w:val="1"/>
-          <w:numId w:val="1"/>
+          <w:numId w:val="2"/>
         </w:numPr>
         <w:bidi w:val="0"/>
         <w:ind w:hanging="0" w:start="0"/>
         <w:jc w:val="start"/>
         <w:rPr/>
       </w:pPr>
-      <w:bookmarkStart w:id="32" w:name="__RefHeading___Toc842_1351480008"/>
-      <w:bookmarkEnd w:id="32"/>
+      <w:bookmarkStart w:id="30" w:name="__RefHeading___Toc842_1351480008"/>
+      <w:bookmarkEnd w:id="30"/>
       <w:r>
         <w:rPr/>
         <w:t>Sprite Test</w:t>
@@ -6646,18 +7291,35 @@
         <w:pStyle w:val="Heading2"/>
         <w:numPr>
           <w:ilvl w:val="1"/>
-          <w:numId w:val="1"/>
+          <w:numId w:val="2"/>
         </w:numPr>
         <w:bidi w:val="0"/>
         <w:ind w:hanging="0" w:start="0"/>
         <w:jc w:val="start"/>
         <w:rPr/>
       </w:pPr>
-      <w:bookmarkStart w:id="33" w:name="__RefHeading___Toc844_1351480008"/>
-      <w:bookmarkEnd w:id="33"/>
+      <w:bookmarkStart w:id="31" w:name="__RefHeading___Toc844_1351480008"/>
+      <w:bookmarkEnd w:id="31"/>
       <w:r>
         <w:rPr/>
         <w:t>Reset</w:t>
+      </w:r>
+    </w:p>
+    <w:p>
+      <w:pPr>
+        <w:pStyle w:val="BodyText"/>
+        <w:bidi w:val="0"/>
+        <w:ind w:hanging="0" w:start="0"/>
+        <w:jc w:val="start"/>
+        <w:rPr/>
+      </w:pPr>
+      <w:r>
+        <w:rPr/>
+        <w:t xml:space="preserve">This is not really a test. It’s only purpose is to enter a loop to wait for the watchdog to reset the hardware. If there is no watchdog present, then it will timeout and jump back to $0000 where all the startup tests will run again. </w:t>
+      </w:r>
+      <w:r>
+        <w:rPr/>
+        <w:t>During this waiting period between initiating the reset and the actual reset it will print “reset in progress”.</w:t>
       </w:r>
     </w:p>
     <w:p>
@@ -6686,7 +7348,7 @@
         <w:pStyle w:val="Heading1"/>
         <w:numPr>
           <w:ilvl w:val="0"/>
-          <w:numId w:val="1"/>
+          <w:numId w:val="2"/>
         </w:numPr>
         <w:bidi w:val="0"/>
         <w:spacing w:before="0" w:after="120"/>
@@ -6694,8 +7356,8 @@
         <w:jc w:val="start"/>
         <w:rPr/>
       </w:pPr>
-      <w:bookmarkStart w:id="34" w:name="__RefHeading___Toc233_1351480008"/>
-      <w:bookmarkEnd w:id="34"/>
+      <w:bookmarkStart w:id="32" w:name="__RefHeading___Toc233_1351480008"/>
+      <w:bookmarkEnd w:id="32"/>
       <w:r>
         <w:rPr/>
         <w:t>Chapter 4: Test Architectures</w:t>
@@ -6726,14 +7388,14 @@
         <w:pStyle w:val="Heading1"/>
         <w:numPr>
           <w:ilvl w:val="0"/>
-          <w:numId w:val="1"/>
+          <w:numId w:val="2"/>
         </w:numPr>
         <w:spacing w:before="0" w:after="120"/>
         <w:ind w:hanging="0" w:start="0"/>
         <w:rPr/>
       </w:pPr>
-      <w:bookmarkStart w:id="35" w:name="__RefHeading___Toc915_2335499624"/>
-      <w:bookmarkEnd w:id="35"/>
+      <w:bookmarkStart w:id="33" w:name="__RefHeading___Toc915_2335499624"/>
+      <w:bookmarkEnd w:id="33"/>
       <w:r>
         <w:rPr/>
         <w:t>Abbreviations</w:t>
@@ -6766,6 +7428,29 @@
       <w:pPr>
         <w:pStyle w:val="BodyText"/>
         <w:rPr>
+          <w:b w:val="false"/>
+          <w:bCs w:val="false"/>
+        </w:rPr>
+      </w:pPr>
+      <w:r>
+        <w:rPr>
+          <w:b/>
+          <w:bCs/>
+        </w:rPr>
+        <w:t xml:space="preserve">DIP: </w:t>
+      </w:r>
+      <w:r>
+        <w:rPr>
+          <w:b w:val="false"/>
+          <w:bCs w:val="false"/>
+        </w:rPr>
+        <w:t>Dual Inline Package</w:t>
+      </w:r>
+    </w:p>
+    <w:p>
+      <w:pPr>
+        <w:pStyle w:val="BodyText"/>
+        <w:rPr>
           <w:b/>
           <w:bCs/>
         </w:rPr>
@@ -6852,6 +7537,29 @@
           <w:bCs w:val="false"/>
         </w:rPr>
         <w:t>Non-Maskable Interrupt</w:t>
+      </w:r>
+    </w:p>
+    <w:p>
+      <w:pPr>
+        <w:pStyle w:val="BodyText"/>
+        <w:rPr>
+          <w:b w:val="false"/>
+          <w:bCs w:val="false"/>
+        </w:rPr>
+      </w:pPr>
+      <w:r>
+        <w:rPr>
+          <w:b/>
+          <w:bCs/>
+        </w:rPr>
+        <w:t xml:space="preserve">PCB: </w:t>
+      </w:r>
+      <w:r>
+        <w:rPr>
+          <w:b w:val="false"/>
+          <w:bCs w:val="false"/>
+        </w:rPr>
+        <w:t>Printed Circuit Board</w:t>
       </w:r>
     </w:p>
     <w:p>
@@ -6902,14 +7610,15 @@
       </w:r>
     </w:p>
     <w:sectPr>
-      <w:footerReference w:type="even" r:id="rId6"/>
-      <w:footerReference w:type="default" r:id="rId7"/>
-      <w:footerReference w:type="first" r:id="rId8"/>
+      <w:footerReference w:type="even" r:id="rId12"/>
+      <w:footerReference w:type="default" r:id="rId13"/>
+      <w:footerReference w:type="first" r:id="rId14"/>
       <w:type w:val="nextPage"/>
       <w:pgSz w:w="12240" w:h="15840"/>
-      <w:pgMar w:left="1134" w:right="1134" w:gutter="0" w:header="0" w:top="1134" w:footer="756" w:bottom="1315"/>
+      <w:pgMar w:left="1134" w:right="1134" w:gutter="0" w:header="0" w:top="1134" w:footer="756" w:bottom="1318"/>
       <w:pgNumType w:fmt="decimal"/>
       <w:formProt w:val="false"/>
+      <w:titlePg/>
       <w:textDirection w:val="lrTb"/>
       <w:docGrid w:type="default" w:linePitch="100" w:charSpace="0"/>
     </w:sectPr>
@@ -6945,7 +7654,7 @@
       <w:tab/>
       <w:tab/>
     </w:r>
-    <w:bookmarkStart w:id="36" w:name="PageNumWizard_FOOTER_Default_Page_Style3"/>
+    <w:bookmarkStart w:id="34" w:name="PageNumWizard_FOOTER_Default_Page_Style3"/>
     <w:r>
       <w:rPr/>
       <w:fldChar w:fldCharType="begin"/>
@@ -6960,13 +7669,13 @@
     </w:r>
     <w:r>
       <w:rPr/>
-      <w:t>10</w:t>
+      <w:t>13</w:t>
     </w:r>
     <w:r>
       <w:rPr/>
       <w:fldChar w:fldCharType="end"/>
     </w:r>
-    <w:bookmarkEnd w:id="36"/>
+    <w:bookmarkEnd w:id="34"/>
   </w:p>
 </w:ftr>
 </file>
@@ -6976,37 +7685,11 @@
   <w:p>
     <w:pPr>
       <w:pStyle w:val="Footer"/>
-      <w:jc w:val="start"/>
       <w:rPr/>
     </w:pPr>
     <w:r>
       <w:rPr/>
-      <w:t>TKG Test ROM Manual</w:t>
-      <w:tab/>
-      <w:tab/>
     </w:r>
-    <w:bookmarkStart w:id="37" w:name="PageNumWizard_FOOTER_Default_Page_Style3"/>
-    <w:r>
-      <w:rPr/>
-      <w:fldChar w:fldCharType="begin"/>
-    </w:r>
-    <w:r>
-      <w:rPr/>
-      <w:instrText xml:space="preserve"> PAGE </w:instrText>
-    </w:r>
-    <w:r>
-      <w:rPr/>
-      <w:fldChar w:fldCharType="separate"/>
-    </w:r>
-    <w:r>
-      <w:rPr/>
-      <w:t>10</w:t>
-    </w:r>
-    <w:r>
-      <w:rPr/>
-      <w:fldChar w:fldCharType="end"/>
-    </w:r>
-    <w:bookmarkEnd w:id="37"/>
   </w:p>
 </w:ftr>
 </file>
@@ -7026,6 +7709,125 @@
         </w:tabs>
         <w:ind w:start="0" w:hanging="0"/>
       </w:pPr>
+    </w:lvl>
+    <w:lvl w:ilvl="1">
+      <w:start w:val="1"/>
+      <w:numFmt w:val="none"/>
+      <w:suff w:val="nothing"/>
+      <w:lvlText w:val=""/>
+      <w:lvlJc w:val="start"/>
+      <w:pPr>
+        <w:tabs>
+          <w:tab w:val="num" w:pos="0"/>
+        </w:tabs>
+        <w:ind w:start="0" w:hanging="0"/>
+      </w:pPr>
+    </w:lvl>
+    <w:lvl w:ilvl="2">
+      <w:start w:val="1"/>
+      <w:numFmt w:val="none"/>
+      <w:suff w:val="nothing"/>
+      <w:lvlText w:val=""/>
+      <w:lvlJc w:val="start"/>
+      <w:pPr>
+        <w:tabs>
+          <w:tab w:val="num" w:pos="0"/>
+        </w:tabs>
+        <w:ind w:start="0" w:hanging="0"/>
+      </w:pPr>
+    </w:lvl>
+    <w:lvl w:ilvl="3">
+      <w:start w:val="1"/>
+      <w:numFmt w:val="none"/>
+      <w:suff w:val="nothing"/>
+      <w:lvlText w:val=""/>
+      <w:lvlJc w:val="start"/>
+      <w:pPr>
+        <w:tabs>
+          <w:tab w:val="num" w:pos="0"/>
+        </w:tabs>
+        <w:ind w:start="0" w:hanging="0"/>
+      </w:pPr>
+    </w:lvl>
+    <w:lvl w:ilvl="4">
+      <w:start w:val="1"/>
+      <w:numFmt w:val="none"/>
+      <w:suff w:val="nothing"/>
+      <w:lvlText w:val=""/>
+      <w:lvlJc w:val="start"/>
+      <w:pPr>
+        <w:tabs>
+          <w:tab w:val="num" w:pos="0"/>
+        </w:tabs>
+        <w:ind w:start="0" w:hanging="0"/>
+      </w:pPr>
+    </w:lvl>
+    <w:lvl w:ilvl="5">
+      <w:start w:val="1"/>
+      <w:numFmt w:val="none"/>
+      <w:suff w:val="nothing"/>
+      <w:lvlText w:val=""/>
+      <w:lvlJc w:val="start"/>
+      <w:pPr>
+        <w:tabs>
+          <w:tab w:val="num" w:pos="0"/>
+        </w:tabs>
+        <w:ind w:start="0" w:hanging="0"/>
+      </w:pPr>
+    </w:lvl>
+    <w:lvl w:ilvl="6">
+      <w:start w:val="1"/>
+      <w:numFmt w:val="none"/>
+      <w:suff w:val="nothing"/>
+      <w:lvlText w:val=""/>
+      <w:lvlJc w:val="start"/>
+      <w:pPr>
+        <w:tabs>
+          <w:tab w:val="num" w:pos="0"/>
+        </w:tabs>
+        <w:ind w:start="0" w:hanging="0"/>
+      </w:pPr>
+    </w:lvl>
+    <w:lvl w:ilvl="7">
+      <w:start w:val="1"/>
+      <w:numFmt w:val="none"/>
+      <w:suff w:val="nothing"/>
+      <w:lvlText w:val=""/>
+      <w:lvlJc w:val="start"/>
+      <w:pPr>
+        <w:tabs>
+          <w:tab w:val="num" w:pos="0"/>
+        </w:tabs>
+        <w:ind w:start="0" w:hanging="0"/>
+      </w:pPr>
+    </w:lvl>
+    <w:lvl w:ilvl="8">
+      <w:start w:val="1"/>
+      <w:numFmt w:val="none"/>
+      <w:suff w:val="nothing"/>
+      <w:lvlText w:val=""/>
+      <w:lvlJc w:val="start"/>
+      <w:pPr>
+        <w:tabs>
+          <w:tab w:val="num" w:pos="0"/>
+        </w:tabs>
+        <w:ind w:start="0" w:hanging="0"/>
+      </w:pPr>
+    </w:lvl>
+  </w:abstractNum>
+  <w:abstractNum w:abstractNumId="2">
+    <w:lvl w:ilvl="0">
+      <w:start w:val="1"/>
+      <w:numFmt w:val="none"/>
+      <w:suff w:val="nothing"/>
+      <w:lvlText w:val=""/>
+      <w:lvlJc w:val="start"/>
+      <w:pPr>
+        <w:tabs>
+          <w:tab w:val="num" w:pos="0"/>
+        </w:tabs>
+        <w:ind w:start="0" w:hanging="0"/>
+      </w:pPr>
       <w:rPr/>
     </w:lvl>
     <w:lvl w:ilvl="1">
@@ -7141,7 +7943,7 @@
       <w:rPr/>
     </w:lvl>
   </w:abstractNum>
-  <w:abstractNum w:abstractNumId="2">
+  <w:abstractNum w:abstractNumId="3">
     <w:lvl w:ilvl="0">
       <w:start w:val="1"/>
       <w:numFmt w:val="bullet"/>
@@ -7278,7 +8080,7 @@
       </w:rPr>
     </w:lvl>
   </w:abstractNum>
-  <w:abstractNum w:abstractNumId="3">
+  <w:abstractNum w:abstractNumId="4">
     <w:lvl w:ilvl="0">
       <w:start w:val="1"/>
       <w:numFmt w:val="bullet"/>
@@ -7413,125 +8215,6 @@
       <w:rPr>
         <w:rFonts w:ascii="OpenSymbol" w:hAnsi="OpenSymbol" w:cs="OpenSymbol" w:hint="default"/>
       </w:rPr>
-    </w:lvl>
-  </w:abstractNum>
-  <w:abstractNum w:abstractNumId="4">
-    <w:lvl w:ilvl="0">
-      <w:start w:val="1"/>
-      <w:numFmt w:val="none"/>
-      <w:suff w:val="nothing"/>
-      <w:lvlText w:val=""/>
-      <w:lvlJc w:val="start"/>
-      <w:pPr>
-        <w:tabs>
-          <w:tab w:val="num" w:pos="0"/>
-        </w:tabs>
-        <w:ind w:start="0" w:hanging="0"/>
-      </w:pPr>
-    </w:lvl>
-    <w:lvl w:ilvl="1">
-      <w:start w:val="1"/>
-      <w:numFmt w:val="none"/>
-      <w:suff w:val="nothing"/>
-      <w:lvlText w:val=""/>
-      <w:lvlJc w:val="start"/>
-      <w:pPr>
-        <w:tabs>
-          <w:tab w:val="num" w:pos="0"/>
-        </w:tabs>
-        <w:ind w:start="0" w:hanging="0"/>
-      </w:pPr>
-    </w:lvl>
-    <w:lvl w:ilvl="2">
-      <w:start w:val="1"/>
-      <w:numFmt w:val="none"/>
-      <w:suff w:val="nothing"/>
-      <w:lvlText w:val=""/>
-      <w:lvlJc w:val="start"/>
-      <w:pPr>
-        <w:tabs>
-          <w:tab w:val="num" w:pos="0"/>
-        </w:tabs>
-        <w:ind w:start="0" w:hanging="0"/>
-      </w:pPr>
-    </w:lvl>
-    <w:lvl w:ilvl="3">
-      <w:start w:val="1"/>
-      <w:numFmt w:val="none"/>
-      <w:suff w:val="nothing"/>
-      <w:lvlText w:val=""/>
-      <w:lvlJc w:val="start"/>
-      <w:pPr>
-        <w:tabs>
-          <w:tab w:val="num" w:pos="0"/>
-        </w:tabs>
-        <w:ind w:start="0" w:hanging="0"/>
-      </w:pPr>
-    </w:lvl>
-    <w:lvl w:ilvl="4">
-      <w:start w:val="1"/>
-      <w:numFmt w:val="none"/>
-      <w:suff w:val="nothing"/>
-      <w:lvlText w:val=""/>
-      <w:lvlJc w:val="start"/>
-      <w:pPr>
-        <w:tabs>
-          <w:tab w:val="num" w:pos="0"/>
-        </w:tabs>
-        <w:ind w:start="0" w:hanging="0"/>
-      </w:pPr>
-    </w:lvl>
-    <w:lvl w:ilvl="5">
-      <w:start w:val="1"/>
-      <w:numFmt w:val="none"/>
-      <w:suff w:val="nothing"/>
-      <w:lvlText w:val=""/>
-      <w:lvlJc w:val="start"/>
-      <w:pPr>
-        <w:tabs>
-          <w:tab w:val="num" w:pos="0"/>
-        </w:tabs>
-        <w:ind w:start="0" w:hanging="0"/>
-      </w:pPr>
-    </w:lvl>
-    <w:lvl w:ilvl="6">
-      <w:start w:val="1"/>
-      <w:numFmt w:val="none"/>
-      <w:suff w:val="nothing"/>
-      <w:lvlText w:val=""/>
-      <w:lvlJc w:val="start"/>
-      <w:pPr>
-        <w:tabs>
-          <w:tab w:val="num" w:pos="0"/>
-        </w:tabs>
-        <w:ind w:start="0" w:hanging="0"/>
-      </w:pPr>
-    </w:lvl>
-    <w:lvl w:ilvl="7">
-      <w:start w:val="1"/>
-      <w:numFmt w:val="none"/>
-      <w:suff w:val="nothing"/>
-      <w:lvlText w:val=""/>
-      <w:lvlJc w:val="start"/>
-      <w:pPr>
-        <w:tabs>
-          <w:tab w:val="num" w:pos="0"/>
-        </w:tabs>
-        <w:ind w:start="0" w:hanging="0"/>
-      </w:pPr>
-    </w:lvl>
-    <w:lvl w:ilvl="8">
-      <w:start w:val="1"/>
-      <w:numFmt w:val="none"/>
-      <w:suff w:val="nothing"/>
-      <w:lvlText w:val=""/>
-      <w:lvlJc w:val="start"/>
-      <w:pPr>
-        <w:tabs>
-          <w:tab w:val="num" w:pos="0"/>
-        </w:tabs>
-        <w:ind w:start="0" w:hanging="0"/>
-      </w:pPr>
     </w:lvl>
   </w:abstractNum>
   <w:num w:numId="1">
@@ -7594,7 +8277,7 @@
     <w:pPr>
       <w:numPr>
         <w:ilvl w:val="0"/>
-        <w:numId w:val="1"/>
+        <w:numId w:val="2"/>
       </w:numPr>
       <w:spacing w:before="240" w:after="120"/>
       <w:outlineLvl w:val="0"/>
@@ -7614,7 +8297,7 @@
     <w:pPr>
       <w:numPr>
         <w:ilvl w:val="1"/>
-        <w:numId w:val="1"/>
+        <w:numId w:val="2"/>
       </w:numPr>
       <w:spacing w:before="200" w:after="120"/>
       <w:outlineLvl w:val="1"/>
@@ -7634,7 +8317,7 @@
     <w:pPr>
       <w:numPr>
         <w:ilvl w:val="2"/>
-        <w:numId w:val="1"/>
+        <w:numId w:val="2"/>
       </w:numPr>
       <w:spacing w:before="140" w:after="120"/>
       <w:outlineLvl w:val="2"/>

--- a/Manual/TKGTestROMManual.docx
+++ b/Manual/TKGTestROMManual.docx
@@ -28,7 +28,21 @@
           <w:i/>
           <w:iCs/>
         </w:rPr>
-        <w:t>Last revised: 29 August 2026</w:t>
+        <w:t xml:space="preserve">Last revised: </w:t>
+      </w:r>
+      <w:r>
+        <w:rPr>
+          <w:i/>
+          <w:iCs/>
+        </w:rPr>
+        <w:t>30</w:t>
+      </w:r>
+      <w:r>
+        <w:rPr>
+          <w:i/>
+          <w:iCs/>
+        </w:rPr>
+        <w:t xml:space="preserve"> August 2026</w:t>
       </w:r>
     </w:p>
     <w:p>
@@ -439,6 +453,26 @@
                 <w:rStyle w:val="IndexLink"/>
               </w:rPr>
               <w:t>Test ROM Integrity Test</w:t>
+              <w:tab/>
+              <w:t>6</w:t>
+            </w:r>
+          </w:hyperlink>
+        </w:p>
+        <w:p>
+          <w:pPr>
+            <w:pStyle w:val="TOC3"/>
+            <w:tabs>
+              <w:tab w:val="clear" w:pos="9972"/>
+              <w:tab w:val="right" w:pos="9971" w:leader="dot"/>
+            </w:tabs>
+            <w:rPr/>
+          </w:pPr>
+          <w:hyperlink w:anchor="__RefHeading___Toc1548_1351480008" w:tooltip="ROM Locations">
+            <w:r>
+              <w:rPr>
+                <w:rStyle w:val="IndexLink"/>
+              </w:rPr>
+              <w:t>ROM Locations</w:t>
               <w:tab/>
               <w:t>6</w:t>
             </w:r>
@@ -4793,9 +4827,12 @@
     </w:p>
     <w:p>
       <w:pPr>
-        <w:pStyle w:val="BodyText"/>
-        <w:bidi w:val="0"/>
-        <w:jc w:val="start"/>
+        <w:pStyle w:val="Heading3"/>
+        <w:numPr>
+          <w:ilvl w:val="2"/>
+          <w:numId w:val="2"/>
+        </w:numPr>
+        <w:ind w:hanging="0" w:start="0"/>
         <w:rPr/>
       </w:pPr>
       <w:bookmarkStart w:id="15" w:name="__RefHeading___Toc1548_1351480008"/>
@@ -5735,6 +5772,7 @@
             </w:pPr>
             <w:r>
               <w:rPr/>
+              <w:t xml:space="preserve">A967 </w:t>
             </w:r>
           </w:p>
         </w:tc>
@@ -5757,6 +5795,7 @@
             </w:pPr>
             <w:r>
               <w:rPr/>
+              <w:t>AA53</w:t>
             </w:r>
           </w:p>
         </w:tc>
@@ -5779,6 +5818,7 @@
             </w:pPr>
             <w:r>
               <w:rPr/>
+              <w:t xml:space="preserve">A967 </w:t>
             </w:r>
           </w:p>
         </w:tc>
@@ -5801,6 +5841,7 @@
             </w:pPr>
             <w:r>
               <w:rPr/>
+              <w:t xml:space="preserve">A967 </w:t>
             </w:r>
           </w:p>
         </w:tc>
@@ -5823,6 +5864,7 @@
             </w:pPr>
             <w:r>
               <w:rPr/>
+              <w:t xml:space="preserve">A967 </w:t>
             </w:r>
           </w:p>
         </w:tc>
@@ -5846,6 +5888,7 @@
             </w:pPr>
             <w:r>
               <w:rPr/>
+              <w:t xml:space="preserve">A967 </w:t>
             </w:r>
           </w:p>
         </w:tc>
@@ -5905,6 +5948,27 @@
           <w:p>
             <w:pPr>
               <w:pStyle w:val="TableContents"/>
+              <w:bidi w:val="0"/>
+              <w:jc w:val="start"/>
+              <w:rPr/>
+            </w:pPr>
+            <w:r>
+              <w:rPr/>
+              <w:t>73BA</w:t>
+            </w:r>
+          </w:p>
+        </w:tc>
+        <w:tc>
+          <w:tcPr>
+            <w:tcW w:w="1425" w:type="dxa"/>
+            <w:tcBorders>
+              <w:start w:val="single" w:sz="2" w:space="0" w:color="000000"/>
+              <w:bottom w:val="single" w:sz="2" w:space="0" w:color="000000"/>
+            </w:tcBorders>
+          </w:tcPr>
+          <w:p>
+            <w:pPr>
+              <w:pStyle w:val="TableContents"/>
               <w:widowControl w:val="false"/>
               <w:suppressLineNumbers/>
               <w:bidi w:val="0"/>
@@ -5913,12 +5977,13 @@
             </w:pPr>
             <w:r>
               <w:rPr/>
-            </w:r>
-          </w:p>
-        </w:tc>
-        <w:tc>
-          <w:tcPr>
-            <w:tcW w:w="1425" w:type="dxa"/>
+              <w:t xml:space="preserve">73BA </w:t>
+            </w:r>
+          </w:p>
+        </w:tc>
+        <w:tc>
+          <w:tcPr>
+            <w:tcW w:w="1424" w:type="dxa"/>
             <w:tcBorders>
               <w:start w:val="single" w:sz="2" w:space="0" w:color="000000"/>
               <w:bottom w:val="single" w:sz="2" w:space="0" w:color="000000"/>
@@ -5935,12 +6000,13 @@
             </w:pPr>
             <w:r>
               <w:rPr/>
-            </w:r>
-          </w:p>
-        </w:tc>
-        <w:tc>
-          <w:tcPr>
-            <w:tcW w:w="1424" w:type="dxa"/>
+              <w:t xml:space="preserve">745D </w:t>
+            </w:r>
+          </w:p>
+        </w:tc>
+        <w:tc>
+          <w:tcPr>
+            <w:tcW w:w="1425" w:type="dxa"/>
             <w:tcBorders>
               <w:start w:val="single" w:sz="2" w:space="0" w:color="000000"/>
               <w:bottom w:val="single" w:sz="2" w:space="0" w:color="000000"/>
@@ -5957,6 +6023,7 @@
             </w:pPr>
             <w:r>
               <w:rPr/>
+              <w:t xml:space="preserve">73BB </w:t>
             </w:r>
           </w:p>
         </w:tc>
@@ -5966,6 +6033,7 @@
             <w:tcBorders>
               <w:start w:val="single" w:sz="2" w:space="0" w:color="000000"/>
               <w:bottom w:val="single" w:sz="2" w:space="0" w:color="000000"/>
+              <w:end w:val="single" w:sz="18" w:space="0" w:color="000000"/>
             </w:tcBorders>
           </w:tcPr>
           <w:p>
@@ -5979,29 +6047,7 @@
             </w:pPr>
             <w:r>
               <w:rPr/>
-            </w:r>
-          </w:p>
-        </w:tc>
-        <w:tc>
-          <w:tcPr>
-            <w:tcW w:w="1425" w:type="dxa"/>
-            <w:tcBorders>
-              <w:start w:val="single" w:sz="2" w:space="0" w:color="000000"/>
-              <w:bottom w:val="single" w:sz="2" w:space="0" w:color="000000"/>
-              <w:end w:val="single" w:sz="18" w:space="0" w:color="000000"/>
-            </w:tcBorders>
-          </w:tcPr>
-          <w:p>
-            <w:pPr>
-              <w:pStyle w:val="TableContents"/>
-              <w:widowControl w:val="false"/>
-              <w:suppressLineNumbers/>
-              <w:bidi w:val="0"/>
-              <w:jc w:val="start"/>
-              <w:rPr/>
-            </w:pPr>
-            <w:r>
-              <w:rPr/>
+              <w:t xml:space="preserve">745D </w:t>
             </w:r>
           </w:p>
         </w:tc>
@@ -6069,6 +6115,7 @@
             </w:pPr>
             <w:r>
               <w:rPr/>
+              <w:t xml:space="preserve">B2BC </w:t>
             </w:r>
           </w:p>
         </w:tc>
@@ -6091,6 +6138,7 @@
             </w:pPr>
             <w:r>
               <w:rPr/>
+              <w:t xml:space="preserve">B3AE </w:t>
             </w:r>
           </w:p>
         </w:tc>
@@ -6113,6 +6161,7 @@
             </w:pPr>
             <w:r>
               <w:rPr/>
+              <w:t xml:space="preserve">B3A9 </w:t>
             </w:r>
           </w:p>
         </w:tc>
@@ -6135,6 +6184,7 @@
             </w:pPr>
             <w:r>
               <w:rPr/>
+              <w:t xml:space="preserve">B3AE </w:t>
             </w:r>
           </w:p>
         </w:tc>
@@ -6158,6 +6208,7 @@
             </w:pPr>
             <w:r>
               <w:rPr/>
+              <w:t xml:space="preserve">B3AE </w:t>
             </w:r>
           </w:p>
         </w:tc>
@@ -6225,6 +6276,7 @@
             </w:pPr>
             <w:r>
               <w:rPr/>
+              <w:t>A205</w:t>
             </w:r>
           </w:p>
         </w:tc>
@@ -6247,6 +6299,7 @@
             </w:pPr>
             <w:r>
               <w:rPr/>
+              <w:t>A384</w:t>
             </w:r>
           </w:p>
         </w:tc>
@@ -6269,6 +6322,7 @@
             </w:pPr>
             <w:r>
               <w:rPr/>
+              <w:t xml:space="preserve">A490 </w:t>
             </w:r>
           </w:p>
         </w:tc>
@@ -6291,6 +6345,7 @@
             </w:pPr>
             <w:r>
               <w:rPr/>
+              <w:t xml:space="preserve">A490 </w:t>
             </w:r>
           </w:p>
         </w:tc>
@@ -6314,6 +6369,7 @@
             </w:pPr>
             <w:r>
               <w:rPr/>
+              <w:t>A4AC</w:t>
             </w:r>
           </w:p>
         </w:tc>
@@ -6359,7 +6415,7 @@
       </w:pPr>
       <w:r>
         <w:rPr/>
-        <w:t>TKG hardware relies heavily on DMA to transfer data from work RAM to sprite RAM. During gameplay it is  triggered during the NMI routine. The reason for this is because this is when vertical blanking (also known as VBlank) is occuring, meaning that nothing is being drawn on screen. VBlank occurs sixty times per second. On TKG hardware, an 8257 DMA controller is used to perform these operations as well as some supporting circuitry. On TKG4 hardware, that circuitry includes the 74LS373 octal latch at 6B, the 74ls08 quad and-gate at 5F, and the 74LS125 buffer at 6E. The 8257 derives its clock from the 1H signal (~3MHz). Unlike the CPU clock however, it goes through an inverter (74LS04 at 6D). Chip select circuitry is also involved. Refer to the schematics to find out more.</w:t>
+        <w:t>TKG hardware relies heavily on DMA to transfer data from work RAM to sprite RAM. During gameplay it is triggered during the NMI routine. The reason for this is because this is when vertical blanking (also known as VBlank) is occuring, meaning that nothing is being drawn on screen. VBlank occurs sixty times per second. On TKG hardware, an 8257 DMA controller is used to perform these operations as well as some supporting circuitry. On TKG4 hardware, that circuitry includes the 74LS373 octal latch at 6B, the 74ls08 quad and-gate at 5F, and the 74LS125 buffer at 6E. The 8257 derives its clock from the 1H signal (~3MHz). Unlike the CPU clock however, it goes through an inverter (74LS04 at 6D). Chip select circuitry is also involved. Refer to the schematics to find out more.</w:t>
       </w:r>
     </w:p>
     <w:p>

--- a/Manual/TKGTestROMManual.docx
+++ b/Manual/TKGTestROMManual.docx
@@ -414,27 +414,7 @@
               </w:rPr>
               <w:t>ROM Checksums</w:t>
               <w:tab/>
-              <w:t>5</w:t>
-            </w:r>
-          </w:hyperlink>
-        </w:p>
-        <w:p>
-          <w:pPr>
-            <w:pStyle w:val="TOC3"/>
-            <w:tabs>
-              <w:tab w:val="clear" w:pos="9972"/>
-              <w:tab w:val="right" w:pos="9971" w:leader="dot"/>
-            </w:tabs>
-            <w:rPr/>
-          </w:pPr>
-          <w:hyperlink w:anchor="__RefHeading___Toc818_1351480008" w:tooltip="Test Overview">
-            <w:r>
-              <w:rPr>
-                <w:rStyle w:val="IndexLink"/>
-              </w:rPr>
-              <w:t>Test Overview</w:t>
-              <w:tab/>
-              <w:t>5</w:t>
+              <w:t>6</w:t>
             </w:r>
           </w:hyperlink>
         </w:p>
@@ -514,7 +494,7 @@
               </w:rPr>
               <w:t>DMA Test</w:t>
               <w:tab/>
-              <w:t>6</w:t>
+              <w:t>7</w:t>
             </w:r>
           </w:hyperlink>
         </w:p>
@@ -554,7 +534,7 @@
               </w:rPr>
               <w:t>Audio Tests</w:t>
               <w:tab/>
-              <w:t>7</w:t>
+              <w:t>8</w:t>
             </w:r>
           </w:hyperlink>
         </w:p>
@@ -1404,6 +1384,52 @@
     </w:p>
     <w:p>
       <w:pPr>
+        <w:pStyle w:val="BodyText"/>
+        <w:bidi w:val="0"/>
+        <w:ind w:hanging="0" w:start="0"/>
+        <w:jc w:val="start"/>
+        <w:rPr/>
+      </w:pPr>
+      <w:r>
+        <w:rPr/>
+        <w:t>There are two different sections of RAM tests: RAM test and RAM bank test. The RAM test tests the individual RAM chips themselves. The RAM bank test (labeled B. Test) which tests the addressing of the RAM test. There are five total banks of RAM ICs. Each bank consists of a pair of two 4-bit RAM chips designated high and low where high is the more significant nibble and low is the less significant nibble. The RAM tests are the first tests that run on the system as they need to be run without using RAM for itself.</w:t>
+      </w:r>
+    </w:p>
+    <w:p>
+      <w:pPr>
+        <w:pStyle w:val="BodyText"/>
+        <w:bidi w:val="0"/>
+        <w:ind w:hanging="0" w:start="0"/>
+        <w:jc w:val="start"/>
+        <w:rPr>
+          <w:i/>
+          <w:iCs/>
+        </w:rPr>
+      </w:pPr>
+      <w:r>
+        <w:rPr>
+          <w:i/>
+          <w:iCs/>
+        </w:rPr>
+        <w:t xml:space="preserve">Please note: When the RAM test is running you may say “garbage” on the screen. The reason for this is that </w:t>
+      </w:r>
+      <w:r>
+        <w:rPr>
+          <w:i/>
+          <w:iCs/>
+        </w:rPr>
+        <w:t xml:space="preserve">video and sprite RAM is tested. Whenever data is written to those areas it will </w:t>
+      </w:r>
+      <w:r>
+        <w:rPr>
+          <w:i/>
+          <w:iCs/>
+        </w:rPr>
+        <w:t>appear on the screen automatically. There is no video blanking/supression that can be controlled via software.</w:t>
+      </w:r>
+    </w:p>
+    <w:p>
+      <w:pPr>
         <w:pStyle w:val="Heading3"/>
         <w:numPr>
           <w:ilvl w:val="0"/>
@@ -1418,7 +1444,11 @@
       <w:bookmarkEnd w:id="7"/>
       <w:r>
         <w:rPr/>
-        <w:t>RAM Tests</w:t>
+        <w:t xml:space="preserve">RAM </w:t>
+      </w:r>
+      <w:r>
+        <w:rPr/>
+        <w:t>IC Tests</w:t>
       </w:r>
     </w:p>
     <w:p>
@@ -3607,8 +3637,8 @@
       <w:pPr>
         <w:pStyle w:val="Heading3"/>
         <w:numPr>
-          <w:ilvl w:val="2"/>
-          <w:numId w:val="2"/>
+          <w:ilvl w:val="0"/>
+          <w:numId w:val="0"/>
         </w:numPr>
         <w:bidi w:val="0"/>
         <w:ind w:hanging="0" w:start="0"/>
@@ -4703,6 +4733,18 @@
     </w:p>
     <w:p>
       <w:pPr>
+        <w:pStyle w:val="BodyText"/>
+        <w:bidi w:val="0"/>
+        <w:jc w:val="start"/>
+        <w:rPr/>
+      </w:pPr>
+      <w:r>
+        <w:rPr/>
+        <w:t>The ROM test performs a 16-bit checksum on the contents of all ROMs. This test does not report the integrity of the ROMs nor does it validate that it is correct for a location. That is up to the user to determine. The exception to this is ROM 0, which is where the test ROM is located.</w:t>
+      </w:r>
+    </w:p>
+    <w:p>
+      <w:pPr>
         <w:pStyle w:val="Heading3"/>
         <w:numPr>
           <w:ilvl w:val="2"/>
@@ -4713,39 +4755,8 @@
         <w:jc w:val="start"/>
         <w:rPr/>
       </w:pPr>
-      <w:bookmarkStart w:id="13" w:name="__RefHeading___Toc818_1351480008"/>
+      <w:bookmarkStart w:id="13" w:name="__RefHeading___Toc820_1351480008"/>
       <w:bookmarkEnd w:id="13"/>
-      <w:r>
-        <w:rPr/>
-        <w:t>Test Overview</w:t>
-      </w:r>
-    </w:p>
-    <w:p>
-      <w:pPr>
-        <w:pStyle w:val="BodyText"/>
-        <w:bidi w:val="0"/>
-        <w:jc w:val="start"/>
-        <w:rPr/>
-      </w:pPr>
-      <w:r>
-        <w:rPr/>
-        <w:t>The ROM test performs a 16-bit checksum on the contents of all ROMs. This test does not report the integrity of the ROMs nor does it validate that it is correct for a location. That is up to the user to determine. The exception to this is ROM 0, which is where the test ROM is located.</w:t>
-      </w:r>
-    </w:p>
-    <w:p>
-      <w:pPr>
-        <w:pStyle w:val="Heading3"/>
-        <w:numPr>
-          <w:ilvl w:val="2"/>
-          <w:numId w:val="2"/>
-        </w:numPr>
-        <w:bidi w:val="0"/>
-        <w:ind w:hanging="0" w:start="0"/>
-        <w:jc w:val="start"/>
-        <w:rPr/>
-      </w:pPr>
-      <w:bookmarkStart w:id="14" w:name="__RefHeading___Toc820_1351480008"/>
-      <w:bookmarkEnd w:id="14"/>
       <w:r>
         <w:rPr/>
         <w:t>Test ROM Integrity Test</w:t>
@@ -4835,8 +4846,8 @@
         <w:ind w:hanging="0" w:start="0"/>
         <w:rPr/>
       </w:pPr>
-      <w:bookmarkStart w:id="15" w:name="__RefHeading___Toc1548_1351480008"/>
-      <w:bookmarkEnd w:id="15"/>
+      <w:bookmarkStart w:id="14" w:name="__RefHeading___Toc1548_1351480008"/>
+      <w:bookmarkEnd w:id="14"/>
       <w:r>
         <w:rPr/>
         <w:t>ROM Locations</w:t>
@@ -5543,8 +5554,8 @@
         <w:jc w:val="start"/>
         <w:rPr/>
       </w:pPr>
-      <w:bookmarkStart w:id="16" w:name="__RefHeading___Toc822_1351480008"/>
-      <w:bookmarkEnd w:id="16"/>
+      <w:bookmarkStart w:id="15" w:name="__RefHeading___Toc822_1351480008"/>
+      <w:bookmarkEnd w:id="15"/>
       <w:r>
         <w:rPr/>
         <w:t>ROM Checksum Table</w:t>
@@ -6398,8 +6409,8 @@
         <w:jc w:val="start"/>
         <w:rPr/>
       </w:pPr>
-      <w:bookmarkStart w:id="17" w:name="__RefHeading___Toc221_1351480008"/>
-      <w:bookmarkEnd w:id="17"/>
+      <w:bookmarkStart w:id="16" w:name="__RefHeading___Toc221_1351480008"/>
+      <w:bookmarkEnd w:id="16"/>
       <w:r>
         <w:rPr/>
         <w:t>DMA Test</w:t>
@@ -6415,7 +6426,7 @@
       </w:pPr>
       <w:r>
         <w:rPr/>
-        <w:t>TKG hardware relies heavily on DMA to transfer data from work RAM to sprite RAM. During gameplay it is triggered during the NMI routine. The reason for this is because this is when vertical blanking (also known as VBlank) is occuring, meaning that nothing is being drawn on screen. VBlank occurs sixty times per second. On TKG hardware, an 8257 DMA controller is used to perform these operations as well as some supporting circuitry. On TKG4 hardware, that circuitry includes the 74LS373 octal latch at 6B, the 74ls08 quad and-gate at 5F, and the 74LS125 buffer at 6E. The 8257 derives its clock from the 1H signal (~3MHz). Unlike the CPU clock however, it goes through an inverter (74LS04 at 6D). Chip select circuitry is also involved. Refer to the schematics to find out more.</w:t>
+        <w:t>TKG hardware relies heavily on DMA to transfer data from work RAM to sprite RAM. During gameplay it is triggered during the NMI routine. The reason for this is because this is when vertical blanking (also known as VBlank) is occurring, meaning that nothing is being drawn on screen. VBlank occurs sixty times per second. On TKG hardware, an 8257 DMA controller is used to perform these operations as well as some supporting circuitry. On TKG4 hardware, that circuitry includes the 74LS373 octal latch at 6B, the 74ls08 quad and-gate at 5F, and the 74LS125 buffer at 6E. The 8257 derives its clock from the 1H signal (~3MHz). Unlike the CPU clock however, it goes through an inverter (74LS04 at 6D). Chip select circuitry is also involved. Refer to the schematics to find out more.</w:t>
       </w:r>
     </w:p>
     <w:p>
@@ -6456,8 +6467,8 @@
         <w:jc w:val="start"/>
         <w:rPr/>
       </w:pPr>
-      <w:bookmarkStart w:id="18" w:name="__RefHeading___Toc223_1351480008"/>
-      <w:bookmarkEnd w:id="18"/>
+      <w:bookmarkStart w:id="17" w:name="__RefHeading___Toc223_1351480008"/>
+      <w:bookmarkEnd w:id="17"/>
       <w:r>
         <w:rPr/>
         <w:t>NMI Test</w:t>
@@ -6513,8 +6524,8 @@
         <w:jc w:val="start"/>
         <w:rPr/>
       </w:pPr>
-      <w:bookmarkStart w:id="19" w:name="__RefHeading___Toc225_1351480008"/>
-      <w:bookmarkEnd w:id="19"/>
+      <w:bookmarkStart w:id="18" w:name="__RefHeading___Toc225_1351480008"/>
+      <w:bookmarkEnd w:id="18"/>
       <w:r>
         <w:rPr/>
         <w:t>Audio Tests</w:t>
@@ -6603,8 +6614,8 @@
         <w:jc w:val="start"/>
         <w:rPr/>
       </w:pPr>
-      <w:bookmarkStart w:id="20" w:name="__RefHeading___Toc824_1351480008"/>
-      <w:bookmarkEnd w:id="20"/>
+      <w:bookmarkStart w:id="19" w:name="__RefHeading___Toc824_1351480008"/>
+      <w:bookmarkEnd w:id="19"/>
       <w:r>
         <w:rPr/>
         <w:t>Transition to Runtime</w:t>
@@ -6644,8 +6655,8 @@
         <w:jc w:val="start"/>
         <w:rPr/>
       </w:pPr>
-      <w:bookmarkStart w:id="21" w:name="__RefHeading___Toc231_1351480008"/>
-      <w:bookmarkEnd w:id="21"/>
+      <w:bookmarkStart w:id="20" w:name="__RefHeading___Toc231_1351480008"/>
+      <w:bookmarkEnd w:id="20"/>
       <w:r>
         <w:rPr/>
         <w:t>Chapter 3: Runtime Tests</w:t>
@@ -6663,8 +6674,8 @@
         <w:jc w:val="start"/>
         <w:rPr/>
       </w:pPr>
-      <w:bookmarkStart w:id="22" w:name="__RefHeading___Toc826_1351480008"/>
-      <w:bookmarkEnd w:id="22"/>
+      <w:bookmarkStart w:id="21" w:name="__RefHeading___Toc826_1351480008"/>
+      <w:bookmarkEnd w:id="21"/>
       <w:r>
         <w:rPr/>
         <w:t>Controls Test</w:t>
@@ -6761,8 +6772,8 @@
         <w:jc w:val="start"/>
         <w:rPr/>
       </w:pPr>
-      <w:bookmarkStart w:id="23" w:name="__RefHeading___Toc828_1351480008"/>
-      <w:bookmarkEnd w:id="23"/>
+      <w:bookmarkStart w:id="22" w:name="__RefHeading___Toc828_1351480008"/>
+      <w:bookmarkEnd w:id="22"/>
       <w:r>
         <w:rPr/>
         <w:t>DIP Switch Test</w:t>
@@ -6901,8 +6912,8 @@
         <w:jc w:val="start"/>
         <w:rPr/>
       </w:pPr>
-      <w:bookmarkStart w:id="24" w:name="__RefHeading___Toc830_1351480008"/>
-      <w:bookmarkEnd w:id="24"/>
+      <w:bookmarkStart w:id="23" w:name="__RefHeading___Toc830_1351480008"/>
+      <w:bookmarkEnd w:id="23"/>
       <w:r>
         <w:rPr/>
         <w:t>Palette Test</w:t>
@@ -6933,8 +6944,8 @@
         <w:jc w:val="start"/>
         <w:rPr/>
       </w:pPr>
-      <w:bookmarkStart w:id="25" w:name="__RefHeading___Toc832_1351480008"/>
-      <w:bookmarkEnd w:id="25"/>
+      <w:bookmarkStart w:id="24" w:name="__RefHeading___Toc832_1351480008"/>
+      <w:bookmarkEnd w:id="24"/>
       <w:r>
         <w:rPr/>
         <w:t>Screen Invert</w:t>
@@ -7259,8 +7270,8 @@
         <w:jc w:val="start"/>
         <w:rPr/>
       </w:pPr>
-      <w:bookmarkStart w:id="26" w:name="__RefHeading___Toc834_1351480008"/>
-      <w:bookmarkEnd w:id="26"/>
+      <w:bookmarkStart w:id="25" w:name="__RefHeading___Toc834_1351480008"/>
+      <w:bookmarkEnd w:id="25"/>
       <w:r>
         <w:rPr/>
         <w:t>Monitor Test</w:t>
@@ -7278,8 +7289,8 @@
         <w:jc w:val="start"/>
         <w:rPr/>
       </w:pPr>
-      <w:bookmarkStart w:id="27" w:name="__RefHeading___Toc836_1351480008"/>
-      <w:bookmarkEnd w:id="27"/>
+      <w:bookmarkStart w:id="26" w:name="__RefHeading___Toc836_1351480008"/>
+      <w:bookmarkEnd w:id="26"/>
       <w:r>
         <w:rPr/>
         <w:t>Sound Test</w:t>
@@ -7297,8 +7308,8 @@
         <w:jc w:val="start"/>
         <w:rPr/>
       </w:pPr>
-      <w:bookmarkStart w:id="28" w:name="__RefHeading___Toc838_1351480008"/>
-      <w:bookmarkEnd w:id="28"/>
+      <w:bookmarkStart w:id="27" w:name="__RefHeading___Toc838_1351480008"/>
+      <w:bookmarkEnd w:id="27"/>
       <w:r>
         <w:rPr/>
         <w:t>Music Test</w:t>
@@ -7316,8 +7327,8 @@
         <w:jc w:val="start"/>
         <w:rPr/>
       </w:pPr>
-      <w:bookmarkStart w:id="29" w:name="__RefHeading___Toc840_1351480008"/>
-      <w:bookmarkEnd w:id="29"/>
+      <w:bookmarkStart w:id="28" w:name="__RefHeading___Toc840_1351480008"/>
+      <w:bookmarkEnd w:id="28"/>
       <w:r>
         <w:rPr/>
         <w:t>Background Test</w:t>
@@ -7335,8 +7346,8 @@
         <w:jc w:val="start"/>
         <w:rPr/>
       </w:pPr>
-      <w:bookmarkStart w:id="30" w:name="__RefHeading___Toc842_1351480008"/>
-      <w:bookmarkEnd w:id="30"/>
+      <w:bookmarkStart w:id="29" w:name="__RefHeading___Toc842_1351480008"/>
+      <w:bookmarkEnd w:id="29"/>
       <w:r>
         <w:rPr/>
         <w:t>Sprite Test</w:t>
@@ -7354,8 +7365,8 @@
         <w:jc w:val="start"/>
         <w:rPr/>
       </w:pPr>
-      <w:bookmarkStart w:id="31" w:name="__RefHeading___Toc844_1351480008"/>
-      <w:bookmarkEnd w:id="31"/>
+      <w:bookmarkStart w:id="30" w:name="__RefHeading___Toc844_1351480008"/>
+      <w:bookmarkEnd w:id="30"/>
       <w:r>
         <w:rPr/>
         <w:t>Reset</w:t>
@@ -7412,8 +7423,8 @@
         <w:jc w:val="start"/>
         <w:rPr/>
       </w:pPr>
-      <w:bookmarkStart w:id="32" w:name="__RefHeading___Toc233_1351480008"/>
-      <w:bookmarkEnd w:id="32"/>
+      <w:bookmarkStart w:id="31" w:name="__RefHeading___Toc233_1351480008"/>
+      <w:bookmarkEnd w:id="31"/>
       <w:r>
         <w:rPr/>
         <w:t>Chapter 4: Test Architectures</w:t>
@@ -7450,8 +7461,8 @@
         <w:ind w:hanging="0" w:start="0"/>
         <w:rPr/>
       </w:pPr>
-      <w:bookmarkStart w:id="33" w:name="__RefHeading___Toc915_2335499624"/>
-      <w:bookmarkEnd w:id="33"/>
+      <w:bookmarkStart w:id="32" w:name="__RefHeading___Toc915_2335499624"/>
+      <w:bookmarkEnd w:id="32"/>
       <w:r>
         <w:rPr/>
         <w:t>Abbreviations</w:t>
@@ -7710,7 +7721,7 @@
       <w:tab/>
       <w:tab/>
     </w:r>
-    <w:bookmarkStart w:id="34" w:name="PageNumWizard_FOOTER_Default_Page_Style3"/>
+    <w:bookmarkStart w:id="33" w:name="PageNumWizard_FOOTER_Default_Page_Style3"/>
     <w:r>
       <w:rPr/>
       <w:fldChar w:fldCharType="begin"/>
@@ -7731,7 +7742,7 @@
       <w:rPr/>
       <w:fldChar w:fldCharType="end"/>
     </w:r>
-    <w:bookmarkEnd w:id="34"/>
+    <w:bookmarkEnd w:id="33"/>
   </w:p>
 </w:ftr>
 </file>

--- a/Manual/TKGTestROMManual.docx
+++ b/Manual/TKGTestROMManual.docx
@@ -307,12 +307,12 @@
             </w:tabs>
             <w:rPr/>
           </w:pPr>
-          <w:hyperlink w:anchor="__RefHeading___Toc808_1351480008" w:tooltip="RAM Tests">
+          <w:hyperlink w:anchor="__RefHeading___Toc808_1351480008" w:tooltip="RAM IC Tests">
             <w:r>
               <w:rPr>
                 <w:rStyle w:val="IndexLink"/>
               </w:rPr>
-              <w:t>RAM Tests</w:t>
+              <w:t>RAM IC Tests</w:t>
               <w:tab/>
               <w:t>5</w:t>
             </w:r>
@@ -347,6 +347,46 @@
             </w:tabs>
             <w:rPr/>
           </w:pPr>
+          <w:hyperlink w:anchor="__RefHeading___Toc3936_33709793" w:tooltip="Brief Explaination of RAM Functionality">
+            <w:r>
+              <w:rPr>
+                <w:rStyle w:val="IndexLink"/>
+              </w:rPr>
+              <w:t>Brief Explaination of RAM Functionality</w:t>
+              <w:tab/>
+              <w:t>5</w:t>
+            </w:r>
+          </w:hyperlink>
+        </w:p>
+        <w:p>
+          <w:pPr>
+            <w:pStyle w:val="TOC3"/>
+            <w:tabs>
+              <w:tab w:val="clear" w:pos="9972"/>
+              <w:tab w:val="right" w:pos="9971" w:leader="dot"/>
+            </w:tabs>
+            <w:rPr/>
+          </w:pPr>
+          <w:hyperlink w:anchor="__RefHeading___Toc3938_33709793" w:tooltip="RAM Failure Tones">
+            <w:r>
+              <w:rPr>
+                <w:rStyle w:val="IndexLink"/>
+              </w:rPr>
+              <w:t>RAM Failure Tones</w:t>
+              <w:tab/>
+              <w:t>6</w:t>
+            </w:r>
+          </w:hyperlink>
+        </w:p>
+        <w:p>
+          <w:pPr>
+            <w:pStyle w:val="TOC3"/>
+            <w:tabs>
+              <w:tab w:val="clear" w:pos="9972"/>
+              <w:tab w:val="right" w:pos="9971" w:leader="dot"/>
+            </w:tabs>
+            <w:rPr/>
+          </w:pPr>
           <w:hyperlink w:anchor="__RefHeading___Toc812_1351480008" w:tooltip="TRS2 and TKG2 RAM Locations">
             <w:r>
               <w:rPr>
@@ -354,7 +394,7 @@
               </w:rPr>
               <w:t>TRS2 and TKG2 RAM Locations</w:t>
               <w:tab/>
-              <w:t>5</w:t>
+              <w:t>6</w:t>
             </w:r>
           </w:hyperlink>
         </w:p>
@@ -374,7 +414,7 @@
               </w:rPr>
               <w:t>TKG3 RAM Locations</w:t>
               <w:tab/>
-              <w:t>5</w:t>
+              <w:t>6</w:t>
             </w:r>
           </w:hyperlink>
         </w:p>
@@ -394,7 +434,7 @@
               </w:rPr>
               <w:t>TKG4 RAM Locations</w:t>
               <w:tab/>
-              <w:t>5</w:t>
+              <w:t>6</w:t>
             </w:r>
           </w:hyperlink>
         </w:p>
@@ -414,7 +454,7 @@
               </w:rPr>
               <w:t>ROM Checksums</w:t>
               <w:tab/>
-              <w:t>6</w:t>
+              <w:t>7</w:t>
             </w:r>
           </w:hyperlink>
         </w:p>
@@ -434,7 +474,7 @@
               </w:rPr>
               <w:t>Test ROM Integrity Test</w:t>
               <w:tab/>
-              <w:t>6</w:t>
+              <w:t>7</w:t>
             </w:r>
           </w:hyperlink>
         </w:p>
@@ -454,7 +494,7 @@
               </w:rPr>
               <w:t>ROM Locations</w:t>
               <w:tab/>
-              <w:t>6</w:t>
+              <w:t>7</w:t>
             </w:r>
           </w:hyperlink>
         </w:p>
@@ -474,7 +514,7 @@
               </w:rPr>
               <w:t>ROM Checksum Table</w:t>
               <w:tab/>
-              <w:t>6</w:t>
+              <w:t>7</w:t>
             </w:r>
           </w:hyperlink>
         </w:p>
@@ -494,7 +534,7 @@
               </w:rPr>
               <w:t>DMA Test</w:t>
               <w:tab/>
-              <w:t>7</w:t>
+              <w:t>8</w:t>
             </w:r>
           </w:hyperlink>
         </w:p>
@@ -514,7 +554,7 @@
               </w:rPr>
               <w:t>NMI Test</w:t>
               <w:tab/>
-              <w:t>7</w:t>
+              <w:t>8</w:t>
             </w:r>
           </w:hyperlink>
         </w:p>
@@ -534,7 +574,7 @@
               </w:rPr>
               <w:t>Audio Tests</w:t>
               <w:tab/>
-              <w:t>8</w:t>
+              <w:t>9</w:t>
             </w:r>
           </w:hyperlink>
         </w:p>
@@ -554,7 +594,7 @@
               </w:rPr>
               <w:t>Transition to Runtime</w:t>
               <w:tab/>
-              <w:t>8</w:t>
+              <w:t>9</w:t>
             </w:r>
           </w:hyperlink>
         </w:p>
@@ -574,7 +614,7 @@
               </w:rPr>
               <w:t>Chapter 3: Runtime Tests</w:t>
               <w:tab/>
-              <w:t>9</w:t>
+              <w:t>10</w:t>
             </w:r>
           </w:hyperlink>
         </w:p>
@@ -594,7 +634,7 @@
               </w:rPr>
               <w:t>Controls Test</w:t>
               <w:tab/>
-              <w:t>9</w:t>
+              <w:t>10</w:t>
             </w:r>
           </w:hyperlink>
         </w:p>
@@ -614,7 +654,7 @@
               </w:rPr>
               <w:t>DIP Switch Test</w:t>
               <w:tab/>
-              <w:t>9</w:t>
+              <w:t>10</w:t>
             </w:r>
           </w:hyperlink>
         </w:p>
@@ -634,7 +674,7 @@
               </w:rPr>
               <w:t>Palette Test</w:t>
               <w:tab/>
-              <w:t>10</w:t>
+              <w:t>11</w:t>
             </w:r>
           </w:hyperlink>
         </w:p>
@@ -654,7 +694,7 @@
               </w:rPr>
               <w:t>Screen Invert</w:t>
               <w:tab/>
-              <w:t>10</w:t>
+              <w:t>11</w:t>
             </w:r>
           </w:hyperlink>
         </w:p>
@@ -674,7 +714,7 @@
               </w:rPr>
               <w:t>Monitor Test</w:t>
               <w:tab/>
-              <w:t>11</w:t>
+              <w:t>12</w:t>
             </w:r>
           </w:hyperlink>
         </w:p>
@@ -694,7 +734,7 @@
               </w:rPr>
               <w:t>Sound Test</w:t>
               <w:tab/>
-              <w:t>11</w:t>
+              <w:t>12</w:t>
             </w:r>
           </w:hyperlink>
         </w:p>
@@ -714,7 +754,7 @@
               </w:rPr>
               <w:t>Music Test</w:t>
               <w:tab/>
-              <w:t>11</w:t>
+              <w:t>12</w:t>
             </w:r>
           </w:hyperlink>
         </w:p>
@@ -734,7 +774,7 @@
               </w:rPr>
               <w:t>Background Test</w:t>
               <w:tab/>
-              <w:t>11</w:t>
+              <w:t>12</w:t>
             </w:r>
           </w:hyperlink>
         </w:p>
@@ -754,7 +794,7 @@
               </w:rPr>
               <w:t>Sprite Test</w:t>
               <w:tab/>
-              <w:t>11</w:t>
+              <w:t>12</w:t>
             </w:r>
           </w:hyperlink>
         </w:p>
@@ -774,7 +814,7 @@
               </w:rPr>
               <w:t>Reset</w:t>
               <w:tab/>
-              <w:t>11</w:t>
+              <w:t>12</w:t>
             </w:r>
           </w:hyperlink>
         </w:p>
@@ -794,7 +834,7 @@
               </w:rPr>
               <w:t>Chapter 4: Test Architectures</w:t>
               <w:tab/>
-              <w:t>12</w:t>
+              <w:t>13</w:t>
             </w:r>
           </w:hyperlink>
         </w:p>
@@ -807,14 +847,34 @@
             </w:tabs>
             <w:rPr/>
           </w:pPr>
-          <w:hyperlink w:anchor="__RefHeading___Toc915_2335499624" w:tooltip="Abbreviations">
+          <w:hyperlink w:anchor="__RefHeading___Toc915_2335499624" w:tooltip="Appendix A: Abbreviations">
             <w:r>
               <w:rPr>
                 <w:rStyle w:val="IndexLink"/>
               </w:rPr>
-              <w:t>Abbreviations</w:t>
+              <w:t>Appendix A: Abbreviations</w:t>
               <w:tab/>
-              <w:t>13</w:t>
+              <w:t>14</w:t>
+            </w:r>
+          </w:hyperlink>
+        </w:p>
+        <w:p>
+          <w:pPr>
+            <w:pStyle w:val="TOC1"/>
+            <w:tabs>
+              <w:tab w:val="clear" w:pos="9972"/>
+              <w:tab w:val="right" w:pos="9971" w:leader="dot"/>
+            </w:tabs>
+            <w:rPr/>
+          </w:pPr>
+          <w:hyperlink w:anchor="__RefHeading___Toc915_2335499624_Copy_1" w:tooltip="Appendix B: ICs mentioned">
+            <w:r>
+              <w:rPr>
+                <w:rStyle w:val="IndexLink"/>
+              </w:rPr>
+              <w:t>Appendix B: ICs mentioned</w:t>
+              <w:tab/>
+              <w:t>15</w:t>
             </w:r>
           </w:hyperlink>
           <w:r>
@@ -1453,6 +1513,31 @@
     </w:p>
     <w:p>
       <w:pPr>
+        <w:pStyle w:val="BodyText"/>
+        <w:numPr>
+          <w:ilvl w:val="0"/>
+          <w:numId w:val="0"/>
+        </w:numPr>
+        <w:bidi w:val="0"/>
+        <w:ind w:hanging="0" w:start="0"/>
+        <w:jc w:val="start"/>
+        <w:rPr/>
+      </w:pPr>
+      <w:r>
+        <w:rPr/>
+        <w:t xml:space="preserve">There are two RAM tests that tests the ICs themselves. The first test fills all of RAM with a multiple of $11. It increments the RAM each pass by $11 until it does $FF. It works by filling the RAM first and then checking it after. By that time, it has had enough time for the RAM to become flakey in theory and then test each individual bit. If an error is detected, it sets a corresponding bit to the test results register. </w:t>
+      </w:r>
+      <w:r>
+        <w:rPr/>
+        <w:t xml:space="preserve">In the event there is a RAM failure, eleven tones will play. Refere to the “RAM Failure Tones” section to identify which RAM failed. </w:t>
+      </w:r>
+      <w:r>
+        <w:rPr/>
+        <w:t>Also refer to sections following it to see to which RAM IC it corresponds to.</w:t>
+      </w:r>
+    </w:p>
+    <w:p>
+      <w:pPr>
         <w:pStyle w:val="Heading3"/>
         <w:numPr>
           <w:ilvl w:val="2"/>
@@ -1467,9 +1552,750 @@
       <w:bookmarkEnd w:id="8"/>
       <w:r>
         <w:rPr/>
-        <w:t>RAM Bank Test</w:t>
-      </w:r>
-    </w:p>
+        <w:t>RAM Bank Tes</w:t>
+      </w:r>
+      <w:r>
+        <w:rPr/>
+        <w:t>t</w:t>
+      </w:r>
+    </w:p>
+    <w:p>
+      <w:pPr>
+        <w:pStyle w:val="BodyText"/>
+        <w:bidi w:val="0"/>
+        <w:ind w:hanging="0" w:start="0"/>
+        <w:jc w:val="start"/>
+        <w:rPr/>
+      </w:pPr>
+      <w:r>
+        <w:rPr/>
+        <w:t xml:space="preserve">The RAM bank test has to be handled differently. It is possible for all of the RAM tests to pass but still have a failure in addressing. One scenario is only the RAM0 bank is able to be selected. It could still report pass as only one bank is tested at a time. The solution for this is to write a different value to each bank and read it back. If the values are overwritten then there is an addressing/bank issue. The bank test will only process results if all RAM tests are reported as “good”. If there is a RAM failure before, it will print a result of “N.A.” as it would be impossible for it to pass this way. In the event that a bank failure is reported, </w:t>
+      </w:r>
+      <w:r>
+        <w:rPr/>
+        <w:t>the 11</w:t>
+      </w:r>
+      <w:r>
+        <w:rPr>
+          <w:vertAlign w:val="superscript"/>
+        </w:rPr>
+        <w:t>th</w:t>
+      </w:r>
+      <w:r>
+        <w:rPr/>
+        <w:t xml:space="preserve"> tone will be a crash and it will report the failure on the screen.</w:t>
+      </w:r>
+    </w:p>
+    <w:p>
+      <w:pPr>
+        <w:pStyle w:val="Heading3"/>
+        <w:numPr>
+          <w:ilvl w:val="2"/>
+          <w:numId w:val="2"/>
+        </w:numPr>
+        <w:rPr/>
+      </w:pPr>
+      <w:bookmarkStart w:id="9" w:name="__RefHeading___Toc3936_33709793"/>
+      <w:bookmarkEnd w:id="9"/>
+      <w:r>
+        <w:rPr/>
+        <w:t>Brief Explaination of RAM Functionality</w:t>
+      </w:r>
+    </w:p>
+    <w:p>
+      <w:pPr>
+        <w:pStyle w:val="BodyText"/>
+        <w:numPr>
+          <w:ilvl w:val="0"/>
+          <w:numId w:val="0"/>
+        </w:numPr>
+        <w:bidi w:val="0"/>
+        <w:ind w:hanging="0" w:start="0"/>
+        <w:jc w:val="start"/>
+        <w:rPr/>
+      </w:pPr>
+      <w:r>
+        <w:rPr/>
+        <w:t>On TKG4 hardware, the 74LS138 at 2D is what selects the work RAM banks. It also must be selected by the 74LS138 at 4D in order to properly select the bank. In order to also select the RAM, a read or write has to occur, that signal is generated by the CPU which feeds it to through a 74LS367 buffer. The write signal that is consumed by the work RAM is also acquired this way.</w:t>
+      </w:r>
+    </w:p>
+    <w:p>
+      <w:pPr>
+        <w:pStyle w:val="BodyText"/>
+        <w:numPr>
+          <w:ilvl w:val="0"/>
+          <w:numId w:val="0"/>
+        </w:numPr>
+        <w:bidi w:val="0"/>
+        <w:ind w:hanging="0" w:start="0"/>
+        <w:jc w:val="start"/>
+        <w:rPr/>
+      </w:pPr>
+      <w:r>
+        <w:rPr/>
+        <w:t xml:space="preserve">Sprite </w:t>
+      </w:r>
+      <w:r>
+        <w:rPr/>
+        <w:t xml:space="preserve">and video </w:t>
+      </w:r>
+      <w:r>
+        <w:rPr/>
+        <w:t xml:space="preserve">RAM is a bit different. In the schematics </w:t>
+      </w:r>
+      <w:r>
+        <w:rPr/>
+        <w:t>sprite RAM</w:t>
+      </w:r>
+      <w:r>
+        <w:rPr/>
+        <w:t xml:space="preserve"> is labeled “Obj RAM” or “Object RAM”. </w:t>
+      </w:r>
+      <w:r>
+        <w:rPr/>
+        <w:t xml:space="preserve">Video RAM is just labeled as VRAM. The write signals for both of these RAMs are generated by the 74LS138 at 2C. The read signals for these RAMs are generated by the 74LS138 at 2B. Part of the selection is done by the 74LS138 at 4D. The 74LS139 at 2A and 74LS32 at 1A </w:t>
+      </w:r>
+      <w:r>
+        <w:rPr/>
+        <w:t>is involved with the DMA side of the sprite RAM, making the “ObjRq” or “Object Request” signal. TKG hardware is capable of transfering data</w:t>
+      </w:r>
+      <w:r>
+        <w:rPr/>
+        <w:t xml:space="preserve">. </w:t>
+      </w:r>
+      <w:r>
+        <w:rPr/>
+        <w:t>This ObjRq is in part responsible for that.</w:t>
+      </w:r>
+      <w:r>
+        <w:rPr/>
+        <w:t xml:space="preserve"> </w:t>
+      </w:r>
+      <w:r>
+        <w:rPr/>
+        <w:t xml:space="preserve">These are for the most part all of </w:t>
+      </w:r>
+      <w:r>
+        <w:rPr/>
+        <w:t>what is involved with the sprite and video RAM on the CPU side.</w:t>
+      </w:r>
+    </w:p>
+    <w:p>
+      <w:pPr>
+        <w:pStyle w:val="BodyText"/>
+        <w:numPr>
+          <w:ilvl w:val="0"/>
+          <w:numId w:val="0"/>
+        </w:numPr>
+        <w:bidi w:val="0"/>
+        <w:ind w:hanging="0" w:start="0"/>
+        <w:jc w:val="start"/>
+        <w:rPr/>
+      </w:pPr>
+      <w:r>
+        <w:rPr/>
+        <w:t xml:space="preserve">The video PCB side is adds an extra layer of complexity as the sprite and video RAM data has to be utilized by the rest of the video board. It does this by switching between video counter signals and CPU address lines depending on the situation. Whenever the CPU needs to access sprite or video RAM, the appropriate 74LS157s switch the address lines from the video counters to the address lines. After that switch the appropriate 74LS245 buffer turns on and gives access to the </w:t>
+      </w:r>
+      <w:r>
+        <w:rPr/>
+        <w:t>sprite or video</w:t>
+      </w:r>
+      <w:r>
+        <w:rPr/>
+        <w:t xml:space="preserve"> RAM data lines.</w:t>
+      </w:r>
+    </w:p>
+    <w:p>
+      <w:pPr>
+        <w:pStyle w:val="BodyText"/>
+        <w:numPr>
+          <w:ilvl w:val="0"/>
+          <w:numId w:val="0"/>
+        </w:numPr>
+        <w:bidi w:val="0"/>
+        <w:ind w:hanging="0" w:start="0"/>
+        <w:jc w:val="start"/>
+        <w:rPr/>
+      </w:pPr>
+      <w:r>
+        <w:rPr/>
+        <w:t>Unforutnately the test ROM can only validate that the CPU has access to the sprite and video RAM. It cannot directly test how the video board interprets that data. However, the background and sprite test can be used to troubleshoot the video PCB functionality.</w:t>
+      </w:r>
+    </w:p>
+    <w:p>
+      <w:pPr>
+        <w:pStyle w:val="Heading3"/>
+        <w:numPr>
+          <w:ilvl w:val="2"/>
+          <w:numId w:val="2"/>
+        </w:numPr>
+        <w:ind w:hanging="0" w:start="0"/>
+        <w:rPr/>
+      </w:pPr>
+      <w:bookmarkStart w:id="10" w:name="__RefHeading___Toc3938_33709793"/>
+      <w:bookmarkEnd w:id="10"/>
+      <w:r>
+        <w:rPr/>
+        <w:t>RAM Failure Tones</w:t>
+      </w:r>
+    </w:p>
+    <w:p>
+      <w:pPr>
+        <w:pStyle w:val="BodyText"/>
+        <w:numPr>
+          <w:ilvl w:val="0"/>
+          <w:numId w:val="0"/>
+        </w:numPr>
+        <w:bidi w:val="0"/>
+        <w:ind w:hanging="0" w:start="0"/>
+        <w:jc w:val="start"/>
+        <w:rPr/>
+      </w:pPr>
+      <w:r>
+        <w:rPr/>
+        <w:t xml:space="preserve">In the event there is a RAM error, it will play eleven tones: </w:t>
+      </w:r>
+      <w:r>
+        <w:rPr/>
+        <w:t>jump sound indicates a pass, crash indicates a failure. This is reliant on the discretely generated sounds jump and crash being functional. If they are not working it may not sound correct.</w:t>
+      </w:r>
+    </w:p>
+    <w:tbl>
+      <w:tblPr>
+        <w:tblW w:w="3960" w:type="dxa"/>
+        <w:jc w:val="start"/>
+        <w:tblInd w:w="-22" w:type="dxa"/>
+        <w:tblLayout w:type="fixed"/>
+        <w:tblCellMar>
+          <w:top w:w="29" w:type="dxa"/>
+          <w:start w:w="29" w:type="dxa"/>
+          <w:bottom w:w="29" w:type="dxa"/>
+          <w:end w:w="29" w:type="dxa"/>
+        </w:tblCellMar>
+      </w:tblPr>
+      <w:tblGrid>
+        <w:gridCol w:w="1530"/>
+        <w:gridCol w:w="2430"/>
+      </w:tblGrid>
+      <w:tr>
+        <w:trPr/>
+        <w:tc>
+          <w:tcPr>
+            <w:tcW w:w="1530" w:type="dxa"/>
+            <w:tcBorders>
+              <w:top w:val="single" w:sz="18" w:space="0" w:color="000000"/>
+              <w:start w:val="single" w:sz="18" w:space="0" w:color="000000"/>
+              <w:bottom w:val="single" w:sz="2" w:space="0" w:color="000000"/>
+            </w:tcBorders>
+          </w:tcPr>
+          <w:p>
+            <w:pPr>
+              <w:pStyle w:val="TableContents"/>
+              <w:rPr>
+                <w:b/>
+                <w:bCs/>
+              </w:rPr>
+            </w:pPr>
+            <w:r>
+              <w:rPr>
+                <w:b/>
+                <w:bCs/>
+              </w:rPr>
+              <w:t>Tone #</w:t>
+            </w:r>
+          </w:p>
+        </w:tc>
+        <w:tc>
+          <w:tcPr>
+            <w:tcW w:w="2430" w:type="dxa"/>
+            <w:tcBorders>
+              <w:top w:val="single" w:sz="18" w:space="0" w:color="000000"/>
+              <w:start w:val="single" w:sz="6" w:space="0" w:color="000000"/>
+              <w:bottom w:val="single" w:sz="2" w:space="0" w:color="000000"/>
+              <w:end w:val="single" w:sz="18" w:space="0" w:color="000000"/>
+            </w:tcBorders>
+          </w:tcPr>
+          <w:p>
+            <w:pPr>
+              <w:pStyle w:val="TableContents"/>
+              <w:rPr>
+                <w:b/>
+                <w:bCs/>
+              </w:rPr>
+            </w:pPr>
+            <w:r>
+              <w:rPr>
+                <w:b/>
+                <w:bCs/>
+              </w:rPr>
+              <w:t>RAM Test</w:t>
+            </w:r>
+          </w:p>
+        </w:tc>
+      </w:tr>
+      <w:tr>
+        <w:trPr/>
+        <w:tc>
+          <w:tcPr>
+            <w:tcW w:w="1530" w:type="dxa"/>
+            <w:tcBorders>
+              <w:start w:val="single" w:sz="18" w:space="0" w:color="000000"/>
+              <w:bottom w:val="single" w:sz="2" w:space="0" w:color="000000"/>
+            </w:tcBorders>
+          </w:tcPr>
+          <w:p>
+            <w:pPr>
+              <w:pStyle w:val="TableContents"/>
+              <w:rPr/>
+            </w:pPr>
+            <w:r>
+              <w:rPr/>
+              <w:t>1</w:t>
+            </w:r>
+          </w:p>
+        </w:tc>
+        <w:tc>
+          <w:tcPr>
+            <w:tcW w:w="2430" w:type="dxa"/>
+            <w:tcBorders>
+              <w:start w:val="single" w:sz="6" w:space="0" w:color="000000"/>
+              <w:bottom w:val="single" w:sz="2" w:space="0" w:color="000000"/>
+              <w:end w:val="single" w:sz="18" w:space="0" w:color="000000"/>
+            </w:tcBorders>
+          </w:tcPr>
+          <w:p>
+            <w:pPr>
+              <w:pStyle w:val="TableContents"/>
+              <w:rPr/>
+            </w:pPr>
+            <w:r>
+              <w:rPr/>
+              <w:t>RAM0 Low</w:t>
+            </w:r>
+          </w:p>
+        </w:tc>
+      </w:tr>
+      <w:tr>
+        <w:trPr/>
+        <w:tc>
+          <w:tcPr>
+            <w:tcW w:w="1530" w:type="dxa"/>
+            <w:tcBorders>
+              <w:start w:val="single" w:sz="18" w:space="0" w:color="000000"/>
+              <w:bottom w:val="single" w:sz="2" w:space="0" w:color="000000"/>
+            </w:tcBorders>
+          </w:tcPr>
+          <w:p>
+            <w:pPr>
+              <w:pStyle w:val="TableContents"/>
+              <w:rPr/>
+            </w:pPr>
+            <w:r>
+              <w:rPr/>
+              <w:t>2</w:t>
+            </w:r>
+          </w:p>
+        </w:tc>
+        <w:tc>
+          <w:tcPr>
+            <w:tcW w:w="2430" w:type="dxa"/>
+            <w:tcBorders>
+              <w:start w:val="single" w:sz="6" w:space="0" w:color="000000"/>
+              <w:bottom w:val="single" w:sz="2" w:space="0" w:color="000000"/>
+              <w:end w:val="single" w:sz="18" w:space="0" w:color="000000"/>
+            </w:tcBorders>
+          </w:tcPr>
+          <w:p>
+            <w:pPr>
+              <w:pStyle w:val="TableContents"/>
+              <w:rPr/>
+            </w:pPr>
+            <w:r>
+              <w:rPr/>
+              <w:t>RAM0 High</w:t>
+            </w:r>
+          </w:p>
+        </w:tc>
+      </w:tr>
+      <w:tr>
+        <w:trPr/>
+        <w:tc>
+          <w:tcPr>
+            <w:tcW w:w="1530" w:type="dxa"/>
+            <w:tcBorders>
+              <w:start w:val="single" w:sz="18" w:space="0" w:color="000000"/>
+              <w:bottom w:val="single" w:sz="2" w:space="0" w:color="000000"/>
+            </w:tcBorders>
+          </w:tcPr>
+          <w:p>
+            <w:pPr>
+              <w:pStyle w:val="TableContents"/>
+              <w:rPr/>
+            </w:pPr>
+            <w:r>
+              <w:rPr/>
+              <w:t>3</w:t>
+            </w:r>
+          </w:p>
+        </w:tc>
+        <w:tc>
+          <w:tcPr>
+            <w:tcW w:w="2430" w:type="dxa"/>
+            <w:tcBorders>
+              <w:start w:val="single" w:sz="6" w:space="0" w:color="000000"/>
+              <w:bottom w:val="single" w:sz="2" w:space="0" w:color="000000"/>
+              <w:end w:val="single" w:sz="18" w:space="0" w:color="000000"/>
+            </w:tcBorders>
+          </w:tcPr>
+          <w:p>
+            <w:pPr>
+              <w:pStyle w:val="TableContents"/>
+              <w:rPr/>
+            </w:pPr>
+            <w:r>
+              <w:rPr/>
+              <w:t>RAM1 Low</w:t>
+            </w:r>
+          </w:p>
+        </w:tc>
+      </w:tr>
+      <w:tr>
+        <w:trPr/>
+        <w:tc>
+          <w:tcPr>
+            <w:tcW w:w="1530" w:type="dxa"/>
+            <w:tcBorders>
+              <w:start w:val="single" w:sz="18" w:space="0" w:color="000000"/>
+              <w:bottom w:val="single" w:sz="2" w:space="0" w:color="000000"/>
+            </w:tcBorders>
+          </w:tcPr>
+          <w:p>
+            <w:pPr>
+              <w:pStyle w:val="TableContents"/>
+              <w:rPr/>
+            </w:pPr>
+            <w:r>
+              <w:rPr/>
+              <w:t>4</w:t>
+            </w:r>
+          </w:p>
+        </w:tc>
+        <w:tc>
+          <w:tcPr>
+            <w:tcW w:w="2430" w:type="dxa"/>
+            <w:tcBorders>
+              <w:start w:val="single" w:sz="6" w:space="0" w:color="000000"/>
+              <w:bottom w:val="single" w:sz="2" w:space="0" w:color="000000"/>
+              <w:end w:val="single" w:sz="18" w:space="0" w:color="000000"/>
+            </w:tcBorders>
+          </w:tcPr>
+          <w:p>
+            <w:pPr>
+              <w:pStyle w:val="TableContents"/>
+              <w:rPr/>
+            </w:pPr>
+            <w:r>
+              <w:rPr/>
+              <w:t>RAM1 High</w:t>
+            </w:r>
+          </w:p>
+        </w:tc>
+      </w:tr>
+      <w:tr>
+        <w:trPr/>
+        <w:tc>
+          <w:tcPr>
+            <w:tcW w:w="1530" w:type="dxa"/>
+            <w:tcBorders>
+              <w:start w:val="single" w:sz="18" w:space="0" w:color="000000"/>
+              <w:bottom w:val="single" w:sz="2" w:space="0" w:color="000000"/>
+            </w:tcBorders>
+          </w:tcPr>
+          <w:p>
+            <w:pPr>
+              <w:pStyle w:val="TableContents"/>
+              <w:rPr/>
+            </w:pPr>
+            <w:r>
+              <w:rPr/>
+              <w:t>5</w:t>
+            </w:r>
+          </w:p>
+        </w:tc>
+        <w:tc>
+          <w:tcPr>
+            <w:tcW w:w="2430" w:type="dxa"/>
+            <w:tcBorders>
+              <w:start w:val="single" w:sz="6" w:space="0" w:color="000000"/>
+              <w:bottom w:val="single" w:sz="2" w:space="0" w:color="000000"/>
+              <w:end w:val="single" w:sz="18" w:space="0" w:color="000000"/>
+            </w:tcBorders>
+          </w:tcPr>
+          <w:p>
+            <w:pPr>
+              <w:pStyle w:val="TableContents"/>
+              <w:rPr/>
+            </w:pPr>
+            <w:r>
+              <w:rPr/>
+              <w:t>RAM2 Low</w:t>
+            </w:r>
+          </w:p>
+        </w:tc>
+      </w:tr>
+      <w:tr>
+        <w:trPr/>
+        <w:tc>
+          <w:tcPr>
+            <w:tcW w:w="1530" w:type="dxa"/>
+            <w:tcBorders>
+              <w:start w:val="single" w:sz="18" w:space="0" w:color="000000"/>
+              <w:bottom w:val="single" w:sz="2" w:space="0" w:color="000000"/>
+            </w:tcBorders>
+          </w:tcPr>
+          <w:p>
+            <w:pPr>
+              <w:pStyle w:val="TableContents"/>
+              <w:rPr/>
+            </w:pPr>
+            <w:r>
+              <w:rPr/>
+              <w:t>6</w:t>
+            </w:r>
+          </w:p>
+        </w:tc>
+        <w:tc>
+          <w:tcPr>
+            <w:tcW w:w="2430" w:type="dxa"/>
+            <w:tcBorders>
+              <w:start w:val="single" w:sz="6" w:space="0" w:color="000000"/>
+              <w:bottom w:val="single" w:sz="2" w:space="0" w:color="000000"/>
+              <w:end w:val="single" w:sz="18" w:space="0" w:color="000000"/>
+            </w:tcBorders>
+          </w:tcPr>
+          <w:p>
+            <w:pPr>
+              <w:pStyle w:val="TableContents"/>
+              <w:rPr/>
+            </w:pPr>
+            <w:r>
+              <w:rPr/>
+              <w:t>RAM2 High</w:t>
+            </w:r>
+          </w:p>
+        </w:tc>
+      </w:tr>
+      <w:tr>
+        <w:trPr/>
+        <w:tc>
+          <w:tcPr>
+            <w:tcW w:w="1530" w:type="dxa"/>
+            <w:tcBorders>
+              <w:start w:val="single" w:sz="18" w:space="0" w:color="000000"/>
+              <w:bottom w:val="single" w:sz="2" w:space="0" w:color="000000"/>
+            </w:tcBorders>
+          </w:tcPr>
+          <w:p>
+            <w:pPr>
+              <w:pStyle w:val="TableContents"/>
+              <w:rPr/>
+            </w:pPr>
+            <w:r>
+              <w:rPr/>
+              <w:t>7</w:t>
+            </w:r>
+          </w:p>
+        </w:tc>
+        <w:tc>
+          <w:tcPr>
+            <w:tcW w:w="2430" w:type="dxa"/>
+            <w:tcBorders>
+              <w:start w:val="single" w:sz="6" w:space="0" w:color="000000"/>
+              <w:bottom w:val="single" w:sz="2" w:space="0" w:color="000000"/>
+              <w:end w:val="single" w:sz="18" w:space="0" w:color="000000"/>
+            </w:tcBorders>
+          </w:tcPr>
+          <w:p>
+            <w:pPr>
+              <w:pStyle w:val="TableContents"/>
+              <w:rPr/>
+            </w:pPr>
+            <w:r>
+              <w:rPr/>
+              <w:t>RAM3 (Sprite) Low</w:t>
+            </w:r>
+          </w:p>
+        </w:tc>
+      </w:tr>
+      <w:tr>
+        <w:trPr/>
+        <w:tc>
+          <w:tcPr>
+            <w:tcW w:w="1530" w:type="dxa"/>
+            <w:tcBorders>
+              <w:start w:val="single" w:sz="18" w:space="0" w:color="000000"/>
+              <w:bottom w:val="single" w:sz="2" w:space="0" w:color="000000"/>
+            </w:tcBorders>
+          </w:tcPr>
+          <w:p>
+            <w:pPr>
+              <w:pStyle w:val="TableContents"/>
+              <w:rPr/>
+            </w:pPr>
+            <w:r>
+              <w:rPr/>
+              <w:t>8</w:t>
+            </w:r>
+          </w:p>
+        </w:tc>
+        <w:tc>
+          <w:tcPr>
+            <w:tcW w:w="2430" w:type="dxa"/>
+            <w:tcBorders>
+              <w:start w:val="single" w:sz="6" w:space="0" w:color="000000"/>
+              <w:bottom w:val="single" w:sz="2" w:space="0" w:color="000000"/>
+              <w:end w:val="single" w:sz="18" w:space="0" w:color="000000"/>
+            </w:tcBorders>
+          </w:tcPr>
+          <w:p>
+            <w:pPr>
+              <w:pStyle w:val="TableContents"/>
+              <w:rPr/>
+            </w:pPr>
+            <w:r>
+              <w:rPr/>
+              <w:t>RAM3 (Sprite) High</w:t>
+            </w:r>
+          </w:p>
+        </w:tc>
+      </w:tr>
+      <w:tr>
+        <w:trPr/>
+        <w:tc>
+          <w:tcPr>
+            <w:tcW w:w="1530" w:type="dxa"/>
+            <w:tcBorders>
+              <w:start w:val="single" w:sz="18" w:space="0" w:color="000000"/>
+              <w:bottom w:val="single" w:sz="2" w:space="0" w:color="000000"/>
+            </w:tcBorders>
+          </w:tcPr>
+          <w:p>
+            <w:pPr>
+              <w:pStyle w:val="TableContents"/>
+              <w:rPr/>
+            </w:pPr>
+            <w:r>
+              <w:rPr/>
+              <w:t>9</w:t>
+            </w:r>
+          </w:p>
+        </w:tc>
+        <w:tc>
+          <w:tcPr>
+            <w:tcW w:w="2430" w:type="dxa"/>
+            <w:tcBorders>
+              <w:start w:val="single" w:sz="6" w:space="0" w:color="000000"/>
+              <w:bottom w:val="single" w:sz="2" w:space="0" w:color="000000"/>
+              <w:end w:val="single" w:sz="18" w:space="0" w:color="000000"/>
+            </w:tcBorders>
+          </w:tcPr>
+          <w:p>
+            <w:pPr>
+              <w:pStyle w:val="TableContents"/>
+              <w:rPr/>
+            </w:pPr>
+            <w:r>
+              <w:rPr/>
+              <w:t>RAM4 (Video) Low</w:t>
+            </w:r>
+          </w:p>
+        </w:tc>
+      </w:tr>
+      <w:tr>
+        <w:trPr/>
+        <w:tc>
+          <w:tcPr>
+            <w:tcW w:w="1530" w:type="dxa"/>
+            <w:tcBorders>
+              <w:start w:val="single" w:sz="18" w:space="0" w:color="000000"/>
+              <w:bottom w:val="single" w:sz="2" w:space="0" w:color="000000"/>
+            </w:tcBorders>
+          </w:tcPr>
+          <w:p>
+            <w:pPr>
+              <w:pStyle w:val="TableContents"/>
+              <w:rPr/>
+            </w:pPr>
+            <w:r>
+              <w:rPr/>
+              <w:t>10</w:t>
+            </w:r>
+          </w:p>
+        </w:tc>
+        <w:tc>
+          <w:tcPr>
+            <w:tcW w:w="2430" w:type="dxa"/>
+            <w:tcBorders>
+              <w:start w:val="single" w:sz="6" w:space="0" w:color="000000"/>
+              <w:bottom w:val="single" w:sz="2" w:space="0" w:color="000000"/>
+              <w:end w:val="single" w:sz="18" w:space="0" w:color="000000"/>
+            </w:tcBorders>
+          </w:tcPr>
+          <w:p>
+            <w:pPr>
+              <w:pStyle w:val="TableContents"/>
+              <w:rPr/>
+            </w:pPr>
+            <w:r>
+              <w:rPr/>
+              <w:t>RAM4 (Video) High</w:t>
+            </w:r>
+          </w:p>
+        </w:tc>
+      </w:tr>
+      <w:tr>
+        <w:trPr/>
+        <w:tc>
+          <w:tcPr>
+            <w:tcW w:w="1530" w:type="dxa"/>
+            <w:tcBorders>
+              <w:start w:val="single" w:sz="18" w:space="0" w:color="000000"/>
+              <w:bottom w:val="single" w:sz="18" w:space="0" w:color="000000"/>
+            </w:tcBorders>
+          </w:tcPr>
+          <w:p>
+            <w:pPr>
+              <w:pStyle w:val="TableContents"/>
+              <w:rPr/>
+            </w:pPr>
+            <w:r>
+              <w:rPr/>
+              <w:t>11</w:t>
+            </w:r>
+          </w:p>
+        </w:tc>
+        <w:tc>
+          <w:tcPr>
+            <w:tcW w:w="2430" w:type="dxa"/>
+            <w:tcBorders>
+              <w:start w:val="single" w:sz="6" w:space="0" w:color="000000"/>
+              <w:bottom w:val="single" w:sz="18" w:space="0" w:color="000000"/>
+              <w:end w:val="single" w:sz="18" w:space="0" w:color="000000"/>
+            </w:tcBorders>
+          </w:tcPr>
+          <w:p>
+            <w:pPr>
+              <w:pStyle w:val="TableContents"/>
+              <w:rPr/>
+            </w:pPr>
+            <w:r>
+              <w:rPr/>
+              <w:t>RAM Bank Test</w:t>
+            </w:r>
+          </w:p>
+        </w:tc>
+      </w:tr>
+    </w:tbl>
     <w:p>
       <w:pPr>
         <w:pStyle w:val="Heading3"/>
@@ -1482,8 +2308,8 @@
         <w:jc w:val="start"/>
         <w:rPr/>
       </w:pPr>
-      <w:bookmarkStart w:id="9" w:name="__RefHeading___Toc812_1351480008"/>
-      <w:bookmarkEnd w:id="9"/>
+      <w:bookmarkStart w:id="11" w:name="__RefHeading___Toc812_1351480008"/>
+      <w:bookmarkEnd w:id="11"/>
       <w:r>
         <w:rPr/>
         <w:t>TRS2 and TKG2 RAM Locations</w:t>
@@ -2561,8 +3387,8 @@
         <w:jc w:val="start"/>
         <w:rPr/>
       </w:pPr>
-      <w:bookmarkStart w:id="10" w:name="__RefHeading___Toc814_1351480008"/>
-      <w:bookmarkEnd w:id="10"/>
+      <w:bookmarkStart w:id="12" w:name="__RefHeading___Toc814_1351480008"/>
+      <w:bookmarkEnd w:id="12"/>
       <w:r>
         <w:rPr/>
         <w:t>TKG3 RAM Locations</w:t>
@@ -3645,8 +4471,8 @@
         <w:jc w:val="start"/>
         <w:rPr/>
       </w:pPr>
-      <w:bookmarkStart w:id="11" w:name="__RefHeading___Toc816_1351480008"/>
-      <w:bookmarkEnd w:id="11"/>
+      <w:bookmarkStart w:id="13" w:name="__RefHeading___Toc816_1351480008"/>
+      <w:bookmarkEnd w:id="13"/>
       <w:r>
         <w:rPr/>
         <w:t>TKG4 RAM Locations</w:t>
@@ -4703,29 +5529,18 @@
     </w:tbl>
     <w:p>
       <w:pPr>
-        <w:pStyle w:val="BodyText"/>
-        <w:bidi w:val="0"/>
-        <w:jc w:val="start"/>
-        <w:rPr/>
-      </w:pPr>
-      <w:r>
-        <w:rPr/>
-      </w:r>
-    </w:p>
-    <w:p>
-      <w:pPr>
         <w:pStyle w:val="Heading2"/>
         <w:numPr>
-          <w:ilvl w:val="1"/>
-          <w:numId w:val="2"/>
+          <w:ilvl w:val="0"/>
+          <w:numId w:val="0"/>
         </w:numPr>
         <w:bidi w:val="0"/>
         <w:ind w:hanging="0" w:start="0"/>
         <w:jc w:val="start"/>
         <w:rPr/>
       </w:pPr>
-      <w:bookmarkStart w:id="12" w:name="__RefHeading___Toc219_1351480008"/>
-      <w:bookmarkEnd w:id="12"/>
+      <w:bookmarkStart w:id="14" w:name="__RefHeading___Toc219_1351480008"/>
+      <w:bookmarkEnd w:id="14"/>
       <w:r>
         <w:rPr/>
         <w:t>ROM Checksums</w:t>
@@ -4755,8 +5570,8 @@
         <w:jc w:val="start"/>
         <w:rPr/>
       </w:pPr>
-      <w:bookmarkStart w:id="13" w:name="__RefHeading___Toc820_1351480008"/>
-      <w:bookmarkEnd w:id="13"/>
+      <w:bookmarkStart w:id="15" w:name="__RefHeading___Toc820_1351480008"/>
+      <w:bookmarkEnd w:id="15"/>
       <w:r>
         <w:rPr/>
         <w:t>Test ROM Integrity Test</w:t>
@@ -4771,35 +5586,21 @@
       </w:pPr>
       <w:r>
         <w:rPr/>
-        <w:t>As part of the ROM test, ROM 0 will be validated. ROM 0 is the test ROM itself. Its own checksum is appended to the footer as part of a post-build script. It will compare the measured checksum with what is expected. If there is any corruption of the test ROM or if there is issues with accessing say the upper addresses, it will report a failure by printing “Integrity Fail”. In this case, the test ROM may not be trustworthy and could run into issues during execution.</w:t>
-      </w:r>
-    </w:p>
-    <w:p>
-      <w:pPr>
-        <w:pStyle w:val="Heading3"/>
-        <w:numPr>
-          <w:ilvl w:val="2"/>
-          <w:numId w:val="2"/>
-        </w:numPr>
-        <w:bidi w:val="0"/>
-        <w:ind w:hanging="0" w:start="0"/>
-        <w:jc w:val="start"/>
-        <w:rPr/>
-      </w:pPr>
-      <w:r>
-        <w:rPr/>
+        <w:t xml:space="preserve">As part of the ROM test, ROM 0 will be validated. ROM 0 is the test ROM itself. Its own checksum is appended to the footer as part of a post-build script. It will compare the measured checksum with what is expected. If there is any corruption of the test ROM or if there is issues with accessing say the upper addresses, it will report a failure by printing “Integrity Fail”. In this case, the test ROM may not be </w:t>
+      </w:r>
+      <w:r>
         <w:drawing>
           <wp:anchor distT="0" distB="0" distL="0" distR="0" simplePos="0" relativeHeight="2" behindDoc="0" locked="0" layoutInCell="0" allowOverlap="1">
             <wp:simplePos x="0" y="0"/>
             <wp:positionH relativeFrom="column">
-              <wp:align>center</wp:align>
+              <wp:posOffset>33020</wp:posOffset>
             </wp:positionH>
             <wp:positionV relativeFrom="paragraph">
-              <wp:posOffset>635</wp:posOffset>
+              <wp:posOffset>1075690</wp:posOffset>
             </wp:positionV>
-            <wp:extent cx="6332220" cy="1929130"/>
+            <wp:extent cx="5248275" cy="1598930"/>
             <wp:effectExtent l="0" t="0" r="0" b="0"/>
-            <wp:wrapSquare wrapText="largest"/>
+            <wp:wrapTopAndBottom/>
             <wp:docPr id="4" name="Image1"/>
             <wp:cNvGraphicFramePr>
               <a:graphicFrameLocks xmlns:a="http://schemas.openxmlformats.org/drawingml/2006/main" noChangeAspect="1"/>
@@ -4822,7 +5623,7 @@
                   <pic:spPr bwMode="auto">
                     <a:xfrm>
                       <a:off x="0" y="0"/>
-                      <a:ext cx="6332220" cy="1929130"/>
+                      <a:ext cx="5248275" cy="1598930"/>
                     </a:xfrm>
                     <a:prstGeom prst="rect">
                       <a:avLst/>
@@ -4835,6 +5636,26 @@
           </wp:anchor>
         </w:drawing>
       </w:r>
+      <w:r>
+        <w:rPr/>
+        <w:t>trustworthy and could run into issues during execution.</w:t>
+      </w:r>
+    </w:p>
+    <w:p>
+      <w:pPr>
+        <w:pStyle w:val="Heading3"/>
+        <w:numPr>
+          <w:ilvl w:val="2"/>
+          <w:numId w:val="2"/>
+        </w:numPr>
+        <w:bidi w:val="0"/>
+        <w:ind w:hanging="0" w:start="0"/>
+        <w:jc w:val="start"/>
+        <w:rPr/>
+      </w:pPr>
+      <w:r>
+        <w:rPr/>
+      </w:r>
     </w:p>
     <w:p>
       <w:pPr>
@@ -4846,8 +5667,22 @@
         <w:ind w:hanging="0" w:start="0"/>
         <w:rPr/>
       </w:pPr>
-      <w:bookmarkStart w:id="14" w:name="__RefHeading___Toc1548_1351480008"/>
-      <w:bookmarkEnd w:id="14"/>
+      <w:r>
+        <w:rPr/>
+      </w:r>
+    </w:p>
+    <w:p>
+      <w:pPr>
+        <w:pStyle w:val="Heading3"/>
+        <w:numPr>
+          <w:ilvl w:val="2"/>
+          <w:numId w:val="2"/>
+        </w:numPr>
+        <w:ind w:hanging="0" w:start="0"/>
+        <w:rPr/>
+      </w:pPr>
+      <w:bookmarkStart w:id="16" w:name="__RefHeading___Toc1548_1351480008"/>
+      <w:bookmarkEnd w:id="16"/>
       <w:r>
         <w:rPr/>
         <w:t>ROM Locations</w:t>
@@ -5554,8 +6389,8 @@
         <w:jc w:val="start"/>
         <w:rPr/>
       </w:pPr>
-      <w:bookmarkStart w:id="15" w:name="__RefHeading___Toc822_1351480008"/>
-      <w:bookmarkEnd w:id="15"/>
+      <w:bookmarkStart w:id="17" w:name="__RefHeading___Toc822_1351480008"/>
+      <w:bookmarkEnd w:id="17"/>
       <w:r>
         <w:rPr/>
         <w:t>ROM Checksum Table</w:t>
@@ -6409,8 +7244,8 @@
         <w:jc w:val="start"/>
         <w:rPr/>
       </w:pPr>
-      <w:bookmarkStart w:id="16" w:name="__RefHeading___Toc221_1351480008"/>
-      <w:bookmarkEnd w:id="16"/>
+      <w:bookmarkStart w:id="18" w:name="__RefHeading___Toc221_1351480008"/>
+      <w:bookmarkEnd w:id="18"/>
       <w:r>
         <w:rPr/>
         <w:t>DMA Test</w:t>
@@ -6467,8 +7302,8 @@
         <w:jc w:val="start"/>
         <w:rPr/>
       </w:pPr>
-      <w:bookmarkStart w:id="17" w:name="__RefHeading___Toc223_1351480008"/>
-      <w:bookmarkEnd w:id="17"/>
+      <w:bookmarkStart w:id="19" w:name="__RefHeading___Toc223_1351480008"/>
+      <w:bookmarkEnd w:id="19"/>
       <w:r>
         <w:rPr/>
         <w:t>NMI Test</w:t>
@@ -6524,8 +7359,8 @@
         <w:jc w:val="start"/>
         <w:rPr/>
       </w:pPr>
-      <w:bookmarkStart w:id="18" w:name="__RefHeading___Toc225_1351480008"/>
-      <w:bookmarkEnd w:id="18"/>
+      <w:bookmarkStart w:id="20" w:name="__RefHeading___Toc225_1351480008"/>
+      <w:bookmarkEnd w:id="20"/>
       <w:r>
         <w:rPr/>
         <w:t>Audio Tests</w:t>
@@ -6614,8 +7449,8 @@
         <w:jc w:val="start"/>
         <w:rPr/>
       </w:pPr>
-      <w:bookmarkStart w:id="19" w:name="__RefHeading___Toc824_1351480008"/>
-      <w:bookmarkEnd w:id="19"/>
+      <w:bookmarkStart w:id="21" w:name="__RefHeading___Toc824_1351480008"/>
+      <w:bookmarkEnd w:id="21"/>
       <w:r>
         <w:rPr/>
         <w:t>Transition to Runtime</w:t>
@@ -6655,8 +7490,8 @@
         <w:jc w:val="start"/>
         <w:rPr/>
       </w:pPr>
-      <w:bookmarkStart w:id="20" w:name="__RefHeading___Toc231_1351480008"/>
-      <w:bookmarkEnd w:id="20"/>
+      <w:bookmarkStart w:id="22" w:name="__RefHeading___Toc231_1351480008"/>
+      <w:bookmarkEnd w:id="22"/>
       <w:r>
         <w:rPr/>
         <w:t>Chapter 3: Runtime Tests</w:t>
@@ -6674,8 +7509,8 @@
         <w:jc w:val="start"/>
         <w:rPr/>
       </w:pPr>
-      <w:bookmarkStart w:id="21" w:name="__RefHeading___Toc826_1351480008"/>
-      <w:bookmarkEnd w:id="21"/>
+      <w:bookmarkStart w:id="23" w:name="__RefHeading___Toc826_1351480008"/>
+      <w:bookmarkEnd w:id="23"/>
       <w:r>
         <w:rPr/>
         <w:t>Controls Test</w:t>
@@ -6772,8 +7607,8 @@
         <w:jc w:val="start"/>
         <w:rPr/>
       </w:pPr>
-      <w:bookmarkStart w:id="22" w:name="__RefHeading___Toc828_1351480008"/>
-      <w:bookmarkEnd w:id="22"/>
+      <w:bookmarkStart w:id="24" w:name="__RefHeading___Toc828_1351480008"/>
+      <w:bookmarkEnd w:id="24"/>
       <w:r>
         <w:rPr/>
         <w:t>DIP Switch Test</w:t>
@@ -6912,8 +7747,8 @@
         <w:jc w:val="start"/>
         <w:rPr/>
       </w:pPr>
-      <w:bookmarkStart w:id="23" w:name="__RefHeading___Toc830_1351480008"/>
-      <w:bookmarkEnd w:id="23"/>
+      <w:bookmarkStart w:id="25" w:name="__RefHeading___Toc830_1351480008"/>
+      <w:bookmarkEnd w:id="25"/>
       <w:r>
         <w:rPr/>
         <w:t>Palette Test</w:t>
@@ -6944,8 +7779,8 @@
         <w:jc w:val="start"/>
         <w:rPr/>
       </w:pPr>
-      <w:bookmarkStart w:id="24" w:name="__RefHeading___Toc832_1351480008"/>
-      <w:bookmarkEnd w:id="24"/>
+      <w:bookmarkStart w:id="26" w:name="__RefHeading___Toc832_1351480008"/>
+      <w:bookmarkEnd w:id="26"/>
       <w:r>
         <w:rPr/>
         <w:t>Screen Invert</w:t>
@@ -7270,8 +8105,8 @@
         <w:jc w:val="start"/>
         <w:rPr/>
       </w:pPr>
-      <w:bookmarkStart w:id="25" w:name="__RefHeading___Toc834_1351480008"/>
-      <w:bookmarkEnd w:id="25"/>
+      <w:bookmarkStart w:id="27" w:name="__RefHeading___Toc834_1351480008"/>
+      <w:bookmarkEnd w:id="27"/>
       <w:r>
         <w:rPr/>
         <w:t>Monitor Test</w:t>
@@ -7289,8 +8124,8 @@
         <w:jc w:val="start"/>
         <w:rPr/>
       </w:pPr>
-      <w:bookmarkStart w:id="26" w:name="__RefHeading___Toc836_1351480008"/>
-      <w:bookmarkEnd w:id="26"/>
+      <w:bookmarkStart w:id="28" w:name="__RefHeading___Toc836_1351480008"/>
+      <w:bookmarkEnd w:id="28"/>
       <w:r>
         <w:rPr/>
         <w:t>Sound Test</w:t>
@@ -7308,8 +8143,8 @@
         <w:jc w:val="start"/>
         <w:rPr/>
       </w:pPr>
-      <w:bookmarkStart w:id="27" w:name="__RefHeading___Toc838_1351480008"/>
-      <w:bookmarkEnd w:id="27"/>
+      <w:bookmarkStart w:id="29" w:name="__RefHeading___Toc838_1351480008"/>
+      <w:bookmarkEnd w:id="29"/>
       <w:r>
         <w:rPr/>
         <w:t>Music Test</w:t>
@@ -7327,8 +8162,8 @@
         <w:jc w:val="start"/>
         <w:rPr/>
       </w:pPr>
-      <w:bookmarkStart w:id="28" w:name="__RefHeading___Toc840_1351480008"/>
-      <w:bookmarkEnd w:id="28"/>
+      <w:bookmarkStart w:id="30" w:name="__RefHeading___Toc840_1351480008"/>
+      <w:bookmarkEnd w:id="30"/>
       <w:r>
         <w:rPr/>
         <w:t>Background Test</w:t>
@@ -7346,8 +8181,8 @@
         <w:jc w:val="start"/>
         <w:rPr/>
       </w:pPr>
-      <w:bookmarkStart w:id="29" w:name="__RefHeading___Toc842_1351480008"/>
-      <w:bookmarkEnd w:id="29"/>
+      <w:bookmarkStart w:id="31" w:name="__RefHeading___Toc842_1351480008"/>
+      <w:bookmarkEnd w:id="31"/>
       <w:r>
         <w:rPr/>
         <w:t>Sprite Test</w:t>
@@ -7365,8 +8200,8 @@
         <w:jc w:val="start"/>
         <w:rPr/>
       </w:pPr>
-      <w:bookmarkStart w:id="30" w:name="__RefHeading___Toc844_1351480008"/>
-      <w:bookmarkEnd w:id="30"/>
+      <w:bookmarkStart w:id="32" w:name="__RefHeading___Toc844_1351480008"/>
+      <w:bookmarkEnd w:id="32"/>
       <w:r>
         <w:rPr/>
         <w:t>Reset</w:t>
@@ -7423,8 +8258,8 @@
         <w:jc w:val="start"/>
         <w:rPr/>
       </w:pPr>
-      <w:bookmarkStart w:id="31" w:name="__RefHeading___Toc233_1351480008"/>
-      <w:bookmarkEnd w:id="31"/>
+      <w:bookmarkStart w:id="33" w:name="__RefHeading___Toc233_1351480008"/>
+      <w:bookmarkEnd w:id="33"/>
       <w:r>
         <w:rPr/>
         <w:t>Chapter 4: Test Architectures</w:t>
@@ -7461,8 +8296,12 @@
         <w:ind w:hanging="0" w:start="0"/>
         <w:rPr/>
       </w:pPr>
-      <w:bookmarkStart w:id="32" w:name="__RefHeading___Toc915_2335499624"/>
-      <w:bookmarkEnd w:id="32"/>
+      <w:bookmarkStart w:id="34" w:name="__RefHeading___Toc915_2335499624"/>
+      <w:bookmarkEnd w:id="34"/>
+      <w:r>
+        <w:rPr/>
+        <w:t xml:space="preserve">Appendix A: </w:t>
+      </w:r>
       <w:r>
         <w:rPr/>
         <w:t>Abbreviations</w:t>
@@ -7676,10 +8515,281 @@
         <w:t xml:space="preserve"> Read Only Memory</w:t>
       </w:r>
     </w:p>
+    <w:p>
+      <w:pPr>
+        <w:pStyle w:val="BodyText"/>
+        <w:spacing w:before="0" w:after="140"/>
+        <w:rPr>
+          <w:b/>
+          <w:bCs/>
+        </w:rPr>
+      </w:pPr>
+      <w:r>
+        <w:rPr>
+          <w:b/>
+          <w:bCs/>
+        </w:rPr>
+      </w:r>
+      <w:r>
+        <w:br w:type="page"/>
+      </w:r>
+    </w:p>
+    <w:p>
+      <w:pPr>
+        <w:pStyle w:val="Heading1"/>
+        <w:numPr>
+          <w:ilvl w:val="0"/>
+          <w:numId w:val="2"/>
+        </w:numPr>
+        <w:spacing w:before="0" w:after="120"/>
+        <w:ind w:hanging="0" w:start="0"/>
+        <w:rPr/>
+      </w:pPr>
+      <w:bookmarkStart w:id="35" w:name="__RefHeading___Toc915_2335499624_Copy_1"/>
+      <w:bookmarkEnd w:id="35"/>
+      <w:r>
+        <w:rPr/>
+        <w:t>Appendix B: ICs mentioned</w:t>
+      </w:r>
+    </w:p>
+    <w:p>
+      <w:pPr>
+        <w:pStyle w:val="BodyText"/>
+        <w:spacing w:before="0" w:after="120"/>
+        <w:ind w:hanging="0" w:start="0"/>
+        <w:rPr>
+          <w:b/>
+          <w:bCs/>
+        </w:rPr>
+      </w:pPr>
+      <w:r>
+        <w:rPr>
+          <w:b/>
+          <w:bCs/>
+        </w:rPr>
+        <w:t xml:space="preserve">2114: </w:t>
+      </w:r>
+      <w:hyperlink r:id="rId12">
+        <w:r>
+          <w:rPr>
+            <w:rStyle w:val="Hyperlink"/>
+            <w:b w:val="false"/>
+            <w:bCs w:val="false"/>
+          </w:rPr>
+          <w:t>1k x 4 SRAM</w:t>
+        </w:r>
+      </w:hyperlink>
+    </w:p>
+    <w:p>
+      <w:pPr>
+        <w:pStyle w:val="BodyText"/>
+        <w:spacing w:before="0" w:after="120"/>
+        <w:ind w:hanging="0" w:start="0"/>
+        <w:rPr>
+          <w:b/>
+          <w:bCs/>
+        </w:rPr>
+      </w:pPr>
+      <w:r>
+        <w:rPr>
+          <w:b/>
+          <w:bCs/>
+        </w:rPr>
+        <w:t xml:space="preserve">2148: </w:t>
+      </w:r>
+      <w:hyperlink r:id="rId13">
+        <w:r>
+          <w:rPr>
+            <w:rStyle w:val="Hyperlink"/>
+            <w:b w:val="false"/>
+            <w:bCs w:val="false"/>
+          </w:rPr>
+          <w:t xml:space="preserve">1k x 4 </w:t>
+        </w:r>
+        <w:r>
+          <w:rPr>
+            <w:rStyle w:val="Hyperlink"/>
+            <w:b w:val="false"/>
+            <w:bCs w:val="false"/>
+          </w:rPr>
+          <w:t xml:space="preserve">High Speed </w:t>
+        </w:r>
+        <w:r>
+          <w:rPr>
+            <w:rStyle w:val="Hyperlink"/>
+            <w:b w:val="false"/>
+            <w:bCs w:val="false"/>
+          </w:rPr>
+          <w:t>SRAM</w:t>
+        </w:r>
+      </w:hyperlink>
+    </w:p>
+    <w:p>
+      <w:pPr>
+        <w:pStyle w:val="BodyText"/>
+        <w:spacing w:before="0" w:after="120"/>
+        <w:ind w:hanging="0" w:start="0"/>
+        <w:rPr>
+          <w:b/>
+          <w:bCs/>
+        </w:rPr>
+      </w:pPr>
+      <w:r>
+        <w:rPr>
+          <w:b/>
+          <w:bCs/>
+        </w:rPr>
+        <w:t xml:space="preserve">74LS08: </w:t>
+      </w:r>
+      <w:hyperlink r:id="rId14">
+        <w:r>
+          <w:rPr>
+            <w:rStyle w:val="Hyperlink"/>
+            <w:b w:val="false"/>
+            <w:bCs w:val="false"/>
+          </w:rPr>
+          <w:t>Quad 2-input AND gate</w:t>
+        </w:r>
+      </w:hyperlink>
+    </w:p>
+    <w:p>
+      <w:pPr>
+        <w:pStyle w:val="BodyText"/>
+        <w:spacing w:before="0" w:after="120"/>
+        <w:ind w:hanging="0" w:start="0"/>
+        <w:rPr>
+          <w:b/>
+          <w:bCs/>
+        </w:rPr>
+      </w:pPr>
+      <w:r>
+        <w:rPr>
+          <w:b/>
+          <w:bCs/>
+        </w:rPr>
+        <w:t xml:space="preserve">74LS32: </w:t>
+      </w:r>
+      <w:hyperlink r:id="rId15">
+        <w:r>
+          <w:rPr>
+            <w:rStyle w:val="Hyperlink"/>
+            <w:b w:val="false"/>
+            <w:bCs w:val="false"/>
+          </w:rPr>
+          <w:t>Quad 2-input OR gate</w:t>
+        </w:r>
+      </w:hyperlink>
+    </w:p>
+    <w:p>
+      <w:pPr>
+        <w:pStyle w:val="BodyText"/>
+        <w:spacing w:before="0" w:after="120"/>
+        <w:ind w:hanging="0" w:start="0"/>
+        <w:rPr>
+          <w:b/>
+          <w:bCs/>
+        </w:rPr>
+      </w:pPr>
+      <w:r>
+        <w:rPr>
+          <w:b/>
+          <w:bCs/>
+        </w:rPr>
+        <w:t xml:space="preserve">74LS138: </w:t>
+      </w:r>
+      <w:hyperlink r:id="rId16">
+        <w:r>
+          <w:rPr>
+            <w:rStyle w:val="Hyperlink"/>
+            <w:b w:val="false"/>
+            <w:bCs w:val="false"/>
+          </w:rPr>
+          <w:t>3-line to 8-line decoder/demultiplexer</w:t>
+        </w:r>
+      </w:hyperlink>
+    </w:p>
+    <w:p>
+      <w:pPr>
+        <w:pStyle w:val="BodyText"/>
+        <w:spacing w:before="0" w:after="120"/>
+        <w:ind w:hanging="0" w:start="0"/>
+        <w:rPr>
+          <w:b/>
+          <w:bCs/>
+        </w:rPr>
+      </w:pPr>
+      <w:r>
+        <w:rPr>
+          <w:b/>
+          <w:bCs/>
+        </w:rPr>
+        <w:t xml:space="preserve">74LS139: </w:t>
+      </w:r>
+      <w:hyperlink r:id="rId17">
+        <w:r>
+          <w:rPr>
+            <w:rStyle w:val="Hyperlink"/>
+            <w:b w:val="false"/>
+            <w:bCs w:val="false"/>
+          </w:rPr>
+          <w:t>Dual 2-line to 4-line decoder/demultiplexer</w:t>
+        </w:r>
+      </w:hyperlink>
+    </w:p>
+    <w:p>
+      <w:pPr>
+        <w:pStyle w:val="BodyText"/>
+        <w:spacing w:before="0" w:after="120"/>
+        <w:ind w:hanging="0" w:start="0"/>
+        <w:rPr>
+          <w:b/>
+          <w:bCs/>
+        </w:rPr>
+      </w:pPr>
+      <w:r>
+        <w:rPr>
+          <w:b/>
+          <w:bCs/>
+        </w:rPr>
+        <w:t xml:space="preserve">8257: </w:t>
+      </w:r>
+      <w:r>
+        <w:rPr>
+          <w:b w:val="false"/>
+          <w:bCs w:val="false"/>
+        </w:rPr>
+        <w:t>DMA Controller</w:t>
+      </w:r>
+    </w:p>
+    <w:p>
+      <w:pPr>
+        <w:pStyle w:val="BodyText"/>
+        <w:spacing w:before="0" w:after="120"/>
+        <w:ind w:hanging="0" w:start="0"/>
+        <w:rPr>
+          <w:b/>
+          <w:bCs/>
+        </w:rPr>
+      </w:pPr>
+      <w:r>
+        <w:rPr>
+          <w:b/>
+          <w:bCs/>
+        </w:rPr>
+        <w:t xml:space="preserve">Z80: </w:t>
+      </w:r>
+      <w:r>
+        <w:rPr>
+          <w:b w:val="false"/>
+          <w:bCs w:val="false"/>
+        </w:rPr>
+        <w:t>8-bit CPU</w:t>
+      </w:r>
+    </w:p>
     <w:sectPr>
-      <w:footerReference w:type="even" r:id="rId12"/>
-      <w:footerReference w:type="default" r:id="rId13"/>
-      <w:footerReference w:type="first" r:id="rId14"/>
+      <w:footerReference w:type="even" r:id="rId18"/>
+      <w:footerReference w:type="default" r:id="rId19"/>
+      <w:footerReference w:type="first" r:id="rId20"/>
       <w:type w:val="nextPage"/>
       <w:pgSz w:w="12240" w:h="15840"/>
       <w:pgMar w:left="1134" w:right="1134" w:gutter="0" w:header="0" w:top="1134" w:footer="756" w:bottom="1318"/>
@@ -7721,7 +8831,7 @@
       <w:tab/>
       <w:tab/>
     </w:r>
-    <w:bookmarkStart w:id="33" w:name="PageNumWizard_FOOTER_Default_Page_Style3"/>
+    <w:bookmarkStart w:id="36" w:name="PageNumWizard_FOOTER_Default_Page_Style3"/>
     <w:r>
       <w:rPr/>
       <w:fldChar w:fldCharType="begin"/>
@@ -7736,13 +8846,13 @@
     </w:r>
     <w:r>
       <w:rPr/>
-      <w:t>13</w:t>
+      <w:t>15</w:t>
     </w:r>
     <w:r>
       <w:rPr/>
       <w:fldChar w:fldCharType="end"/>
     </w:r>
-    <w:bookmarkEnd w:id="33"/>
+    <w:bookmarkEnd w:id="36"/>
   </w:p>
 </w:ftr>
 </file>
@@ -8421,6 +9531,13 @@
     <w:qFormat/>
     <w:rPr>
       <w:rFonts w:ascii="OpenSymbol" w:hAnsi="OpenSymbol" w:eastAsia="OpenSymbol" w:cs="OpenSymbol"/>
+    </w:rPr>
+  </w:style>
+  <w:style w:type="character" w:styleId="FollowedHyperlink">
+    <w:name w:val="FollowedHyperlink"/>
+    <w:rPr>
+      <w:color w:val="800000"/>
+      <w:u w:val="single"/>
     </w:rPr>
   </w:style>
   <w:style w:type="paragraph" w:styleId="Heading">
